--- a/downloads/itinerary-zh.docx
+++ b/downloads/itinerary-zh.docx
@@ -65,7 +65,7 @@
           <w:sz w:val="22"/>
           <w:szCs w:val="22"/>
         </w:rPr>
-        <w:t xml:space="preserve">2 位美国游客 · 不吃辣 · 少爬坡 · 9 月出行</w:t>
+        <w:t xml:space="preserve">2 位游客 · 不吃辣 · 少爬坡 · 9 月出行</w:t>
       </w:r>
     </w:p>
     <w:p>

--- a/downloads/itinerary-zh.docx
+++ b/downloads/itinerary-zh.docx
@@ -65,7 +65,7 @@
           <w:sz w:val="22"/>
           <w:szCs w:val="22"/>
         </w:rPr>
-        <w:t xml:space="preserve">2 位游客 · 不吃辣 · 少爬坡 · 9 月出行</w:t>
+        <w:t xml:space="preserve">一场属于两个人的难忘旅程 · 清淡饮食 · 轻松慢行 · 九月</w:t>
       </w:r>
     </w:p>
     <w:p>

--- a/downloads/itinerary-zh.docx
+++ b/downloads/itinerary-zh.docx
@@ -51,7 +51,7 @@
           <w:sz w:val="24"/>
           <w:szCs w:val="24"/>
         </w:rPr>
-        <w:t xml:space="preserve">固定总花费 9179 CNY / $1355.74</w:t>
+        <w:t xml:space="preserve">固定总花费 9177 CNY / $1355.43</w:t>
       </w:r>
     </w:p>
     <w:p>
@@ -1816,7 +1816,7 @@
           <w:sz w:val="21"/>
           <w:szCs w:val="21"/>
         </w:rPr>
-        <w:t xml:space="preserve">866 CNY / $127.91</w:t>
+        <w:t xml:space="preserve">864 CNY / $127.6</w:t>
       </w:r>
     </w:p>
     <w:p>
@@ -2013,7 +2013,7 @@
           <w:sz w:val="22"/>
           <w:szCs w:val="22"/>
         </w:rPr>
-        <w:t xml:space="preserve">13:30</w:t>
+        <w:t xml:space="preserve">15:00</w:t>
       </w:r>
       <w:r>
         <w:rPr>
@@ -2031,16 +2031,16 @@
           <w:sz w:val="22"/>
           <w:szCs w:val="22"/>
         </w:rPr>
-        <w:t xml:space="preserve">龙抄手（宽窄巷子分店）</w:t>
-      </w:r>
-      <w:r>
-        <w:rPr>
-          <w:rFonts w:ascii="Microsoft YaHei" w:cs="Microsoft YaHei" w:eastAsia="Microsoft YaHei" w:hAnsi="Microsoft YaHei"/>
-          <w:color w:val="6B8062"/>
-          <w:sz w:val="20"/>
-          <w:szCs w:val="20"/>
-        </w:rPr>
-        <w:t xml:space="preserve"> — 25 CNY / $3.69 (人均)</w:t>
+        <w:t xml:space="preserve">打车：人民公园 → 金沙遗址</w:t>
+      </w:r>
+      <w:r>
+        <w:rPr>
+          <w:rFonts w:ascii="Microsoft YaHei" w:cs="Microsoft YaHei" w:eastAsia="Microsoft YaHei" w:hAnsi="Microsoft YaHei"/>
+          <w:color w:val="6B8062"/>
+          <w:sz w:val="20"/>
+          <w:szCs w:val="20"/>
+        </w:rPr>
+        <w:t xml:space="preserve"> — 11 CNY / $1.62 (单程)</w:t>
       </w:r>
     </w:p>
     <w:p>
@@ -2055,7 +2055,7 @@
           <w:sz w:val="20"/>
           <w:szCs w:val="20"/>
         </w:rPr>
-        <w:t xml:space="preserve">13:30 步行 5 分钟至人民公园鹤鸣茶社，打卡宽窄巷子龙抄手分店，清汤抄手 25CNY/3.69USD/人，湖边可观赏本地广场舞、锅庄舞。</w:t>
+        <w:t xml:space="preserve">15:00 打车：人民公园 → 金沙遗址博物馆，11CNY/1.62USD。</w:t>
       </w:r>
     </w:p>
     <w:p>
@@ -2071,7 +2071,7 @@
           <w:sz w:val="22"/>
           <w:szCs w:val="22"/>
         </w:rPr>
-        <w:t xml:space="preserve">15:00</w:t>
+        <w:t xml:space="preserve">15:20–18:00</w:t>
       </w:r>
       <w:r>
         <w:rPr>
@@ -2089,16 +2089,16 @@
           <w:sz w:val="22"/>
           <w:szCs w:val="22"/>
         </w:rPr>
-        <w:t xml:space="preserve">打车：人民公园 → 金沙遗址</w:t>
-      </w:r>
-      <w:r>
-        <w:rPr>
-          <w:rFonts w:ascii="Microsoft YaHei" w:cs="Microsoft YaHei" w:eastAsia="Microsoft YaHei" w:hAnsi="Microsoft YaHei"/>
-          <w:color w:val="6B8062"/>
-          <w:sz w:val="20"/>
-          <w:szCs w:val="20"/>
-        </w:rPr>
-        <w:t xml:space="preserve"> — 11 CNY / $1.62 (单程)</w:t>
+        <w:t xml:space="preserve">金沙遗址博物馆</w:t>
+      </w:r>
+      <w:r>
+        <w:rPr>
+          <w:rFonts w:ascii="Microsoft YaHei" w:cs="Microsoft YaHei" w:eastAsia="Microsoft YaHei" w:hAnsi="Microsoft YaHei"/>
+          <w:color w:val="6B8062"/>
+          <w:sz w:val="20"/>
+          <w:szCs w:val="20"/>
+        </w:rPr>
+        <w:t xml:space="preserve"> — 70 CNY / $10.34 (门票/人 + 讲解 30)</w:t>
       </w:r>
     </w:p>
     <w:p>
@@ -2113,7 +2113,7 @@
           <w:sz w:val="20"/>
           <w:szCs w:val="20"/>
         </w:rPr>
-        <w:t xml:space="preserve">15:00 打车：人民公园 → 金沙遗址博物馆，11CNY/1.62USD。</w:t>
+        <w:t xml:space="preserve">15:20–18:00 金沙遗址博物馆，门票 70CNY/10.34USD/人；英文讲解器 30CNY/4.43USD/人。</w:t>
       </w:r>
     </w:p>
     <w:p>
@@ -2129,7 +2129,7 @@
           <w:sz w:val="22"/>
           <w:szCs w:val="22"/>
         </w:rPr>
-        <w:t xml:space="preserve">15:20–18:00</w:t>
+        <w:t xml:space="preserve">18:30</w:t>
       </w:r>
       <w:r>
         <w:rPr>
@@ -2147,16 +2147,16 @@
           <w:sz w:val="22"/>
           <w:szCs w:val="22"/>
         </w:rPr>
-        <w:t xml:space="preserve">金沙遗址博物馆</w:t>
-      </w:r>
-      <w:r>
-        <w:rPr>
-          <w:rFonts w:ascii="Microsoft YaHei" w:cs="Microsoft YaHei" w:eastAsia="Microsoft YaHei" w:hAnsi="Microsoft YaHei"/>
-          <w:color w:val="6B8062"/>
-          <w:sz w:val="20"/>
-          <w:szCs w:val="20"/>
-        </w:rPr>
-        <w:t xml:space="preserve"> — 70 CNY / $10.34 (门票/人 + 讲解 30)</w:t>
+        <w:t xml:space="preserve">地铁 7 号线：金沙博物馆 → 文殊院</w:t>
+      </w:r>
+      <w:r>
+        <w:rPr>
+          <w:rFonts w:ascii="Microsoft YaHei" w:cs="Microsoft YaHei" w:eastAsia="Microsoft YaHei" w:hAnsi="Microsoft YaHei"/>
+          <w:color w:val="6B8062"/>
+          <w:sz w:val="20"/>
+          <w:szCs w:val="20"/>
+        </w:rPr>
+        <w:t xml:space="preserve"> — 2 CNY / $0.3 (单人)</w:t>
       </w:r>
     </w:p>
     <w:p>
@@ -2171,7 +2171,7 @@
           <w:sz w:val="20"/>
           <w:szCs w:val="20"/>
         </w:rPr>
-        <w:t xml:space="preserve">15:20–18:00 金沙遗址博物馆，门票 70CNY/10.34USD/人；英文讲解器 30CNY/4.43USD/人。</w:t>
+        <w:t xml:space="preserve">18:30 地铁 7 号线金沙博物馆站 → 文殊院站，2CNY/0.30USD/人。</w:t>
       </w:r>
     </w:p>
     <w:p>
@@ -2187,7 +2187,7 @@
           <w:sz w:val="22"/>
           <w:szCs w:val="22"/>
         </w:rPr>
-        <w:t xml:space="preserve">18:30</w:t>
+        <w:t xml:space="preserve">19:00</w:t>
       </w:r>
       <w:r>
         <w:rPr>
@@ -2205,16 +2205,16 @@
           <w:sz w:val="22"/>
           <w:szCs w:val="22"/>
         </w:rPr>
-        <w:t xml:space="preserve">地铁返回春熙路</w:t>
-      </w:r>
-      <w:r>
-        <w:rPr>
-          <w:rFonts w:ascii="Microsoft YaHei" w:cs="Microsoft YaHei" w:eastAsia="Microsoft YaHei" w:hAnsi="Microsoft YaHei"/>
-          <w:color w:val="6B8062"/>
-          <w:sz w:val="20"/>
-          <w:szCs w:val="20"/>
-        </w:rPr>
-        <w:t xml:space="preserve"> — 2 CNY / $0.3 (单人)</w:t>
+        <w:t xml:space="preserve">龙抄手（文殊院分店）</w:t>
+      </w:r>
+      <w:r>
+        <w:rPr>
+          <w:rFonts w:ascii="Microsoft YaHei" w:cs="Microsoft YaHei" w:eastAsia="Microsoft YaHei" w:hAnsi="Microsoft YaHei"/>
+          <w:color w:val="6B8062"/>
+          <w:sz w:val="20"/>
+          <w:szCs w:val="20"/>
+        </w:rPr>
+        <w:t xml:space="preserve"> — 25 CNY / $3.69 (人均)</w:t>
       </w:r>
     </w:p>
     <w:p>
@@ -2229,65 +2229,7 @@
           <w:sz w:val="20"/>
           <w:szCs w:val="20"/>
         </w:rPr>
-        <w:t xml:space="preserve">18:30 地铁返回春熙路，2CNY/0.30USD/人。</w:t>
-      </w:r>
-    </w:p>
-    <w:p>
-      <w:pPr>
-        <w:spacing w:after="60"/>
-      </w:pPr>
-      <w:r>
-        <w:rPr>
-          <w:rFonts w:ascii="Microsoft YaHei" w:cs="Microsoft YaHei" w:eastAsia="Microsoft YaHei" w:hAnsi="Microsoft YaHei"/>
-          <w:b/>
-          <w:bCs/>
-          <w:color w:val="7BAE5C"/>
-          <w:sz w:val="22"/>
-          <w:szCs w:val="22"/>
-        </w:rPr>
-        <w:t xml:space="preserve">19:30</w:t>
-      </w:r>
-      <w:r>
-        <w:rPr>
-          <w:sz w:val="22"/>
-          <w:szCs w:val="22"/>
-        </w:rPr>
-        <w:t xml:space="preserve">  </w:t>
-      </w:r>
-      <w:r>
-        <w:rPr>
-          <w:rFonts w:ascii="Microsoft YaHei" w:cs="Microsoft YaHei" w:eastAsia="Microsoft YaHei" w:hAnsi="Microsoft YaHei"/>
-          <w:b/>
-          <w:bCs/>
-          <w:color w:val="3D5038"/>
-          <w:sz w:val="22"/>
-          <w:szCs w:val="22"/>
-        </w:rPr>
-        <w:t xml:space="preserve">地铁 1 号线至文殊院</w:t>
-      </w:r>
-      <w:r>
-        <w:rPr>
-          <w:rFonts w:ascii="Microsoft YaHei" w:cs="Microsoft YaHei" w:eastAsia="Microsoft YaHei" w:hAnsi="Microsoft YaHei"/>
-          <w:color w:val="6B8062"/>
-          <w:sz w:val="20"/>
-          <w:szCs w:val="20"/>
-        </w:rPr>
-        <w:t xml:space="preserve"> — 2 CNY / $0.3 (单人)</w:t>
-      </w:r>
-    </w:p>
-    <w:p>
-      <w:pPr>
-        <w:spacing w:after="120"/>
-        <w:ind w:left="360"/>
-      </w:pPr>
-      <w:r>
-        <w:rPr>
-          <w:rFonts w:ascii="Microsoft YaHei" w:cs="Microsoft YaHei" w:eastAsia="Microsoft YaHei" w:hAnsi="Microsoft YaHei"/>
-          <w:color w:val="6B8062"/>
-          <w:sz w:val="20"/>
-          <w:szCs w:val="20"/>
-        </w:rPr>
-        <w:t xml:space="preserve">19:30 地铁 1 号线春熙路 → 文殊院，2CNY/0.30USD/人。</w:t>
+        <w:t xml:space="preserve">19:00 文殊院龙抄手分店，清汤抄手 25CNY/3.69USD/人。</w:t>
       </w:r>
     </w:p>
     <w:p>
@@ -5446,7 +5388,7 @@
           <w:sz w:val="21"/>
           <w:szCs w:val="21"/>
         </w:rPr>
-        <w:t xml:space="preserve">• D2 宽窄巷子熊猫宴、龙抄手</w:t>
+        <w:t xml:space="preserve">• D2 宽窄巷子熊猫宴、文殊院龙抄手</w:t>
       </w:r>
     </w:p>
     <w:p>
@@ -6585,7 +6527,7 @@
                 <w:sz w:val="20"/>
                 <w:szCs w:val="20"/>
               </w:rPr>
-              <w:t xml:space="preserve">6</w:t>
+              <w:t xml:space="preserve">4</w:t>
             </w:r>
           </w:p>
         </w:tc>
@@ -6611,7 +6553,7 @@
                 <w:sz w:val="20"/>
                 <w:szCs w:val="20"/>
               </w:rPr>
-              <w:t xml:space="preserve">0.89</w:t>
+              <w:t xml:space="preserve">0.59</w:t>
             </w:r>
           </w:p>
         </w:tc>
@@ -6713,7 +6655,7 @@
                 <w:sz w:val="20"/>
                 <w:szCs w:val="20"/>
               </w:rPr>
-              <w:t xml:space="preserve">龙抄手双人</w:t>
+              <w:t xml:space="preserve">文殊院龙抄手双人</w:t>
             </w:r>
           </w:p>
         </w:tc>
@@ -7130,7 +7072,7 @@
                 <w:sz w:val="20"/>
                 <w:szCs w:val="20"/>
               </w:rPr>
-              <w:t xml:space="preserve">866</w:t>
+              <w:t xml:space="preserve">864</w:t>
             </w:r>
           </w:p>
         </w:tc>
@@ -7159,7 +7101,7 @@
                 <w:sz w:val="20"/>
                 <w:szCs w:val="20"/>
               </w:rPr>
-              <w:t xml:space="preserve">127.91</w:t>
+              <w:t xml:space="preserve">127.6</w:t>
             </w:r>
           </w:p>
         </w:tc>
@@ -11247,7 +11189,7 @@
           <w:sz w:val="28"/>
           <w:szCs w:val="28"/>
         </w:rPr>
-        <w:t xml:space="preserve">全行程固定总花费（双人）：9179 CNY / $1355.74</w:t>
+        <w:t xml:space="preserve">全行程固定总花费（双人）：9177 CNY / $1355.43</w:t>
       </w:r>
     </w:p>
     <w:p>
@@ -11261,7 +11203,7 @@
           <w:sz w:val="21"/>
           <w:szCs w:val="21"/>
         </w:rPr>
-        <w:t xml:space="preserve">预算上限 9820 CNY，剩余 641 CNY / $93.67 可用于自选消费</w:t>
+        <w:t xml:space="preserve">预算上限 9820 CNY，剩余 643 CNY / $93.98 可用于自选消费</w:t>
       </w:r>
     </w:p>
     <w:p>

--- a/downloads/itinerary-zh.docx
+++ b/downloads/itinerary-zh.docx
@@ -51,7 +51,7 @@
           <w:sz w:val="24"/>
           <w:szCs w:val="24"/>
         </w:rPr>
-        <w:t xml:space="preserve">固定总花费 9177 CNY / $1355.43</w:t>
+        <w:t xml:space="preserve">固定总花费 9186 CNY / $1356.76</w:t>
       </w:r>
     </w:p>
     <w:p>
@@ -1000,7 +1000,7 @@
           <w:sz w:val="20"/>
           <w:szCs w:val="20"/>
         </w:rPr>
-        <w:t xml:space="preserve">IFS 古迹广场 iPanda 直通车前往大熊猫繁育基地，交通单人单程 10CNY/1.48USD，车程 40 分钟。</w:t>
+        <w:t xml:space="preserve">IFS 古迹广场 iPanda 直通车前往大熊猫繁育基地，车程 40 分钟</w:t>
       </w:r>
     </w:p>
     <w:p>
@@ -1044,6 +1044,126 @@
           <w:szCs w:val="20"/>
         </w:rPr>
         <w:t xml:space="preserve"> — 75 CNY / $11.07 (55 门票+观光车/人)</w:t>
+      </w:r>
+    </w:p>
+    <w:p>
+      <w:pPr>
+        <w:spacing w:after="80"/>
+        <w:ind w:left="360"/>
+      </w:pPr>
+      <w:r>
+        <w:rPr>
+          <w:rFonts w:ascii="Microsoft YaHei" w:cs="Microsoft YaHei" w:eastAsia="Microsoft YaHei" w:hAnsi="Microsoft YaHei"/>
+          <w:i/>
+          <w:iCs/>
+          <w:color w:val="3D5038"/>
+          <w:sz w:val="20"/>
+          <w:szCs w:val="20"/>
+        </w:rPr>
+        <w:t xml:space="preserve">概述: 世界知名大熊猫科研基地，可近距离观赏成年熊猫与月亮产房幼崽；上午熊猫活动最活跃，宜早到。</w:t>
+      </w:r>
+    </w:p>
+    <w:p>
+      <w:pPr>
+        <w:spacing w:after="60"/>
+      </w:pPr>
+      <w:r>
+        <w:rPr>
+          <w:rFonts w:ascii="Microsoft YaHei" w:cs="Microsoft YaHei" w:eastAsia="Microsoft YaHei" w:hAnsi="Microsoft YaHei"/>
+          <w:b/>
+          <w:bCs/>
+          <w:color w:val="7BAE5C"/>
+          <w:sz w:val="22"/>
+          <w:szCs w:val="22"/>
+        </w:rPr>
+        <w:t xml:space="preserve">12:00–13:10</w:t>
+      </w:r>
+      <w:r>
+        <w:rPr>
+          <w:sz w:val="22"/>
+          <w:szCs w:val="22"/>
+        </w:rPr>
+        <w:t xml:space="preserve">  </w:t>
+      </w:r>
+      <w:r>
+        <w:rPr>
+          <w:rFonts w:ascii="Microsoft YaHei" w:cs="Microsoft YaHei" w:eastAsia="Microsoft YaHei" w:hAnsi="Microsoft YaHei"/>
+          <w:b/>
+          <w:bCs/>
+          <w:color w:val="3D5038"/>
+          <w:sz w:val="22"/>
+          <w:szCs w:val="22"/>
+        </w:rPr>
+        <w:t xml:space="preserve">熊猫全景餐厅</w:t>
+      </w:r>
+      <w:r>
+        <w:rPr>
+          <w:rFonts w:ascii="Microsoft YaHei" w:cs="Microsoft YaHei" w:eastAsia="Microsoft YaHei" w:hAnsi="Microsoft YaHei"/>
+          <w:color w:val="6B8062"/>
+          <w:sz w:val="20"/>
+          <w:szCs w:val="20"/>
+        </w:rPr>
+        <w:t xml:space="preserve"> — 60 CNY / $8.86 (人均)</w:t>
+      </w:r>
+    </w:p>
+    <w:p>
+      <w:pPr>
+        <w:spacing w:after="80"/>
+        <w:ind w:left="360"/>
+      </w:pPr>
+      <w:r>
+        <w:rPr>
+          <w:rFonts w:ascii="Microsoft YaHei" w:cs="Microsoft YaHei" w:eastAsia="Microsoft YaHei" w:hAnsi="Microsoft YaHei"/>
+          <w:i/>
+          <w:iCs/>
+          <w:color w:val="3D5038"/>
+          <w:sz w:val="20"/>
+          <w:szCs w:val="20"/>
+        </w:rPr>
+        <w:t xml:space="preserve">概述: 熊猫基地内唯一全景餐厅，落地窗外即是熊猫活动区，可一边用餐一边看熊猫，有无辣菜品可选。</w:t>
+      </w:r>
+    </w:p>
+    <w:p>
+      <w:pPr>
+        <w:spacing w:after="60"/>
+      </w:pPr>
+      <w:r>
+        <w:rPr>
+          <w:rFonts w:ascii="Microsoft YaHei" w:cs="Microsoft YaHei" w:eastAsia="Microsoft YaHei" w:hAnsi="Microsoft YaHei"/>
+          <w:b/>
+          <w:bCs/>
+          <w:color w:val="7BAE5C"/>
+          <w:sz w:val="22"/>
+          <w:szCs w:val="22"/>
+        </w:rPr>
+        <w:t xml:space="preserve">13:30</w:t>
+      </w:r>
+      <w:r>
+        <w:rPr>
+          <w:sz w:val="22"/>
+          <w:szCs w:val="22"/>
+        </w:rPr>
+        <w:t xml:space="preserve">  </w:t>
+      </w:r>
+      <w:r>
+        <w:rPr>
+          <w:rFonts w:ascii="Microsoft YaHei" w:cs="Microsoft YaHei" w:eastAsia="Microsoft YaHei" w:hAnsi="Microsoft YaHei"/>
+          <w:b/>
+          <w:bCs/>
+          <w:color w:val="3D5038"/>
+          <w:sz w:val="22"/>
+          <w:szCs w:val="22"/>
+        </w:rPr>
+        <w:t xml:space="preserve">直通车返回 IFS</w:t>
+      </w:r>
+      <w:r>
+        <w:rPr>
+          <w:rFonts w:ascii="Microsoft YaHei" w:cs="Microsoft YaHei" w:eastAsia="Microsoft YaHei" w:hAnsi="Microsoft YaHei"/>
+          <w:color w:val="6B8062"/>
+          <w:sz w:val="20"/>
+          <w:szCs w:val="20"/>
+        </w:rPr>
+        <w:t xml:space="preserve"> — 10 CNY / $1.48 (单人单程)</w:t>
       </w:r>
     </w:p>
     <w:p>
@@ -1058,7 +1178,7 @@
           <w:sz w:val="20"/>
           <w:szCs w:val="20"/>
         </w:rPr>
-        <w:t xml:space="preserve">08:40–12:00 游览。门票 55CNY/8.12USD/人；园区观光车必购 20CNY/2.95USD/人，打卡月亮产房幼年熊猫。</w:t>
+        <w:t xml:space="preserve">原车直通车返回 IFS</w:t>
       </w:r>
     </w:p>
     <w:p>
@@ -1074,7 +1194,7 @@
           <w:sz w:val="22"/>
           <w:szCs w:val="22"/>
         </w:rPr>
-        <w:t xml:space="preserve">12:00–13:10</w:t>
+        <w:t xml:space="preserve">14:00</w:t>
       </w:r>
       <w:r>
         <w:rPr>
@@ -1092,16 +1212,204 @@
           <w:sz w:val="22"/>
           <w:szCs w:val="22"/>
         </w:rPr>
-        <w:t xml:space="preserve">熊猫全景餐厅</w:t>
-      </w:r>
-      <w:r>
-        <w:rPr>
-          <w:rFonts w:ascii="Microsoft YaHei" w:cs="Microsoft YaHei" w:eastAsia="Microsoft YaHei" w:hAnsi="Microsoft YaHei"/>
-          <w:color w:val="6B8062"/>
-          <w:sz w:val="20"/>
-          <w:szCs w:val="20"/>
-        </w:rPr>
-        <w:t xml:space="preserve"> — 60 CNY / $8.86 (人均)</w:t>
+        <w:t xml:space="preserve">落日餐吧熊猫下午茶</w:t>
+      </w:r>
+      <w:r>
+        <w:rPr>
+          <w:rFonts w:ascii="Microsoft YaHei" w:cs="Microsoft YaHei" w:eastAsia="Microsoft YaHei" w:hAnsi="Microsoft YaHei"/>
+          <w:color w:val="6B8062"/>
+          <w:sz w:val="20"/>
+          <w:szCs w:val="20"/>
+        </w:rPr>
+        <w:t xml:space="preserve"> — 260 CNY / $38.4 (双人套餐)</w:t>
+      </w:r>
+    </w:p>
+    <w:p>
+      <w:pPr>
+        <w:spacing w:after="80"/>
+        <w:ind w:left="360"/>
+      </w:pPr>
+      <w:r>
+        <w:rPr>
+          <w:rFonts w:ascii="Microsoft YaHei" w:cs="Microsoft YaHei" w:eastAsia="Microsoft YaHei" w:hAnsi="Microsoft YaHei"/>
+          <w:i/>
+          <w:iCs/>
+          <w:color w:val="3D5038"/>
+          <w:sz w:val="20"/>
+          <w:szCs w:val="20"/>
+        </w:rPr>
+        <w:t xml:space="preserve">概述: IFS 7 楼熊猫主题下午茶，紧邻网红爬墙大熊猫雕塑，套餐精致上镜，是成都地标式体验。</w:t>
+      </w:r>
+    </w:p>
+    <w:p>
+      <w:pPr>
+        <w:spacing w:after="60"/>
+      </w:pPr>
+      <w:r>
+        <w:rPr>
+          <w:rFonts w:ascii="Microsoft YaHei" w:cs="Microsoft YaHei" w:eastAsia="Microsoft YaHei" w:hAnsi="Microsoft YaHei"/>
+          <w:b/>
+          <w:bCs/>
+          <w:color w:val="7BAE5C"/>
+          <w:sz w:val="22"/>
+          <w:szCs w:val="22"/>
+        </w:rPr>
+        <w:t xml:space="preserve">16:00</w:t>
+      </w:r>
+      <w:r>
+        <w:rPr>
+          <w:sz w:val="22"/>
+          <w:szCs w:val="22"/>
+        </w:rPr>
+        <w:t xml:space="preserve">  </w:t>
+      </w:r>
+      <w:r>
+        <w:rPr>
+          <w:rFonts w:ascii="Microsoft YaHei" w:cs="Microsoft YaHei" w:eastAsia="Microsoft YaHei" w:hAnsi="Microsoft YaHei"/>
+          <w:b/>
+          <w:bCs/>
+          <w:color w:val="3D5038"/>
+          <w:sz w:val="22"/>
+          <w:szCs w:val="22"/>
+        </w:rPr>
+        <w:t xml:space="preserve">时代广场A座熊猫文创</w:t>
+      </w:r>
+    </w:p>
+    <w:p>
+      <w:pPr>
+        <w:spacing w:after="80"/>
+        <w:ind w:left="360"/>
+      </w:pPr>
+      <w:r>
+        <w:rPr>
+          <w:rFonts w:ascii="Microsoft YaHei" w:cs="Microsoft YaHei" w:eastAsia="Microsoft YaHei" w:hAnsi="Microsoft YaHei"/>
+          <w:i/>
+          <w:iCs/>
+          <w:color w:val="3D5038"/>
+          <w:sz w:val="20"/>
+          <w:szCs w:val="20"/>
+        </w:rPr>
+        <w:t xml:space="preserve">概述: IFS 旁隐藏的熊猫文创批发楼，正版公仔、盲盒、四川特产齐全，价格约为景区街边的三分之一。</w:t>
+      </w:r>
+    </w:p>
+    <w:p>
+      <w:pPr>
+        <w:spacing w:after="40"/>
+        <w:ind w:left="360"/>
+      </w:pPr>
+      <w:r>
+        <w:rPr>
+          <w:rFonts w:ascii="Microsoft YaHei" w:cs="Microsoft YaHei" w:eastAsia="Microsoft YaHei" w:hAnsi="Microsoft YaHei"/>
+          <w:color w:val="6B8062"/>
+          <w:sz w:val="20"/>
+          <w:szCs w:val="20"/>
+        </w:rPr>
+        <w:t xml:space="preserve">伴手礼自费。</w:t>
+      </w:r>
+    </w:p>
+    <w:p>
+      <w:pPr>
+        <w:spacing w:after="40"/>
+        <w:ind w:left="360"/>
+      </w:pPr>
+      <w:r>
+        <w:rPr>
+          <w:rFonts w:ascii="Microsoft YaHei" w:cs="Microsoft YaHei" w:eastAsia="Microsoft YaHei" w:hAnsi="Microsoft YaHei"/>
+          <w:color w:val="6B8062"/>
+          <w:sz w:val="20"/>
+          <w:szCs w:val="20"/>
+        </w:rPr>
+        <w:t xml:space="preserve">导航：IFS 外墙巨型熊猫屁股，斜对面波司登侧边小巷进入时代广场 A 座，电梯分低层 / 高层分开乘坐。</w:t>
+      </w:r>
+    </w:p>
+    <w:p>
+      <w:pPr>
+        <w:spacing w:after="40"/>
+        <w:ind w:left="360"/>
+      </w:pPr>
+      <w:r>
+        <w:rPr>
+          <w:rFonts w:ascii="Microsoft YaHei" w:cs="Microsoft YaHei" w:eastAsia="Microsoft YaHei" w:hAnsi="Microsoft YaHei"/>
+          <w:color w:val="6B8062"/>
+          <w:sz w:val="20"/>
+          <w:szCs w:val="20"/>
+        </w:rPr>
+        <w:t xml:space="preserve">1）15 楼｜泡泡熊猫工厂（低层电梯）</w:t>
+      </w:r>
+    </w:p>
+    <w:p>
+      <w:pPr>
+        <w:spacing w:after="40"/>
+        <w:ind w:left="360"/>
+      </w:pPr>
+      <w:r>
+        <w:rPr>
+          <w:rFonts w:ascii="Microsoft YaHei" w:cs="Microsoft YaHei" w:eastAsia="Microsoft YaHei" w:hAnsi="Microsoft YaHei"/>
+          <w:color w:val="6B8062"/>
+          <w:sz w:val="20"/>
+          <w:szCs w:val="20"/>
+        </w:rPr>
+        <w:t xml:space="preserve">主打平价小文创：1.2 元熊猫发箍、1.5 元冰箱贴、针织小包、全套熊猫文具，60 + 款免费纪念印章，小件伴手礼首选。</w:t>
+      </w:r>
+    </w:p>
+    <w:p>
+      <w:pPr>
+        <w:spacing w:after="40"/>
+        <w:ind w:left="360"/>
+      </w:pPr>
+      <w:r>
+        <w:rPr>
+          <w:rFonts w:ascii="Microsoft YaHei" w:cs="Microsoft YaHei" w:eastAsia="Microsoft YaHei" w:hAnsi="Microsoft YaHei"/>
+          <w:color w:val="6B8062"/>
+          <w:sz w:val="20"/>
+          <w:szCs w:val="20"/>
+        </w:rPr>
+        <w:t xml:space="preserve">2）28 楼｜一川二蜀熊猫特产（高层电梯）</w:t>
+      </w:r>
+    </w:p>
+    <w:p>
+      <w:pPr>
+        <w:spacing w:after="40"/>
+        <w:ind w:left="360"/>
+      </w:pPr>
+      <w:r>
+        <w:rPr>
+          <w:rFonts w:ascii="Microsoft YaHei" w:cs="Microsoft YaHei" w:eastAsia="Microsoft YaHei" w:hAnsi="Microsoft YaHei"/>
+          <w:color w:val="6B8062"/>
+          <w:sz w:val="20"/>
+          <w:szCs w:val="20"/>
+        </w:rPr>
+        <w:t xml:space="preserve">店面最大，正版花花公仔、熊猫盲盒、摆件齐全，同时售卖四川本地特产（无辣牛肉、糕点、茶叶），一站式买文创 + 美食伴手礼。</w:t>
+      </w:r>
+    </w:p>
+    <w:p>
+      <w:pPr>
+        <w:spacing w:after="40"/>
+        <w:ind w:left="360"/>
+      </w:pPr>
+      <w:r>
+        <w:rPr>
+          <w:rFonts w:ascii="Microsoft YaHei" w:cs="Microsoft YaHei" w:eastAsia="Microsoft YaHei" w:hAnsi="Microsoft YaHei"/>
+          <w:color w:val="6B8062"/>
+          <w:sz w:val="20"/>
+          <w:szCs w:val="20"/>
+        </w:rPr>
+        <w:t xml:space="preserve">3）30 楼｜福福 / 故屿熊猫（高层电梯）</w:t>
+      </w:r>
+    </w:p>
+    <w:p>
+      <w:pPr>
+        <w:spacing w:after="40"/>
+        <w:ind w:left="360"/>
+      </w:pPr>
+      <w:r>
+        <w:rPr>
+          <w:rFonts w:ascii="Microsoft YaHei" w:cs="Microsoft YaHei" w:eastAsia="Microsoft YaHei" w:hAnsi="Microsoft YaHei"/>
+          <w:color w:val="6B8062"/>
+          <w:sz w:val="20"/>
+          <w:szCs w:val="20"/>
+        </w:rPr>
+        <w:t xml:space="preserve">低价盲盒、三星堆联名熊猫周边、纪念币，满额可免费邮寄回国，适合大量采购送人。</w:t>
       </w:r>
     </w:p>
     <w:p>
@@ -1116,7 +1424,7 @@
           <w:sz w:val="20"/>
           <w:szCs w:val="20"/>
         </w:rPr>
-        <w:t xml:space="preserve">12:00–13:10 园区熊猫全景餐厅午餐，人均 60CNY/8.86USD，全菜品无辣可选。</w:t>
+        <w:t xml:space="preserve">• 核心优势：街边景区同款价格仅 1/3，一件也按批发价；店内有座椅可歇脚，明码标价无宰客，支持微信 / 支付宝。</w:t>
       </w:r>
     </w:p>
     <w:p>
@@ -1132,7 +1440,7 @@
           <w:sz w:val="22"/>
           <w:szCs w:val="22"/>
         </w:rPr>
-        <w:t xml:space="preserve">13:30</w:t>
+        <w:t xml:space="preserve">18:00</w:t>
       </w:r>
       <w:r>
         <w:rPr>
@@ -1150,16 +1458,16 @@
           <w:sz w:val="22"/>
           <w:szCs w:val="22"/>
         </w:rPr>
-        <w:t xml:space="preserve">直通车返回 IFS</w:t>
-      </w:r>
-      <w:r>
-        <w:rPr>
-          <w:rFonts w:ascii="Microsoft YaHei" w:cs="Microsoft YaHei" w:eastAsia="Microsoft YaHei" w:hAnsi="Microsoft YaHei"/>
-          <w:color w:val="6B8062"/>
-          <w:sz w:val="20"/>
-          <w:szCs w:val="20"/>
-        </w:rPr>
-        <w:t xml:space="preserve"> — 10 CNY / $1.48 (单人单程)</w:t>
+        <w:t xml:space="preserve">熊猫很困酒店入住</w:t>
+      </w:r>
+      <w:r>
+        <w:rPr>
+          <w:rFonts w:ascii="Microsoft YaHei" w:cs="Microsoft YaHei" w:eastAsia="Microsoft YaHei" w:hAnsi="Microsoft YaHei"/>
+          <w:color w:val="6B8062"/>
+          <w:sz w:val="20"/>
+          <w:szCs w:val="20"/>
+        </w:rPr>
+        <w:t xml:space="preserve"> — 600 CNY / $88.62 (两晚分摊)</w:t>
       </w:r>
     </w:p>
     <w:p>
@@ -1174,7 +1482,7 @@
           <w:sz w:val="20"/>
           <w:szCs w:val="20"/>
         </w:rPr>
-        <w:t xml:space="preserve">13:30 原车直通车返回 IFS，单人 10CNY/1.48USD。</w:t>
+        <w:t xml:space="preserve">步行回熊猫很困酒店办理入住休整。</w:t>
       </w:r>
     </w:p>
     <w:p>
@@ -1190,7 +1498,7 @@
           <w:sz w:val="22"/>
           <w:szCs w:val="22"/>
         </w:rPr>
-        <w:t xml:space="preserve">14:00</w:t>
+        <w:t xml:space="preserve">19:00</w:t>
       </w:r>
       <w:r>
         <w:rPr>
@@ -1208,16 +1516,16 @@
           <w:sz w:val="22"/>
           <w:szCs w:val="22"/>
         </w:rPr>
-        <w:t xml:space="preserve">落日餐吧熊猫下午茶</w:t>
-      </w:r>
-      <w:r>
-        <w:rPr>
-          <w:rFonts w:ascii="Microsoft YaHei" w:cs="Microsoft YaHei" w:eastAsia="Microsoft YaHei" w:hAnsi="Microsoft YaHei"/>
-          <w:color w:val="6B8062"/>
-          <w:sz w:val="20"/>
-          <w:szCs w:val="20"/>
-        </w:rPr>
-        <w:t xml:space="preserve"> — 260 CNY / $38.4 (双人套餐)</w:t>
+        <w:t xml:space="preserve">打车：酒店 → 锦里</w:t>
+      </w:r>
+      <w:r>
+        <w:rPr>
+          <w:rFonts w:ascii="Microsoft YaHei" w:cs="Microsoft YaHei" w:eastAsia="Microsoft YaHei" w:hAnsi="Microsoft YaHei"/>
+          <w:color w:val="6B8062"/>
+          <w:sz w:val="20"/>
+          <w:szCs w:val="20"/>
+        </w:rPr>
+        <w:t xml:space="preserve"> — 9 CNY / $1.33 (单程)</w:t>
       </w:r>
     </w:p>
     <w:p>
@@ -1232,7 +1540,7 @@
           <w:sz w:val="20"/>
           <w:szCs w:val="20"/>
         </w:rPr>
-        <w:t xml:space="preserve">14:00 IFS 7 楼落日餐吧（5:59+）熊猫双人下午茶，紧邻顶楼大熊猫雕塑。套餐总价 260CNY/38.40USD。</w:t>
+        <w:t xml:space="preserve">打车：酒店 → 锦里古街。</w:t>
       </w:r>
     </w:p>
     <w:p>
@@ -1248,7 +1556,7 @@
           <w:sz w:val="22"/>
           <w:szCs w:val="22"/>
         </w:rPr>
-        <w:t xml:space="preserve">16:00</w:t>
+        <w:t xml:space="preserve">19:20–20:30</w:t>
       </w:r>
       <w:r>
         <w:rPr>
@@ -1266,127 +1574,24 @@
           <w:sz w:val="22"/>
           <w:szCs w:val="22"/>
         </w:rPr>
-        <w:t xml:space="preserve">时代广场A座熊猫文创</w:t>
-      </w:r>
-    </w:p>
-    <w:p>
-      <w:pPr>
-        <w:spacing w:after="40"/>
+        <w:t xml:space="preserve">锦里古街</w:t>
+      </w:r>
+    </w:p>
+    <w:p>
+      <w:pPr>
+        <w:spacing w:after="80"/>
         <w:ind w:left="360"/>
       </w:pPr>
       <w:r>
         <w:rPr>
           <w:rFonts w:ascii="Microsoft YaHei" w:cs="Microsoft YaHei" w:eastAsia="Microsoft YaHei" w:hAnsi="Microsoft YaHei"/>
-          <w:color w:val="6B8062"/>
-          <w:sz w:val="20"/>
-          <w:szCs w:val="20"/>
-        </w:rPr>
-        <w:t xml:space="preserve">16:00 步行至时代广场 A 座熊猫文创批发市场（伴手礼自费）。</w:t>
-      </w:r>
-    </w:p>
-    <w:p>
-      <w:pPr>
-        <w:spacing w:after="40"/>
-        <w:ind w:left="360"/>
-      </w:pPr>
-      <w:r>
-        <w:rPr>
-          <w:rFonts w:ascii="Microsoft YaHei" w:cs="Microsoft YaHei" w:eastAsia="Microsoft YaHei" w:hAnsi="Microsoft YaHei"/>
-          <w:color w:val="6B8062"/>
-          <w:sz w:val="20"/>
-          <w:szCs w:val="20"/>
-        </w:rPr>
-        <w:t xml:space="preserve">导航：IFS 外墙巨型熊猫屁股，斜对面波司登侧边小巷进入时代广场 A 座，电梯分低层 / 高层分开乘坐。</w:t>
-      </w:r>
-    </w:p>
-    <w:p>
-      <w:pPr>
-        <w:spacing w:after="40"/>
-        <w:ind w:left="360"/>
-      </w:pPr>
-      <w:r>
-        <w:rPr>
-          <w:rFonts w:ascii="Microsoft YaHei" w:cs="Microsoft YaHei" w:eastAsia="Microsoft YaHei" w:hAnsi="Microsoft YaHei"/>
-          <w:color w:val="6B8062"/>
-          <w:sz w:val="20"/>
-          <w:szCs w:val="20"/>
-        </w:rPr>
-        <w:t xml:space="preserve">1）15 楼｜泡泡熊猫工厂（低层电梯）</w:t>
-      </w:r>
-    </w:p>
-    <w:p>
-      <w:pPr>
-        <w:spacing w:after="40"/>
-        <w:ind w:left="360"/>
-      </w:pPr>
-      <w:r>
-        <w:rPr>
-          <w:rFonts w:ascii="Microsoft YaHei" w:cs="Microsoft YaHei" w:eastAsia="Microsoft YaHei" w:hAnsi="Microsoft YaHei"/>
-          <w:color w:val="6B8062"/>
-          <w:sz w:val="20"/>
-          <w:szCs w:val="20"/>
-        </w:rPr>
-        <w:t xml:space="preserve">主打平价小文创：1.2 元熊猫发箍、1.5 元冰箱贴、针织小包、全套熊猫文具，60 + 款免费纪念印章，小件伴手礼首选。</w:t>
-      </w:r>
-    </w:p>
-    <w:p>
-      <w:pPr>
-        <w:spacing w:after="40"/>
-        <w:ind w:left="360"/>
-      </w:pPr>
-      <w:r>
-        <w:rPr>
-          <w:rFonts w:ascii="Microsoft YaHei" w:cs="Microsoft YaHei" w:eastAsia="Microsoft YaHei" w:hAnsi="Microsoft YaHei"/>
-          <w:color w:val="6B8062"/>
-          <w:sz w:val="20"/>
-          <w:szCs w:val="20"/>
-        </w:rPr>
-        <w:t xml:space="preserve">2）28 楼｜一川二蜀熊猫特产（高层电梯）</w:t>
-      </w:r>
-    </w:p>
-    <w:p>
-      <w:pPr>
-        <w:spacing w:after="40"/>
-        <w:ind w:left="360"/>
-      </w:pPr>
-      <w:r>
-        <w:rPr>
-          <w:rFonts w:ascii="Microsoft YaHei" w:cs="Microsoft YaHei" w:eastAsia="Microsoft YaHei" w:hAnsi="Microsoft YaHei"/>
-          <w:color w:val="6B8062"/>
-          <w:sz w:val="20"/>
-          <w:szCs w:val="20"/>
-        </w:rPr>
-        <w:t xml:space="preserve">店面最大，正版花花公仔、熊猫盲盒、摆件齐全，同时售卖四川本地特产（无辣牛肉、糕点、茶叶），一站式买文创 + 美食伴手礼。</w:t>
-      </w:r>
-    </w:p>
-    <w:p>
-      <w:pPr>
-        <w:spacing w:after="40"/>
-        <w:ind w:left="360"/>
-      </w:pPr>
-      <w:r>
-        <w:rPr>
-          <w:rFonts w:ascii="Microsoft YaHei" w:cs="Microsoft YaHei" w:eastAsia="Microsoft YaHei" w:hAnsi="Microsoft YaHei"/>
-          <w:color w:val="6B8062"/>
-          <w:sz w:val="20"/>
-          <w:szCs w:val="20"/>
-        </w:rPr>
-        <w:t xml:space="preserve">3）30 楼｜福福 / 故屿熊猫（高层电梯）</w:t>
-      </w:r>
-    </w:p>
-    <w:p>
-      <w:pPr>
-        <w:spacing w:after="40"/>
-        <w:ind w:left="360"/>
-      </w:pPr>
-      <w:r>
-        <w:rPr>
-          <w:rFonts w:ascii="Microsoft YaHei" w:cs="Microsoft YaHei" w:eastAsia="Microsoft YaHei" w:hAnsi="Microsoft YaHei"/>
-          <w:color w:val="6B8062"/>
-          <w:sz w:val="20"/>
-          <w:szCs w:val="20"/>
-        </w:rPr>
-        <w:t xml:space="preserve">低价盲盒、三星堆联名熊猫周边、纪念币，满额可免费邮寄回国，适合大量采购送人。</w:t>
+          <w:i/>
+          <w:iCs/>
+          <w:color w:val="3D5038"/>
+          <w:sz w:val="20"/>
+          <w:szCs w:val="20"/>
+        </w:rPr>
+        <w:t xml:space="preserve">概述: 武侯祠旁明清风格古街，红灯笼、民间手艺与成都小吃云集，华灯初上时最有氛围。</w:t>
       </w:r>
     </w:p>
     <w:p>
@@ -1401,7 +1606,7 @@
           <w:sz w:val="20"/>
           <w:szCs w:val="20"/>
         </w:rPr>
-        <w:t xml:space="preserve">• 核心优势：街边景区同款价格仅 1/3，一件也按批发价；店内有座椅可歇脚，明码标价无宰客，支持微信 / 支付宝。</w:t>
+        <w:t xml:space="preserve">清淡小吃自费。</w:t>
       </w:r>
     </w:p>
     <w:p>
@@ -1417,7 +1622,7 @@
           <w:sz w:val="22"/>
           <w:szCs w:val="22"/>
         </w:rPr>
-        <w:t xml:space="preserve">18:00</w:t>
+        <w:t xml:space="preserve">20:40</w:t>
       </w:r>
       <w:r>
         <w:rPr>
@@ -1435,16 +1640,16 @@
           <w:sz w:val="22"/>
           <w:szCs w:val="22"/>
         </w:rPr>
-        <w:t xml:space="preserve">熊猫很困酒店入住</w:t>
-      </w:r>
-      <w:r>
-        <w:rPr>
-          <w:rFonts w:ascii="Microsoft YaHei" w:cs="Microsoft YaHei" w:eastAsia="Microsoft YaHei" w:hAnsi="Microsoft YaHei"/>
-          <w:color w:val="6B8062"/>
-          <w:sz w:val="20"/>
-          <w:szCs w:val="20"/>
-        </w:rPr>
-        <w:t xml:space="preserve"> — 600 CNY / $88.62 (两晚分摊)</w:t>
+        <w:t xml:space="preserve">打车：锦里 → 九眼桥</w:t>
+      </w:r>
+      <w:r>
+        <w:rPr>
+          <w:rFonts w:ascii="Microsoft YaHei" w:cs="Microsoft YaHei" w:eastAsia="Microsoft YaHei" w:hAnsi="Microsoft YaHei"/>
+          <w:color w:val="6B8062"/>
+          <w:sz w:val="20"/>
+          <w:szCs w:val="20"/>
+        </w:rPr>
+        <w:t xml:space="preserve"> — 10 CNY / $1.48 (单程)</w:t>
       </w:r>
     </w:p>
     <w:p>
@@ -1459,7 +1664,7 @@
           <w:sz w:val="20"/>
           <w:szCs w:val="20"/>
         </w:rPr>
-        <w:t xml:space="preserve">18:00 步行回熊猫很困酒店办理入住休整。房价 300CNY/44.31USD/晚；D1 计入当晚及前一晚，两晚分摊 600CNY/88.62USD。</w:t>
+        <w:t xml:space="preserve">打车：锦里 → 九眼桥。</w:t>
       </w:r>
     </w:p>
     <w:p>
@@ -1475,7 +1680,7 @@
           <w:sz w:val="22"/>
           <w:szCs w:val="22"/>
         </w:rPr>
-        <w:t xml:space="preserve">19:00</w:t>
+        <w:t xml:space="preserve">20:50–22:40</w:t>
       </w:r>
       <w:r>
         <w:rPr>
@@ -1493,7 +1698,67 @@
           <w:sz w:val="22"/>
           <w:szCs w:val="22"/>
         </w:rPr>
-        <w:t xml:space="preserve">打车：酒店 → 锦里</w:t>
+        <w:t xml:space="preserve">九眼桥安顺廊桥清吧</w:t>
+      </w:r>
+      <w:r>
+        <w:rPr>
+          <w:rFonts w:ascii="Microsoft YaHei" w:cs="Microsoft YaHei" w:eastAsia="Microsoft YaHei" w:hAnsi="Microsoft YaHei"/>
+          <w:color w:val="6B8062"/>
+          <w:sz w:val="20"/>
+          <w:szCs w:val="20"/>
+        </w:rPr>
+        <w:t xml:space="preserve"> — 80 CNY / $11.82 (清吧人均)</w:t>
+      </w:r>
+    </w:p>
+    <w:p>
+      <w:pPr>
+        <w:spacing w:after="80"/>
+        <w:ind w:left="360"/>
+      </w:pPr>
+      <w:r>
+        <w:rPr>
+          <w:rFonts w:ascii="Microsoft YaHei" w:cs="Microsoft YaHei" w:eastAsia="Microsoft YaHei" w:hAnsi="Microsoft YaHei"/>
+          <w:i/>
+          <w:iCs/>
+          <w:color w:val="3D5038"/>
+          <w:sz w:val="20"/>
+          <w:szCs w:val="20"/>
+        </w:rPr>
+        <w:t xml:space="preserve">概述: 安顺廊桥横跨锦江，夜景灯光倒映江面；沿岸民谣清吧可听 live 音乐，果酒清淡，氛围轻松本地。</w:t>
+      </w:r>
+    </w:p>
+    <w:p>
+      <w:pPr>
+        <w:spacing w:after="60"/>
+      </w:pPr>
+      <w:r>
+        <w:rPr>
+          <w:rFonts w:ascii="Microsoft YaHei" w:cs="Microsoft YaHei" w:eastAsia="Microsoft YaHei" w:hAnsi="Microsoft YaHei"/>
+          <w:b/>
+          <w:bCs/>
+          <w:color w:val="7BAE5C"/>
+          <w:sz w:val="22"/>
+          <w:szCs w:val="22"/>
+        </w:rPr>
+        <w:t xml:space="preserve">22:40</w:t>
+      </w:r>
+      <w:r>
+        <w:rPr>
+          <w:sz w:val="22"/>
+          <w:szCs w:val="22"/>
+        </w:rPr>
+        <w:t xml:space="preserve">  </w:t>
+      </w:r>
+      <w:r>
+        <w:rPr>
+          <w:rFonts w:ascii="Microsoft YaHei" w:cs="Microsoft YaHei" w:eastAsia="Microsoft YaHei" w:hAnsi="Microsoft YaHei"/>
+          <w:b/>
+          <w:bCs/>
+          <w:color w:val="3D5038"/>
+          <w:sz w:val="22"/>
+          <w:szCs w:val="22"/>
+        </w:rPr>
+        <w:t xml:space="preserve">打车返回酒店</w:t>
       </w:r>
       <w:r>
         <w:rPr>
@@ -1517,230 +1782,7 @@
           <w:sz w:val="20"/>
           <w:szCs w:val="20"/>
         </w:rPr>
-        <w:t xml:space="preserve">19:00 打车：酒店 → 锦里古街，9CNY/1.33USD。</w:t>
-      </w:r>
-    </w:p>
-    <w:p>
-      <w:pPr>
-        <w:spacing w:after="60"/>
-      </w:pPr>
-      <w:r>
-        <w:rPr>
-          <w:rFonts w:ascii="Microsoft YaHei" w:cs="Microsoft YaHei" w:eastAsia="Microsoft YaHei" w:hAnsi="Microsoft YaHei"/>
-          <w:b/>
-          <w:bCs/>
-          <w:color w:val="7BAE5C"/>
-          <w:sz w:val="22"/>
-          <w:szCs w:val="22"/>
-        </w:rPr>
-        <w:t xml:space="preserve">19:20–20:30</w:t>
-      </w:r>
-      <w:r>
-        <w:rPr>
-          <w:sz w:val="22"/>
-          <w:szCs w:val="22"/>
-        </w:rPr>
-        <w:t xml:space="preserve">  </w:t>
-      </w:r>
-      <w:r>
-        <w:rPr>
-          <w:rFonts w:ascii="Microsoft YaHei" w:cs="Microsoft YaHei" w:eastAsia="Microsoft YaHei" w:hAnsi="Microsoft YaHei"/>
-          <w:b/>
-          <w:bCs/>
-          <w:color w:val="3D5038"/>
-          <w:sz w:val="22"/>
-          <w:szCs w:val="22"/>
-        </w:rPr>
-        <w:t xml:space="preserve">锦里古街</w:t>
-      </w:r>
-    </w:p>
-    <w:p>
-      <w:pPr>
-        <w:spacing w:after="120"/>
-        <w:ind w:left="360"/>
-      </w:pPr>
-      <w:r>
-        <w:rPr>
-          <w:rFonts w:ascii="Microsoft YaHei" w:cs="Microsoft YaHei" w:eastAsia="Microsoft YaHei" w:hAnsi="Microsoft YaHei"/>
-          <w:color w:val="6B8062"/>
-          <w:sz w:val="20"/>
-          <w:szCs w:val="20"/>
-        </w:rPr>
-        <w:t xml:space="preserve">19:20–20:30 夜游锦里古街，清淡小吃自费。</w:t>
-      </w:r>
-    </w:p>
-    <w:p>
-      <w:pPr>
-        <w:spacing w:after="60"/>
-      </w:pPr>
-      <w:r>
-        <w:rPr>
-          <w:rFonts w:ascii="Microsoft YaHei" w:cs="Microsoft YaHei" w:eastAsia="Microsoft YaHei" w:hAnsi="Microsoft YaHei"/>
-          <w:b/>
-          <w:bCs/>
-          <w:color w:val="7BAE5C"/>
-          <w:sz w:val="22"/>
-          <w:szCs w:val="22"/>
-        </w:rPr>
-        <w:t xml:space="preserve">20:40</w:t>
-      </w:r>
-      <w:r>
-        <w:rPr>
-          <w:sz w:val="22"/>
-          <w:szCs w:val="22"/>
-        </w:rPr>
-        <w:t xml:space="preserve">  </w:t>
-      </w:r>
-      <w:r>
-        <w:rPr>
-          <w:rFonts w:ascii="Microsoft YaHei" w:cs="Microsoft YaHei" w:eastAsia="Microsoft YaHei" w:hAnsi="Microsoft YaHei"/>
-          <w:b/>
-          <w:bCs/>
-          <w:color w:val="3D5038"/>
-          <w:sz w:val="22"/>
-          <w:szCs w:val="22"/>
-        </w:rPr>
-        <w:t xml:space="preserve">打车：锦里 → 九眼桥</w:t>
-      </w:r>
-      <w:r>
-        <w:rPr>
-          <w:rFonts w:ascii="Microsoft YaHei" w:cs="Microsoft YaHei" w:eastAsia="Microsoft YaHei" w:hAnsi="Microsoft YaHei"/>
-          <w:color w:val="6B8062"/>
-          <w:sz w:val="20"/>
-          <w:szCs w:val="20"/>
-        </w:rPr>
-        <w:t xml:space="preserve"> — 10 CNY / $1.48 (单程)</w:t>
-      </w:r>
-    </w:p>
-    <w:p>
-      <w:pPr>
-        <w:spacing w:after="120"/>
-        <w:ind w:left="360"/>
-      </w:pPr>
-      <w:r>
-        <w:rPr>
-          <w:rFonts w:ascii="Microsoft YaHei" w:cs="Microsoft YaHei" w:eastAsia="Microsoft YaHei" w:hAnsi="Microsoft YaHei"/>
-          <w:color w:val="6B8062"/>
-          <w:sz w:val="20"/>
-          <w:szCs w:val="20"/>
-        </w:rPr>
-        <w:t xml:space="preserve">20:40 打车：锦里 → 九眼桥，10CNY/1.48USD。</w:t>
-      </w:r>
-    </w:p>
-    <w:p>
-      <w:pPr>
-        <w:spacing w:after="60"/>
-      </w:pPr>
-      <w:r>
-        <w:rPr>
-          <w:rFonts w:ascii="Microsoft YaHei" w:cs="Microsoft YaHei" w:eastAsia="Microsoft YaHei" w:hAnsi="Microsoft YaHei"/>
-          <w:b/>
-          <w:bCs/>
-          <w:color w:val="7BAE5C"/>
-          <w:sz w:val="22"/>
-          <w:szCs w:val="22"/>
-        </w:rPr>
-        <w:t xml:space="preserve">20:50–22:40</w:t>
-      </w:r>
-      <w:r>
-        <w:rPr>
-          <w:sz w:val="22"/>
-          <w:szCs w:val="22"/>
-        </w:rPr>
-        <w:t xml:space="preserve">  </w:t>
-      </w:r>
-      <w:r>
-        <w:rPr>
-          <w:rFonts w:ascii="Microsoft YaHei" w:cs="Microsoft YaHei" w:eastAsia="Microsoft YaHei" w:hAnsi="Microsoft YaHei"/>
-          <w:b/>
-          <w:bCs/>
-          <w:color w:val="3D5038"/>
-          <w:sz w:val="22"/>
-          <w:szCs w:val="22"/>
-        </w:rPr>
-        <w:t xml:space="preserve">九眼桥安顺廊桥清吧</w:t>
-      </w:r>
-      <w:r>
-        <w:rPr>
-          <w:rFonts w:ascii="Microsoft YaHei" w:cs="Microsoft YaHei" w:eastAsia="Microsoft YaHei" w:hAnsi="Microsoft YaHei"/>
-          <w:color w:val="6B8062"/>
-          <w:sz w:val="20"/>
-          <w:szCs w:val="20"/>
-        </w:rPr>
-        <w:t xml:space="preserve"> — 80 CNY / $11.82 (清吧人均)</w:t>
-      </w:r>
-    </w:p>
-    <w:p>
-      <w:pPr>
-        <w:spacing w:after="120"/>
-        <w:ind w:left="360"/>
-      </w:pPr>
-      <w:r>
-        <w:rPr>
-          <w:rFonts w:ascii="Microsoft YaHei" w:cs="Microsoft YaHei" w:eastAsia="Microsoft YaHei" w:hAnsi="Microsoft YaHei"/>
-          <w:color w:val="6B8062"/>
-          <w:sz w:val="20"/>
-          <w:szCs w:val="20"/>
-        </w:rPr>
-        <w:t xml:space="preserve">20:50–22:40 九眼桥安顺廊桥免费拍照，临江平价民谣清吧小酌，清吧人均 80CNY/11.82USD。</w:t>
-      </w:r>
-    </w:p>
-    <w:p>
-      <w:pPr>
-        <w:spacing w:after="60"/>
-      </w:pPr>
-      <w:r>
-        <w:rPr>
-          <w:rFonts w:ascii="Microsoft YaHei" w:cs="Microsoft YaHei" w:eastAsia="Microsoft YaHei" w:hAnsi="Microsoft YaHei"/>
-          <w:b/>
-          <w:bCs/>
-          <w:color w:val="7BAE5C"/>
-          <w:sz w:val="22"/>
-          <w:szCs w:val="22"/>
-        </w:rPr>
-        <w:t xml:space="preserve">22:40</w:t>
-      </w:r>
-      <w:r>
-        <w:rPr>
-          <w:sz w:val="22"/>
-          <w:szCs w:val="22"/>
-        </w:rPr>
-        <w:t xml:space="preserve">  </w:t>
-      </w:r>
-      <w:r>
-        <w:rPr>
-          <w:rFonts w:ascii="Microsoft YaHei" w:cs="Microsoft YaHei" w:eastAsia="Microsoft YaHei" w:hAnsi="Microsoft YaHei"/>
-          <w:b/>
-          <w:bCs/>
-          <w:color w:val="3D5038"/>
-          <w:sz w:val="22"/>
-          <w:szCs w:val="22"/>
-        </w:rPr>
-        <w:t xml:space="preserve">打车返回酒店</w:t>
-      </w:r>
-      <w:r>
-        <w:rPr>
-          <w:rFonts w:ascii="Microsoft YaHei" w:cs="Microsoft YaHei" w:eastAsia="Microsoft YaHei" w:hAnsi="Microsoft YaHei"/>
-          <w:color w:val="6B8062"/>
-          <w:sz w:val="20"/>
-          <w:szCs w:val="20"/>
-        </w:rPr>
-        <w:t xml:space="preserve"> — 9 CNY / $1.33 (单程)</w:t>
-      </w:r>
-    </w:p>
-    <w:p>
-      <w:pPr>
-        <w:spacing w:after="120"/>
-        <w:ind w:left="360"/>
-      </w:pPr>
-      <w:r>
-        <w:rPr>
-          <w:rFonts w:ascii="Microsoft YaHei" w:cs="Microsoft YaHei" w:eastAsia="Microsoft YaHei" w:hAnsi="Microsoft YaHei"/>
-          <w:color w:val="6B8062"/>
-          <w:sz w:val="20"/>
-          <w:szCs w:val="20"/>
-        </w:rPr>
-        <w:t xml:space="preserve">22:40 打车返回酒店，9CNY/1.33USD。</w:t>
+        <w:t xml:space="preserve">打车返回酒店。</w:t>
       </w:r>
     </w:p>
     <w:p>
@@ -1816,7 +1858,7 @@
           <w:sz w:val="21"/>
           <w:szCs w:val="21"/>
         </w:rPr>
-        <w:t xml:space="preserve">864 CNY / $127.6</w:t>
+        <w:t xml:space="preserve">873 CNY / $128.93</w:t>
       </w:r>
     </w:p>
     <w:p>
@@ -1890,7 +1932,7 @@
           <w:sz w:val="20"/>
           <w:szCs w:val="20"/>
         </w:rPr>
-        <w:t xml:space="preserve">09:00 地铁 2 号线春熙路 → 人民公园，单人 2CNY/0.30USD，步行至宽窄巷子。</w:t>
+        <w:t xml:space="preserve">地铁 2 号线春熙路 → 人民公园</w:t>
       </w:r>
     </w:p>
     <w:p>
@@ -1906,7 +1948,7 @@
           <w:sz w:val="22"/>
           <w:szCs w:val="22"/>
         </w:rPr>
-        <w:t xml:space="preserve">09:30–11:40</w:t>
+        <w:t xml:space="preserve">09:30–10:30</w:t>
       </w:r>
       <w:r>
         <w:rPr>
@@ -1924,7 +1966,24 @@
           <w:sz w:val="22"/>
           <w:szCs w:val="22"/>
         </w:rPr>
-        <w:t xml:space="preserve">宽窄巷子</w:t>
+        <w:t xml:space="preserve">人民公园</w:t>
+      </w:r>
+    </w:p>
+    <w:p>
+      <w:pPr>
+        <w:spacing w:after="80"/>
+        <w:ind w:left="360"/>
+      </w:pPr>
+      <w:r>
+        <w:rPr>
+          <w:rFonts w:ascii="Microsoft YaHei" w:cs="Microsoft YaHei" w:eastAsia="Microsoft YaHei" w:hAnsi="Microsoft YaHei"/>
+          <w:i/>
+          <w:iCs/>
+          <w:color w:val="3D5038"/>
+          <w:sz w:val="20"/>
+          <w:szCs w:val="20"/>
+        </w:rPr>
+        <w:t xml:space="preserve">概述: 成都历史最悠久的城市公园（1911 年建），可观赏广场舞、独特相亲角，以及鹤鸣茶社百年盖碗茶文化。</w:t>
       </w:r>
     </w:p>
     <w:p>
@@ -1939,7 +1998,7 @@
           <w:sz w:val="20"/>
           <w:szCs w:val="20"/>
         </w:rPr>
-        <w:t xml:space="preserve">09:30–11:40 宽窄巷子漫步打卡。</w:t>
+        <w:t xml:space="preserve">免费入园。</w:t>
       </w:r>
     </w:p>
     <w:p>
@@ -1955,7 +2014,7 @@
           <w:sz w:val="22"/>
           <w:szCs w:val="22"/>
         </w:rPr>
-        <w:t xml:space="preserve">12:00</w:t>
+        <w:t xml:space="preserve">10:30</w:t>
       </w:r>
       <w:r>
         <w:rPr>
@@ -1973,16 +2032,7 @@
           <w:sz w:val="22"/>
           <w:szCs w:val="22"/>
         </w:rPr>
-        <w:t xml:space="preserve">听香公馆熊猫创意宴</w:t>
-      </w:r>
-      <w:r>
-        <w:rPr>
-          <w:rFonts w:ascii="Microsoft YaHei" w:cs="Microsoft YaHei" w:eastAsia="Microsoft YaHei" w:hAnsi="Microsoft YaHei"/>
-          <w:color w:val="6B8062"/>
-          <w:sz w:val="20"/>
-          <w:szCs w:val="20"/>
-        </w:rPr>
-        <w:t xml:space="preserve"> — 200 CNY / $29.54 (双人套餐)</w:t>
+        <w:t xml:space="preserve">步行至宽窄巷子</w:t>
       </w:r>
     </w:p>
     <w:p>
@@ -1997,7 +2047,7 @@
           <w:sz w:val="20"/>
           <w:szCs w:val="20"/>
         </w:rPr>
-        <w:t xml:space="preserve">12:00 听香公馆双人熊猫创意宴，套餐 200CNY/29.54USD，全桌无辣定制。</w:t>
+        <w:t xml:space="preserve">步行至宽窄巷子。</w:t>
       </w:r>
     </w:p>
     <w:p>
@@ -2013,6 +2063,66 @@
           <w:sz w:val="22"/>
           <w:szCs w:val="22"/>
         </w:rPr>
+        <w:t xml:space="preserve">12:00</w:t>
+      </w:r>
+      <w:r>
+        <w:rPr>
+          <w:sz w:val="22"/>
+          <w:szCs w:val="22"/>
+        </w:rPr>
+        <w:t xml:space="preserve">  </w:t>
+      </w:r>
+      <w:r>
+        <w:rPr>
+          <w:rFonts w:ascii="Microsoft YaHei" w:cs="Microsoft YaHei" w:eastAsia="Microsoft YaHei" w:hAnsi="Microsoft YaHei"/>
+          <w:b/>
+          <w:bCs/>
+          <w:color w:val="3D5038"/>
+          <w:sz w:val="22"/>
+          <w:szCs w:val="22"/>
+        </w:rPr>
+        <w:t xml:space="preserve">听香公馆熊猫创意宴</w:t>
+      </w:r>
+      <w:r>
+        <w:rPr>
+          <w:rFonts w:ascii="Microsoft YaHei" w:cs="Microsoft YaHei" w:eastAsia="Microsoft YaHei" w:hAnsi="Microsoft YaHei"/>
+          <w:color w:val="6B8062"/>
+          <w:sz w:val="20"/>
+          <w:szCs w:val="20"/>
+        </w:rPr>
+        <w:t xml:space="preserve"> — 200 CNY / $29.54 (双人套餐)</w:t>
+      </w:r>
+    </w:p>
+    <w:p>
+      <w:pPr>
+        <w:spacing w:after="80"/>
+        <w:ind w:left="360"/>
+      </w:pPr>
+      <w:r>
+        <w:rPr>
+          <w:rFonts w:ascii="Microsoft YaHei" w:cs="Microsoft YaHei" w:eastAsia="Microsoft YaHei" w:hAnsi="Microsoft YaHei"/>
+          <w:i/>
+          <w:iCs/>
+          <w:color w:val="3D5038"/>
+          <w:sz w:val="20"/>
+          <w:szCs w:val="20"/>
+        </w:rPr>
+        <w:t xml:space="preserve">概述: 宽窄巷子内私房菜馆，熊猫造型创意菜可全桌无辣定制，在清代院落环境中用餐，仪式感强。</w:t>
+      </w:r>
+    </w:p>
+    <w:p>
+      <w:pPr>
+        <w:spacing w:after="60"/>
+      </w:pPr>
+      <w:r>
+        <w:rPr>
+          <w:rFonts w:ascii="Microsoft YaHei" w:cs="Microsoft YaHei" w:eastAsia="Microsoft YaHei" w:hAnsi="Microsoft YaHei"/>
+          <w:b/>
+          <w:bCs/>
+          <w:color w:val="7BAE5C"/>
+          <w:sz w:val="22"/>
+          <w:szCs w:val="22"/>
+        </w:rPr>
         <w:t xml:space="preserve">15:00</w:t>
       </w:r>
       <w:r>
@@ -2031,16 +2141,16 @@
           <w:sz w:val="22"/>
           <w:szCs w:val="22"/>
         </w:rPr>
-        <w:t xml:space="preserve">打车：人民公园 → 金沙遗址</w:t>
-      </w:r>
-      <w:r>
-        <w:rPr>
-          <w:rFonts w:ascii="Microsoft YaHei" w:cs="Microsoft YaHei" w:eastAsia="Microsoft YaHei" w:hAnsi="Microsoft YaHei"/>
-          <w:color w:val="6B8062"/>
-          <w:sz w:val="20"/>
-          <w:szCs w:val="20"/>
-        </w:rPr>
-        <w:t xml:space="preserve"> — 11 CNY / $1.62 (单程)</w:t>
+        <w:t xml:space="preserve">打车：宽窄巷子 → 金沙遗址</w:t>
+      </w:r>
+      <w:r>
+        <w:rPr>
+          <w:rFonts w:ascii="Microsoft YaHei" w:cs="Microsoft YaHei" w:eastAsia="Microsoft YaHei" w:hAnsi="Microsoft YaHei"/>
+          <w:color w:val="6B8062"/>
+          <w:sz w:val="20"/>
+          <w:szCs w:val="20"/>
+        </w:rPr>
+        <w:t xml:space="preserve"> — 20 CNY / $2.95 (单程)</w:t>
       </w:r>
     </w:p>
     <w:p>
@@ -2055,7 +2165,7 @@
           <w:sz w:val="20"/>
           <w:szCs w:val="20"/>
         </w:rPr>
-        <w:t xml:space="preserve">15:00 打车：人民公园 → 金沙遗址博物馆，11CNY/1.62USD。</w:t>
+        <w:t xml:space="preserve">打车：宽窄巷子 → 金沙遗址博物馆。</w:t>
       </w:r>
     </w:p>
     <w:p>
@@ -2099,6 +2209,23 @@
           <w:szCs w:val="20"/>
         </w:rPr>
         <w:t xml:space="preserve"> — 70 CNY / $10.34 (门票/人 + 讲解 30)</w:t>
+      </w:r>
+    </w:p>
+    <w:p>
+      <w:pPr>
+        <w:spacing w:after="80"/>
+        <w:ind w:left="360"/>
+      </w:pPr>
+      <w:r>
+        <w:rPr>
+          <w:rFonts w:ascii="Microsoft YaHei" w:cs="Microsoft YaHei" w:eastAsia="Microsoft YaHei" w:hAnsi="Microsoft YaHei"/>
+          <w:i/>
+          <w:iCs/>
+          <w:color w:val="3D5038"/>
+          <w:sz w:val="20"/>
+          <w:szCs w:val="20"/>
+        </w:rPr>
+        <w:t xml:space="preserve">概述: 三千年古蜀文明遗址，出土太阳神鸟金饰（中国文化遗产标志）及精美玉器、金器，是成都文明的源头。</w:t>
       </w:r>
     </w:p>
     <w:p>
@@ -2113,7 +2240,7 @@
           <w:sz w:val="20"/>
           <w:szCs w:val="20"/>
         </w:rPr>
-        <w:t xml:space="preserve">15:20–18:00 金沙遗址博物馆，门票 70CNY/10.34USD/人；英文讲解器 30CNY/4.43USD/人。</w:t>
+        <w:t xml:space="preserve">可租</w:t>
       </w:r>
     </w:p>
     <w:p>
@@ -2171,7 +2298,7 @@
           <w:sz w:val="20"/>
           <w:szCs w:val="20"/>
         </w:rPr>
-        <w:t xml:space="preserve">18:30 地铁 7 号线金沙博物馆站 → 文殊院站，2CNY/0.30USD/人。</w:t>
+        <w:t xml:space="preserve">地铁 7 号线金沙博物馆站 → 文殊院站。</w:t>
       </w:r>
     </w:p>
     <w:p>
@@ -2215,6 +2342,117 @@
           <w:szCs w:val="20"/>
         </w:rPr>
         <w:t xml:space="preserve"> — 25 CNY / $3.69 (人均)</w:t>
+      </w:r>
+    </w:p>
+    <w:p>
+      <w:pPr>
+        <w:spacing w:after="80"/>
+        <w:ind w:left="360"/>
+      </w:pPr>
+      <w:r>
+        <w:rPr>
+          <w:rFonts w:ascii="Microsoft YaHei" w:cs="Microsoft YaHei" w:eastAsia="Microsoft YaHei" w:hAnsi="Microsoft YaHei"/>
+          <w:i/>
+          <w:iCs/>
+          <w:color w:val="3D5038"/>
+          <w:sz w:val="20"/>
+          <w:szCs w:val="20"/>
+        </w:rPr>
+        <w:t xml:space="preserve">概述: 1941 年创立的老字号龙抄手，清汤抄手清淡鲜美，适合文殊院附近的无辣本地晚餐。</w:t>
+      </w:r>
+    </w:p>
+    <w:p>
+      <w:pPr>
+        <w:spacing w:after="60"/>
+      </w:pPr>
+      <w:r>
+        <w:rPr>
+          <w:rFonts w:ascii="Microsoft YaHei" w:cs="Microsoft YaHei" w:eastAsia="Microsoft YaHei" w:hAnsi="Microsoft YaHei"/>
+          <w:b/>
+          <w:bCs/>
+          <w:color w:val="7BAE5C"/>
+          <w:sz w:val="22"/>
+          <w:szCs w:val="22"/>
+        </w:rPr>
+        <w:t xml:space="preserve">20:00–21:10</w:t>
+      </w:r>
+      <w:r>
+        <w:rPr>
+          <w:sz w:val="22"/>
+          <w:szCs w:val="22"/>
+        </w:rPr>
+        <w:t xml:space="preserve">  </w:t>
+      </w:r>
+      <w:r>
+        <w:rPr>
+          <w:rFonts w:ascii="Microsoft YaHei" w:cs="Microsoft YaHei" w:eastAsia="Microsoft YaHei" w:hAnsi="Microsoft YaHei"/>
+          <w:b/>
+          <w:bCs/>
+          <w:color w:val="3D5038"/>
+          <w:sz w:val="22"/>
+          <w:szCs w:val="22"/>
+        </w:rPr>
+        <w:t xml:space="preserve">梨园会馆文殊院店川剧变脸</w:t>
+      </w:r>
+      <w:r>
+        <w:rPr>
+          <w:rFonts w:ascii="Microsoft YaHei" w:cs="Microsoft YaHei" w:eastAsia="Microsoft YaHei" w:hAnsi="Microsoft YaHei"/>
+          <w:color w:val="6B8062"/>
+          <w:sz w:val="20"/>
+          <w:szCs w:val="20"/>
+        </w:rPr>
+        <w:t xml:space="preserve"> — 99 CNY / $14.61 (双人套票)</w:t>
+      </w:r>
+    </w:p>
+    <w:p>
+      <w:pPr>
+        <w:spacing w:after="80"/>
+        <w:ind w:left="360"/>
+      </w:pPr>
+      <w:r>
+        <w:rPr>
+          <w:rFonts w:ascii="Microsoft YaHei" w:cs="Microsoft YaHei" w:eastAsia="Microsoft YaHei" w:hAnsi="Microsoft YaHei"/>
+          <w:i/>
+          <w:iCs/>
+          <w:color w:val="3D5038"/>
+          <w:sz w:val="20"/>
+          <w:szCs w:val="20"/>
+        </w:rPr>
+        <w:t xml:space="preserve">概述: 70 分钟精品川剧，变脸、吐火、长嘴壶茶艺一网打尽，非遗技艺在小剧场近距离呈现。</w:t>
+      </w:r>
+    </w:p>
+    <w:p>
+      <w:pPr>
+        <w:spacing w:after="60"/>
+      </w:pPr>
+      <w:r>
+        <w:rPr>
+          <w:rFonts w:ascii="Microsoft YaHei" w:cs="Microsoft YaHei" w:eastAsia="Microsoft YaHei" w:hAnsi="Microsoft YaHei"/>
+          <w:b/>
+          <w:bCs/>
+          <w:color w:val="7BAE5C"/>
+          <w:sz w:val="22"/>
+          <w:szCs w:val="22"/>
+        </w:rPr>
+        <w:t xml:space="preserve">21:30</w:t>
+      </w:r>
+      <w:r>
+        <w:rPr>
+          <w:sz w:val="22"/>
+          <w:szCs w:val="22"/>
+        </w:rPr>
+        <w:t xml:space="preserve">  </w:t>
+      </w:r>
+      <w:r>
+        <w:rPr>
+          <w:rFonts w:ascii="Microsoft YaHei" w:cs="Microsoft YaHei" w:eastAsia="Microsoft YaHei" w:hAnsi="Microsoft YaHei"/>
+          <w:b/>
+          <w:bCs/>
+          <w:color w:val="3D5038"/>
+          <w:sz w:val="22"/>
+          <w:szCs w:val="22"/>
+        </w:rPr>
+        <w:t xml:space="preserve">地铁返程酒店</w:t>
       </w:r>
     </w:p>
     <w:p>
@@ -2229,7 +2467,7 @@
           <w:sz w:val="20"/>
           <w:szCs w:val="20"/>
         </w:rPr>
-        <w:t xml:space="preserve">19:00 文殊院龙抄手分店，清汤抄手 25CNY/3.69USD/人。</w:t>
+        <w:t xml:space="preserve">地铁返程酒店。</w:t>
       </w:r>
     </w:p>
     <w:p>
@@ -2245,7 +2483,7 @@
           <w:sz w:val="22"/>
           <w:szCs w:val="22"/>
         </w:rPr>
-        <w:t xml:space="preserve">20:00–21:10</w:t>
+        <w:t xml:space="preserve">22:00</w:t>
       </w:r>
       <w:r>
         <w:rPr>
@@ -2263,16 +2501,16 @@
           <w:sz w:val="22"/>
           <w:szCs w:val="22"/>
         </w:rPr>
-        <w:t xml:space="preserve">梨园会馆文殊院店川剧变脸</w:t>
-      </w:r>
-      <w:r>
-        <w:rPr>
-          <w:rFonts w:ascii="Microsoft YaHei" w:cs="Microsoft YaHei" w:eastAsia="Microsoft YaHei" w:hAnsi="Microsoft YaHei"/>
-          <w:color w:val="6B8062"/>
-          <w:sz w:val="20"/>
-          <w:szCs w:val="20"/>
-        </w:rPr>
-        <w:t xml:space="preserve"> — 99 CNY / $14.61 (双人套票)</w:t>
+        <w:t xml:space="preserve">熊猫很困酒店住宿</w:t>
+      </w:r>
+      <w:r>
+        <w:rPr>
+          <w:rFonts w:ascii="Microsoft YaHei" w:cs="Microsoft YaHei" w:eastAsia="Microsoft YaHei" w:hAnsi="Microsoft YaHei"/>
+          <w:color w:val="6B8062"/>
+          <w:sz w:val="20"/>
+          <w:szCs w:val="20"/>
+        </w:rPr>
+        <w:t xml:space="preserve"> — 300 CNY / $44.31 (单日分摊)</w:t>
       </w:r>
     </w:p>
     <w:p>
@@ -2287,114 +2525,7 @@
           <w:sz w:val="20"/>
           <w:szCs w:val="20"/>
         </w:rPr>
-        <w:t xml:space="preserve">20:00–21:10 梨园会馆文殊院店川剧变脸演出，双人套票 99CNY/14.61USD，70 分钟非遗表演（变脸、吐火、长嘴壶茶艺）。</w:t>
-      </w:r>
-    </w:p>
-    <w:p>
-      <w:pPr>
-        <w:spacing w:after="60"/>
-      </w:pPr>
-      <w:r>
-        <w:rPr>
-          <w:rFonts w:ascii="Microsoft YaHei" w:cs="Microsoft YaHei" w:eastAsia="Microsoft YaHei" w:hAnsi="Microsoft YaHei"/>
-          <w:b/>
-          <w:bCs/>
-          <w:color w:val="7BAE5C"/>
-          <w:sz w:val="22"/>
-          <w:szCs w:val="22"/>
-        </w:rPr>
-        <w:t xml:space="preserve">21:30</w:t>
-      </w:r>
-      <w:r>
-        <w:rPr>
-          <w:sz w:val="22"/>
-          <w:szCs w:val="22"/>
-        </w:rPr>
-        <w:t xml:space="preserve">  </w:t>
-      </w:r>
-      <w:r>
-        <w:rPr>
-          <w:rFonts w:ascii="Microsoft YaHei" w:cs="Microsoft YaHei" w:eastAsia="Microsoft YaHei" w:hAnsi="Microsoft YaHei"/>
-          <w:b/>
-          <w:bCs/>
-          <w:color w:val="3D5038"/>
-          <w:sz w:val="22"/>
-          <w:szCs w:val="22"/>
-        </w:rPr>
-        <w:t xml:space="preserve">地铁返程酒店</w:t>
-      </w:r>
-    </w:p>
-    <w:p>
-      <w:pPr>
-        <w:spacing w:after="120"/>
-        <w:ind w:left="360"/>
-      </w:pPr>
-      <w:r>
-        <w:rPr>
-          <w:rFonts w:ascii="Microsoft YaHei" w:cs="Microsoft YaHei" w:eastAsia="Microsoft YaHei" w:hAnsi="Microsoft YaHei"/>
-          <w:color w:val="6B8062"/>
-          <w:sz w:val="20"/>
-          <w:szCs w:val="20"/>
-        </w:rPr>
-        <w:t xml:space="preserve">21:30 地铁返程酒店。</w:t>
-      </w:r>
-    </w:p>
-    <w:p>
-      <w:pPr>
-        <w:spacing w:after="60"/>
-      </w:pPr>
-      <w:r>
-        <w:rPr>
-          <w:rFonts w:ascii="Microsoft YaHei" w:cs="Microsoft YaHei" w:eastAsia="Microsoft YaHei" w:hAnsi="Microsoft YaHei"/>
-          <w:b/>
-          <w:bCs/>
-          <w:color w:val="7BAE5C"/>
-          <w:sz w:val="22"/>
-          <w:szCs w:val="22"/>
-        </w:rPr>
-        <w:t xml:space="preserve">22:00</w:t>
-      </w:r>
-      <w:r>
-        <w:rPr>
-          <w:sz w:val="22"/>
-          <w:szCs w:val="22"/>
-        </w:rPr>
-        <w:t xml:space="preserve">  </w:t>
-      </w:r>
-      <w:r>
-        <w:rPr>
-          <w:rFonts w:ascii="Microsoft YaHei" w:cs="Microsoft YaHei" w:eastAsia="Microsoft YaHei" w:hAnsi="Microsoft YaHei"/>
-          <w:b/>
-          <w:bCs/>
-          <w:color w:val="3D5038"/>
-          <w:sz w:val="22"/>
-          <w:szCs w:val="22"/>
-        </w:rPr>
-        <w:t xml:space="preserve">熊猫很困酒店住宿</w:t>
-      </w:r>
-      <w:r>
-        <w:rPr>
-          <w:rFonts w:ascii="Microsoft YaHei" w:cs="Microsoft YaHei" w:eastAsia="Microsoft YaHei" w:hAnsi="Microsoft YaHei"/>
-          <w:color w:val="6B8062"/>
-          <w:sz w:val="20"/>
-          <w:szCs w:val="20"/>
-        </w:rPr>
-        <w:t xml:space="preserve"> — 300 CNY / $44.31 (单日分摊)</w:t>
-      </w:r>
-    </w:p>
-    <w:p>
-      <w:pPr>
-        <w:spacing w:after="120"/>
-        <w:ind w:left="360"/>
-      </w:pPr>
-      <w:r>
-        <w:rPr>
-          <w:rFonts w:ascii="Microsoft YaHei" w:cs="Microsoft YaHei" w:eastAsia="Microsoft YaHei" w:hAnsi="Microsoft YaHei"/>
-          <w:color w:val="6B8062"/>
-          <w:sz w:val="20"/>
-          <w:szCs w:val="20"/>
-        </w:rPr>
-        <w:t xml:space="preserve">熊猫很困酒店过夜住宿，单日分摊房价 300CNY/44.31USD。</w:t>
+        <w:t xml:space="preserve">熊猫很困酒店过夜住宿</w:t>
       </w:r>
     </w:p>
     <w:p>
@@ -2544,7 +2675,7 @@
           <w:sz w:val="20"/>
           <w:szCs w:val="20"/>
         </w:rPr>
-        <w:t xml:space="preserve">08:00 IFS 定点直通车直达三星堆博物馆，单人单程 33CNY/4.87USD，车程 70 分钟，每日 8:00/10:30 发车。</w:t>
+        <w:t xml:space="preserve">IFS 定点直通车直达三星堆博物馆，车程 70 分钟，每日 8:00/10:30 发车</w:t>
       </w:r>
     </w:p>
     <w:p>
@@ -2588,6 +2719,128 @@
           <w:szCs w:val="20"/>
         </w:rPr>
         <w:t xml:space="preserve"> — 72 CNY / $10.63 (门票/人 + 讲解 30)</w:t>
+      </w:r>
+    </w:p>
+    <w:p>
+      <w:pPr>
+        <w:spacing w:after="80"/>
+        <w:ind w:left="360"/>
+      </w:pPr>
+      <w:r>
+        <w:rPr>
+          <w:rFonts w:ascii="Microsoft YaHei" w:cs="Microsoft YaHei" w:eastAsia="Microsoft YaHei" w:hAnsi="Microsoft YaHei"/>
+          <w:i/>
+          <w:iCs/>
+          <w:color w:val="3D5038"/>
+          <w:sz w:val="20"/>
+          <w:szCs w:val="20"/>
+        </w:rPr>
+        <w:t xml:space="preserve">概述: 中国考古最震撼发现之一，青铜大面具、金杖与神秘古蜀文明，视觉冲击力极强。</w:t>
+      </w:r>
+    </w:p>
+    <w:p>
+      <w:pPr>
+        <w:spacing w:after="40"/>
+        <w:ind w:left="360"/>
+      </w:pPr>
+      <w:r>
+        <w:rPr>
+          <w:rFonts w:ascii="Microsoft YaHei" w:cs="Microsoft YaHei" w:eastAsia="Microsoft YaHei" w:hAnsi="Microsoft YaHei"/>
+          <w:color w:val="6B8062"/>
+          <w:sz w:val="20"/>
+          <w:szCs w:val="20"/>
+        </w:rPr>
+        <w:t xml:space="preserve">可租：</w:t>
+      </w:r>
+    </w:p>
+    <w:p>
+      <w:pPr>
+        <w:spacing w:after="40"/>
+        <w:ind w:left="360"/>
+      </w:pPr>
+      <w:r>
+        <w:rPr>
+          <w:rFonts w:ascii="Microsoft YaHei" w:cs="Microsoft YaHei" w:eastAsia="Microsoft YaHei" w:hAnsi="Microsoft YaHei"/>
+          <w:color w:val="6B8062"/>
+          <w:sz w:val="20"/>
+          <w:szCs w:val="20"/>
+        </w:rPr>
+        <w:t xml:space="preserve">1. 智慧语音导览器（推荐双人使用）</w:t>
+      </w:r>
+    </w:p>
+    <w:p>
+      <w:pPr>
+        <w:spacing w:after="40"/>
+        <w:ind w:left="360"/>
+      </w:pPr>
+      <w:r>
+        <w:rPr>
+          <w:rFonts w:ascii="Microsoft YaHei" w:cs="Microsoft YaHei" w:eastAsia="Microsoft YaHei" w:hAnsi="Microsoft YaHei"/>
+          <w:color w:val="6B8062"/>
+          <w:sz w:val="20"/>
+          <w:szCs w:val="20"/>
+        </w:rPr>
+        <w:t xml:space="preserve">租金：30CNY / 4.43USD / 台，押金 200CNY（归还全额退还）</w:t>
+      </w:r>
+    </w:p>
+    <w:p>
+      <w:pPr>
+        <w:spacing w:after="40"/>
+        <w:ind w:left="360"/>
+      </w:pPr>
+      <w:r>
+        <w:rPr>
+          <w:rFonts w:ascii="Microsoft YaHei" w:cs="Microsoft YaHei" w:eastAsia="Microsoft YaHei" w:hAnsi="Microsoft YaHei"/>
+          <w:color w:val="6B8062"/>
+          <w:sz w:val="20"/>
+          <w:szCs w:val="20"/>
+        </w:rPr>
+        <w:t xml:space="preserve">语言：含英语、中文、日语等多语种，文物自动感应讲解</w:t>
+      </w:r>
+    </w:p>
+    <w:p>
+      <w:pPr>
+        <w:spacing w:after="40"/>
+        <w:ind w:left="360"/>
+      </w:pPr>
+      <w:r>
+        <w:rPr>
+          <w:rFonts w:ascii="Microsoft YaHei" w:cs="Microsoft YaHei" w:eastAsia="Microsoft YaHei" w:hAnsi="Microsoft YaHei"/>
+          <w:color w:val="6B8062"/>
+          <w:sz w:val="20"/>
+          <w:szCs w:val="20"/>
+        </w:rPr>
+        <w:t xml:space="preserve">时长：08:30–17:00，续航 4 小时，足够全天游览</w:t>
+      </w:r>
+    </w:p>
+    <w:p>
+      <w:pPr>
+        <w:spacing w:after="40"/>
+        <w:ind w:left="360"/>
+      </w:pPr>
+      <w:r>
+        <w:rPr>
+          <w:rFonts w:ascii="Microsoft YaHei" w:cs="Microsoft YaHei" w:eastAsia="Microsoft YaHei" w:hAnsi="Microsoft YaHei"/>
+          <w:color w:val="6B8062"/>
+          <w:sz w:val="20"/>
+          <w:szCs w:val="20"/>
+        </w:rPr>
+        <w:t xml:space="preserve">2. MR 沉浸式导览眼镜（蜀国秘镜）</w:t>
+      </w:r>
+    </w:p>
+    <w:p>
+      <w:pPr>
+        <w:spacing w:after="40"/>
+        <w:ind w:left="360"/>
+      </w:pPr>
+      <w:r>
+        <w:rPr>
+          <w:rFonts w:ascii="Microsoft YaHei" w:cs="Microsoft YaHei" w:eastAsia="Microsoft YaHei" w:hAnsi="Microsoft YaHei"/>
+          <w:color w:val="6B8062"/>
+          <w:sz w:val="20"/>
+          <w:szCs w:val="20"/>
+        </w:rPr>
+        <w:t xml:space="preserve">租金：38CNY / 5.61USD / 台</w:t>
       </w:r>
     </w:p>
     <w:p>
@@ -2602,7 +2855,7 @@
           <w:sz w:val="20"/>
           <w:szCs w:val="20"/>
         </w:rPr>
-        <w:t xml:space="preserve">10:00–16:00 三星堆博物馆深度游览，门票 72CNY/10.63USD/人；英文讲解器 30CNY/4.43USD/人。</w:t>
+        <w:t xml:space="preserve">特色：AR 动画还原古蜀场景，适合喜欢沉浸式体验游客</w:t>
       </w:r>
     </w:p>
     <w:p>
@@ -2651,7 +2904,7 @@
           <w:sz w:val="20"/>
           <w:szCs w:val="20"/>
         </w:rPr>
-        <w:t xml:space="preserve">16:30 直通车返程春熙路。晚间自由采购伴手礼，酒店免费寄存大件行李，整理九寨沟出行物资。</w:t>
+        <w:t xml:space="preserve">直通车返程春熙路。晚间自由采购伴手礼，酒店免费寄存大件行李，整理九寨沟出行物资。</w:t>
       </w:r>
     </w:p>
     <w:p>
@@ -2709,7 +2962,7 @@
           <w:sz w:val="20"/>
           <w:szCs w:val="20"/>
         </w:rPr>
-        <w:t xml:space="preserve">晚间回熊猫很困酒店，免费寄存大件行李、整理九寨沟出行物资。单日分摊房价 300CNY/44.31USD。</w:t>
+        <w:t xml:space="preserve">晚间回熊猫很困酒店，免费寄存大件行李、整理九寨沟出行物资</w:t>
       </w:r>
     </w:p>
     <w:p>
@@ -2859,7 +3112,7 @@
           <w:sz w:val="20"/>
           <w:szCs w:val="20"/>
         </w:rPr>
-        <w:t xml:space="preserve">推荐早班 C5782：06:45 成都东站发车，08:24 抵达黄龙九寨站。备选 08:12/10:06/11:46/15:45/18:36。高铁二等座 135CNY/19.94USD/人，1 小时 39 分。</w:t>
+        <w:t xml:space="preserve">推荐早班 C5782：06:45 成都东站发车，08:24 抵达黄龙九寨站，备选 08:12/10:06/11:46/15:45/18:36，1 小时 39 分</w:t>
       </w:r>
     </w:p>
     <w:p>
@@ -2917,7 +3170,7 @@
           <w:sz w:val="20"/>
           <w:szCs w:val="20"/>
         </w:rPr>
-        <w:t xml:space="preserve">出站换乘景区直通接驳大巴直达九寨沟口，单人 51CNY/7.53USD，滚动发车，车程 2 小时。</w:t>
+        <w:t xml:space="preserve">出站换乘景区直通接驳大巴直达九寨沟口，滚动发车，车程 2 小时</w:t>
       </w:r>
     </w:p>
     <w:p>
@@ -2975,7 +3228,7 @@
           <w:sz w:val="20"/>
           <w:szCs w:val="20"/>
         </w:rPr>
-        <w:t xml:space="preserve">11:00 办理入住，下午酒店庭院免费双人藏服换装拍照（套餐内含）。自行安排清淡无辣晚餐，休整适应高原海拔。酒店配套：全屋弥散式供氧、免费景区往返班车、双人自助早餐已包含。</w:t>
+        <w:t xml:space="preserve">办理入住，下午酒店庭院免费双人藏服换装拍照（套餐内含），自行安排清淡无辣晚餐，休整适应高原海拔。酒店配套：全屋弥散式供氧、免费景区往返班车、双人自助早餐已包含。</w:t>
       </w:r>
     </w:p>
     <w:p>
@@ -3115,17 +3368,19 @@
     </w:p>
     <w:p>
       <w:pPr>
-        <w:spacing w:after="120"/>
+        <w:spacing w:after="80"/>
         <w:ind w:left="360"/>
       </w:pPr>
       <w:r>
         <w:rPr>
           <w:rFonts w:ascii="Microsoft YaHei" w:cs="Microsoft YaHei" w:eastAsia="Microsoft YaHei" w:hAnsi="Microsoft YaHei"/>
-          <w:color w:val="6B8062"/>
-          <w:sz w:val="20"/>
-          <w:szCs w:val="20"/>
-        </w:rPr>
-        <w:t xml:space="preserve">九寨沟门票+观光车套票 280CNY/41.36USD/人。全景区观光车全覆盖，平缓木栈道，多处休息座椅，园区内设熊猫文创商店；9 月湖水层次丰富，全天自由游览，晚间返回酒店休息。次日双人早餐包含在套餐内，无需额外付费。</w:t>
+          <w:i/>
+          <w:iCs/>
+          <w:color w:val="3D5038"/>
+          <w:sz w:val="20"/>
+          <w:szCs w:val="20"/>
+        </w:rPr>
+        <w:t xml:space="preserve">概述: 联合国遗产级钙华海子与瀑布群，9 月色彩层次丰富；观光车与木栈道覆盖全沟，无需高强度徒步。</w:t>
       </w:r>
     </w:p>
     <w:p>
@@ -3275,7 +3530,7 @@
           <w:sz w:val="20"/>
           <w:szCs w:val="20"/>
         </w:rPr>
-        <w:t xml:space="preserve">九寨沟口接驳大巴返回黄龙九寨高铁站，单人 51CNY/7.53USD。</w:t>
+        <w:t xml:space="preserve">九寨沟口接驳大巴返回黄龙九寨高铁站</w:t>
       </w:r>
     </w:p>
     <w:p>
@@ -3333,7 +3588,7 @@
           <w:sz w:val="20"/>
           <w:szCs w:val="20"/>
         </w:rPr>
-        <w:t xml:space="preserve">午间高铁返回成都东站，单人 135CNY/19.94USD。晚间抵达春熙路，整理行李，准备次日前往重庆。</w:t>
+        <w:t xml:space="preserve">午间高铁返回成都东站，晚间抵达春熙路，整理行李，准备次日前往重庆</w:t>
       </w:r>
     </w:p>
     <w:p>
@@ -3391,7 +3646,7 @@
           <w:sz w:val="20"/>
           <w:szCs w:val="20"/>
         </w:rPr>
-        <w:t xml:space="preserve">入住熊猫很困酒店。住宿提示：无免费早餐，次日早餐可街边就餐或酒店自费购买（38 元/人/天）。</w:t>
+        <w:t xml:space="preserve">入住熊猫很困酒店，住宿提示：无免费早餐，次日早餐可街边就餐或酒店自费购买。</w:t>
       </w:r>
     </w:p>
     <w:p>
@@ -3541,7 +3796,7 @@
           <w:sz w:val="20"/>
           <w:szCs w:val="20"/>
         </w:rPr>
-        <w:t xml:space="preserve">09:00 地铁春熙路 → 四川省博物院，单人 2CNY/0.30USD。</w:t>
+        <w:t xml:space="preserve">地铁春熙路 → 四川省博物院</w:t>
       </w:r>
     </w:p>
     <w:p>
@@ -3576,6 +3831,23 @@
           <w:szCs w:val="22"/>
         </w:rPr>
         <w:t xml:space="preserve">四川博物院</w:t>
+      </w:r>
+    </w:p>
+    <w:p>
+      <w:pPr>
+        <w:spacing w:after="80"/>
+        <w:ind w:left="360"/>
+      </w:pPr>
+      <w:r>
+        <w:rPr>
+          <w:rFonts w:ascii="Microsoft YaHei" w:cs="Microsoft YaHei" w:eastAsia="Microsoft YaHei" w:hAnsi="Microsoft YaHei"/>
+          <w:i/>
+          <w:iCs/>
+          <w:color w:val="3D5038"/>
+          <w:sz w:val="20"/>
+          <w:szCs w:val="20"/>
+        </w:rPr>
+        <w:t xml:space="preserve">概述: 四川省顶级综合博物馆，免费预约，古蜀文物、藏文化、张大千书画收藏突出，与成都博物馆为不同场馆。</w:t>
       </w:r>
     </w:p>
     <w:p>
@@ -3590,7 +3862,7 @@
           <w:sz w:val="20"/>
           <w:szCs w:val="20"/>
         </w:rPr>
-        <w:t xml:space="preserve">09:30–12:00 四川博物院（免费，线上预约，省级文物馆藏，行程完整保留不删减）。</w:t>
+        <w:t xml:space="preserve">需线上预约。</w:t>
       </w:r>
     </w:p>
     <w:p>
@@ -3648,7 +3920,7 @@
           <w:sz w:val="20"/>
           <w:szCs w:val="20"/>
         </w:rPr>
-        <w:t xml:space="preserve">12:30 打车：川博 → 天府广场成都博物馆，10CNY/1.48USD。</w:t>
+        <w:t xml:space="preserve">打车：川博 → 天府广场成都博物馆。</w:t>
       </w:r>
     </w:p>
     <w:p>
@@ -3683,6 +3955,23 @@
           <w:szCs w:val="22"/>
         </w:rPr>
         <w:t xml:space="preserve">成都博物馆</w:t>
+      </w:r>
+    </w:p>
+    <w:p>
+      <w:pPr>
+        <w:spacing w:after="80"/>
+        <w:ind w:left="360"/>
+      </w:pPr>
+      <w:r>
+        <w:rPr>
+          <w:rFonts w:ascii="Microsoft YaHei" w:cs="Microsoft YaHei" w:eastAsia="Microsoft YaHei" w:hAnsi="Microsoft YaHei"/>
+          <w:i/>
+          <w:iCs/>
+          <w:color w:val="3D5038"/>
+          <w:sz w:val="20"/>
+          <w:szCs w:val="20"/>
+        </w:rPr>
+        <w:t xml:space="preserve">概述: 天府广场免费城市博物馆，从4500 年前古蜀到现代茶馆文化，互动展陈讲述成都城市通史。</w:t>
       </w:r>
     </w:p>
     <w:p>
@@ -3697,7 +3986,7 @@
           <w:sz w:val="20"/>
           <w:szCs w:val="20"/>
         </w:rPr>
-        <w:t xml:space="preserve">13:00–15:00 成都博物馆（免费，展示成都城市通史，与川博为两处独立场馆）。</w:t>
+        <w:t xml:space="preserve">免费入馆，与川博为两处独立场馆，同日连游。</w:t>
       </w:r>
     </w:p>
     <w:p>
@@ -3755,7 +4044,7 @@
           <w:sz w:val="20"/>
           <w:szCs w:val="20"/>
         </w:rPr>
-        <w:t xml:space="preserve">16:30 成都东 → 重庆西熊猫涂装高铁，二等座 148CNY/21.86USD/人，车程 1 小时 20 分。</w:t>
+        <w:t xml:space="preserve">成都东 → 重庆西熊猫涂装高铁，车程 1 小时 20 分</w:t>
       </w:r>
     </w:p>
     <w:p>
@@ -3813,7 +4102,7 @@
           <w:sz w:val="20"/>
           <w:szCs w:val="20"/>
         </w:rPr>
-        <w:t xml:space="preserve">18:00 地铁重庆西站 → 解放碑，单人 3CNY/0.44USD，办理开元名庭入住（每日双人自助早餐已包含）。</w:t>
+        <w:t xml:space="preserve">地铁重庆西站 → 解放碑，办理开元名庭入住（每日双人自助早餐已包含）。</w:t>
       </w:r>
     </w:p>
     <w:p>
@@ -3848,6 +4137,23 @@
           <w:szCs w:val="22"/>
         </w:rPr>
         <w:t xml:space="preserve">白象居 · 十八梯 · 花市豌杂面</w:t>
+      </w:r>
+    </w:p>
+    <w:p>
+      <w:pPr>
+        <w:spacing w:after="80"/>
+        <w:ind w:left="360"/>
+      </w:pPr>
+      <w:r>
+        <w:rPr>
+          <w:rFonts w:ascii="Microsoft YaHei" w:cs="Microsoft YaHei" w:eastAsia="Microsoft YaHei" w:hAnsi="Microsoft YaHei"/>
+          <w:i/>
+          <w:iCs/>
+          <w:color w:val="3D5038"/>
+          <w:sz w:val="20"/>
+          <w:szCs w:val="20"/>
+        </w:rPr>
+        <w:t xml:space="preserve">概述: 花市豌杂面是重庆招牌干溜豌杂面，可不要辣；搭配白象居魔幻楼群与十八梯老街步行，感受立体山城。</w:t>
       </w:r>
     </w:p>
     <w:p>
@@ -3862,7 +4168,7 @@
           <w:sz w:val="20"/>
           <w:szCs w:val="20"/>
         </w:rPr>
-        <w:t xml:space="preserve">从酒店出来，步行 5 分钟至花市豌杂面（民生路总店）轻晚餐（自费，不计入固定花费）。双人 34CNY / 5.02USD。点餐：两碗干溜豌杂面，不要辣，各加一个溏心煎蛋（约 17CNY/人）。傍晚步行白象居、十八梯山城老街。</w:t>
+        <w:t xml:space="preserve">从酒店步行 5 分钟（自费，不计入固定花费），两碗干溜豌杂面不要辣、各加溏心煎蛋</w:t>
       </w:r>
     </w:p>
     <w:p>
@@ -3897,6 +4203,23 @@
           <w:szCs w:val="22"/>
         </w:rPr>
         <w:t xml:space="preserve">洪崖洞夜景</w:t>
+      </w:r>
+    </w:p>
+    <w:p>
+      <w:pPr>
+        <w:spacing w:after="80"/>
+        <w:ind w:left="360"/>
+      </w:pPr>
+      <w:r>
+        <w:rPr>
+          <w:rFonts w:ascii="Microsoft YaHei" w:cs="Microsoft YaHei" w:eastAsia="Microsoft YaHei" w:hAnsi="Microsoft YaHei"/>
+          <w:i/>
+          <w:iCs/>
+          <w:color w:val="3D5038"/>
+          <w:sz w:val="20"/>
+          <w:szCs w:val="20"/>
+        </w:rPr>
+        <w:t xml:space="preserve">概述: 重庆标志性吊脚楼群，嘉陵江畔亮灯后如《千与千寻》场景，免费参观，黄昏至夜间最佳。</w:t>
       </w:r>
     </w:p>
     <w:p>
@@ -3911,7 +4234,7 @@
           <w:sz w:val="20"/>
           <w:szCs w:val="20"/>
         </w:rPr>
-        <w:t xml:space="preserve">19:00 步行 8 分钟至洪崖洞观赏亮灯夜景；解放碑步行街 19:00–21:30 为重庆规模最大广场舞集群，步行 3 分钟可达。</w:t>
+        <w:t xml:space="preserve">从酒店步行 8 分钟；解放碑步行街 19:00–21:30 广场舞，步行 3 分钟可达。</w:t>
       </w:r>
     </w:p>
     <w:p>
@@ -4061,7 +4384,7 @@
           <w:sz w:val="20"/>
           <w:szCs w:val="20"/>
         </w:rPr>
-        <w:t xml:space="preserve">07:30 酒店享用免费双人早餐后出发，解放碑大轰炸遗址乘坐武隆往返直达直通车，单人往返 130CNY/19.20USD，单程 3 小时直达仙女镇，无需换乘。</w:t>
+        <w:t xml:space="preserve">解放碑大轰炸遗址乘坐武隆往返直达直通车，单程 3 小时直达仙女镇，无需换乘。</w:t>
       </w:r>
     </w:p>
     <w:p>
@@ -4105,6 +4428,83 @@
           <w:szCs w:val="20"/>
         </w:rPr>
         <w:t xml:space="preserve"> — 155 CNY / $22.89 (人均)</w:t>
+      </w:r>
+    </w:p>
+    <w:p>
+      <w:pPr>
+        <w:spacing w:after="80"/>
+        <w:ind w:left="360"/>
+      </w:pPr>
+      <w:r>
+        <w:rPr>
+          <w:rFonts w:ascii="Microsoft YaHei" w:cs="Microsoft YaHei" w:eastAsia="Microsoft YaHei" w:hAnsi="Microsoft YaHei"/>
+          <w:i/>
+          <w:iCs/>
+          <w:color w:val="3D5038"/>
+          <w:sz w:val="20"/>
+          <w:szCs w:val="20"/>
+        </w:rPr>
+        <w:t xml:space="preserve">概述: 世界自然遗产喀斯特奇观，三座天生石拱桥横跨峡谷；观光电梯减少爬坡，适合慢行观赏。</w:t>
+      </w:r>
+    </w:p>
+    <w:p>
+      <w:pPr>
+        <w:spacing w:after="60"/>
+      </w:pPr>
+      <w:r>
+        <w:rPr>
+          <w:rFonts w:ascii="Microsoft YaHei" w:cs="Microsoft YaHei" w:eastAsia="Microsoft YaHei" w:hAnsi="Microsoft YaHei"/>
+          <w:b/>
+          <w:bCs/>
+          <w:color w:val="7BAE5C"/>
+          <w:sz w:val="22"/>
+          <w:szCs w:val="22"/>
+        </w:rPr>
+        <w:t xml:space="preserve">13:30</w:t>
+      </w:r>
+      <w:r>
+        <w:rPr>
+          <w:sz w:val="22"/>
+          <w:szCs w:val="22"/>
+        </w:rPr>
+        <w:t xml:space="preserve">  </w:t>
+      </w:r>
+      <w:r>
+        <w:rPr>
+          <w:rFonts w:ascii="Microsoft YaHei" w:cs="Microsoft YaHei" w:eastAsia="Microsoft YaHei" w:hAnsi="Microsoft YaHei"/>
+          <w:b/>
+          <w:bCs/>
+          <w:color w:val="3D5038"/>
+          <w:sz w:val="22"/>
+          <w:szCs w:val="22"/>
+        </w:rPr>
+        <w:t xml:space="preserve">龙水峡地缝</w:t>
+      </w:r>
+      <w:r>
+        <w:rPr>
+          <w:rFonts w:ascii="Microsoft YaHei" w:cs="Microsoft YaHei" w:eastAsia="Microsoft YaHei" w:hAnsi="Microsoft YaHei"/>
+          <w:color w:val="6B8062"/>
+          <w:sz w:val="20"/>
+          <w:szCs w:val="20"/>
+        </w:rPr>
+        <w:t xml:space="preserve"> — 116 CNY / $17.13 (人均)</w:t>
+      </w:r>
+    </w:p>
+    <w:p>
+      <w:pPr>
+        <w:spacing w:after="80"/>
+        <w:ind w:left="360"/>
+      </w:pPr>
+      <w:r>
+        <w:rPr>
+          <w:rFonts w:ascii="Microsoft YaHei" w:cs="Microsoft YaHei" w:eastAsia="Microsoft YaHei" w:hAnsi="Microsoft YaHei"/>
+          <w:i/>
+          <w:iCs/>
+          <w:color w:val="3D5038"/>
+          <w:sz w:val="20"/>
+          <w:szCs w:val="20"/>
+        </w:rPr>
+        <w:t xml:space="preserve">概述: 窄缝式石灰岩峡谷，电梯下谷、平缓下坡栈道，银河飞瀑壮观；比天生三桥更清凉人少。</w:t>
       </w:r>
     </w:p>
     <w:p>
@@ -4119,65 +4519,7 @@
           <w:sz w:val="20"/>
           <w:szCs w:val="20"/>
         </w:rPr>
-        <w:t xml:space="preserve">10:30 游览天生三桥，套票（门票 + 观光电梯）155CNY/22.89USD/人，电梯减少爬坡。</w:t>
-      </w:r>
-    </w:p>
-    <w:p>
-      <w:pPr>
-        <w:spacing w:after="60"/>
-      </w:pPr>
-      <w:r>
-        <w:rPr>
-          <w:rFonts w:ascii="Microsoft YaHei" w:cs="Microsoft YaHei" w:eastAsia="Microsoft YaHei" w:hAnsi="Microsoft YaHei"/>
-          <w:b/>
-          <w:bCs/>
-          <w:color w:val="7BAE5C"/>
-          <w:sz w:val="22"/>
-          <w:szCs w:val="22"/>
-        </w:rPr>
-        <w:t xml:space="preserve">13:30</w:t>
-      </w:r>
-      <w:r>
-        <w:rPr>
-          <w:sz w:val="22"/>
-          <w:szCs w:val="22"/>
-        </w:rPr>
-        <w:t xml:space="preserve">  </w:t>
-      </w:r>
-      <w:r>
-        <w:rPr>
-          <w:rFonts w:ascii="Microsoft YaHei" w:cs="Microsoft YaHei" w:eastAsia="Microsoft YaHei" w:hAnsi="Microsoft YaHei"/>
-          <w:b/>
-          <w:bCs/>
-          <w:color w:val="3D5038"/>
-          <w:sz w:val="22"/>
-          <w:szCs w:val="22"/>
-        </w:rPr>
-        <w:t xml:space="preserve">龙水峡地缝</w:t>
-      </w:r>
-      <w:r>
-        <w:rPr>
-          <w:rFonts w:ascii="Microsoft YaHei" w:cs="Microsoft YaHei" w:eastAsia="Microsoft YaHei" w:hAnsi="Microsoft YaHei"/>
-          <w:color w:val="6B8062"/>
-          <w:sz w:val="20"/>
-          <w:szCs w:val="20"/>
-        </w:rPr>
-        <w:t xml:space="preserve"> — 116 CNY / $17.13 (人均)</w:t>
-      </w:r>
-    </w:p>
-    <w:p>
-      <w:pPr>
-        <w:spacing w:after="120"/>
-        <w:ind w:left="360"/>
-      </w:pPr>
-      <w:r>
-        <w:rPr>
-          <w:rFonts w:ascii="Microsoft YaHei" w:cs="Microsoft YaHei" w:eastAsia="Microsoft YaHei" w:hAnsi="Microsoft YaHei"/>
-          <w:color w:val="6B8062"/>
-          <w:sz w:val="20"/>
-          <w:szCs w:val="20"/>
-        </w:rPr>
-        <w:t xml:space="preserve">13:30 中转车前往龙水峡地缝：免费电梯下谷底，步行 10–15 分钟可见银河飞瀑，全程平缓下坡栈道，完整游览 1.5–2 小时；地缝门票 116CNY/17.13USD/人。</w:t>
+        <w:t xml:space="preserve">从中转车前往，完整游览 1.5–2 小时</w:t>
       </w:r>
     </w:p>
     <w:p>
@@ -4357,6 +4699,66 @@
     </w:p>
     <w:p>
       <w:pPr>
+        <w:spacing w:after="80"/>
+        <w:ind w:left="360"/>
+      </w:pPr>
+      <w:r>
+        <w:rPr>
+          <w:rFonts w:ascii="Microsoft YaHei" w:cs="Microsoft YaHei" w:eastAsia="Microsoft YaHei" w:hAnsi="Microsoft YaHei"/>
+          <w:i/>
+          <w:iCs/>
+          <w:color w:val="3D5038"/>
+          <w:sz w:val="20"/>
+          <w:szCs w:val="20"/>
+        </w:rPr>
+        <w:t xml:space="preserve">概述: 开元名庭免费自助早餐，为山城全天打卡补充能量。</w:t>
+      </w:r>
+    </w:p>
+    <w:p>
+      <w:pPr>
+        <w:spacing w:after="60"/>
+      </w:pPr>
+      <w:r>
+        <w:rPr>
+          <w:rFonts w:ascii="Microsoft YaHei" w:cs="Microsoft YaHei" w:eastAsia="Microsoft YaHei" w:hAnsi="Microsoft YaHei"/>
+          <w:b/>
+          <w:bCs/>
+          <w:color w:val="7BAE5C"/>
+          <w:sz w:val="22"/>
+          <w:szCs w:val="22"/>
+        </w:rPr>
+        <w:t xml:space="preserve">09:30</w:t>
+      </w:r>
+      <w:r>
+        <w:rPr>
+          <w:sz w:val="22"/>
+          <w:szCs w:val="22"/>
+        </w:rPr>
+        <w:t xml:space="preserve">  </w:t>
+      </w:r>
+      <w:r>
+        <w:rPr>
+          <w:rFonts w:ascii="Microsoft YaHei" w:cs="Microsoft YaHei" w:eastAsia="Microsoft YaHei" w:hAnsi="Microsoft YaHei"/>
+          <w:b/>
+          <w:bCs/>
+          <w:color w:val="3D5038"/>
+          <w:sz w:val="22"/>
+          <w:szCs w:val="22"/>
+        </w:rPr>
+        <w:t xml:space="preserve">地铁至李子坝</w:t>
+      </w:r>
+      <w:r>
+        <w:rPr>
+          <w:rFonts w:ascii="Microsoft YaHei" w:cs="Microsoft YaHei" w:eastAsia="Microsoft YaHei" w:hAnsi="Microsoft YaHei"/>
+          <w:color w:val="6B8062"/>
+          <w:sz w:val="20"/>
+          <w:szCs w:val="20"/>
+        </w:rPr>
+        <w:t xml:space="preserve"> — 2 CNY / $0.3 (单人)</w:t>
+      </w:r>
+    </w:p>
+    <w:p>
+      <w:pPr>
         <w:spacing w:after="120"/>
         <w:ind w:left="360"/>
       </w:pPr>
@@ -4367,7 +4769,7 @@
           <w:sz w:val="20"/>
           <w:szCs w:val="20"/>
         </w:rPr>
-        <w:t xml:space="preserve">09:30 酒店享用免费双人早餐。</w:t>
+        <w:t xml:space="preserve">地铁 2 号线解放碑 → 李子坝，打卡熊猫涂装轻轨、轻轨穿楼观景台</w:t>
       </w:r>
     </w:p>
     <w:p>
@@ -4383,7 +4785,7 @@
           <w:sz w:val="22"/>
           <w:szCs w:val="22"/>
         </w:rPr>
-        <w:t xml:space="preserve">09:30</w:t>
+        <w:t xml:space="preserve">11:00</w:t>
       </w:r>
       <w:r>
         <w:rPr>
@@ -4401,16 +4803,67 @@
           <w:sz w:val="22"/>
           <w:szCs w:val="22"/>
         </w:rPr>
-        <w:t xml:space="preserve">地铁至李子坝</w:t>
-      </w:r>
-      <w:r>
-        <w:rPr>
-          <w:rFonts w:ascii="Microsoft YaHei" w:cs="Microsoft YaHei" w:eastAsia="Microsoft YaHei" w:hAnsi="Microsoft YaHei"/>
-          <w:color w:val="6B8062"/>
-          <w:sz w:val="20"/>
-          <w:szCs w:val="20"/>
-        </w:rPr>
-        <w:t xml:space="preserve"> — 2 CNY / $0.3 (单人)</w:t>
+        <w:t xml:space="preserve">长江索道</w:t>
+      </w:r>
+      <w:r>
+        <w:rPr>
+          <w:rFonts w:ascii="Microsoft YaHei" w:cs="Microsoft YaHei" w:eastAsia="Microsoft YaHei" w:hAnsi="Microsoft YaHei"/>
+          <w:color w:val="6B8062"/>
+          <w:sz w:val="20"/>
+          <w:szCs w:val="20"/>
+        </w:rPr>
+        <w:t xml:space="preserve"> — 20 CNY / $2.95 (单人)</w:t>
+      </w:r>
+    </w:p>
+    <w:p>
+      <w:pPr>
+        <w:spacing w:after="60"/>
+      </w:pPr>
+      <w:r>
+        <w:rPr>
+          <w:rFonts w:ascii="Microsoft YaHei" w:cs="Microsoft YaHei" w:eastAsia="Microsoft YaHei" w:hAnsi="Microsoft YaHei"/>
+          <w:b/>
+          <w:bCs/>
+          <w:color w:val="7BAE5C"/>
+          <w:sz w:val="22"/>
+          <w:szCs w:val="22"/>
+        </w:rPr>
+        <w:t xml:space="preserve">13:00</w:t>
+      </w:r>
+      <w:r>
+        <w:rPr>
+          <w:sz w:val="22"/>
+          <w:szCs w:val="22"/>
+        </w:rPr>
+        <w:t xml:space="preserve">  </w:t>
+      </w:r>
+      <w:r>
+        <w:rPr>
+          <w:rFonts w:ascii="Microsoft YaHei" w:cs="Microsoft YaHei" w:eastAsia="Microsoft YaHei" w:hAnsi="Microsoft YaHei"/>
+          <w:b/>
+          <w:bCs/>
+          <w:color w:val="3D5038"/>
+          <w:sz w:val="22"/>
+          <w:szCs w:val="22"/>
+        </w:rPr>
+        <w:t xml:space="preserve">毛哥老鸭汤（临江门店）</w:t>
+      </w:r>
+    </w:p>
+    <w:p>
+      <w:pPr>
+        <w:spacing w:after="80"/>
+        <w:ind w:left="360"/>
+      </w:pPr>
+      <w:r>
+        <w:rPr>
+          <w:rFonts w:ascii="Microsoft YaHei" w:cs="Microsoft YaHei" w:eastAsia="Microsoft YaHei" w:hAnsi="Microsoft YaHei"/>
+          <w:i/>
+          <w:iCs/>
+          <w:color w:val="3D5038"/>
+          <w:sz w:val="20"/>
+          <w:szCs w:val="20"/>
+        </w:rPr>
+        <w:t xml:space="preserve">概述: 本地人气老鸭汤，汤底清淡、鸭肉软烂，辣度可调，是南滨路一带的无辣友好选择。</w:t>
       </w:r>
     </w:p>
     <w:p>
@@ -4425,7 +4878,7 @@
           <w:sz w:val="20"/>
           <w:szCs w:val="20"/>
         </w:rPr>
-        <w:t xml:space="preserve">09:30 地铁 2 号线解放碑 → 李子坝，单人 2CNY/0.30USD，打卡熊猫涂装轻轨、轻轨穿楼观景台。</w:t>
+        <w:t xml:space="preserve">自费，不计入固定花费</w:t>
       </w:r>
     </w:p>
     <w:p>
@@ -4441,7 +4894,7 @@
           <w:sz w:val="22"/>
           <w:szCs w:val="22"/>
         </w:rPr>
-        <w:t xml:space="preserve">11:00</w:t>
+        <w:t xml:space="preserve">15:00</w:t>
       </w:r>
       <w:r>
         <w:rPr>
@@ -4459,16 +4912,16 @@
           <w:sz w:val="22"/>
           <w:szCs w:val="22"/>
         </w:rPr>
-        <w:t xml:space="preserve">长江索道</w:t>
-      </w:r>
-      <w:r>
-        <w:rPr>
-          <w:rFonts w:ascii="Microsoft YaHei" w:cs="Microsoft YaHei" w:eastAsia="Microsoft YaHei" w:hAnsi="Microsoft YaHei"/>
-          <w:color w:val="6B8062"/>
-          <w:sz w:val="20"/>
-          <w:szCs w:val="20"/>
-        </w:rPr>
-        <w:t xml:space="preserve"> — 20 CNY / $2.95 (单人)</w:t>
+        <w:t xml:space="preserve">打车：解放碑 → 南滨路</w:t>
+      </w:r>
+      <w:r>
+        <w:rPr>
+          <w:rFonts w:ascii="Microsoft YaHei" w:cs="Microsoft YaHei" w:eastAsia="Microsoft YaHei" w:hAnsi="Microsoft YaHei"/>
+          <w:color w:val="6B8062"/>
+          <w:sz w:val="20"/>
+          <w:szCs w:val="20"/>
+        </w:rPr>
+        <w:t xml:space="preserve"> — 8 CNY / $1.18 (单程)</w:t>
       </w:r>
     </w:p>
     <w:p>
@@ -4483,7 +4936,7 @@
           <w:sz w:val="20"/>
           <w:szCs w:val="20"/>
         </w:rPr>
-        <w:t xml:space="preserve">11:00 长江索道往返票，单人 20CNY/2.95USD。</w:t>
+        <w:t xml:space="preserve">打车：解放碑 → 南滨路，南滨路至下浩里直线 800 米，步行 10 分钟平缓下坡，地铁上新街站出站 5 分钟直达入口。</w:t>
       </w:r>
     </w:p>
     <w:p>
@@ -4499,7 +4952,7 @@
           <w:sz w:val="22"/>
           <w:szCs w:val="22"/>
         </w:rPr>
-        <w:t xml:space="preserve">13:00</w:t>
+        <w:t xml:space="preserve">16:00–19:00</w:t>
       </w:r>
       <w:r>
         <w:rPr>
@@ -4517,7 +4970,24 @@
           <w:sz w:val="22"/>
           <w:szCs w:val="22"/>
         </w:rPr>
-        <w:t xml:space="preserve">毛哥老鸭汤（临江门店）</w:t>
+        <w:t xml:space="preserve">南滨路 + 下浩里</w:t>
+      </w:r>
+    </w:p>
+    <w:p>
+      <w:pPr>
+        <w:spacing w:after="80"/>
+        <w:ind w:left="360"/>
+      </w:pPr>
+      <w:r>
+        <w:rPr>
+          <w:rFonts w:ascii="Microsoft YaHei" w:cs="Microsoft YaHei" w:eastAsia="Microsoft YaHei" w:hAnsi="Microsoft YaHei"/>
+          <w:i/>
+          <w:iCs/>
+          <w:color w:val="3D5038"/>
+          <w:sz w:val="20"/>
+          <w:szCs w:val="20"/>
+        </w:rPr>
+        <w:t xml:space="preserve">概述: 南滨路隔江对望渝中半岛；下浩里文艺老街有咖啡馆与龙门浩观景台，可赏重庆天际线日落。</w:t>
       </w:r>
     </w:p>
     <w:p>
@@ -4532,7 +5002,7 @@
           <w:sz w:val="20"/>
           <w:szCs w:val="20"/>
         </w:rPr>
-        <w:t xml:space="preserve">13:00 毛哥老鸭汤（临江门店）午餐，人均 70CNY/10.34USD，清淡可无辣（自费，不计入固定花费）。</w:t>
+        <w:t xml:space="preserve">龙门浩观景台赏渝中半岛日落。</w:t>
       </w:r>
     </w:p>
     <w:p>
@@ -4548,7 +5018,7 @@
           <w:sz w:val="22"/>
           <w:szCs w:val="22"/>
         </w:rPr>
-        <w:t xml:space="preserve">15:00</w:t>
+        <w:t xml:space="preserve">19:30</w:t>
       </w:r>
       <w:r>
         <w:rPr>
@@ -4566,16 +5036,7 @@
           <w:sz w:val="22"/>
           <w:szCs w:val="22"/>
         </w:rPr>
-        <w:t xml:space="preserve">打车：解放碑 → 南滨路</w:t>
-      </w:r>
-      <w:r>
-        <w:rPr>
-          <w:rFonts w:ascii="Microsoft YaHei" w:cs="Microsoft YaHei" w:eastAsia="Microsoft YaHei" w:hAnsi="Microsoft YaHei"/>
-          <w:color w:val="6B8062"/>
-          <w:sz w:val="20"/>
-          <w:szCs w:val="20"/>
-        </w:rPr>
-        <w:t xml:space="preserve"> — 8 CNY / $1.18 (单程)</w:t>
+        <w:t xml:space="preserve">打车返回解放碑</w:t>
       </w:r>
     </w:p>
     <w:p>
@@ -4590,105 +5051,7 @@
           <w:sz w:val="20"/>
           <w:szCs w:val="20"/>
         </w:rPr>
-        <w:t xml:space="preserve">15:00 打车：解放碑 → 南滨路，8CNY/1.18USD。南滨路至下浩里直线 800 米，步行 10 分钟平缓下坡；地铁上新街站出站 5 分钟直达入口。</w:t>
-      </w:r>
-    </w:p>
-    <w:p>
-      <w:pPr>
-        <w:spacing w:after="60"/>
-      </w:pPr>
-      <w:r>
-        <w:rPr>
-          <w:rFonts w:ascii="Microsoft YaHei" w:cs="Microsoft YaHei" w:eastAsia="Microsoft YaHei" w:hAnsi="Microsoft YaHei"/>
-          <w:b/>
-          <w:bCs/>
-          <w:color w:val="7BAE5C"/>
-          <w:sz w:val="22"/>
-          <w:szCs w:val="22"/>
-        </w:rPr>
-        <w:t xml:space="preserve">16:00–19:00</w:t>
-      </w:r>
-      <w:r>
-        <w:rPr>
-          <w:sz w:val="22"/>
-          <w:szCs w:val="22"/>
-        </w:rPr>
-        <w:t xml:space="preserve">  </w:t>
-      </w:r>
-      <w:r>
-        <w:rPr>
-          <w:rFonts w:ascii="Microsoft YaHei" w:cs="Microsoft YaHei" w:eastAsia="Microsoft YaHei" w:hAnsi="Microsoft YaHei"/>
-          <w:b/>
-          <w:bCs/>
-          <w:color w:val="3D5038"/>
-          <w:sz w:val="22"/>
-          <w:szCs w:val="22"/>
-        </w:rPr>
-        <w:t xml:space="preserve">南滨路 + 下浩里</w:t>
-      </w:r>
-    </w:p>
-    <w:p>
-      <w:pPr>
-        <w:spacing w:after="120"/>
-        <w:ind w:left="360"/>
-      </w:pPr>
-      <w:r>
-        <w:rPr>
-          <w:rFonts w:ascii="Microsoft YaHei" w:cs="Microsoft YaHei" w:eastAsia="Microsoft YaHei" w:hAnsi="Microsoft YaHei"/>
-          <w:color w:val="6B8062"/>
-          <w:sz w:val="20"/>
-          <w:szCs w:val="20"/>
-        </w:rPr>
-        <w:t xml:space="preserve">16:00–19:00 下浩里文艺老街、龙门浩观景台观赏渝中半岛日落。</w:t>
-      </w:r>
-    </w:p>
-    <w:p>
-      <w:pPr>
-        <w:spacing w:after="60"/>
-      </w:pPr>
-      <w:r>
-        <w:rPr>
-          <w:rFonts w:ascii="Microsoft YaHei" w:cs="Microsoft YaHei" w:eastAsia="Microsoft YaHei" w:hAnsi="Microsoft YaHei"/>
-          <w:b/>
-          <w:bCs/>
-          <w:color w:val="7BAE5C"/>
-          <w:sz w:val="22"/>
-          <w:szCs w:val="22"/>
-        </w:rPr>
-        <w:t xml:space="preserve">19:30</w:t>
-      </w:r>
-      <w:r>
-        <w:rPr>
-          <w:sz w:val="22"/>
-          <w:szCs w:val="22"/>
-        </w:rPr>
-        <w:t xml:space="preserve">  </w:t>
-      </w:r>
-      <w:r>
-        <w:rPr>
-          <w:rFonts w:ascii="Microsoft YaHei" w:cs="Microsoft YaHei" w:eastAsia="Microsoft YaHei" w:hAnsi="Microsoft YaHei"/>
-          <w:b/>
-          <w:bCs/>
-          <w:color w:val="3D5038"/>
-          <w:sz w:val="22"/>
-          <w:szCs w:val="22"/>
-        </w:rPr>
-        <w:t xml:space="preserve">打车返回解放碑</w:t>
-      </w:r>
-    </w:p>
-    <w:p>
-      <w:pPr>
-        <w:spacing w:after="120"/>
-        <w:ind w:left="360"/>
-      </w:pPr>
-      <w:r>
-        <w:rPr>
-          <w:rFonts w:ascii="Microsoft YaHei" w:cs="Microsoft YaHei" w:eastAsia="Microsoft YaHei" w:hAnsi="Microsoft YaHei"/>
-          <w:color w:val="6B8062"/>
-          <w:sz w:val="20"/>
-          <w:szCs w:val="20"/>
-        </w:rPr>
-        <w:t xml:space="preserve">19:30 打车返回解放碑自由晚餐休息。</w:t>
+        <w:t xml:space="preserve">打车返回解放碑自由晚餐休息。</w:t>
       </w:r>
     </w:p>
     <w:p>
@@ -4819,6 +5182,66 @@
     </w:p>
     <w:p>
       <w:pPr>
+        <w:spacing w:after="80"/>
+        <w:ind w:left="360"/>
+      </w:pPr>
+      <w:r>
+        <w:rPr>
+          <w:rFonts w:ascii="Microsoft YaHei" w:cs="Microsoft YaHei" w:eastAsia="Microsoft YaHei" w:hAnsi="Microsoft YaHei"/>
+          <w:i/>
+          <w:iCs/>
+          <w:color w:val="3D5038"/>
+          <w:sz w:val="20"/>
+          <w:szCs w:val="20"/>
+        </w:rPr>
+        <w:t xml:space="preserve">概述: 武陵源长途一日游前的酒店自助早餐，已含在住宿内。</w:t>
+      </w:r>
+    </w:p>
+    <w:p>
+      <w:pPr>
+        <w:spacing w:after="60"/>
+      </w:pPr>
+      <w:r>
+        <w:rPr>
+          <w:rFonts w:ascii="Microsoft YaHei" w:cs="Microsoft YaHei" w:eastAsia="Microsoft YaHei" w:hAnsi="Microsoft YaHei"/>
+          <w:b/>
+          <w:bCs/>
+          <w:color w:val="7BAE5C"/>
+          <w:sz w:val="22"/>
+          <w:szCs w:val="22"/>
+        </w:rPr>
+        <w:t xml:space="preserve">07:00</w:t>
+      </w:r>
+      <w:r>
+        <w:rPr>
+          <w:sz w:val="22"/>
+          <w:szCs w:val="22"/>
+        </w:rPr>
+        <w:t xml:space="preserve">  </w:t>
+      </w:r>
+      <w:r>
+        <w:rPr>
+          <w:rFonts w:ascii="Microsoft YaHei" w:cs="Microsoft YaHei" w:eastAsia="Microsoft YaHei" w:hAnsi="Microsoft YaHei"/>
+          <w:b/>
+          <w:bCs/>
+          <w:color w:val="3D5038"/>
+          <w:sz w:val="22"/>
+          <w:szCs w:val="22"/>
+        </w:rPr>
+        <w:t xml:space="preserve">打车：解放碑 → 重庆东</w:t>
+      </w:r>
+      <w:r>
+        <w:rPr>
+          <w:rFonts w:ascii="Microsoft YaHei" w:cs="Microsoft YaHei" w:eastAsia="Microsoft YaHei" w:hAnsi="Microsoft YaHei"/>
+          <w:color w:val="6B8062"/>
+          <w:sz w:val="20"/>
+          <w:szCs w:val="20"/>
+        </w:rPr>
+        <w:t xml:space="preserve"> — 15 CNY / $2.22 (单程)</w:t>
+      </w:r>
+    </w:p>
+    <w:p>
+      <w:pPr>
         <w:spacing w:after="120"/>
         <w:ind w:left="360"/>
       </w:pPr>
@@ -4829,7 +5252,7 @@
           <w:sz w:val="20"/>
           <w:szCs w:val="20"/>
         </w:rPr>
-        <w:t xml:space="preserve">07:00 酒店享用免费双人早餐后出发。</w:t>
+        <w:t xml:space="preserve">打车：解放碑 → 重庆东站。</w:t>
       </w:r>
     </w:p>
     <w:p>
@@ -4845,7 +5268,7 @@
           <w:sz w:val="22"/>
           <w:szCs w:val="22"/>
         </w:rPr>
-        <w:t xml:space="preserve">07:00</w:t>
+        <w:t xml:space="preserve">07:40</w:t>
       </w:r>
       <w:r>
         <w:rPr>
@@ -4863,16 +5286,16 @@
           <w:sz w:val="22"/>
           <w:szCs w:val="22"/>
         </w:rPr>
-        <w:t xml:space="preserve">打车：解放碑 → 重庆东</w:t>
-      </w:r>
-      <w:r>
-        <w:rPr>
-          <w:rFonts w:ascii="Microsoft YaHei" w:cs="Microsoft YaHei" w:eastAsia="Microsoft YaHei" w:hAnsi="Microsoft YaHei"/>
-          <w:color w:val="6B8062"/>
-          <w:sz w:val="20"/>
-          <w:szCs w:val="20"/>
-        </w:rPr>
-        <w:t xml:space="preserve"> — 15 CNY / $2.22 (单程)</w:t>
+        <w:t xml:space="preserve">高铁至张家界西</w:t>
+      </w:r>
+      <w:r>
+        <w:rPr>
+          <w:rFonts w:ascii="Microsoft YaHei" w:cs="Microsoft YaHei" w:eastAsia="Microsoft YaHei" w:hAnsi="Microsoft YaHei"/>
+          <w:color w:val="6B8062"/>
+          <w:sz w:val="20"/>
+          <w:szCs w:val="20"/>
+        </w:rPr>
+        <w:t xml:space="preserve"> — 226 CNY / $33.38 (二等座/人)</w:t>
       </w:r>
     </w:p>
     <w:p>
@@ -4887,7 +5310,7 @@
           <w:sz w:val="20"/>
           <w:szCs w:val="20"/>
         </w:rPr>
-        <w:t xml:space="preserve">07:00 打车：解放碑 → 重庆东站，15CNY/2.22USD。</w:t>
+        <w:t xml:space="preserve">重庆东 → 张家界西高铁，最快 2 小时 02 分，多班次可选</w:t>
       </w:r>
     </w:p>
     <w:p>
@@ -4903,7 +5326,7 @@
           <w:sz w:val="22"/>
           <w:szCs w:val="22"/>
         </w:rPr>
-        <w:t xml:space="preserve">07:40</w:t>
+        <w:t xml:space="preserve">10:00</w:t>
       </w:r>
       <w:r>
         <w:rPr>
@@ -4921,16 +5344,16 @@
           <w:sz w:val="22"/>
           <w:szCs w:val="22"/>
         </w:rPr>
-        <w:t xml:space="preserve">高铁至张家界西</w:t>
-      </w:r>
-      <w:r>
-        <w:rPr>
-          <w:rFonts w:ascii="Microsoft YaHei" w:cs="Microsoft YaHei" w:eastAsia="Microsoft YaHei" w:hAnsi="Microsoft YaHei"/>
-          <w:color w:val="6B8062"/>
-          <w:sz w:val="20"/>
-          <w:szCs w:val="20"/>
-        </w:rPr>
-        <w:t xml:space="preserve"> — 226 CNY / $33.38 (二等座/人)</w:t>
+        <w:t xml:space="preserve">专线大巴至武陵源</w:t>
+      </w:r>
+      <w:r>
+        <w:rPr>
+          <w:rFonts w:ascii="Microsoft YaHei" w:cs="Microsoft YaHei" w:eastAsia="Microsoft YaHei" w:hAnsi="Microsoft YaHei"/>
+          <w:color w:val="6B8062"/>
+          <w:sz w:val="20"/>
+          <w:szCs w:val="20"/>
+        </w:rPr>
+        <w:t xml:space="preserve"> — 40 CNY / $5.91 (单人)</w:t>
       </w:r>
     </w:p>
     <w:p>
@@ -4945,7 +5368,7 @@
           <w:sz w:val="20"/>
           <w:szCs w:val="20"/>
         </w:rPr>
-        <w:t xml:space="preserve">07:40 重庆东 → 张家界西高铁，二等座均价 226CNY/33.38USD/人，最快 2 小时 02 分，多班次可选。</w:t>
+        <w:t xml:space="preserve">张家界西站景区专线大巴前往武陵源大门，车程 40 分钟</w:t>
       </w:r>
     </w:p>
     <w:p>
@@ -4961,7 +5384,7 @@
           <w:sz w:val="22"/>
           <w:szCs w:val="22"/>
         </w:rPr>
-        <w:t xml:space="preserve">10:00</w:t>
+        <w:t xml:space="preserve">10:40</w:t>
       </w:r>
       <w:r>
         <w:rPr>
@@ -4979,16 +5402,33 @@
           <w:sz w:val="22"/>
           <w:szCs w:val="22"/>
         </w:rPr>
-        <w:t xml:space="preserve">专线大巴至武陵源</w:t>
-      </w:r>
-      <w:r>
-        <w:rPr>
-          <w:rFonts w:ascii="Microsoft YaHei" w:cs="Microsoft YaHei" w:eastAsia="Microsoft YaHei" w:hAnsi="Microsoft YaHei"/>
-          <w:color w:val="6B8062"/>
-          <w:sz w:val="20"/>
-          <w:szCs w:val="20"/>
-        </w:rPr>
-        <w:t xml:space="preserve"> — 40 CNY / $5.91 (单人)</w:t>
+        <w:t xml:space="preserve">武陵源国家森林公园</w:t>
+      </w:r>
+      <w:r>
+        <w:rPr>
+          <w:rFonts w:ascii="Microsoft YaHei" w:cs="Microsoft YaHei" w:eastAsia="Microsoft YaHei" w:hAnsi="Microsoft YaHei"/>
+          <w:color w:val="6B8062"/>
+          <w:sz w:val="20"/>
+          <w:szCs w:val="20"/>
+        </w:rPr>
+        <w:t xml:space="preserve"> — 230 CNY / $33.97 (含百龙天梯 65/人)</w:t>
+      </w:r>
+    </w:p>
+    <w:p>
+      <w:pPr>
+        <w:spacing w:after="80"/>
+        <w:ind w:left="360"/>
+      </w:pPr>
+      <w:r>
+        <w:rPr>
+          <w:rFonts w:ascii="Microsoft YaHei" w:cs="Microsoft YaHei" w:eastAsia="Microsoft YaHei" w:hAnsi="Microsoft YaHei"/>
+          <w:i/>
+          <w:iCs/>
+          <w:color w:val="3D5038"/>
+          <w:sz w:val="20"/>
+          <w:szCs w:val="20"/>
+        </w:rPr>
+        <w:t xml:space="preserve">概述: 张家界武陵源石英砂岩峰林，《阿凡达》悬浮山原型；百龙天梯直升崖顶，森林奇景一览无遗。</w:t>
       </w:r>
     </w:p>
     <w:p>
@@ -5003,7 +5443,7 @@
           <w:sz w:val="20"/>
           <w:szCs w:val="20"/>
         </w:rPr>
-        <w:t xml:space="preserve">10:00 张家界西站景区专线大巴前往武陵源大门，单人 40CNY/5.91USD，车程 40 分钟。</w:t>
+        <w:t xml:space="preserve">17:00 停止入园，18:00 园内观光车停运。</w:t>
       </w:r>
     </w:p>
     <w:p>
@@ -5019,7 +5459,7 @@
           <w:sz w:val="22"/>
           <w:szCs w:val="22"/>
         </w:rPr>
-        <w:t xml:space="preserve">10:40</w:t>
+        <w:t xml:space="preserve">17:20</w:t>
       </w:r>
       <w:r>
         <w:rPr>
@@ -5037,16 +5477,16 @@
           <w:sz w:val="22"/>
           <w:szCs w:val="22"/>
         </w:rPr>
-        <w:t xml:space="preserve">武陵源国家森林公园</w:t>
-      </w:r>
-      <w:r>
-        <w:rPr>
-          <w:rFonts w:ascii="Microsoft YaHei" w:cs="Microsoft YaHei" w:eastAsia="Microsoft YaHei" w:hAnsi="Microsoft YaHei"/>
-          <w:color w:val="6B8062"/>
-          <w:sz w:val="20"/>
-          <w:szCs w:val="20"/>
-        </w:rPr>
-        <w:t xml:space="preserve"> — 230 CNY / $33.97 (含百龙天梯 65/人)</w:t>
+        <w:t xml:space="preserve">专线大巴返回张家界西</w:t>
+      </w:r>
+      <w:r>
+        <w:rPr>
+          <w:rFonts w:ascii="Microsoft YaHei" w:cs="Microsoft YaHei" w:eastAsia="Microsoft YaHei" w:hAnsi="Microsoft YaHei"/>
+          <w:color w:val="6B8062"/>
+          <w:sz w:val="20"/>
+          <w:szCs w:val="20"/>
+        </w:rPr>
+        <w:t xml:space="preserve"> — 40 CNY / $5.91 (单人)</w:t>
       </w:r>
     </w:p>
     <w:p>
@@ -5061,7 +5501,7 @@
           <w:sz w:val="20"/>
           <w:szCs w:val="20"/>
         </w:rPr>
-        <w:t xml:space="preserve">全天武陵源森林公园游览：门票套票 230CNY/33.97USD/人（含百龙天梯 65CNY/9.60USD/人）；索道、电梯全覆盖，大幅减少爬山，平缓观景平台充足；景区 17:00 停止入园、18:00 园内观光车停运。</w:t>
+        <w:t xml:space="preserve">乘坐武陵源景区专线大巴返回张家界西站，车程 40 分钟，18:00 抵达车站</w:t>
       </w:r>
     </w:p>
     <w:p>
@@ -5077,7 +5517,7 @@
           <w:sz w:val="22"/>
           <w:szCs w:val="22"/>
         </w:rPr>
-        <w:t xml:space="preserve">17:20</w:t>
+        <w:t xml:space="preserve">20:48</w:t>
       </w:r>
       <w:r>
         <w:rPr>
@@ -5095,16 +5535,16 @@
           <w:sz w:val="22"/>
           <w:szCs w:val="22"/>
         </w:rPr>
-        <w:t xml:space="preserve">专线大巴返回张家界西</w:t>
-      </w:r>
-      <w:r>
-        <w:rPr>
-          <w:rFonts w:ascii="Microsoft YaHei" w:cs="Microsoft YaHei" w:eastAsia="Microsoft YaHei" w:hAnsi="Microsoft YaHei"/>
-          <w:color w:val="6B8062"/>
-          <w:sz w:val="20"/>
-          <w:szCs w:val="20"/>
-        </w:rPr>
-        <w:t xml:space="preserve"> — 40 CNY / $5.91 (单人)</w:t>
+        <w:t xml:space="preserve">G2442 高铁返程重庆东</w:t>
+      </w:r>
+      <w:r>
+        <w:rPr>
+          <w:rFonts w:ascii="Microsoft YaHei" w:cs="Microsoft YaHei" w:eastAsia="Microsoft YaHei" w:hAnsi="Microsoft YaHei"/>
+          <w:color w:val="6B8062"/>
+          <w:sz w:val="20"/>
+          <w:szCs w:val="20"/>
+        </w:rPr>
+        <w:t xml:space="preserve"> — 206 CNY / $30.43 (二等座/人)</w:t>
       </w:r>
     </w:p>
     <w:p>
@@ -5119,7 +5559,7 @@
           <w:sz w:val="20"/>
           <w:szCs w:val="20"/>
         </w:rPr>
-        <w:t xml:space="preserve">乘坐武陵源景区专线大巴返回张家界西站，单人 40CNY/5.91USD，车程 40 分钟，18:00 抵达车站。</w:t>
+        <w:t xml:space="preserve">G2442 次高铁张家界西站返程重庆东，行程 2 小时 07 分，22:55 抵达重庆东站，全部行程正式完结</w:t>
       </w:r>
     </w:p>
     <w:p>
@@ -5135,7 +5575,7 @@
           <w:sz w:val="22"/>
           <w:szCs w:val="22"/>
         </w:rPr>
-        <w:t xml:space="preserve">20:48</w:t>
+        <w:t xml:space="preserve">23:00</w:t>
       </w:r>
       <w:r>
         <w:rPr>
@@ -5153,16 +5593,16 @@
           <w:sz w:val="22"/>
           <w:szCs w:val="22"/>
         </w:rPr>
-        <w:t xml:space="preserve">G2442 高铁返程重庆东</w:t>
-      </w:r>
-      <w:r>
-        <w:rPr>
-          <w:rFonts w:ascii="Microsoft YaHei" w:cs="Microsoft YaHei" w:eastAsia="Microsoft YaHei" w:hAnsi="Microsoft YaHei"/>
-          <w:color w:val="6B8062"/>
-          <w:sz w:val="20"/>
-          <w:szCs w:val="20"/>
-        </w:rPr>
-        <w:t xml:space="preserve"> — 206 CNY / $30.43 (二等座/人)</w:t>
+        <w:t xml:space="preserve">开元名庭酒店住宿</w:t>
+      </w:r>
+      <w:r>
+        <w:rPr>
+          <w:rFonts w:ascii="Microsoft YaHei" w:cs="Microsoft YaHei" w:eastAsia="Microsoft YaHei" w:hAnsi="Microsoft YaHei"/>
+          <w:color w:val="6B8062"/>
+          <w:sz w:val="20"/>
+          <w:szCs w:val="20"/>
+        </w:rPr>
+        <w:t xml:space="preserve"> — 388 CNY / $57.31 (两晚分摊)</w:t>
       </w:r>
     </w:p>
     <w:p>
@@ -5177,65 +5617,7 @@
           <w:sz w:val="20"/>
           <w:szCs w:val="20"/>
         </w:rPr>
-        <w:t xml:space="preserve">G2442 次高铁张家界西站返程重庆东，二等座 206CNY/30.43USD/人，行程 2 小时 07 分，22:55 抵达重庆东站，全部行程正式完结。</w:t>
-      </w:r>
-    </w:p>
-    <w:p>
-      <w:pPr>
-        <w:spacing w:after="60"/>
-      </w:pPr>
-      <w:r>
-        <w:rPr>
-          <w:rFonts w:ascii="Microsoft YaHei" w:cs="Microsoft YaHei" w:eastAsia="Microsoft YaHei" w:hAnsi="Microsoft YaHei"/>
-          <w:b/>
-          <w:bCs/>
-          <w:color w:val="7BAE5C"/>
-          <w:sz w:val="22"/>
-          <w:szCs w:val="22"/>
-        </w:rPr>
-        <w:t xml:space="preserve">23:00</w:t>
-      </w:r>
-      <w:r>
-        <w:rPr>
-          <w:sz w:val="22"/>
-          <w:szCs w:val="22"/>
-        </w:rPr>
-        <w:t xml:space="preserve">  </w:t>
-      </w:r>
-      <w:r>
-        <w:rPr>
-          <w:rFonts w:ascii="Microsoft YaHei" w:cs="Microsoft YaHei" w:eastAsia="Microsoft YaHei" w:hAnsi="Microsoft YaHei"/>
-          <w:b/>
-          <w:bCs/>
-          <w:color w:val="3D5038"/>
-          <w:sz w:val="22"/>
-          <w:szCs w:val="22"/>
-        </w:rPr>
-        <w:t xml:space="preserve">开元名庭酒店住宿</w:t>
-      </w:r>
-      <w:r>
-        <w:rPr>
-          <w:rFonts w:ascii="Microsoft YaHei" w:cs="Microsoft YaHei" w:eastAsia="Microsoft YaHei" w:hAnsi="Microsoft YaHei"/>
-          <w:color w:val="6B8062"/>
-          <w:sz w:val="20"/>
-          <w:szCs w:val="20"/>
-        </w:rPr>
-        <w:t xml:space="preserve"> — 388 CNY / $57.31 (两晚分摊)</w:t>
-      </w:r>
-    </w:p>
-    <w:p>
-      <w:pPr>
-        <w:spacing w:after="120"/>
-        <w:ind w:left="360"/>
-      </w:pPr>
-      <w:r>
-        <w:rPr>
-          <w:rFonts w:ascii="Microsoft YaHei" w:cs="Microsoft YaHei" w:eastAsia="Microsoft YaHei" w:hAnsi="Microsoft YaHei"/>
-          <w:color w:val="6B8062"/>
-          <w:sz w:val="20"/>
-          <w:szCs w:val="20"/>
-        </w:rPr>
-        <w:t xml:space="preserve">武陵源一日游结束后返回开元名庭酒店。D10 计入两晚分摊房价 388CNY/57.31USD。</w:t>
+        <w:t xml:space="preserve">武陵源一日游结束后返回开元名庭酒店。</w:t>
       </w:r>
     </w:p>
     <w:p>
@@ -6758,7 +7140,7 @@
                 <w:sz w:val="20"/>
                 <w:szCs w:val="20"/>
               </w:rPr>
-              <w:t xml:space="preserve">11</w:t>
+              <w:t xml:space="preserve">20</w:t>
             </w:r>
           </w:p>
         </w:tc>
@@ -6784,7 +7166,7 @@
                 <w:sz w:val="20"/>
                 <w:szCs w:val="20"/>
               </w:rPr>
-              <w:t xml:space="preserve">1.62</w:t>
+              <w:t xml:space="preserve">2.95</w:t>
             </w:r>
           </w:p>
         </w:tc>
@@ -7072,7 +7454,7 @@
                 <w:sz w:val="20"/>
                 <w:szCs w:val="20"/>
               </w:rPr>
-              <w:t xml:space="preserve">864</w:t>
+              <w:t xml:space="preserve">873</w:t>
             </w:r>
           </w:p>
         </w:tc>
@@ -7101,7 +7483,7 @@
                 <w:sz w:val="20"/>
                 <w:szCs w:val="20"/>
               </w:rPr>
-              <w:t xml:space="preserve">127.6</w:t>
+              <w:t xml:space="preserve">128.93</w:t>
             </w:r>
           </w:p>
         </w:tc>
@@ -11189,7 +11571,7 @@
           <w:sz w:val="28"/>
           <w:szCs w:val="28"/>
         </w:rPr>
-        <w:t xml:space="preserve">全行程固定总花费（双人）：9177 CNY / $1355.43</w:t>
+        <w:t xml:space="preserve">全行程固定总花费（双人）：9186 CNY / $1356.76</w:t>
       </w:r>
     </w:p>
     <w:p>
@@ -11203,7 +11585,7 @@
           <w:sz w:val="21"/>
           <w:szCs w:val="21"/>
         </w:rPr>
-        <w:t xml:space="preserve">预算上限 9820 CNY，剩余 643 CNY / $93.98 可用于自选消费</w:t>
+        <w:t xml:space="preserve">预算上限 9820 CNY，剩余 634 CNY / $92.65 可用于自选消费</w:t>
       </w:r>
     </w:p>
     <w:p>

--- a/downloads/itinerary-zh.docx
+++ b/downloads/itinerary-zh.docx
@@ -51,7 +51,7 @@
           <w:sz w:val="24"/>
           <w:szCs w:val="24"/>
         </w:rPr>
-        <w:t xml:space="preserve">固定总花费 9186 CNY / $1356.76</w:t>
+        <w:t xml:space="preserve">固定总花费 9190 CNY / $1357.39</w:t>
       </w:r>
     </w:p>
     <w:p>
@@ -3456,7 +3456,7 @@
           <w:sz w:val="21"/>
           <w:szCs w:val="21"/>
         </w:rPr>
-        <w:t xml:space="preserve">672 CNY / $99.25</w:t>
+        <w:t xml:space="preserve">672 CNY / $99.26</w:t>
       </w:r>
     </w:p>
     <w:p>
@@ -3722,7 +3722,7 @@
           <w:sz w:val="21"/>
           <w:szCs w:val="21"/>
         </w:rPr>
-        <w:t xml:space="preserve">700 CNY / $103.39</w:t>
+        <w:t xml:space="preserve">704 CNY / $103.99</w:t>
       </w:r>
     </w:p>
     <w:p>
@@ -4310,7 +4310,7 @@
           <w:sz w:val="21"/>
           <w:szCs w:val="21"/>
         </w:rPr>
-        <w:t xml:space="preserve">1190 CNY / $175.76</w:t>
+        <w:t xml:space="preserve">1190 CNY / $175.77</w:t>
       </w:r>
     </w:p>
     <w:p>
@@ -5127,7 +5127,7 @@
           <w:sz w:val="21"/>
           <w:szCs w:val="21"/>
         </w:rPr>
-        <w:t xml:space="preserve">1887 CNY / $278.68</w:t>
+        <w:t xml:space="preserve">1887 CNY / $278.72</w:t>
       </w:r>
     </w:p>
     <w:p>
@@ -9166,7 +9166,7 @@
                 <w:sz w:val="20"/>
                 <w:szCs w:val="20"/>
               </w:rPr>
-              <w:t xml:space="preserve">99.25</w:t>
+              <w:t xml:space="preserve">99.26</w:t>
             </w:r>
           </w:p>
         </w:tc>
@@ -9731,7 +9731,7 @@
                 <w:sz w:val="20"/>
                 <w:szCs w:val="20"/>
               </w:rPr>
-              <w:t xml:space="preserve">700</w:t>
+              <w:t xml:space="preserve">704</w:t>
             </w:r>
           </w:p>
         </w:tc>
@@ -9760,7 +9760,7 @@
                 <w:sz w:val="20"/>
                 <w:szCs w:val="20"/>
               </w:rPr>
-              <w:t xml:space="preserve">103.39</w:t>
+              <w:t xml:space="preserve">103.99</w:t>
             </w:r>
           </w:p>
         </w:tc>
@@ -10277,7 +10277,7 @@
                 <w:sz w:val="20"/>
                 <w:szCs w:val="20"/>
               </w:rPr>
-              <w:t xml:space="preserve">175.76</w:t>
+              <w:t xml:space="preserve">175.77</w:t>
             </w:r>
           </w:p>
         </w:tc>
@@ -11379,7 +11379,7 @@
                 <w:sz w:val="20"/>
                 <w:szCs w:val="20"/>
               </w:rPr>
-              <w:t xml:space="preserve">60.81</w:t>
+              <w:t xml:space="preserve">60.85</w:t>
             </w:r>
           </w:p>
         </w:tc>
@@ -11542,7 +11542,7 @@
                 <w:sz w:val="20"/>
                 <w:szCs w:val="20"/>
               </w:rPr>
-              <w:t xml:space="preserve">278.68</w:t>
+              <w:t xml:space="preserve">278.72</w:t>
             </w:r>
           </w:p>
         </w:tc>
@@ -11571,7 +11571,7 @@
           <w:sz w:val="28"/>
           <w:szCs w:val="28"/>
         </w:rPr>
-        <w:t xml:space="preserve">全行程固定总花费（双人）：9186 CNY / $1356.76</w:t>
+        <w:t xml:space="preserve">全行程固定总花费（双人）：9190 CNY / $1357.39</w:t>
       </w:r>
     </w:p>
     <w:p>
@@ -11585,7 +11585,7 @@
           <w:sz w:val="21"/>
           <w:szCs w:val="21"/>
         </w:rPr>
-        <w:t xml:space="preserve">预算上限 9820 CNY，剩余 634 CNY / $92.65 可用于自选消费</w:t>
+        <w:t xml:space="preserve">预算上限 9820 CNY，剩余 630 CNY / $92.02 可用于自选消费</w:t>
       </w:r>
     </w:p>
     <w:p>
@@ -11603,7 +11603,7 @@
           <w:sz w:val="32"/>
           <w:szCs w:val="32"/>
         </w:rPr>
-        <w:t xml:space="preserve">自费可选（不计入 8611 CNY）</w:t>
+        <w:t xml:space="preserve">自费可选（不计入 9190 CNY）</w:t>
       </w:r>
     </w:p>
     <w:p>

--- a/downloads/itinerary-zh.docx
+++ b/downloads/itinerary-zh.docx
@@ -51,7 +51,7 @@
           <w:sz w:val="24"/>
           <w:szCs w:val="24"/>
         </w:rPr>
-        <w:t xml:space="preserve">固定总花费 9190 CNY / $1357.39</w:t>
+        <w:t xml:space="preserve">固定总花费 9390 CNY / $1386.92</w:t>
       </w:r>
     </w:p>
     <w:p>
@@ -926,7 +926,7 @@
           <w:sz w:val="21"/>
           <w:szCs w:val="21"/>
         </w:rPr>
-        <w:t xml:space="preserve">1198 CNY / $176.94</w:t>
+        <w:t xml:space="preserve">1218 CNY / $179.9</w:t>
       </w:r>
     </w:p>
     <w:p>
@@ -1043,7 +1043,7 @@
           <w:sz w:val="20"/>
           <w:szCs w:val="20"/>
         </w:rPr>
-        <w:t xml:space="preserve"> — 75 CNY / $11.07 (55 门票+观光车/人)</w:t>
+        <w:t xml:space="preserve"> — 85 CNY / $12.55 (55 门票+观光车/人)</w:t>
       </w:r>
     </w:p>
     <w:p>
@@ -2718,7 +2718,7 @@
           <w:sz w:val="20"/>
           <w:szCs w:val="20"/>
         </w:rPr>
-        <w:t xml:space="preserve"> — 72 CNY / $10.63 (门票/人 + 讲解 30)</w:t>
+        <w:t xml:space="preserve"> — 102 CNY / $15.06 (门票 72 + 讲解 30/人)</w:t>
       </w:r>
     </w:p>
     <w:p>
@@ -4310,7 +4310,7 @@
           <w:sz w:val="21"/>
           <w:szCs w:val="21"/>
         </w:rPr>
-        <w:t xml:space="preserve">1190 CNY / $175.77</w:t>
+        <w:t xml:space="preserve">1168 CNY / $172.52</w:t>
       </w:r>
     </w:p>
     <w:p>
@@ -4487,7 +4487,7 @@
           <w:sz w:val="20"/>
           <w:szCs w:val="20"/>
         </w:rPr>
-        <w:t xml:space="preserve"> — 116 CNY / $17.13 (人均)</w:t>
+        <w:t xml:space="preserve"> — 105 CNY / $15.51 (人均)</w:t>
       </w:r>
     </w:p>
     <w:p>
@@ -4644,7 +4644,7 @@
           <w:sz w:val="21"/>
           <w:szCs w:val="21"/>
         </w:rPr>
-        <w:t xml:space="preserve">440 CNY / $64.99</w:t>
+        <w:t xml:space="preserve">500 CNY / $73.85</w:t>
       </w:r>
     </w:p>
     <w:p>
@@ -4745,16 +4745,33 @@
           <w:sz w:val="22"/>
           <w:szCs w:val="22"/>
         </w:rPr>
-        <w:t xml:space="preserve">地铁至李子坝</w:t>
-      </w:r>
-      <w:r>
-        <w:rPr>
-          <w:rFonts w:ascii="Microsoft YaHei" w:cs="Microsoft YaHei" w:eastAsia="Microsoft YaHei" w:hAnsi="Microsoft YaHei"/>
-          <w:color w:val="6B8062"/>
-          <w:sz w:val="20"/>
-          <w:szCs w:val="20"/>
-        </w:rPr>
-        <w:t xml:space="preserve"> — 2 CNY / $0.3 (单人)</w:t>
+        <w:t xml:space="preserve">李子坝轻轨穿楼</w:t>
+      </w:r>
+      <w:r>
+        <w:rPr>
+          <w:rFonts w:ascii="Microsoft YaHei" w:cs="Microsoft YaHei" w:eastAsia="Microsoft YaHei" w:hAnsi="Microsoft YaHei"/>
+          <w:color w:val="6B8062"/>
+          <w:sz w:val="20"/>
+          <w:szCs w:val="20"/>
+        </w:rPr>
+        <w:t xml:space="preserve"> — 2 CNY / $0.3 (地铁/人)</w:t>
+      </w:r>
+    </w:p>
+    <w:p>
+      <w:pPr>
+        <w:spacing w:after="80"/>
+        <w:ind w:left="360"/>
+      </w:pPr>
+      <w:r>
+        <w:rPr>
+          <w:rFonts w:ascii="Microsoft YaHei" w:cs="Microsoft YaHei" w:eastAsia="Microsoft YaHei" w:hAnsi="Microsoft YaHei"/>
+          <w:i/>
+          <w:iCs/>
+          <w:color w:val="3D5038"/>
+          <w:sz w:val="20"/>
+          <w:szCs w:val="20"/>
+        </w:rPr>
+        <w:t xml:space="preserve">概述: 重庆网红轻轨穿楼打卡点，观景台可拍摄熊猫涂装 2 号线列车穿楼而过的经典画面。</w:t>
       </w:r>
     </w:p>
     <w:p>
@@ -4812,7 +4829,7 @@
           <w:sz w:val="20"/>
           <w:szCs w:val="20"/>
         </w:rPr>
-        <w:t xml:space="preserve"> — 20 CNY / $2.95 (单人)</w:t>
+        <w:t xml:space="preserve"> — 50 CNY / $7.39 (往返/人)</w:t>
       </w:r>
     </w:p>
     <w:p>
@@ -5127,7 +5144,7 @@
           <w:sz w:val="21"/>
           <w:szCs w:val="21"/>
         </w:rPr>
-        <w:t xml:space="preserve">1887 CNY / $278.72</w:t>
+        <w:t xml:space="preserve">2029 CNY / $299.68</w:t>
       </w:r>
     </w:p>
     <w:p>
@@ -5411,7 +5428,7 @@
           <w:sz w:val="20"/>
           <w:szCs w:val="20"/>
         </w:rPr>
-        <w:t xml:space="preserve"> — 230 CNY / $33.97 (含百龙天梯 65/人)</w:t>
+        <w:t xml:space="preserve"> — 301 CNY / $44.46 (236 门票环保车联票+百龙天梯 65/人)</w:t>
       </w:r>
     </w:p>
     <w:p>
@@ -6315,7 +6332,7 @@
                 <w:sz w:val="20"/>
                 <w:szCs w:val="20"/>
               </w:rPr>
-              <w:t xml:space="preserve">40</w:t>
+              <w:t xml:space="preserve">60</w:t>
             </w:r>
           </w:p>
         </w:tc>
@@ -6341,7 +6358,7 @@
                 <w:sz w:val="20"/>
                 <w:szCs w:val="20"/>
               </w:rPr>
-              <w:t xml:space="preserve">5.91</w:t>
+              <w:t xml:space="preserve">8.86</w:t>
             </w:r>
           </w:p>
         </w:tc>
@@ -6706,7 +6723,7 @@
                 <w:sz w:val="20"/>
                 <w:szCs w:val="20"/>
               </w:rPr>
-              <w:t xml:space="preserve">1198</w:t>
+              <w:t xml:space="preserve">1218</w:t>
             </w:r>
           </w:p>
         </w:tc>
@@ -6735,7 +6752,7 @@
                 <w:sz w:val="20"/>
                 <w:szCs w:val="20"/>
               </w:rPr>
-              <w:t xml:space="preserve">176.94</w:t>
+              <w:t xml:space="preserve">179.9</w:t>
             </w:r>
           </w:p>
         </w:tc>
@@ -10088,7 +10105,7 @@
                 <w:sz w:val="20"/>
                 <w:szCs w:val="20"/>
               </w:rPr>
-              <w:t xml:space="preserve">232</w:t>
+              <w:t xml:space="preserve">210</w:t>
             </w:r>
           </w:p>
         </w:tc>
@@ -10114,7 +10131,7 @@
                 <w:sz w:val="20"/>
                 <w:szCs w:val="20"/>
               </w:rPr>
-              <w:t xml:space="preserve">34.27</w:t>
+              <w:t xml:space="preserve">31.02</w:t>
             </w:r>
           </w:p>
         </w:tc>
@@ -10248,7 +10265,7 @@
                 <w:sz w:val="20"/>
                 <w:szCs w:val="20"/>
               </w:rPr>
-              <w:t xml:space="preserve">1190</w:t>
+              <w:t xml:space="preserve">1168</w:t>
             </w:r>
           </w:p>
         </w:tc>
@@ -10277,7 +10294,7 @@
                 <w:sz w:val="20"/>
                 <w:szCs w:val="20"/>
               </w:rPr>
-              <w:t xml:space="preserve">175.77</w:t>
+              <w:t xml:space="preserve">172.52</w:t>
             </w:r>
           </w:p>
         </w:tc>
@@ -10528,7 +10545,7 @@
                 <w:sz w:val="20"/>
                 <w:szCs w:val="20"/>
               </w:rPr>
-              <w:t xml:space="preserve">40</w:t>
+              <w:t xml:space="preserve">100</w:t>
             </w:r>
           </w:p>
         </w:tc>
@@ -10554,7 +10571,7 @@
                 <w:sz w:val="20"/>
                 <w:szCs w:val="20"/>
               </w:rPr>
-              <w:t xml:space="preserve">5.91</w:t>
+              <w:t xml:space="preserve">14.77</w:t>
             </w:r>
           </w:p>
         </w:tc>
@@ -10765,7 +10782,7 @@
                 <w:sz w:val="20"/>
                 <w:szCs w:val="20"/>
               </w:rPr>
-              <w:t xml:space="preserve">440</w:t>
+              <w:t xml:space="preserve">500</w:t>
             </w:r>
           </w:p>
         </w:tc>
@@ -10794,7 +10811,7 @@
                 <w:sz w:val="20"/>
                 <w:szCs w:val="20"/>
               </w:rPr>
-              <w:t xml:space="preserve">64.99</w:t>
+              <w:t xml:space="preserve">73.85</w:t>
             </w:r>
           </w:p>
         </w:tc>
@@ -11173,7 +11190,7 @@
                 <w:sz w:val="20"/>
                 <w:szCs w:val="20"/>
               </w:rPr>
-              <w:t xml:space="preserve">武陵源门票+百龙天梯（×2）</w:t>
+              <w:t xml:space="preserve">武陵源门票+环保车+百龙天梯（×2）</w:t>
             </w:r>
           </w:p>
         </w:tc>
@@ -11199,7 +11216,7 @@
                 <w:sz w:val="20"/>
                 <w:szCs w:val="20"/>
               </w:rPr>
-              <w:t xml:space="preserve">460</w:t>
+              <w:t xml:space="preserve">602</w:t>
             </w:r>
           </w:p>
         </w:tc>
@@ -11225,7 +11242,7 @@
                 <w:sz w:val="20"/>
                 <w:szCs w:val="20"/>
               </w:rPr>
-              <w:t xml:space="preserve">67.94</w:t>
+              <w:t xml:space="preserve">88.9</w:t>
             </w:r>
           </w:p>
         </w:tc>
@@ -11513,7 +11530,7 @@
                 <w:sz w:val="20"/>
                 <w:szCs w:val="20"/>
               </w:rPr>
-              <w:t xml:space="preserve">1887</w:t>
+              <w:t xml:space="preserve">2029</w:t>
             </w:r>
           </w:p>
         </w:tc>
@@ -11542,7 +11559,7 @@
                 <w:sz w:val="20"/>
                 <w:szCs w:val="20"/>
               </w:rPr>
-              <w:t xml:space="preserve">278.72</w:t>
+              <w:t xml:space="preserve">299.68</w:t>
             </w:r>
           </w:p>
         </w:tc>
@@ -11571,7 +11588,7 @@
           <w:sz w:val="28"/>
           <w:szCs w:val="28"/>
         </w:rPr>
-        <w:t xml:space="preserve">全行程固定总花费（双人）：9190 CNY / $1357.39</w:t>
+        <w:t xml:space="preserve">全行程固定总花费（双人）：9390 CNY / $1386.92</w:t>
       </w:r>
     </w:p>
     <w:p>
@@ -11585,7 +11602,7 @@
           <w:sz w:val="21"/>
           <w:szCs w:val="21"/>
         </w:rPr>
-        <w:t xml:space="preserve">预算上限 9820 CNY，剩余 630 CNY / $92.02 可用于自选消费</w:t>
+        <w:t xml:space="preserve">预算上限 9820 CNY，剩余 430 CNY / $62.49 可用于自选消费</w:t>
       </w:r>
     </w:p>
     <w:p>
@@ -11603,7 +11620,7 @@
           <w:sz w:val="32"/>
           <w:szCs w:val="32"/>
         </w:rPr>
-        <w:t xml:space="preserve">自费可选（不计入 9190 CNY）</w:t>
+        <w:t xml:space="preserve">自费可选（不计入 9390 CNY）</w:t>
       </w:r>
     </w:p>
     <w:p>

--- a/downloads/itinerary-zh.docx
+++ b/downloads/itinerary-zh.docx
@@ -259,7 +259,7 @@
           <w:sz w:val="24"/>
           <w:szCs w:val="24"/>
         </w:rPr>
-        <w:t xml:space="preserve">1. 高德地图 Amap Global</w:t>
+        <w:t xml:space="preserve">1. 微信 WeChat</w:t>
       </w:r>
       <w:r>
         <w:rPr>
@@ -268,7 +268,7 @@
           <w:sz w:val="20"/>
           <w:szCs w:val="20"/>
         </w:rPr>
-        <w:t xml:space="preserve">  [首选导航]</w:t>
+        <w:t xml:space="preserve">  [支付 + 翻译]</w:t>
       </w:r>
     </w:p>
     <w:p>
@@ -283,7 +283,7 @@
           <w:sz w:val="21"/>
           <w:szCs w:val="21"/>
         </w:rPr>
-        <w:t xml:space="preserve">完整英文界面与导航语音，九寨沟可离线地图，美国手机号即可注册。</w:t>
+        <w:t xml:space="preserve">绑定 Visa/Mastercard 扫码支付，拍照/语音翻译菜单与路牌。</w:t>
       </w:r>
     </w:p>
     <w:p>
@@ -299,7 +299,7 @@
           <w:sz w:val="24"/>
           <w:szCs w:val="24"/>
         </w:rPr>
-        <w:t xml:space="preserve">2. 微信 WeChat</w:t>
+        <w:t xml:space="preserve">2. 支付宝 Alipay</w:t>
       </w:r>
       <w:r>
         <w:rPr>
@@ -308,7 +308,7 @@
           <w:sz w:val="20"/>
           <w:szCs w:val="20"/>
         </w:rPr>
-        <w:t xml:space="preserve">  [支付 + 翻译]</w:t>
+        <w:t xml:space="preserve">  [主力支付]</w:t>
       </w:r>
     </w:p>
     <w:p>
@@ -323,7 +323,7 @@
           <w:sz w:val="21"/>
           <w:szCs w:val="21"/>
         </w:rPr>
-        <w:t xml:space="preserve">绑定 Visa/Mastercard 扫码支付，拍照/语音翻译菜单与路牌。</w:t>
+        <w:t xml:space="preserve">外卡绑定简便，TourPass 可购三星堆、九寨沟、武隆电子票。</w:t>
       </w:r>
     </w:p>
     <w:p>
@@ -339,7 +339,7 @@
           <w:sz w:val="24"/>
           <w:szCs w:val="24"/>
         </w:rPr>
-        <w:t xml:space="preserve">3. 支付宝 Alipay</w:t>
+        <w:t xml:space="preserve">3. 滴滴出行 DiDi</w:t>
       </w:r>
       <w:r>
         <w:rPr>
@@ -348,7 +348,7 @@
           <w:sz w:val="20"/>
           <w:szCs w:val="20"/>
         </w:rPr>
-        <w:t xml:space="preserve">  [主力支付]</w:t>
+        <w:t xml:space="preserve">  [备用打车]</w:t>
       </w:r>
     </w:p>
     <w:p>
@@ -363,7 +363,7 @@
           <w:sz w:val="21"/>
           <w:szCs w:val="21"/>
         </w:rPr>
-        <w:t xml:space="preserve">外卡绑定简便，TourPass 可购三星堆、九寨沟、武隆电子票。</w:t>
+        <w:t xml:space="preserve">中国内地英文叫车软件，与高德打车互为备用。</w:t>
       </w:r>
     </w:p>
     <w:p>
@@ -379,7 +379,7 @@
           <w:sz w:val="24"/>
           <w:szCs w:val="24"/>
         </w:rPr>
-        <w:t xml:space="preserve">4. 滴滴出行 DiDi</w:t>
+        <w:t xml:space="preserve">4. 高德地图 Amap Global</w:t>
       </w:r>
       <w:r>
         <w:rPr>
@@ -388,7 +388,7 @@
           <w:sz w:val="20"/>
           <w:szCs w:val="20"/>
         </w:rPr>
-        <w:t xml:space="preserve">  [备用打车]</w:t>
+        <w:t xml:space="preserve">  [首选导航]</w:t>
       </w:r>
     </w:p>
     <w:p>
@@ -403,7 +403,7 @@
           <w:sz w:val="21"/>
           <w:szCs w:val="21"/>
         </w:rPr>
-        <w:t xml:space="preserve">中国内地英文叫车软件，与高德打车互为备用。</w:t>
+        <w:t xml:space="preserve">完整英文界面与导航语音，九寨沟可离线地图，美国手机号即可注册。</w:t>
       </w:r>
     </w:p>
     <w:p>
@@ -419,7 +419,7 @@
           <w:sz w:val="24"/>
           <w:szCs w:val="24"/>
         </w:rPr>
-        <w:t xml:space="preserve">5. 百度翻译</w:t>
+        <w:t xml:space="preserve">5. Apple 地图</w:t>
       </w:r>
       <w:r>
         <w:rPr>
@@ -428,7 +428,7 @@
           <w:sz w:val="20"/>
           <w:szCs w:val="20"/>
         </w:rPr>
-        <w:t xml:space="preserve">  [拍照翻译]</w:t>
+        <w:t xml:space="preserve">  [自带备用]</w:t>
       </w:r>
     </w:p>
     <w:p>
@@ -443,7 +443,7 @@
           <w:sz w:val="21"/>
           <w:szCs w:val="21"/>
         </w:rPr>
-        <w:t xml:space="preserve">无需 VPN，拍照翻译菜单与景区介绍。</w:t>
+        <w:t xml:space="preserve">iPhone 自带，底层高德数据，无需额外下载。</w:t>
       </w:r>
     </w:p>
     <w:p>
@@ -459,7 +459,7 @@
           <w:sz w:val="24"/>
           <w:szCs w:val="24"/>
         </w:rPr>
-        <w:t xml:space="preserve">6. Apple 地图</w:t>
+        <w:t xml:space="preserve">6. 百度翻译</w:t>
       </w:r>
       <w:r>
         <w:rPr>
@@ -468,7 +468,7 @@
           <w:sz w:val="20"/>
           <w:szCs w:val="20"/>
         </w:rPr>
-        <w:t xml:space="preserve">  [自带备用]</w:t>
+        <w:t xml:space="preserve">  [拍照翻译]</w:t>
       </w:r>
     </w:p>
     <w:p>
@@ -483,7 +483,7 @@
           <w:sz w:val="21"/>
           <w:szCs w:val="21"/>
         </w:rPr>
-        <w:t xml:space="preserve">iPhone 自带，底层高德数据，无需额外下载。</w:t>
+        <w:t xml:space="preserve">无需 VPN，拍照翻译菜单与景区介绍。</w:t>
       </w:r>
     </w:p>
     <w:p>

--- a/downloads/itinerary-zh.docx
+++ b/downloads/itinerary-zh.docx
@@ -506,7 +506,7 @@
           <w:sz w:val="32"/>
           <w:szCs w:val="32"/>
         </w:rPr>
-        <w:t xml:space="preserve">入住酒店</w:t>
+        <w:t xml:space="preserve">酒店</w:t>
       </w:r>
     </w:p>
     <w:tbl>
@@ -855,7 +855,7 @@
           <w:sz w:val="32"/>
           <w:szCs w:val="32"/>
         </w:rPr>
-        <w:t xml:space="preserve">每日行程 D1–D10</w:t>
+        <w:t xml:space="preserve">每日行程</w:t>
       </w:r>
     </w:p>
     <w:p>
@@ -5657,7 +5657,7 @@
           <w:sz w:val="32"/>
           <w:szCs w:val="32"/>
         </w:rPr>
-        <w:t xml:space="preserve">核心出行提示</w:t>
+        <w:t xml:space="preserve">出行提示</w:t>
       </w:r>
     </w:p>
     <w:p>
@@ -5998,7 +5998,7 @@
           <w:sz w:val="32"/>
           <w:szCs w:val="32"/>
         </w:rPr>
-        <w:t xml:space="preserve">按日双人固定消费明细</w:t>
+        <w:t xml:space="preserve">每日固定消费</w:t>
       </w:r>
     </w:p>
     <w:p>
@@ -11620,7 +11620,7 @@
           <w:sz w:val="32"/>
           <w:szCs w:val="32"/>
         </w:rPr>
-        <w:t xml:space="preserve">自费可选（不计入 9390 CNY）</w:t>
+        <w:t xml:space="preserve">自费项目</w:t>
       </w:r>
     </w:p>
     <w:p>

--- a/downloads/itinerary-zh.docx
+++ b/downloads/itinerary-zh.docx
@@ -153,7 +153,7 @@
           <w:sz w:val="21"/>
           <w:szCs w:val="21"/>
         </w:rPr>
-        <w:t xml:space="preserve">• D10 固定执行 B 方案：全天武陵源森林公园游览</w:t>
+        <w:t xml:space="preserve">• D10：全天武陵源国家森林公园游览</w:t>
       </w:r>
     </w:p>
     <w:p>
@@ -484,6 +484,2004 @@
           <w:szCs w:val="21"/>
         </w:rPr>
         <w:t xml:space="preserve">无需 VPN，拍照翻译菜单与景区介绍。</w:t>
+      </w:r>
+    </w:p>
+    <w:p>
+      <w:pPr>
+        <w:spacing w:after="80"/>
+      </w:pPr>
+    </w:p>
+    <w:p>
+      <w:pPr>
+        <w:pStyle w:val="Heading2"/>
+        <w:shd w:fill="E8F3DC" w:color="6A9B4E" w:val="clear"/>
+        <w:spacing w:after="160" w:before="240"/>
+      </w:pPr>
+      <w:r>
+        <w:rPr>
+          <w:rFonts w:ascii="Microsoft YaHei" w:cs="Microsoft YaHei" w:eastAsia="Microsoft YaHei" w:hAnsi="Microsoft YaHei"/>
+          <w:b/>
+          <w:bCs/>
+          <w:color w:val="4A7A38"/>
+          <w:sz w:val="32"/>
+          <w:szCs w:val="32"/>
+        </w:rPr>
+        <w:t xml:space="preserve">目的地速览</w:t>
+      </w:r>
+    </w:p>
+    <w:p>
+      <w:pPr>
+        <w:spacing w:after="160"/>
+      </w:pPr>
+      <w:r>
+        <w:rPr>
+          <w:rFonts w:ascii="Microsoft YaHei" w:cs="Microsoft YaHei" w:eastAsia="Microsoft YaHei" w:hAnsi="Microsoft YaHei"/>
+          <w:i/>
+          <w:iCs/>
+          <w:color w:val="6B8062"/>
+          <w:sz w:val="20"/>
+          <w:szCs w:val="20"/>
+        </w:rPr>
+        <w:t xml:space="preserve">人口与类比均为约数，便于建立尺度感。中国：省≈美国州；成都为地级市；重庆为直辖市（省级，含城区与郊县）。并非学术精确对比。</w:t>
+      </w:r>
+    </w:p>
+    <w:p>
+      <w:pPr>
+        <w:pStyle w:val="Heading3"/>
+        <w:spacing w:after="160" w:before="240"/>
+      </w:pPr>
+      <w:r>
+        <w:rPr>
+          <w:rFonts w:ascii="Microsoft YaHei" w:cs="Microsoft YaHei" w:eastAsia="Microsoft YaHei" w:hAnsi="Microsoft YaHei"/>
+          <w:b/>
+          <w:bCs/>
+          <w:color w:val="4A7A38"/>
+          <w:sz w:val="26"/>
+          <w:szCs w:val="26"/>
+        </w:rPr>
+        <w:t xml:space="preserve">四川省</w:t>
+      </w:r>
+    </w:p>
+    <w:p>
+      <w:pPr>
+        <w:spacing w:after="80"/>
+      </w:pPr>
+      <w:r>
+        <w:rPr>
+          <w:rFonts w:ascii="Microsoft YaHei" w:cs="Microsoft YaHei" w:eastAsia="Microsoft YaHei" w:hAnsi="Microsoft YaHei"/>
+          <w:b/>
+          <w:bCs/>
+          <w:color w:val="4A7A38"/>
+          <w:sz w:val="21"/>
+          <w:szCs w:val="21"/>
+        </w:rPr>
+        <w:t xml:space="preserve">省级 · 约 8300 万人口 · 有文字记载的历史 3000 年以上</w:t>
+      </w:r>
+      <w:r>
+        <w:rPr>
+          <w:sz w:val="21"/>
+          <w:szCs w:val="21"/>
+        </w:rPr>
+        <w:t xml:space="preserve">  </w:t>
+      </w:r>
+      <w:r>
+        <w:rPr>
+          <w:rFonts w:ascii="Microsoft YaHei" w:cs="Microsoft YaHei" w:eastAsia="Microsoft YaHei" w:hAnsi="Microsoft YaHei"/>
+          <w:color w:val="7BAE5C"/>
+          <w:sz w:val="20"/>
+          <w:szCs w:val="20"/>
+        </w:rPr>
+        <w:t xml:space="preserve">省对州：人口约为德州的 2.5 倍</w:t>
+      </w:r>
+    </w:p>
+    <w:p>
+      <w:pPr>
+        <w:spacing w:after="80"/>
+      </w:pPr>
+      <w:r>
+        <w:rPr>
+          <w:rFonts w:ascii="Microsoft YaHei" w:cs="Microsoft YaHei" w:eastAsia="Microsoft YaHei" w:hAnsi="Microsoft YaHei"/>
+          <w:color w:val="3D5038"/>
+          <w:sz w:val="20"/>
+          <w:szCs w:val="20"/>
+        </w:rPr>
+        <w:t xml:space="preserve">行政级别：省（类似美国的一个州）。下述人口为全省，不是单一城市。</w:t>
+      </w:r>
+    </w:p>
+    <w:p>
+      <w:pPr>
+        <w:spacing w:after="100"/>
+      </w:pPr>
+      <w:r>
+        <w:rPr>
+          <w:rFonts w:ascii="Microsoft YaHei" w:cs="Microsoft YaHei" w:eastAsia="Microsoft YaHei" w:hAnsi="Microsoft YaHei"/>
+          <w:color w:val="3D5038"/>
+          <w:sz w:val="21"/>
+          <w:szCs w:val="21"/>
+        </w:rPr>
+        <w:t xml:space="preserve">中国西南人口第一大省，素有「天府之国」之称，是长江上游的文化与经济重镇。</w:t>
+      </w:r>
+    </w:p>
+    <w:p>
+      <w:pPr>
+        <w:spacing w:after="60" w:before="100"/>
+      </w:pPr>
+      <w:r>
+        <w:rPr>
+          <w:rFonts w:ascii="Microsoft YaHei" w:cs="Microsoft YaHei" w:eastAsia="Microsoft YaHei" w:hAnsi="Microsoft YaHei"/>
+          <w:b/>
+          <w:bCs/>
+          <w:color w:val="4A7A38"/>
+          <w:sz w:val="22"/>
+          <w:szCs w:val="22"/>
+        </w:rPr>
+        <w:t xml:space="preserve">知名称号</w:t>
+      </w:r>
+    </w:p>
+    <w:p>
+      <w:pPr>
+        <w:spacing w:after="80"/>
+      </w:pPr>
+      <w:r>
+        <w:rPr>
+          <w:rFonts w:ascii="Microsoft YaHei" w:cs="Microsoft YaHei" w:eastAsia="Microsoft YaHei" w:hAnsi="Microsoft YaHei"/>
+          <w:color w:val="3D5038"/>
+          <w:sz w:val="21"/>
+          <w:szCs w:val="21"/>
+        </w:rPr>
+        <w:t xml:space="preserve">• </w:t>
+      </w:r>
+      <w:r>
+        <w:rPr>
+          <w:rFonts w:ascii="Microsoft YaHei" w:cs="Microsoft YaHei" w:eastAsia="Microsoft YaHei" w:hAnsi="Microsoft YaHei"/>
+          <w:color w:val="3D5038"/>
+          <w:sz w:val="21"/>
+          <w:szCs w:val="21"/>
+        </w:rPr>
+        <w:t xml:space="preserve">5 处联合国教科文组织世界遗产 — 全国省份中最多之一（与福建、河南、云南并列；北京市作为直辖市更多）</w:t>
+      </w:r>
+    </w:p>
+    <w:p>
+      <w:pPr>
+        <w:spacing w:after="80"/>
+      </w:pPr>
+      <w:r>
+        <w:rPr>
+          <w:rFonts w:ascii="Microsoft YaHei" w:cs="Microsoft YaHei" w:eastAsia="Microsoft YaHei" w:hAnsi="Microsoft YaHei"/>
+          <w:color w:val="3D5038"/>
+          <w:sz w:val="21"/>
+          <w:szCs w:val="21"/>
+        </w:rPr>
+        <w:t xml:space="preserve">• </w:t>
+      </w:r>
+      <w:r>
+        <w:rPr>
+          <w:rFonts w:ascii="Microsoft YaHei" w:cs="Microsoft YaHei" w:eastAsia="Microsoft YaHei" w:hAnsi="Microsoft YaHei"/>
+          <w:color w:val="3D5038"/>
+          <w:sz w:val="21"/>
+          <w:szCs w:val="21"/>
+        </w:rPr>
+        <w:t xml:space="preserve">含九寨沟、黄龙、峨眉山—乐山大佛、青城山—都江堰、大熊猫栖息地；本行程含 </w:t>
+      </w:r>
+      <w:r>
+        <w:rPr>
+          <w:rFonts w:ascii="Microsoft YaHei" w:cs="Microsoft YaHei" w:eastAsia="Microsoft YaHei" w:hAnsi="Microsoft YaHei"/>
+          <w:b/>
+          <w:bCs/>
+          <w:color w:val="4A7A38"/>
+          <w:sz w:val="21"/>
+          <w:szCs w:val="21"/>
+        </w:rPr>
+        <w:t xml:space="preserve">九寨沟</w:t>
+      </w:r>
+      <w:r>
+        <w:rPr>
+          <w:rFonts w:ascii="Microsoft YaHei" w:cs="Microsoft YaHei" w:eastAsia="Microsoft YaHei" w:hAnsi="Microsoft YaHei"/>
+          <w:color w:val="7BAE5C"/>
+          <w:sz w:val="20"/>
+          <w:szCs w:val="20"/>
+        </w:rPr>
+        <w:t xml:space="preserve">（第5天）</w:t>
+      </w:r>
+    </w:p>
+    <w:p>
+      <w:pPr>
+        <w:spacing w:after="80"/>
+      </w:pPr>
+      <w:r>
+        <w:rPr>
+          <w:rFonts w:ascii="Microsoft YaHei" w:cs="Microsoft YaHei" w:eastAsia="Microsoft YaHei" w:hAnsi="Microsoft YaHei"/>
+          <w:color w:val="3D5038"/>
+          <w:sz w:val="21"/>
+          <w:szCs w:val="21"/>
+        </w:rPr>
+        <w:t xml:space="preserve">• </w:t>
+      </w:r>
+      <w:r>
+        <w:rPr>
+          <w:rFonts w:ascii="Microsoft YaHei" w:cs="Microsoft YaHei" w:eastAsia="Microsoft YaHei" w:hAnsi="Microsoft YaHei"/>
+          <w:color w:val="3D5038"/>
+          <w:sz w:val="21"/>
+          <w:szCs w:val="21"/>
+        </w:rPr>
+        <w:t xml:space="preserve">「天府之国」— 沿用两千余年的美誉</w:t>
+      </w:r>
+    </w:p>
+    <w:p>
+      <w:pPr>
+        <w:spacing w:after="80"/>
+      </w:pPr>
+      <w:r>
+        <w:rPr>
+          <w:rFonts w:ascii="Microsoft YaHei" w:cs="Microsoft YaHei" w:eastAsia="Microsoft YaHei" w:hAnsi="Microsoft YaHei"/>
+          <w:color w:val="3D5038"/>
+          <w:sz w:val="21"/>
+          <w:szCs w:val="21"/>
+        </w:rPr>
+        <w:t xml:space="preserve">• </w:t>
+      </w:r>
+      <w:r>
+        <w:rPr>
+          <w:rFonts w:ascii="Microsoft YaHei" w:cs="Microsoft YaHei" w:eastAsia="Microsoft YaHei" w:hAnsi="Microsoft YaHei"/>
+          <w:color w:val="3D5038"/>
+          <w:sz w:val="21"/>
+          <w:szCs w:val="21"/>
+        </w:rPr>
+        <w:t xml:space="preserve">川菜发源地 — 中国四大菜系之一</w:t>
+      </w:r>
+    </w:p>
+    <w:p>
+      <w:pPr>
+        <w:spacing w:after="80"/>
+      </w:pPr>
+      <w:r>
+        <w:rPr>
+          <w:rFonts w:ascii="Microsoft YaHei" w:cs="Microsoft YaHei" w:eastAsia="Microsoft YaHei" w:hAnsi="Microsoft YaHei"/>
+          <w:color w:val="3D5038"/>
+          <w:sz w:val="21"/>
+          <w:szCs w:val="21"/>
+        </w:rPr>
+        <w:t xml:space="preserve">• </w:t>
+      </w:r>
+      <w:r>
+        <w:rPr>
+          <w:rFonts w:ascii="Microsoft YaHei" w:cs="Microsoft YaHei" w:eastAsia="Microsoft YaHei" w:hAnsi="Microsoft YaHei"/>
+          <w:color w:val="3D5038"/>
+          <w:sz w:val="21"/>
+          <w:szCs w:val="21"/>
+        </w:rPr>
+        <w:t xml:space="preserve">大熊猫故乡 — 全球最大熊猫栖息地网络</w:t>
+      </w:r>
+    </w:p>
+    <w:p>
+      <w:pPr>
+        <w:spacing w:after="60" w:before="100"/>
+      </w:pPr>
+      <w:r>
+        <w:rPr>
+          <w:rFonts w:ascii="Microsoft YaHei" w:cs="Microsoft YaHei" w:eastAsia="Microsoft YaHei" w:hAnsi="Microsoft YaHei"/>
+          <w:b/>
+          <w:bCs/>
+          <w:color w:val="4A7A38"/>
+          <w:sz w:val="22"/>
+          <w:szCs w:val="22"/>
+        </w:rPr>
+        <w:t xml:space="preserve">美国读者参照</w:t>
+      </w:r>
+    </w:p>
+    <w:p>
+      <w:pPr>
+        <w:shd w:fill="E8F3DC" w:val="clear"/>
+        <w:spacing w:after="100"/>
+      </w:pPr>
+      <w:r>
+        <w:rPr>
+          <w:rFonts w:ascii="Microsoft YaHei" w:cs="Microsoft YaHei" w:eastAsia="Microsoft YaHei" w:hAnsi="Microsoft YaHei"/>
+          <w:color w:val="3D5038"/>
+          <w:sz w:val="21"/>
+          <w:szCs w:val="21"/>
+        </w:rPr>
+        <w:t xml:space="preserve">在中国，巴蜀认同之强，类似美国人对德州或路易斯安那的区域印象——饮食、方言、生活节奏都极具辨识度。</w:t>
+      </w:r>
+    </w:p>
+    <w:p>
+      <w:pPr>
+        <w:spacing w:after="60" w:before="100"/>
+      </w:pPr>
+      <w:r>
+        <w:rPr>
+          <w:rFonts w:ascii="Microsoft YaHei" w:cs="Microsoft YaHei" w:eastAsia="Microsoft YaHei" w:hAnsi="Microsoft YaHei"/>
+          <w:b/>
+          <w:bCs/>
+          <w:color w:val="4A7A38"/>
+          <w:sz w:val="22"/>
+          <w:szCs w:val="22"/>
+        </w:rPr>
+        <w:t xml:space="preserve">历史亮点</w:t>
+      </w:r>
+    </w:p>
+    <w:p>
+      <w:pPr>
+        <w:spacing w:after="100"/>
+      </w:pPr>
+      <w:r>
+        <w:rPr>
+          <w:rFonts w:ascii="Microsoft YaHei" w:cs="Microsoft YaHei" w:eastAsia="Microsoft YaHei" w:hAnsi="Microsoft YaHei"/>
+          <w:color w:val="3D5038"/>
+          <w:sz w:val="21"/>
+          <w:szCs w:val="21"/>
+        </w:rPr>
+        <w:t xml:space="preserve">古巴蜀文明、三国蜀汉、抗战大后方；公元前 256 年建成的都江堰至今仍在灌溉成都平原。</w:t>
+      </w:r>
+    </w:p>
+    <w:p>
+      <w:pPr>
+        <w:spacing w:after="60" w:before="100"/>
+      </w:pPr>
+      <w:r>
+        <w:rPr>
+          <w:rFonts w:ascii="Microsoft YaHei" w:cs="Microsoft YaHei" w:eastAsia="Microsoft YaHei" w:hAnsi="Microsoft YaHei"/>
+          <w:b/>
+          <w:bCs/>
+          <w:color w:val="4A7A38"/>
+          <w:sz w:val="22"/>
+          <w:szCs w:val="22"/>
+        </w:rPr>
+        <w:t xml:space="preserve">著名创造与首创</w:t>
+      </w:r>
+    </w:p>
+    <w:p>
+      <w:pPr>
+        <w:spacing w:after="80"/>
+      </w:pPr>
+      <w:r>
+        <w:rPr>
+          <w:rFonts w:ascii="Microsoft YaHei" w:cs="Microsoft YaHei" w:eastAsia="Microsoft YaHei" w:hAnsi="Microsoft YaHei"/>
+          <w:color w:val="3D5038"/>
+          <w:sz w:val="21"/>
+          <w:szCs w:val="21"/>
+        </w:rPr>
+        <w:t xml:space="preserve">• </w:t>
+      </w:r>
+      <w:r>
+        <w:rPr>
+          <w:rFonts w:ascii="Microsoft YaHei" w:cs="Microsoft YaHei" w:eastAsia="Microsoft YaHei" w:hAnsi="Microsoft YaHei"/>
+          <w:color w:val="3D5038"/>
+          <w:sz w:val="21"/>
+          <w:szCs w:val="21"/>
+        </w:rPr>
+        <w:t xml:space="preserve">交子 — 常被视作世界最早纸币，11 世纪由成都商人发行</w:t>
+      </w:r>
+    </w:p>
+    <w:p>
+      <w:pPr>
+        <w:spacing w:after="80"/>
+      </w:pPr>
+      <w:r>
+        <w:rPr>
+          <w:rFonts w:ascii="Microsoft YaHei" w:cs="Microsoft YaHei" w:eastAsia="Microsoft YaHei" w:hAnsi="Microsoft YaHei"/>
+          <w:color w:val="3D5038"/>
+          <w:sz w:val="21"/>
+          <w:szCs w:val="21"/>
+        </w:rPr>
+        <w:t xml:space="preserve">• </w:t>
+      </w:r>
+      <w:r>
+        <w:rPr>
+          <w:rFonts w:ascii="Microsoft YaHei" w:cs="Microsoft YaHei" w:eastAsia="Microsoft YaHei" w:hAnsi="Microsoft YaHei"/>
+          <w:color w:val="3D5038"/>
+          <w:sz w:val="21"/>
+          <w:szCs w:val="21"/>
+        </w:rPr>
+        <w:t xml:space="preserve">都江堰 — 古代水利杰作，2200 余年来持续运转</w:t>
+      </w:r>
+    </w:p>
+    <w:p>
+      <w:pPr>
+        <w:spacing w:after="80"/>
+      </w:pPr>
+      <w:r>
+        <w:rPr>
+          <w:rFonts w:ascii="Microsoft YaHei" w:cs="Microsoft YaHei" w:eastAsia="Microsoft YaHei" w:hAnsi="Microsoft YaHei"/>
+          <w:color w:val="3D5038"/>
+          <w:sz w:val="21"/>
+          <w:szCs w:val="21"/>
+        </w:rPr>
+        <w:t xml:space="preserve">• </w:t>
+      </w:r>
+      <w:r>
+        <w:rPr>
+          <w:rFonts w:ascii="Microsoft YaHei" w:cs="Microsoft YaHei" w:eastAsia="Microsoft YaHei" w:hAnsi="Microsoft YaHei"/>
+          <w:color w:val="3D5038"/>
+          <w:sz w:val="21"/>
+          <w:szCs w:val="21"/>
+        </w:rPr>
+        <w:t xml:space="preserve">川菜 — 麻婆豆腐、宫保鸡丁、火锅等饮食传统的发源与传播中心</w:t>
+      </w:r>
+    </w:p>
+    <w:p>
+      <w:pPr>
+        <w:spacing w:after="80"/>
+      </w:pPr>
+      <w:r>
+        <w:rPr>
+          <w:rFonts w:ascii="Microsoft YaHei" w:cs="Microsoft YaHei" w:eastAsia="Microsoft YaHei" w:hAnsi="Microsoft YaHei"/>
+          <w:color w:val="3D5038"/>
+          <w:sz w:val="21"/>
+          <w:szCs w:val="21"/>
+        </w:rPr>
+        <w:t xml:space="preserve">• </w:t>
+      </w:r>
+      <w:r>
+        <w:rPr>
+          <w:rFonts w:ascii="Microsoft YaHei" w:cs="Microsoft YaHei" w:eastAsia="Microsoft YaHei" w:hAnsi="Microsoft YaHei"/>
+          <w:color w:val="3D5038"/>
+          <w:sz w:val="21"/>
+          <w:szCs w:val="21"/>
+        </w:rPr>
+        <w:t xml:space="preserve">蜀锦 — 自汉代丝路贸易以来闻名的丝织工艺</w:t>
+      </w:r>
+    </w:p>
+    <w:p>
+      <w:pPr>
+        <w:spacing w:after="80"/>
+      </w:pPr>
+      <w:r>
+        <w:rPr>
+          <w:rFonts w:ascii="Microsoft YaHei" w:cs="Microsoft YaHei" w:eastAsia="Microsoft YaHei" w:hAnsi="Microsoft YaHei"/>
+          <w:color w:val="3D5038"/>
+          <w:sz w:val="21"/>
+          <w:szCs w:val="21"/>
+        </w:rPr>
+        <w:t xml:space="preserve">• </w:t>
+      </w:r>
+      <w:r>
+        <w:rPr>
+          <w:rFonts w:ascii="Microsoft YaHei" w:cs="Microsoft YaHei" w:eastAsia="Microsoft YaHei" w:hAnsi="Microsoft YaHei"/>
+          <w:color w:val="3D5038"/>
+          <w:sz w:val="21"/>
+          <w:szCs w:val="21"/>
+        </w:rPr>
+        <w:t xml:space="preserve">蜀绣 — 中国四大名绣之一，成都平原为核心的刺绣传统</w:t>
+      </w:r>
+    </w:p>
+    <w:p>
+      <w:pPr>
+        <w:spacing w:after="80"/>
+      </w:pPr>
+      <w:r>
+        <w:rPr>
+          <w:rFonts w:ascii="Microsoft YaHei" w:cs="Microsoft YaHei" w:eastAsia="Microsoft YaHei" w:hAnsi="Microsoft YaHei"/>
+          <w:color w:val="3D5038"/>
+          <w:sz w:val="21"/>
+          <w:szCs w:val="21"/>
+        </w:rPr>
+        <w:t xml:space="preserve">• </w:t>
+      </w:r>
+      <w:r>
+        <w:rPr>
+          <w:rFonts w:ascii="Microsoft YaHei" w:cs="Microsoft YaHei" w:eastAsia="Microsoft YaHei" w:hAnsi="Microsoft YaHei"/>
+          <w:color w:val="3D5038"/>
+          <w:sz w:val="21"/>
+          <w:szCs w:val="21"/>
+        </w:rPr>
+        <w:t xml:space="preserve">自贡井盐 — 2000 余年井盐开采史，深井采盐与早期天然气利用的重要发源地</w:t>
+      </w:r>
+    </w:p>
+    <w:p>
+      <w:pPr>
+        <w:spacing w:after="60" w:before="100"/>
+      </w:pPr>
+      <w:r>
+        <w:rPr>
+          <w:rFonts w:ascii="Microsoft YaHei" w:cs="Microsoft YaHei" w:eastAsia="Microsoft YaHei" w:hAnsi="Microsoft YaHei"/>
+          <w:b/>
+          <w:bCs/>
+          <w:color w:val="4A7A38"/>
+          <w:sz w:val="22"/>
+          <w:szCs w:val="22"/>
+        </w:rPr>
+        <w:t xml:space="preserve">本行程涉及</w:t>
+      </w:r>
+    </w:p>
+    <w:p>
+      <w:pPr>
+        <w:spacing w:after="200"/>
+      </w:pPr>
+      <w:r>
+        <w:rPr>
+          <w:rFonts w:ascii="Microsoft YaHei" w:cs="Microsoft YaHei" w:eastAsia="Microsoft YaHei" w:hAnsi="Microsoft YaHei"/>
+          <w:color w:val="3D5038"/>
+          <w:sz w:val="21"/>
+          <w:szCs w:val="21"/>
+        </w:rPr>
+        <w:t xml:space="preserve">本行程：</w:t>
+      </w:r>
+      <w:r>
+        <w:rPr>
+          <w:rFonts w:ascii="Microsoft YaHei" w:cs="Microsoft YaHei" w:eastAsia="Microsoft YaHei" w:hAnsi="Microsoft YaHei"/>
+          <w:b/>
+          <w:bCs/>
+          <w:color w:val="4A7A38"/>
+          <w:sz w:val="21"/>
+          <w:szCs w:val="21"/>
+        </w:rPr>
+        <w:t xml:space="preserve">成都大本营</w:t>
+      </w:r>
+      <w:r>
+        <w:rPr>
+          <w:rFonts w:ascii="Microsoft YaHei" w:cs="Microsoft YaHei" w:eastAsia="Microsoft YaHei" w:hAnsi="Microsoft YaHei"/>
+          <w:color w:val="7BAE5C"/>
+          <w:sz w:val="20"/>
+          <w:szCs w:val="20"/>
+        </w:rPr>
+        <w:t xml:space="preserve">（第1天）</w:t>
+      </w:r>
+      <w:r>
+        <w:rPr>
+          <w:rFonts w:ascii="Microsoft YaHei" w:cs="Microsoft YaHei" w:eastAsia="Microsoft YaHei" w:hAnsi="Microsoft YaHei"/>
+          <w:color w:val="3D5038"/>
+          <w:sz w:val="21"/>
+          <w:szCs w:val="21"/>
+        </w:rPr>
+        <w:t xml:space="preserve">（第 1–3、6 天），</w:t>
+      </w:r>
+      <w:r>
+        <w:rPr>
+          <w:rFonts w:ascii="Microsoft YaHei" w:cs="Microsoft YaHei" w:eastAsia="Microsoft YaHei" w:hAnsi="Microsoft YaHei"/>
+          <w:b/>
+          <w:bCs/>
+          <w:color w:val="4A7A38"/>
+          <w:sz w:val="21"/>
+          <w:szCs w:val="21"/>
+        </w:rPr>
+        <w:t xml:space="preserve">九寨沟</w:t>
+      </w:r>
+      <w:r>
+        <w:rPr>
+          <w:rFonts w:ascii="Microsoft YaHei" w:cs="Microsoft YaHei" w:eastAsia="Microsoft YaHei" w:hAnsi="Microsoft YaHei"/>
+          <w:color w:val="7BAE5C"/>
+          <w:sz w:val="20"/>
+          <w:szCs w:val="20"/>
+        </w:rPr>
+        <w:t xml:space="preserve">（第5天）</w:t>
+      </w:r>
+      <w:r>
+        <w:rPr>
+          <w:rFonts w:ascii="Microsoft YaHei" w:cs="Microsoft YaHei" w:eastAsia="Microsoft YaHei" w:hAnsi="Microsoft YaHei"/>
+          <w:color w:val="3D5038"/>
+          <w:sz w:val="21"/>
+          <w:szCs w:val="21"/>
+        </w:rPr>
+        <w:t xml:space="preserve">（第 4–5 天），</w:t>
+      </w:r>
+      <w:r>
+        <w:rPr>
+          <w:rFonts w:ascii="Microsoft YaHei" w:cs="Microsoft YaHei" w:eastAsia="Microsoft YaHei" w:hAnsi="Microsoft YaHei"/>
+          <w:b/>
+          <w:bCs/>
+          <w:color w:val="4A7A38"/>
+          <w:sz w:val="21"/>
+          <w:szCs w:val="21"/>
+        </w:rPr>
+        <w:t xml:space="preserve">四川博物院</w:t>
+      </w:r>
+      <w:r>
+        <w:rPr>
+          <w:rFonts w:ascii="Microsoft YaHei" w:cs="Microsoft YaHei" w:eastAsia="Microsoft YaHei" w:hAnsi="Microsoft YaHei"/>
+          <w:color w:val="7BAE5C"/>
+          <w:sz w:val="20"/>
+          <w:szCs w:val="20"/>
+        </w:rPr>
+        <w:t xml:space="preserve">（第7天）</w:t>
+      </w:r>
+      <w:r>
+        <w:rPr>
+          <w:rFonts w:ascii="Microsoft YaHei" w:cs="Microsoft YaHei" w:eastAsia="Microsoft YaHei" w:hAnsi="Microsoft YaHei"/>
+          <w:color w:val="3D5038"/>
+          <w:sz w:val="21"/>
+          <w:szCs w:val="21"/>
+        </w:rPr>
+        <w:t xml:space="preserve">、</w:t>
+      </w:r>
+      <w:r>
+        <w:rPr>
+          <w:rFonts w:ascii="Microsoft YaHei" w:cs="Microsoft YaHei" w:eastAsia="Microsoft YaHei" w:hAnsi="Microsoft YaHei"/>
+          <w:b/>
+          <w:bCs/>
+          <w:color w:val="4A7A38"/>
+          <w:sz w:val="21"/>
+          <w:szCs w:val="21"/>
+        </w:rPr>
+        <w:t xml:space="preserve">成都博物馆</w:t>
+      </w:r>
+      <w:r>
+        <w:rPr>
+          <w:rFonts w:ascii="Microsoft YaHei" w:cs="Microsoft YaHei" w:eastAsia="Microsoft YaHei" w:hAnsi="Microsoft YaHei"/>
+          <w:color w:val="7BAE5C"/>
+          <w:sz w:val="20"/>
+          <w:szCs w:val="20"/>
+        </w:rPr>
+        <w:t xml:space="preserve">（第7天）</w:t>
+      </w:r>
+      <w:r>
+        <w:rPr>
+          <w:rFonts w:ascii="Microsoft YaHei" w:cs="Microsoft YaHei" w:eastAsia="Microsoft YaHei" w:hAnsi="Microsoft YaHei"/>
+          <w:color w:val="3D5038"/>
+          <w:sz w:val="21"/>
+          <w:szCs w:val="21"/>
+        </w:rPr>
+        <w:t xml:space="preserve">，赴渝（第 7 天）。</w:t>
+      </w:r>
+    </w:p>
+    <w:p>
+      <w:pPr>
+        <w:pStyle w:val="Heading3"/>
+        <w:spacing w:after="160" w:before="240"/>
+      </w:pPr>
+      <w:r>
+        <w:rPr>
+          <w:rFonts w:ascii="Microsoft YaHei" w:cs="Microsoft YaHei" w:eastAsia="Microsoft YaHei" w:hAnsi="Microsoft YaHei"/>
+          <w:b/>
+          <w:bCs/>
+          <w:color w:val="4A7A38"/>
+          <w:sz w:val="26"/>
+          <w:szCs w:val="26"/>
+        </w:rPr>
+        <w:t xml:space="preserve">成都市</w:t>
+      </w:r>
+    </w:p>
+    <w:p>
+      <w:pPr>
+        <w:spacing w:after="80"/>
+      </w:pPr>
+      <w:r>
+        <w:rPr>
+          <w:rFonts w:ascii="Microsoft YaHei" w:cs="Microsoft YaHei" w:eastAsia="Microsoft YaHei" w:hAnsi="Microsoft YaHei"/>
+          <w:b/>
+          <w:bCs/>
+          <w:color w:val="4A7A38"/>
+          <w:sz w:val="21"/>
+          <w:szCs w:val="21"/>
+        </w:rPr>
+        <w:t xml:space="preserve">地级市 · 约 2100 万（都市圈）· 同一城址 2300 余年未迁</w:t>
+      </w:r>
+      <w:r>
+        <w:rPr>
+          <w:sz w:val="21"/>
+          <w:szCs w:val="21"/>
+        </w:rPr>
+        <w:t xml:space="preserve">  </w:t>
+      </w:r>
+      <w:r>
+        <w:rPr>
+          <w:rFonts w:ascii="Microsoft YaHei" w:cs="Microsoft YaHei" w:eastAsia="Microsoft YaHei" w:hAnsi="Microsoft YaHei"/>
+          <w:color w:val="7BAE5C"/>
+          <w:sz w:val="20"/>
+          <w:szCs w:val="20"/>
+        </w:rPr>
+        <w:t xml:space="preserve">都市区规模 ≈ 纽约 + 费城（城市对比，非州级）</w:t>
+      </w:r>
+    </w:p>
+    <w:p>
+      <w:pPr>
+        <w:spacing w:after="80"/>
+      </w:pPr>
+      <w:r>
+        <w:rPr>
+          <w:rFonts w:ascii="Microsoft YaHei" w:cs="Microsoft YaHei" w:eastAsia="Microsoft YaHei" w:hAnsi="Microsoft YaHei"/>
+          <w:color w:val="3D5038"/>
+          <w:sz w:val="20"/>
+          <w:szCs w:val="20"/>
+        </w:rPr>
+        <w:t xml:space="preserve">行政级别：地级市。约 2100 万指成都都市圈，是美国意义上的「城市区域」，不是全州人口。</w:t>
+      </w:r>
+    </w:p>
+    <w:p>
+      <w:pPr>
+        <w:spacing w:after="100"/>
+      </w:pPr>
+      <w:r>
+        <w:rPr>
+          <w:rFonts w:ascii="Microsoft YaHei" w:cs="Microsoft YaHei" w:eastAsia="Microsoft YaHei" w:hAnsi="Microsoft YaHei"/>
+          <w:color w:val="3D5038"/>
+          <w:sz w:val="21"/>
+          <w:szCs w:val="21"/>
+        </w:rPr>
+        <w:t xml:space="preserve">西南科技、商贸与休闲中心，中国最受欢迎的内陆城市之一，别称「蓉城」。</w:t>
+      </w:r>
+    </w:p>
+    <w:p>
+      <w:pPr>
+        <w:spacing w:after="60" w:before="100"/>
+      </w:pPr>
+      <w:r>
+        <w:rPr>
+          <w:rFonts w:ascii="Microsoft YaHei" w:cs="Microsoft YaHei" w:eastAsia="Microsoft YaHei" w:hAnsi="Microsoft YaHei"/>
+          <w:b/>
+          <w:bCs/>
+          <w:color w:val="4A7A38"/>
+          <w:sz w:val="22"/>
+          <w:szCs w:val="22"/>
+        </w:rPr>
+        <w:t xml:space="preserve">知名称号</w:t>
+      </w:r>
+    </w:p>
+    <w:p>
+      <w:pPr>
+        <w:spacing w:after="80"/>
+      </w:pPr>
+      <w:r>
+        <w:rPr>
+          <w:rFonts w:ascii="Microsoft YaHei" w:cs="Microsoft YaHei" w:eastAsia="Microsoft YaHei" w:hAnsi="Microsoft YaHei"/>
+          <w:color w:val="3D5038"/>
+          <w:sz w:val="21"/>
+          <w:szCs w:val="21"/>
+        </w:rPr>
+        <w:t xml:space="preserve">• </w:t>
+      </w:r>
+      <w:r>
+        <w:rPr>
+          <w:rFonts w:ascii="Microsoft YaHei" w:cs="Microsoft YaHei" w:eastAsia="Microsoft YaHei" w:hAnsi="Microsoft YaHei"/>
+          <w:color w:val="3D5038"/>
+          <w:sz w:val="21"/>
+          <w:szCs w:val="21"/>
+        </w:rPr>
+        <w:t xml:space="preserve">亚洲首个联合国教科文组织「美食之都」（2010）—「创意城市网络」成员（美食之都类别）</w:t>
+      </w:r>
+    </w:p>
+    <w:p>
+      <w:pPr>
+        <w:spacing w:after="80"/>
+      </w:pPr>
+      <w:r>
+        <w:rPr>
+          <w:rFonts w:ascii="Microsoft YaHei" w:cs="Microsoft YaHei" w:eastAsia="Microsoft YaHei" w:hAnsi="Microsoft YaHei"/>
+          <w:color w:val="3D5038"/>
+          <w:sz w:val="21"/>
+          <w:szCs w:val="21"/>
+        </w:rPr>
+        <w:t xml:space="preserve">• </w:t>
+      </w:r>
+      <w:r>
+        <w:rPr>
+          <w:rFonts w:ascii="Microsoft YaHei" w:cs="Microsoft YaHei" w:eastAsia="Microsoft YaHei" w:hAnsi="Microsoft YaHei"/>
+          <w:color w:val="3D5038"/>
+          <w:sz w:val="21"/>
+          <w:szCs w:val="21"/>
+        </w:rPr>
+        <w:t xml:space="preserve">川菜摇篮 — 联合国教科文组织认可的美食文化活态传承</w:t>
+      </w:r>
+    </w:p>
+    <w:p>
+      <w:pPr>
+        <w:spacing w:after="80"/>
+      </w:pPr>
+      <w:r>
+        <w:rPr>
+          <w:rFonts w:ascii="Microsoft YaHei" w:cs="Microsoft YaHei" w:eastAsia="Microsoft YaHei" w:hAnsi="Microsoft YaHei"/>
+          <w:color w:val="3D5038"/>
+          <w:sz w:val="21"/>
+          <w:szCs w:val="21"/>
+        </w:rPr>
+        <w:t xml:space="preserve">• </w:t>
+      </w:r>
+      <w:r>
+        <w:rPr>
+          <w:rFonts w:ascii="Microsoft YaHei" w:cs="Microsoft YaHei" w:eastAsia="Microsoft YaHei" w:hAnsi="Microsoft YaHei"/>
+          <w:color w:val="3D5038"/>
+          <w:sz w:val="21"/>
+          <w:szCs w:val="21"/>
+        </w:rPr>
+        <w:t xml:space="preserve">西部地区重要的中心城市 — 中国西部核心枢纽</w:t>
+      </w:r>
+    </w:p>
+    <w:p>
+      <w:pPr>
+        <w:spacing w:after="80"/>
+      </w:pPr>
+      <w:r>
+        <w:rPr>
+          <w:rFonts w:ascii="Microsoft YaHei" w:cs="Microsoft YaHei" w:eastAsia="Microsoft YaHei" w:hAnsi="Microsoft YaHei"/>
+          <w:color w:val="3D5038"/>
+          <w:sz w:val="21"/>
+          <w:szCs w:val="21"/>
+        </w:rPr>
+        <w:t xml:space="preserve">• </w:t>
+      </w:r>
+      <w:r>
+        <w:rPr>
+          <w:rFonts w:ascii="Microsoft YaHei" w:cs="Microsoft YaHei" w:eastAsia="Microsoft YaHei" w:hAnsi="Microsoft YaHei"/>
+          <w:color w:val="3D5038"/>
+          <w:sz w:val="21"/>
+          <w:szCs w:val="21"/>
+        </w:rPr>
+        <w:t xml:space="preserve">联合国世界旅游组织与中国国家旅游局授予「中国最佳旅游城市」</w:t>
+      </w:r>
+    </w:p>
+    <w:p>
+      <w:pPr>
+        <w:spacing w:after="80"/>
+      </w:pPr>
+      <w:r>
+        <w:rPr>
+          <w:rFonts w:ascii="Microsoft YaHei" w:cs="Microsoft YaHei" w:eastAsia="Microsoft YaHei" w:hAnsi="Microsoft YaHei"/>
+          <w:color w:val="3D5038"/>
+          <w:sz w:val="21"/>
+          <w:szCs w:val="21"/>
+        </w:rPr>
+        <w:t xml:space="preserve">• </w:t>
+      </w:r>
+      <w:r>
+        <w:rPr>
+          <w:rFonts w:ascii="Microsoft YaHei" w:cs="Microsoft YaHei" w:eastAsia="Microsoft YaHei" w:hAnsi="Microsoft YaHei"/>
+          <w:color w:val="3D5038"/>
+          <w:sz w:val="21"/>
+          <w:szCs w:val="21"/>
+        </w:rPr>
+        <w:t xml:space="preserve">全球卓越目的地中心（CED）成员城市</w:t>
+      </w:r>
+    </w:p>
+    <w:p>
+      <w:pPr>
+        <w:spacing w:after="60" w:before="100"/>
+      </w:pPr>
+      <w:r>
+        <w:rPr>
+          <w:rFonts w:ascii="Microsoft YaHei" w:cs="Microsoft YaHei" w:eastAsia="Microsoft YaHei" w:hAnsi="Microsoft YaHei"/>
+          <w:b/>
+          <w:bCs/>
+          <w:color w:val="4A7A38"/>
+          <w:sz w:val="22"/>
+          <w:szCs w:val="22"/>
+        </w:rPr>
+        <w:t xml:space="preserve">美国读者参照</w:t>
+      </w:r>
+    </w:p>
+    <w:p>
+      <w:pPr>
+        <w:shd w:fill="E8F3DC" w:val="clear"/>
+        <w:spacing w:after="100"/>
+      </w:pPr>
+      <w:r>
+        <w:rPr>
+          <w:rFonts w:ascii="Microsoft YaHei" w:cs="Microsoft YaHei" w:eastAsia="Microsoft YaHei" w:hAnsi="Microsoft YaHei"/>
+          <w:color w:val="3D5038"/>
+          <w:sz w:val="21"/>
+          <w:szCs w:val="21"/>
+        </w:rPr>
+        <w:t xml:space="preserve">中国西部的「生活型都会」——少些金融 hustle，多些美食、茶馆与熊猫；类似波特兰或奥斯汀那种「会生活」气质。</w:t>
+      </w:r>
+    </w:p>
+    <w:p>
+      <w:pPr>
+        <w:spacing w:after="60" w:before="100"/>
+      </w:pPr>
+      <w:r>
+        <w:rPr>
+          <w:rFonts w:ascii="Microsoft YaHei" w:cs="Microsoft YaHei" w:eastAsia="Microsoft YaHei" w:hAnsi="Microsoft YaHei"/>
+          <w:b/>
+          <w:bCs/>
+          <w:color w:val="4A7A38"/>
+          <w:sz w:val="22"/>
+          <w:szCs w:val="22"/>
+        </w:rPr>
+        <w:t xml:space="preserve">历史亮点</w:t>
+      </w:r>
+    </w:p>
+    <w:p>
+      <w:pPr>
+        <w:spacing w:after="100"/>
+      </w:pPr>
+      <w:r>
+        <w:rPr>
+          <w:rFonts w:ascii="Microsoft YaHei" w:cs="Microsoft YaHei" w:eastAsia="Microsoft YaHei" w:hAnsi="Microsoft YaHei"/>
+          <w:color w:val="3D5038"/>
+          <w:sz w:val="21"/>
+          <w:szCs w:val="21"/>
+        </w:rPr>
+        <w:t xml:space="preserve">从金沙、三星堆到唐宋「锦官城」；是世界上少数数千年未迁城址的大都会之一。</w:t>
+      </w:r>
+    </w:p>
+    <w:p>
+      <w:pPr>
+        <w:spacing w:after="60" w:before="100"/>
+      </w:pPr>
+      <w:r>
+        <w:rPr>
+          <w:rFonts w:ascii="Microsoft YaHei" w:cs="Microsoft YaHei" w:eastAsia="Microsoft YaHei" w:hAnsi="Microsoft YaHei"/>
+          <w:b/>
+          <w:bCs/>
+          <w:color w:val="4A7A38"/>
+          <w:sz w:val="22"/>
+          <w:szCs w:val="22"/>
+        </w:rPr>
+        <w:t xml:space="preserve">著名创造与首创</w:t>
+      </w:r>
+    </w:p>
+    <w:p>
+      <w:pPr>
+        <w:spacing w:after="80"/>
+      </w:pPr>
+      <w:r>
+        <w:rPr>
+          <w:rFonts w:ascii="Microsoft YaHei" w:cs="Microsoft YaHei" w:eastAsia="Microsoft YaHei" w:hAnsi="Microsoft YaHei"/>
+          <w:color w:val="3D5038"/>
+          <w:sz w:val="21"/>
+          <w:szCs w:val="21"/>
+        </w:rPr>
+        <w:t xml:space="preserve">• </w:t>
+      </w:r>
+      <w:r>
+        <w:rPr>
+          <w:rFonts w:ascii="Microsoft YaHei" w:cs="Microsoft YaHei" w:eastAsia="Microsoft YaHei" w:hAnsi="Microsoft YaHei"/>
+          <w:color w:val="3D5038"/>
+          <w:sz w:val="21"/>
+          <w:szCs w:val="21"/>
+        </w:rPr>
+        <w:t xml:space="preserve">交子纸币诞生地，宋代商贸与印刷重镇</w:t>
+      </w:r>
+    </w:p>
+    <w:p>
+      <w:pPr>
+        <w:spacing w:after="80"/>
+      </w:pPr>
+      <w:r>
+        <w:rPr>
+          <w:rFonts w:ascii="Microsoft YaHei" w:cs="Microsoft YaHei" w:eastAsia="Microsoft YaHei" w:hAnsi="Microsoft YaHei"/>
+          <w:color w:val="3D5038"/>
+          <w:sz w:val="21"/>
+          <w:szCs w:val="21"/>
+        </w:rPr>
+        <w:t xml:space="preserve">• </w:t>
+      </w:r>
+      <w:r>
+        <w:rPr>
+          <w:rFonts w:ascii="Microsoft YaHei" w:cs="Microsoft YaHei" w:eastAsia="Microsoft YaHei" w:hAnsi="Microsoft YaHei"/>
+          <w:color w:val="3D5038"/>
+          <w:sz w:val="21"/>
+          <w:szCs w:val="21"/>
+        </w:rPr>
+        <w:t xml:space="preserve">川剧</w:t>
+      </w:r>
+      <w:r>
+        <w:rPr>
+          <w:rFonts w:ascii="Microsoft YaHei" w:cs="Microsoft YaHei" w:eastAsia="Microsoft YaHei" w:hAnsi="Microsoft YaHei"/>
+          <w:b/>
+          <w:bCs/>
+          <w:color w:val="4A7A38"/>
+          <w:sz w:val="21"/>
+          <w:szCs w:val="21"/>
+        </w:rPr>
+        <w:t xml:space="preserve">变脸</w:t>
+      </w:r>
+      <w:r>
+        <w:rPr>
+          <w:rFonts w:ascii="Microsoft YaHei" w:cs="Microsoft YaHei" w:eastAsia="Microsoft YaHei" w:hAnsi="Microsoft YaHei"/>
+          <w:color w:val="7BAE5C"/>
+          <w:sz w:val="20"/>
+          <w:szCs w:val="20"/>
+        </w:rPr>
+        <w:t xml:space="preserve">（第2天）</w:t>
+      </w:r>
+      <w:r>
+        <w:rPr>
+          <w:rFonts w:ascii="Microsoft YaHei" w:cs="Microsoft YaHei" w:eastAsia="Microsoft YaHei" w:hAnsi="Microsoft YaHei"/>
+          <w:color w:val="3D5038"/>
+          <w:sz w:val="21"/>
+          <w:szCs w:val="21"/>
+        </w:rPr>
+        <w:t xml:space="preserve"> — 标志性表演艺术创新</w:t>
+      </w:r>
+    </w:p>
+    <w:p>
+      <w:pPr>
+        <w:spacing w:after="80"/>
+      </w:pPr>
+      <w:r>
+        <w:rPr>
+          <w:rFonts w:ascii="Microsoft YaHei" w:cs="Microsoft YaHei" w:eastAsia="Microsoft YaHei" w:hAnsi="Microsoft YaHei"/>
+          <w:color w:val="3D5038"/>
+          <w:sz w:val="21"/>
+          <w:szCs w:val="21"/>
+        </w:rPr>
+        <w:t xml:space="preserve">• </w:t>
+      </w:r>
+      <w:r>
+        <w:rPr>
+          <w:rFonts w:ascii="Microsoft YaHei" w:cs="Microsoft YaHei" w:eastAsia="Microsoft YaHei" w:hAnsi="Microsoft YaHei"/>
+          <w:color w:val="3D5038"/>
+          <w:sz w:val="21"/>
+          <w:szCs w:val="21"/>
+        </w:rPr>
+        <w:t xml:space="preserve">世界</w:t>
+      </w:r>
+      <w:r>
+        <w:rPr>
+          <w:rFonts w:ascii="Microsoft YaHei" w:cs="Microsoft YaHei" w:eastAsia="Microsoft YaHei" w:hAnsi="Microsoft YaHei"/>
+          <w:b/>
+          <w:bCs/>
+          <w:color w:val="4A7A38"/>
+          <w:sz w:val="21"/>
+          <w:szCs w:val="21"/>
+        </w:rPr>
+        <w:t xml:space="preserve">大熊猫繁育</w:t>
+      </w:r>
+      <w:r>
+        <w:rPr>
+          <w:rFonts w:ascii="Microsoft YaHei" w:cs="Microsoft YaHei" w:eastAsia="Microsoft YaHei" w:hAnsi="Microsoft YaHei"/>
+          <w:color w:val="7BAE5C"/>
+          <w:sz w:val="20"/>
+          <w:szCs w:val="20"/>
+        </w:rPr>
+        <w:t xml:space="preserve">（第1天）</w:t>
+      </w:r>
+      <w:r>
+        <w:rPr>
+          <w:rFonts w:ascii="Microsoft YaHei" w:cs="Microsoft YaHei" w:eastAsia="Microsoft YaHei" w:hAnsi="Microsoft YaHei"/>
+          <w:color w:val="3D5038"/>
+          <w:sz w:val="21"/>
+          <w:szCs w:val="21"/>
+        </w:rPr>
+        <w:t xml:space="preserve">与科研中心</w:t>
+      </w:r>
+    </w:p>
+    <w:p>
+      <w:pPr>
+        <w:spacing w:after="80"/>
+      </w:pPr>
+      <w:r>
+        <w:rPr>
+          <w:rFonts w:ascii="Microsoft YaHei" w:cs="Microsoft YaHei" w:eastAsia="Microsoft YaHei" w:hAnsi="Microsoft YaHei"/>
+          <w:color w:val="3D5038"/>
+          <w:sz w:val="21"/>
+          <w:szCs w:val="21"/>
+        </w:rPr>
+        <w:t xml:space="preserve">• </w:t>
+      </w:r>
+      <w:r>
+        <w:rPr>
+          <w:rFonts w:ascii="Microsoft YaHei" w:cs="Microsoft YaHei" w:eastAsia="Microsoft YaHei" w:hAnsi="Microsoft YaHei"/>
+          <w:color w:val="3D5038"/>
+          <w:sz w:val="21"/>
+          <w:szCs w:val="21"/>
+        </w:rPr>
+        <w:t xml:space="preserve">茶馆文化 — 塑造成都日常节奏的「慢生活」城市风格</w:t>
+      </w:r>
+    </w:p>
+    <w:p>
+      <w:pPr>
+        <w:spacing w:after="80"/>
+      </w:pPr>
+      <w:r>
+        <w:rPr>
+          <w:rFonts w:ascii="Microsoft YaHei" w:cs="Microsoft YaHei" w:eastAsia="Microsoft YaHei" w:hAnsi="Microsoft YaHei"/>
+          <w:color w:val="3D5038"/>
+          <w:sz w:val="21"/>
+          <w:szCs w:val="21"/>
+        </w:rPr>
+        <w:t xml:space="preserve">• </w:t>
+      </w:r>
+      <w:r>
+        <w:rPr>
+          <w:rFonts w:ascii="Microsoft YaHei" w:cs="Microsoft YaHei" w:eastAsia="Microsoft YaHei" w:hAnsi="Microsoft YaHei"/>
+          <w:color w:val="3D5038"/>
+          <w:sz w:val="21"/>
+          <w:szCs w:val="21"/>
+        </w:rPr>
+        <w:t xml:space="preserve">蜀绣 — 成都工坊传承至今，中国四大名绣之一</w:t>
+      </w:r>
+    </w:p>
+    <w:p>
+      <w:pPr>
+        <w:spacing w:after="60" w:before="100"/>
+      </w:pPr>
+      <w:r>
+        <w:rPr>
+          <w:rFonts w:ascii="Microsoft YaHei" w:cs="Microsoft YaHei" w:eastAsia="Microsoft YaHei" w:hAnsi="Microsoft YaHei"/>
+          <w:b/>
+          <w:bCs/>
+          <w:color w:val="4A7A38"/>
+          <w:sz w:val="22"/>
+          <w:szCs w:val="22"/>
+        </w:rPr>
+        <w:t xml:space="preserve">本行程涉及</w:t>
+      </w:r>
+    </w:p>
+    <w:p>
+      <w:pPr>
+        <w:spacing w:after="200"/>
+      </w:pPr>
+      <w:r>
+        <w:rPr>
+          <w:rFonts w:ascii="Microsoft YaHei" w:cs="Microsoft YaHei" w:eastAsia="Microsoft YaHei" w:hAnsi="Microsoft YaHei"/>
+          <w:color w:val="3D5038"/>
+          <w:sz w:val="21"/>
+          <w:szCs w:val="21"/>
+        </w:rPr>
+        <w:t xml:space="preserve">本行程：</w:t>
+      </w:r>
+      <w:r>
+        <w:rPr>
+          <w:rFonts w:ascii="Microsoft YaHei" w:cs="Microsoft YaHei" w:eastAsia="Microsoft YaHei" w:hAnsi="Microsoft YaHei"/>
+          <w:b/>
+          <w:bCs/>
+          <w:color w:val="4A7A38"/>
+          <w:sz w:val="21"/>
+          <w:szCs w:val="21"/>
+        </w:rPr>
+        <w:t xml:space="preserve">熊猫基地</w:t>
+      </w:r>
+      <w:r>
+        <w:rPr>
+          <w:rFonts w:ascii="Microsoft YaHei" w:cs="Microsoft YaHei" w:eastAsia="Microsoft YaHei" w:hAnsi="Microsoft YaHei"/>
+          <w:color w:val="7BAE5C"/>
+          <w:sz w:val="20"/>
+          <w:szCs w:val="20"/>
+        </w:rPr>
+        <w:t xml:space="preserve">（第1天）</w:t>
+      </w:r>
+      <w:r>
+        <w:rPr>
+          <w:rFonts w:ascii="Microsoft YaHei" w:cs="Microsoft YaHei" w:eastAsia="Microsoft YaHei" w:hAnsi="Microsoft YaHei"/>
+          <w:color w:val="3D5038"/>
+          <w:sz w:val="21"/>
+          <w:szCs w:val="21"/>
+        </w:rPr>
+        <w:t xml:space="preserve">、</w:t>
+      </w:r>
+      <w:r>
+        <w:rPr>
+          <w:rFonts w:ascii="Microsoft YaHei" w:cs="Microsoft YaHei" w:eastAsia="Microsoft YaHei" w:hAnsi="Microsoft YaHei"/>
+          <w:b/>
+          <w:bCs/>
+          <w:color w:val="4A7A38"/>
+          <w:sz w:val="21"/>
+          <w:szCs w:val="21"/>
+        </w:rPr>
+        <w:t xml:space="preserve">锦里</w:t>
+      </w:r>
+      <w:r>
+        <w:rPr>
+          <w:rFonts w:ascii="Microsoft YaHei" w:cs="Microsoft YaHei" w:eastAsia="Microsoft YaHei" w:hAnsi="Microsoft YaHei"/>
+          <w:color w:val="7BAE5C"/>
+          <w:sz w:val="20"/>
+          <w:szCs w:val="20"/>
+        </w:rPr>
+        <w:t xml:space="preserve">（第1天）</w:t>
+      </w:r>
+      <w:r>
+        <w:rPr>
+          <w:rFonts w:ascii="Microsoft YaHei" w:cs="Microsoft YaHei" w:eastAsia="Microsoft YaHei" w:hAnsi="Microsoft YaHei"/>
+          <w:color w:val="3D5038"/>
+          <w:sz w:val="21"/>
+          <w:szCs w:val="21"/>
+        </w:rPr>
+        <w:t xml:space="preserve">（第 1 天），</w:t>
+      </w:r>
+      <w:r>
+        <w:rPr>
+          <w:rFonts w:ascii="Microsoft YaHei" w:cs="Microsoft YaHei" w:eastAsia="Microsoft YaHei" w:hAnsi="Microsoft YaHei"/>
+          <w:b/>
+          <w:bCs/>
+          <w:color w:val="4A7A38"/>
+          <w:sz w:val="21"/>
+          <w:szCs w:val="21"/>
+        </w:rPr>
+        <w:t xml:space="preserve">宽窄巷子</w:t>
+      </w:r>
+      <w:r>
+        <w:rPr>
+          <w:rFonts w:ascii="Microsoft YaHei" w:cs="Microsoft YaHei" w:eastAsia="Microsoft YaHei" w:hAnsi="Microsoft YaHei"/>
+          <w:color w:val="7BAE5C"/>
+          <w:sz w:val="20"/>
+          <w:szCs w:val="20"/>
+        </w:rPr>
+        <w:t xml:space="preserve">（第2天）</w:t>
+      </w:r>
+      <w:r>
+        <w:rPr>
+          <w:rFonts w:ascii="Microsoft YaHei" w:cs="Microsoft YaHei" w:eastAsia="Microsoft YaHei" w:hAnsi="Microsoft YaHei"/>
+          <w:color w:val="3D5038"/>
+          <w:sz w:val="21"/>
+          <w:szCs w:val="21"/>
+        </w:rPr>
+        <w:t xml:space="preserve"> / </w:t>
+      </w:r>
+      <w:r>
+        <w:rPr>
+          <w:rFonts w:ascii="Microsoft YaHei" w:cs="Microsoft YaHei" w:eastAsia="Microsoft YaHei" w:hAnsi="Microsoft YaHei"/>
+          <w:b/>
+          <w:bCs/>
+          <w:color w:val="4A7A38"/>
+          <w:sz w:val="21"/>
+          <w:szCs w:val="21"/>
+        </w:rPr>
+        <w:t xml:space="preserve">金沙</w:t>
+      </w:r>
+      <w:r>
+        <w:rPr>
+          <w:rFonts w:ascii="Microsoft YaHei" w:cs="Microsoft YaHei" w:eastAsia="Microsoft YaHei" w:hAnsi="Microsoft YaHei"/>
+          <w:color w:val="7BAE5C"/>
+          <w:sz w:val="20"/>
+          <w:szCs w:val="20"/>
+        </w:rPr>
+        <w:t xml:space="preserve">（第2天）</w:t>
+      </w:r>
+      <w:r>
+        <w:rPr>
+          <w:rFonts w:ascii="Microsoft YaHei" w:cs="Microsoft YaHei" w:eastAsia="Microsoft YaHei" w:hAnsi="Microsoft YaHei"/>
+          <w:color w:val="3D5038"/>
+          <w:sz w:val="21"/>
+          <w:szCs w:val="21"/>
+        </w:rPr>
+        <w:t xml:space="preserve"> / </w:t>
+      </w:r>
+      <w:r>
+        <w:rPr>
+          <w:rFonts w:ascii="Microsoft YaHei" w:cs="Microsoft YaHei" w:eastAsia="Microsoft YaHei" w:hAnsi="Microsoft YaHei"/>
+          <w:b/>
+          <w:bCs/>
+          <w:color w:val="4A7A38"/>
+          <w:sz w:val="21"/>
+          <w:szCs w:val="21"/>
+        </w:rPr>
+        <w:t xml:space="preserve">川剧</w:t>
+      </w:r>
+      <w:r>
+        <w:rPr>
+          <w:rFonts w:ascii="Microsoft YaHei" w:cs="Microsoft YaHei" w:eastAsia="Microsoft YaHei" w:hAnsi="Microsoft YaHei"/>
+          <w:color w:val="7BAE5C"/>
+          <w:sz w:val="20"/>
+          <w:szCs w:val="20"/>
+        </w:rPr>
+        <w:t xml:space="preserve">（第2天）</w:t>
+      </w:r>
+      <w:r>
+        <w:rPr>
+          <w:rFonts w:ascii="Microsoft YaHei" w:cs="Microsoft YaHei" w:eastAsia="Microsoft YaHei" w:hAnsi="Microsoft YaHei"/>
+          <w:color w:val="3D5038"/>
+          <w:sz w:val="21"/>
+          <w:szCs w:val="21"/>
+        </w:rPr>
+        <w:t xml:space="preserve">（第 2 天），</w:t>
+      </w:r>
+      <w:r>
+        <w:rPr>
+          <w:rFonts w:ascii="Microsoft YaHei" w:cs="Microsoft YaHei" w:eastAsia="Microsoft YaHei" w:hAnsi="Microsoft YaHei"/>
+          <w:b/>
+          <w:bCs/>
+          <w:color w:val="4A7A38"/>
+          <w:sz w:val="21"/>
+          <w:szCs w:val="21"/>
+        </w:rPr>
+        <w:t xml:space="preserve">三星堆</w:t>
+      </w:r>
+      <w:r>
+        <w:rPr>
+          <w:rFonts w:ascii="Microsoft YaHei" w:cs="Microsoft YaHei" w:eastAsia="Microsoft YaHei" w:hAnsi="Microsoft YaHei"/>
+          <w:color w:val="7BAE5C"/>
+          <w:sz w:val="20"/>
+          <w:szCs w:val="20"/>
+        </w:rPr>
+        <w:t xml:space="preserve">（第3天）</w:t>
+      </w:r>
+      <w:r>
+        <w:rPr>
+          <w:rFonts w:ascii="Microsoft YaHei" w:cs="Microsoft YaHei" w:eastAsia="Microsoft YaHei" w:hAnsi="Microsoft YaHei"/>
+          <w:color w:val="3D5038"/>
+          <w:sz w:val="21"/>
+          <w:szCs w:val="21"/>
+        </w:rPr>
+        <w:t xml:space="preserve">（第 3 天），</w:t>
+      </w:r>
+      <w:r>
+        <w:rPr>
+          <w:rFonts w:ascii="Microsoft YaHei" w:cs="Microsoft YaHei" w:eastAsia="Microsoft YaHei" w:hAnsi="Microsoft YaHei"/>
+          <w:b/>
+          <w:bCs/>
+          <w:color w:val="4A7A38"/>
+          <w:sz w:val="21"/>
+          <w:szCs w:val="21"/>
+        </w:rPr>
+        <w:t xml:space="preserve">四川博物院</w:t>
+      </w:r>
+      <w:r>
+        <w:rPr>
+          <w:rFonts w:ascii="Microsoft YaHei" w:cs="Microsoft YaHei" w:eastAsia="Microsoft YaHei" w:hAnsi="Microsoft YaHei"/>
+          <w:color w:val="7BAE5C"/>
+          <w:sz w:val="20"/>
+          <w:szCs w:val="20"/>
+        </w:rPr>
+        <w:t xml:space="preserve">（第7天）</w:t>
+      </w:r>
+      <w:r>
+        <w:rPr>
+          <w:rFonts w:ascii="Microsoft YaHei" w:cs="Microsoft YaHei" w:eastAsia="Microsoft YaHei" w:hAnsi="Microsoft YaHei"/>
+          <w:color w:val="3D5038"/>
+          <w:sz w:val="21"/>
+          <w:szCs w:val="21"/>
+        </w:rPr>
+        <w:t xml:space="preserve">、</w:t>
+      </w:r>
+      <w:r>
+        <w:rPr>
+          <w:rFonts w:ascii="Microsoft YaHei" w:cs="Microsoft YaHei" w:eastAsia="Microsoft YaHei" w:hAnsi="Microsoft YaHei"/>
+          <w:b/>
+          <w:bCs/>
+          <w:color w:val="4A7A38"/>
+          <w:sz w:val="21"/>
+          <w:szCs w:val="21"/>
+        </w:rPr>
+        <w:t xml:space="preserve">成都博物馆</w:t>
+      </w:r>
+      <w:r>
+        <w:rPr>
+          <w:rFonts w:ascii="Microsoft YaHei" w:cs="Microsoft YaHei" w:eastAsia="Microsoft YaHei" w:hAnsi="Microsoft YaHei"/>
+          <w:color w:val="7BAE5C"/>
+          <w:sz w:val="20"/>
+          <w:szCs w:val="20"/>
+        </w:rPr>
+        <w:t xml:space="preserve">（第7天）</w:t>
+      </w:r>
+      <w:r>
+        <w:rPr>
+          <w:rFonts w:ascii="Microsoft YaHei" w:cs="Microsoft YaHei" w:eastAsia="Microsoft YaHei" w:hAnsi="Microsoft YaHei"/>
+          <w:color w:val="3D5038"/>
+          <w:sz w:val="21"/>
+          <w:szCs w:val="21"/>
+        </w:rPr>
+        <w:t xml:space="preserve">（第 7 天），</w:t>
+      </w:r>
+      <w:r>
+        <w:rPr>
+          <w:rFonts w:ascii="Microsoft YaHei" w:cs="Microsoft YaHei" w:eastAsia="Microsoft YaHei" w:hAnsi="Microsoft YaHei"/>
+          <w:b/>
+          <w:bCs/>
+          <w:color w:val="4A7A38"/>
+          <w:sz w:val="21"/>
+          <w:szCs w:val="21"/>
+        </w:rPr>
+        <w:t xml:space="preserve">返程成都</w:t>
+      </w:r>
+      <w:r>
+        <w:rPr>
+          <w:rFonts w:ascii="Microsoft YaHei" w:cs="Microsoft YaHei" w:eastAsia="Microsoft YaHei" w:hAnsi="Microsoft YaHei"/>
+          <w:color w:val="7BAE5C"/>
+          <w:sz w:val="20"/>
+          <w:szCs w:val="20"/>
+        </w:rPr>
+        <w:t xml:space="preserve">（第6天）</w:t>
+      </w:r>
+      <w:r>
+        <w:rPr>
+          <w:rFonts w:ascii="Microsoft YaHei" w:cs="Microsoft YaHei" w:eastAsia="Microsoft YaHei" w:hAnsi="Microsoft YaHei"/>
+          <w:color w:val="3D5038"/>
+          <w:sz w:val="21"/>
+          <w:szCs w:val="21"/>
+        </w:rPr>
+        <w:t xml:space="preserve">。</w:t>
+      </w:r>
+    </w:p>
+    <w:p>
+      <w:pPr>
+        <w:pStyle w:val="Heading3"/>
+        <w:spacing w:after="160" w:before="240"/>
+      </w:pPr>
+      <w:r>
+        <w:rPr>
+          <w:rFonts w:ascii="Microsoft YaHei" w:cs="Microsoft YaHei" w:eastAsia="Microsoft YaHei" w:hAnsi="Microsoft YaHei"/>
+          <w:b/>
+          <w:bCs/>
+          <w:color w:val="4A7A38"/>
+          <w:sz w:val="26"/>
+          <w:szCs w:val="26"/>
+        </w:rPr>
+        <w:t xml:space="preserve">重庆市（直辖市）</w:t>
+      </w:r>
+    </w:p>
+    <w:p>
+      <w:pPr>
+        <w:spacing w:after="80"/>
+      </w:pPr>
+      <w:r>
+        <w:rPr>
+          <w:rFonts w:ascii="Microsoft YaHei" w:cs="Microsoft YaHei" w:eastAsia="Microsoft YaHei" w:hAnsi="Microsoft YaHei"/>
+          <w:b/>
+          <w:bCs/>
+          <w:color w:val="4A7A38"/>
+          <w:sz w:val="21"/>
+          <w:szCs w:val="21"/>
+        </w:rPr>
+        <w:t xml:space="preserve">省级直辖市 · 约 3200 万（全市域）· 建城历史 3000 年以上</w:t>
+      </w:r>
+      <w:r>
+        <w:rPr>
+          <w:sz w:val="21"/>
+          <w:szCs w:val="21"/>
+        </w:rPr>
+        <w:t xml:space="preserve">  </w:t>
+      </w:r>
+      <w:r>
+        <w:rPr>
+          <w:rFonts w:ascii="Microsoft YaHei" w:cs="Microsoft YaHei" w:eastAsia="Microsoft YaHei" w:hAnsi="Microsoft YaHei"/>
+          <w:color w:val="7BAE5C"/>
+          <w:sz w:val="20"/>
+          <w:szCs w:val="20"/>
+        </w:rPr>
+        <w:t xml:space="preserve">全市域对州：人口超过美国除加州外的任一州</w:t>
+      </w:r>
+    </w:p>
+    <w:p>
+      <w:pPr>
+        <w:spacing w:after="80"/>
+      </w:pPr>
+      <w:r>
+        <w:rPr>
+          <w:rFonts w:ascii="Microsoft YaHei" w:cs="Microsoft YaHei" w:eastAsia="Microsoft YaHei" w:hAnsi="Microsoft YaHei"/>
+          <w:color w:val="3D5038"/>
+          <w:sz w:val="20"/>
+          <w:szCs w:val="20"/>
+        </w:rPr>
+        <w:t xml:space="preserve">行政级别：直辖市（省级，与北京、上海同级）。约 3200 万含城区与郊县，常与美国「州」人口对比，但并非美国意义上的单一城市。</w:t>
+      </w:r>
+    </w:p>
+    <w:p>
+      <w:pPr>
+        <w:spacing w:after="100"/>
+      </w:pPr>
+      <w:r>
+        <w:rPr>
+          <w:rFonts w:ascii="Microsoft YaHei" w:cs="Microsoft YaHei" w:eastAsia="Microsoft YaHei" w:hAnsi="Microsoft YaHei"/>
+          <w:color w:val="3D5038"/>
+          <w:sz w:val="21"/>
+          <w:szCs w:val="21"/>
+        </w:rPr>
+        <w:t xml:space="preserve">中国四大直辖市之一（与北京、上海同级），长江航运枢纽、桥梁之城与工业重镇。</w:t>
+      </w:r>
+    </w:p>
+    <w:p>
+      <w:pPr>
+        <w:spacing w:after="60" w:before="100"/>
+      </w:pPr>
+      <w:r>
+        <w:rPr>
+          <w:rFonts w:ascii="Microsoft YaHei" w:cs="Microsoft YaHei" w:eastAsia="Microsoft YaHei" w:hAnsi="Microsoft YaHei"/>
+          <w:b/>
+          <w:bCs/>
+          <w:color w:val="4A7A38"/>
+          <w:sz w:val="22"/>
+          <w:szCs w:val="22"/>
+        </w:rPr>
+        <w:t xml:space="preserve">知名称号</w:t>
+      </w:r>
+    </w:p>
+    <w:p>
+      <w:pPr>
+        <w:spacing w:after="80"/>
+      </w:pPr>
+      <w:r>
+        <w:rPr>
+          <w:rFonts w:ascii="Microsoft YaHei" w:cs="Microsoft YaHei" w:eastAsia="Microsoft YaHei" w:hAnsi="Microsoft YaHei"/>
+          <w:color w:val="3D5038"/>
+          <w:sz w:val="21"/>
+          <w:szCs w:val="21"/>
+        </w:rPr>
+        <w:t xml:space="preserve">• </w:t>
+      </w:r>
+      <w:r>
+        <w:rPr>
+          <w:rFonts w:ascii="Microsoft YaHei" w:cs="Microsoft YaHei" w:eastAsia="Microsoft YaHei" w:hAnsi="Microsoft YaHei"/>
+          <w:color w:val="3D5038"/>
+          <w:sz w:val="21"/>
+          <w:szCs w:val="21"/>
+        </w:rPr>
+        <w:t xml:space="preserve">1937–1945 战时陪都 — 二战时期中国大后方与盟军在华中枢</w:t>
+      </w:r>
+    </w:p>
+    <w:p>
+      <w:pPr>
+        <w:spacing w:after="80"/>
+      </w:pPr>
+      <w:r>
+        <w:rPr>
+          <w:rFonts w:ascii="Microsoft YaHei" w:cs="Microsoft YaHei" w:eastAsia="Microsoft YaHei" w:hAnsi="Microsoft YaHei"/>
+          <w:color w:val="3D5038"/>
+          <w:sz w:val="21"/>
+          <w:szCs w:val="21"/>
+        </w:rPr>
+        <w:t xml:space="preserve">• </w:t>
+      </w:r>
+      <w:r>
+        <w:rPr>
+          <w:rFonts w:ascii="Microsoft YaHei" w:cs="Microsoft YaHei" w:eastAsia="Microsoft YaHei" w:hAnsi="Microsoft YaHei"/>
+          <w:color w:val="3D5038"/>
+          <w:sz w:val="21"/>
+          <w:szCs w:val="21"/>
+        </w:rPr>
+        <w:t xml:space="preserve">世界遗产：大足石刻（1999）— 中国石窟艺术巅峰之作</w:t>
+      </w:r>
+    </w:p>
+    <w:p>
+      <w:pPr>
+        <w:spacing w:after="80"/>
+      </w:pPr>
+      <w:r>
+        <w:rPr>
+          <w:rFonts w:ascii="Microsoft YaHei" w:cs="Microsoft YaHei" w:eastAsia="Microsoft YaHei" w:hAnsi="Microsoft YaHei"/>
+          <w:color w:val="3D5038"/>
+          <w:sz w:val="21"/>
+          <w:szCs w:val="21"/>
+        </w:rPr>
+        <w:t xml:space="preserve">• </w:t>
+      </w:r>
+      <w:r>
+        <w:rPr>
+          <w:rFonts w:ascii="Microsoft YaHei" w:cs="Microsoft YaHei" w:eastAsia="Microsoft YaHei" w:hAnsi="Microsoft YaHei"/>
+          <w:color w:val="3D5038"/>
+          <w:sz w:val="21"/>
+          <w:szCs w:val="21"/>
+        </w:rPr>
+        <w:t xml:space="preserve">世界遗产：武隆喀斯特（2007）— 南方喀斯特组成部分；本行程含 </w:t>
+      </w:r>
+      <w:r>
+        <w:rPr>
+          <w:rFonts w:ascii="Microsoft YaHei" w:cs="Microsoft YaHei" w:eastAsia="Microsoft YaHei" w:hAnsi="Microsoft YaHei"/>
+          <w:b/>
+          <w:bCs/>
+          <w:color w:val="4A7A38"/>
+          <w:sz w:val="21"/>
+          <w:szCs w:val="21"/>
+        </w:rPr>
+        <w:t xml:space="preserve">武隆</w:t>
+      </w:r>
+      <w:r>
+        <w:rPr>
+          <w:rFonts w:ascii="Microsoft YaHei" w:cs="Microsoft YaHei" w:eastAsia="Microsoft YaHei" w:hAnsi="Microsoft YaHei"/>
+          <w:color w:val="7BAE5C"/>
+          <w:sz w:val="20"/>
+          <w:szCs w:val="20"/>
+        </w:rPr>
+        <w:t xml:space="preserve">（第8天）</w:t>
+      </w:r>
+    </w:p>
+    <w:p>
+      <w:pPr>
+        <w:spacing w:after="80"/>
+      </w:pPr>
+      <w:r>
+        <w:rPr>
+          <w:rFonts w:ascii="Microsoft YaHei" w:cs="Microsoft YaHei" w:eastAsia="Microsoft YaHei" w:hAnsi="Microsoft YaHei"/>
+          <w:color w:val="3D5038"/>
+          <w:sz w:val="21"/>
+          <w:szCs w:val="21"/>
+        </w:rPr>
+        <w:t xml:space="preserve">• </w:t>
+      </w:r>
+      <w:r>
+        <w:rPr>
+          <w:rFonts w:ascii="Microsoft YaHei" w:cs="Microsoft YaHei" w:eastAsia="Microsoft YaHei" w:hAnsi="Microsoft YaHei"/>
+          <w:color w:val="3D5038"/>
+          <w:sz w:val="21"/>
+          <w:szCs w:val="21"/>
+        </w:rPr>
+        <w:t xml:space="preserve">「山城」「雾都」「桥都」— 家喻户晓的城市名片</w:t>
+      </w:r>
+    </w:p>
+    <w:p>
+      <w:pPr>
+        <w:spacing w:after="80"/>
+      </w:pPr>
+      <w:r>
+        <w:rPr>
+          <w:rFonts w:ascii="Microsoft YaHei" w:cs="Microsoft YaHei" w:eastAsia="Microsoft YaHei" w:hAnsi="Microsoft YaHei"/>
+          <w:color w:val="3D5038"/>
+          <w:sz w:val="21"/>
+          <w:szCs w:val="21"/>
+        </w:rPr>
+        <w:t xml:space="preserve">• </w:t>
+      </w:r>
+      <w:r>
+        <w:rPr>
+          <w:rFonts w:ascii="Microsoft YaHei" w:cs="Microsoft YaHei" w:eastAsia="Microsoft YaHei" w:hAnsi="Microsoft YaHei"/>
+          <w:color w:val="3D5038"/>
+          <w:sz w:val="21"/>
+          <w:szCs w:val="21"/>
+        </w:rPr>
+        <w:t xml:space="preserve">国家中心城市（全国仅 5 座：北京、上海、广州、重庆、天津）</w:t>
+      </w:r>
+    </w:p>
+    <w:p>
+      <w:pPr>
+        <w:spacing w:after="60" w:before="100"/>
+      </w:pPr>
+      <w:r>
+        <w:rPr>
+          <w:rFonts w:ascii="Microsoft YaHei" w:cs="Microsoft YaHei" w:eastAsia="Microsoft YaHei" w:hAnsi="Microsoft YaHei"/>
+          <w:b/>
+          <w:bCs/>
+          <w:color w:val="4A7A38"/>
+          <w:sz w:val="22"/>
+          <w:szCs w:val="22"/>
+        </w:rPr>
+        <w:t xml:space="preserve">美国读者参照</w:t>
+      </w:r>
+    </w:p>
+    <w:p>
+      <w:pPr>
+        <w:shd w:fill="E8F3DC" w:val="clear"/>
+        <w:spacing w:after="100"/>
+      </w:pPr>
+      <w:r>
+        <w:rPr>
+          <w:rFonts w:ascii="Microsoft YaHei" w:cs="Microsoft YaHei" w:eastAsia="Microsoft YaHei" w:hAnsi="Microsoft YaHei"/>
+          <w:color w:val="3D5038"/>
+          <w:sz w:val="21"/>
+          <w:szCs w:val="21"/>
+        </w:rPr>
+        <w:t xml:space="preserve">一个省级规模的江岸丘陵地带——有点像旧金山的地形 + 匹兹堡的江岸，却是超大城市群规模。</w:t>
+      </w:r>
+    </w:p>
+    <w:p>
+      <w:pPr>
+        <w:spacing w:after="60" w:before="100"/>
+      </w:pPr>
+      <w:r>
+        <w:rPr>
+          <w:rFonts w:ascii="Microsoft YaHei" w:cs="Microsoft YaHei" w:eastAsia="Microsoft YaHei" w:hAnsi="Microsoft YaHei"/>
+          <w:b/>
+          <w:bCs/>
+          <w:color w:val="4A7A38"/>
+          <w:sz w:val="22"/>
+          <w:szCs w:val="22"/>
+        </w:rPr>
+        <w:t xml:space="preserve">历史亮点</w:t>
+      </w:r>
+    </w:p>
+    <w:p>
+      <w:pPr>
+        <w:spacing w:after="100"/>
+      </w:pPr>
+      <w:r>
+        <w:rPr>
+          <w:rFonts w:ascii="Microsoft YaHei" w:cs="Microsoft YaHei" w:eastAsia="Microsoft YaHei" w:hAnsi="Microsoft YaHei"/>
+          <w:color w:val="3D5038"/>
+          <w:sz w:val="21"/>
+          <w:szCs w:val="21"/>
+        </w:rPr>
+        <w:t xml:space="preserve">1937–1945 战时陪都，经历大轰炸；三峡门户，别称「山城」「雾都」。</w:t>
+      </w:r>
+    </w:p>
+    <w:p>
+      <w:pPr>
+        <w:spacing w:after="60" w:before="100"/>
+      </w:pPr>
+      <w:r>
+        <w:rPr>
+          <w:rFonts w:ascii="Microsoft YaHei" w:cs="Microsoft YaHei" w:eastAsia="Microsoft YaHei" w:hAnsi="Microsoft YaHei"/>
+          <w:b/>
+          <w:bCs/>
+          <w:color w:val="4A7A38"/>
+          <w:sz w:val="22"/>
+          <w:szCs w:val="22"/>
+        </w:rPr>
+        <w:t xml:space="preserve">著名创造与首创</w:t>
+      </w:r>
+    </w:p>
+    <w:p>
+      <w:pPr>
+        <w:spacing w:after="80"/>
+      </w:pPr>
+      <w:r>
+        <w:rPr>
+          <w:rFonts w:ascii="Microsoft YaHei" w:cs="Microsoft YaHei" w:eastAsia="Microsoft YaHei" w:hAnsi="Microsoft YaHei"/>
+          <w:color w:val="3D5038"/>
+          <w:sz w:val="21"/>
+          <w:szCs w:val="21"/>
+        </w:rPr>
+        <w:t xml:space="preserve">• </w:t>
+      </w:r>
+      <w:r>
+        <w:rPr>
+          <w:rFonts w:ascii="Microsoft YaHei" w:cs="Microsoft YaHei" w:eastAsia="Microsoft YaHei" w:hAnsi="Microsoft YaHei"/>
+          <w:color w:val="3D5038"/>
+          <w:sz w:val="21"/>
+          <w:szCs w:val="21"/>
+        </w:rPr>
+        <w:t xml:space="preserve">重庆火锅 — 麻辣锅底文化风靡全国</w:t>
+      </w:r>
+    </w:p>
+    <w:p>
+      <w:pPr>
+        <w:spacing w:after="80"/>
+      </w:pPr>
+      <w:r>
+        <w:rPr>
+          <w:rFonts w:ascii="Microsoft YaHei" w:cs="Microsoft YaHei" w:eastAsia="Microsoft YaHei" w:hAnsi="Microsoft YaHei"/>
+          <w:color w:val="3D5038"/>
+          <w:sz w:val="21"/>
+          <w:szCs w:val="21"/>
+        </w:rPr>
+        <w:t xml:space="preserve">• </w:t>
+      </w:r>
+      <w:r>
+        <w:rPr>
+          <w:rFonts w:ascii="Microsoft YaHei" w:cs="Microsoft YaHei" w:eastAsia="Microsoft YaHei" w:hAnsi="Microsoft YaHei"/>
+          <w:b/>
+          <w:bCs/>
+          <w:color w:val="4A7A38"/>
+          <w:sz w:val="21"/>
+          <w:szCs w:val="21"/>
+        </w:rPr>
+        <w:t xml:space="preserve">重庆小面</w:t>
+      </w:r>
+      <w:r>
+        <w:rPr>
+          <w:rFonts w:ascii="Microsoft YaHei" w:cs="Microsoft YaHei" w:eastAsia="Microsoft YaHei" w:hAnsi="Microsoft YaHei"/>
+          <w:color w:val="7BAE5C"/>
+          <w:sz w:val="20"/>
+          <w:szCs w:val="20"/>
+        </w:rPr>
+        <w:t xml:space="preserve">（第7天）</w:t>
+      </w:r>
+      <w:r>
+        <w:rPr>
+          <w:rFonts w:ascii="Microsoft YaHei" w:cs="Microsoft YaHei" w:eastAsia="Microsoft YaHei" w:hAnsi="Microsoft YaHei"/>
+          <w:color w:val="3D5038"/>
+          <w:sz w:val="21"/>
+          <w:szCs w:val="21"/>
+        </w:rPr>
+        <w:t xml:space="preserve"> — 本行程花市豌杂面</w:t>
+      </w:r>
+    </w:p>
+    <w:p>
+      <w:pPr>
+        <w:spacing w:after="80"/>
+      </w:pPr>
+      <w:r>
+        <w:rPr>
+          <w:rFonts w:ascii="Microsoft YaHei" w:cs="Microsoft YaHei" w:eastAsia="Microsoft YaHei" w:hAnsi="Microsoft YaHei"/>
+          <w:color w:val="3D5038"/>
+          <w:sz w:val="21"/>
+          <w:szCs w:val="21"/>
+        </w:rPr>
+        <w:t xml:space="preserve">• </w:t>
+      </w:r>
+      <w:r>
+        <w:rPr>
+          <w:rFonts w:ascii="Microsoft YaHei" w:cs="Microsoft YaHei" w:eastAsia="Microsoft YaHei" w:hAnsi="Microsoft YaHei"/>
+          <w:color w:val="3D5038"/>
+          <w:sz w:val="21"/>
+          <w:szCs w:val="21"/>
+        </w:rPr>
+        <w:t xml:space="preserve">山城交通设计 — </w:t>
+      </w:r>
+      <w:r>
+        <w:rPr>
+          <w:rFonts w:ascii="Microsoft YaHei" w:cs="Microsoft YaHei" w:eastAsia="Microsoft YaHei" w:hAnsi="Microsoft YaHei"/>
+          <w:b/>
+          <w:bCs/>
+          <w:color w:val="4A7A38"/>
+          <w:sz w:val="21"/>
+          <w:szCs w:val="21"/>
+        </w:rPr>
+        <w:t xml:space="preserve">穿楼轻轨（李子坝）</w:t>
+      </w:r>
+      <w:r>
+        <w:rPr>
+          <w:rFonts w:ascii="Microsoft YaHei" w:cs="Microsoft YaHei" w:eastAsia="Microsoft YaHei" w:hAnsi="Microsoft YaHei"/>
+          <w:color w:val="7BAE5C"/>
+          <w:sz w:val="20"/>
+          <w:szCs w:val="20"/>
+        </w:rPr>
+        <w:t xml:space="preserve">（第9天）</w:t>
+      </w:r>
+      <w:r>
+        <w:rPr>
+          <w:rFonts w:ascii="Microsoft YaHei" w:cs="Microsoft YaHei" w:eastAsia="Microsoft YaHei" w:hAnsi="Microsoft YaHei"/>
+          <w:color w:val="3D5038"/>
+          <w:sz w:val="21"/>
+          <w:szCs w:val="21"/>
+        </w:rPr>
+        <w:t xml:space="preserve">、索道与层叠江桥</w:t>
+      </w:r>
+    </w:p>
+    <w:p>
+      <w:pPr>
+        <w:spacing w:after="80"/>
+      </w:pPr>
+      <w:r>
+        <w:rPr>
+          <w:rFonts w:ascii="Microsoft YaHei" w:cs="Microsoft YaHei" w:eastAsia="Microsoft YaHei" w:hAnsi="Microsoft YaHei"/>
+          <w:color w:val="3D5038"/>
+          <w:sz w:val="21"/>
+          <w:szCs w:val="21"/>
+        </w:rPr>
+        <w:t xml:space="preserve">• </w:t>
+      </w:r>
+      <w:r>
+        <w:rPr>
+          <w:rFonts w:ascii="Microsoft YaHei" w:cs="Microsoft YaHei" w:eastAsia="Microsoft YaHei" w:hAnsi="Microsoft YaHei"/>
+          <w:color w:val="3D5038"/>
+          <w:sz w:val="21"/>
+          <w:szCs w:val="21"/>
+        </w:rPr>
+        <w:t xml:space="preserve">战时出版与工业内迁中心 — 抗战时期重要的新闻与产业后方</w:t>
+      </w:r>
+    </w:p>
+    <w:p>
+      <w:pPr>
+        <w:spacing w:after="60" w:before="100"/>
+      </w:pPr>
+      <w:r>
+        <w:rPr>
+          <w:rFonts w:ascii="Microsoft YaHei" w:cs="Microsoft YaHei" w:eastAsia="Microsoft YaHei" w:hAnsi="Microsoft YaHei"/>
+          <w:b/>
+          <w:bCs/>
+          <w:color w:val="4A7A38"/>
+          <w:sz w:val="22"/>
+          <w:szCs w:val="22"/>
+        </w:rPr>
+        <w:t xml:space="preserve">本行程涉及</w:t>
+      </w:r>
+    </w:p>
+    <w:p>
+      <w:pPr>
+        <w:spacing w:after="200"/>
+      </w:pPr>
+      <w:r>
+        <w:rPr>
+          <w:rFonts w:ascii="Microsoft YaHei" w:cs="Microsoft YaHei" w:eastAsia="Microsoft YaHei" w:hAnsi="Microsoft YaHei"/>
+          <w:color w:val="3D5038"/>
+          <w:sz w:val="21"/>
+          <w:szCs w:val="21"/>
+        </w:rPr>
+        <w:t xml:space="preserve">本行程：</w:t>
+      </w:r>
+      <w:r>
+        <w:rPr>
+          <w:rFonts w:ascii="Microsoft YaHei" w:cs="Microsoft YaHei" w:eastAsia="Microsoft YaHei" w:hAnsi="Microsoft YaHei"/>
+          <w:b/>
+          <w:bCs/>
+          <w:color w:val="4A7A38"/>
+          <w:sz w:val="21"/>
+          <w:szCs w:val="21"/>
+        </w:rPr>
+        <w:t xml:space="preserve">成都熊猫高铁</w:t>
+      </w:r>
+      <w:r>
+        <w:rPr>
+          <w:rFonts w:ascii="Microsoft YaHei" w:cs="Microsoft YaHei" w:eastAsia="Microsoft YaHei" w:hAnsi="Microsoft YaHei"/>
+          <w:color w:val="7BAE5C"/>
+          <w:sz w:val="20"/>
+          <w:szCs w:val="20"/>
+        </w:rPr>
+        <w:t xml:space="preserve">（第7天）</w:t>
+      </w:r>
+      <w:r>
+        <w:rPr>
+          <w:rFonts w:ascii="Microsoft YaHei" w:cs="Microsoft YaHei" w:eastAsia="Microsoft YaHei" w:hAnsi="Microsoft YaHei"/>
+          <w:color w:val="3D5038"/>
+          <w:sz w:val="21"/>
+          <w:szCs w:val="21"/>
+        </w:rPr>
+        <w:t xml:space="preserve">（第 7 天），</w:t>
+      </w:r>
+      <w:r>
+        <w:rPr>
+          <w:rFonts w:ascii="Microsoft YaHei" w:cs="Microsoft YaHei" w:eastAsia="Microsoft YaHei" w:hAnsi="Microsoft YaHei"/>
+          <w:b/>
+          <w:bCs/>
+          <w:color w:val="4A7A38"/>
+          <w:sz w:val="21"/>
+          <w:szCs w:val="21"/>
+        </w:rPr>
+        <w:t xml:space="preserve">洪崖洞</w:t>
+      </w:r>
+      <w:r>
+        <w:rPr>
+          <w:rFonts w:ascii="Microsoft YaHei" w:cs="Microsoft YaHei" w:eastAsia="Microsoft YaHei" w:hAnsi="Microsoft YaHei"/>
+          <w:color w:val="7BAE5C"/>
+          <w:sz w:val="20"/>
+          <w:szCs w:val="20"/>
+        </w:rPr>
+        <w:t xml:space="preserve">（第7天）</w:t>
+      </w:r>
+      <w:r>
+        <w:rPr>
+          <w:rFonts w:ascii="Microsoft YaHei" w:cs="Microsoft YaHei" w:eastAsia="Microsoft YaHei" w:hAnsi="Microsoft YaHei"/>
+          <w:color w:val="3D5038"/>
+          <w:sz w:val="21"/>
+          <w:szCs w:val="21"/>
+        </w:rPr>
+        <w:t xml:space="preserve">、</w:t>
+      </w:r>
+      <w:r>
+        <w:rPr>
+          <w:rFonts w:ascii="Microsoft YaHei" w:cs="Microsoft YaHei" w:eastAsia="Microsoft YaHei" w:hAnsi="Microsoft YaHei"/>
+          <w:b/>
+          <w:bCs/>
+          <w:color w:val="4A7A38"/>
+          <w:sz w:val="21"/>
+          <w:szCs w:val="21"/>
+        </w:rPr>
+        <w:t xml:space="preserve">李子坝</w:t>
+      </w:r>
+      <w:r>
+        <w:rPr>
+          <w:rFonts w:ascii="Microsoft YaHei" w:cs="Microsoft YaHei" w:eastAsia="Microsoft YaHei" w:hAnsi="Microsoft YaHei"/>
+          <w:color w:val="7BAE5C"/>
+          <w:sz w:val="20"/>
+          <w:szCs w:val="20"/>
+        </w:rPr>
+        <w:t xml:space="preserve">（第9天）</w:t>
+      </w:r>
+      <w:r>
+        <w:rPr>
+          <w:rFonts w:ascii="Microsoft YaHei" w:cs="Microsoft YaHei" w:eastAsia="Microsoft YaHei" w:hAnsi="Microsoft YaHei"/>
+          <w:color w:val="3D5038"/>
+          <w:sz w:val="21"/>
+          <w:szCs w:val="21"/>
+        </w:rPr>
+        <w:t xml:space="preserve">、</w:t>
+      </w:r>
+      <w:r>
+        <w:rPr>
+          <w:rFonts w:ascii="Microsoft YaHei" w:cs="Microsoft YaHei" w:eastAsia="Microsoft YaHei" w:hAnsi="Microsoft YaHei"/>
+          <w:b/>
+          <w:bCs/>
+          <w:color w:val="4A7A38"/>
+          <w:sz w:val="21"/>
+          <w:szCs w:val="21"/>
+        </w:rPr>
+        <w:t xml:space="preserve">花市豌杂面</w:t>
+      </w:r>
+      <w:r>
+        <w:rPr>
+          <w:rFonts w:ascii="Microsoft YaHei" w:cs="Microsoft YaHei" w:eastAsia="Microsoft YaHei" w:hAnsi="Microsoft YaHei"/>
+          <w:color w:val="7BAE5C"/>
+          <w:sz w:val="20"/>
+          <w:szCs w:val="20"/>
+        </w:rPr>
+        <w:t xml:space="preserve">（第7天）</w:t>
+      </w:r>
+      <w:r>
+        <w:rPr>
+          <w:rFonts w:ascii="Microsoft YaHei" w:cs="Microsoft YaHei" w:eastAsia="Microsoft YaHei" w:hAnsi="Microsoft YaHei"/>
+          <w:color w:val="3D5038"/>
+          <w:sz w:val="21"/>
+          <w:szCs w:val="21"/>
+        </w:rPr>
+        <w:t xml:space="preserve">（第 7 天），</w:t>
+      </w:r>
+      <w:r>
+        <w:rPr>
+          <w:rFonts w:ascii="Microsoft YaHei" w:cs="Microsoft YaHei" w:eastAsia="Microsoft YaHei" w:hAnsi="Microsoft YaHei"/>
+          <w:b/>
+          <w:bCs/>
+          <w:color w:val="4A7A38"/>
+          <w:sz w:val="21"/>
+          <w:szCs w:val="21"/>
+        </w:rPr>
+        <w:t xml:space="preserve">武隆喀斯特</w:t>
+      </w:r>
+      <w:r>
+        <w:rPr>
+          <w:rFonts w:ascii="Microsoft YaHei" w:cs="Microsoft YaHei" w:eastAsia="Microsoft YaHei" w:hAnsi="Microsoft YaHei"/>
+          <w:color w:val="7BAE5C"/>
+          <w:sz w:val="20"/>
+          <w:szCs w:val="20"/>
+        </w:rPr>
+        <w:t xml:space="preserve">（第8天）</w:t>
+      </w:r>
+      <w:r>
+        <w:rPr>
+          <w:rFonts w:ascii="Microsoft YaHei" w:cs="Microsoft YaHei" w:eastAsia="Microsoft YaHei" w:hAnsi="Microsoft YaHei"/>
+          <w:color w:val="3D5038"/>
+          <w:sz w:val="21"/>
+          <w:szCs w:val="21"/>
+        </w:rPr>
+        <w:t xml:space="preserve">（第 8 天）。</w:t>
       </w:r>
     </w:p>
     <w:p>

--- a/downloads/itinerary-zh.docx
+++ b/downloads/itinerary-zh.docx
@@ -1319,7 +1319,7 @@
           <w:sz w:val="21"/>
           <w:szCs w:val="21"/>
         </w:rPr>
-        <w:t xml:space="preserve">全球卓越目的地中心（CED）成员城市</w:t>
+        <w:t xml:space="preserve">旅游目的地质量认证成员（CED，2010）— 国际旅游目的地的第三方质量测评体系</w:t>
       </w:r>
     </w:p>
     <w:p>

--- a/downloads/itinerary-zh.docx
+++ b/downloads/itinerary-zh.docx
@@ -1160,7 +1160,7 @@
           <w:sz w:val="20"/>
           <w:szCs w:val="20"/>
         </w:rPr>
-        <w:t xml:space="preserve">都市区规模 ≈ 纽约 + 费城（城市对比，非州级）</w:t>
+        <w:t xml:space="preserve">都市区规模 ≈ 纽约都会区 + 费城都会区（两座城市对比，非州级）</w:t>
       </w:r>
     </w:p>
     <w:p>
@@ -1380,7 +1380,7 @@
           <w:sz w:val="21"/>
           <w:szCs w:val="21"/>
         </w:rPr>
-        <w:t xml:space="preserve">从金沙、三星堆到唐宋「锦官城」；是世界上少数数千年未迁城址的大都会之一。</w:t>
+        <w:t xml:space="preserve">从金沙、三星堆到唐宋「锦官城」；唐代（618–907 年）有「扬一益二」之说，益州（成都）为全国第二繁华都会，仅次于扬州；是世界上少数数千年未迁城址的大都会之一。</w:t>
       </w:r>
     </w:p>
     <w:p>

--- a/downloads/itinerary-zh.docx
+++ b/downloads/itinerary-zh.docx
@@ -51,7 +51,7 @@
           <w:sz w:val="24"/>
           <w:szCs w:val="24"/>
         </w:rPr>
-        <w:t xml:space="preserve">固定总花费 9390 CNY / $1386.92</w:t>
+        <w:t xml:space="preserve">固定总花费 7951 CNY / $1174.36</w:t>
       </w:r>
     </w:p>
     <w:p>
@@ -153,7 +153,7 @@
           <w:sz w:val="21"/>
           <w:szCs w:val="21"/>
         </w:rPr>
-        <w:t xml:space="preserve">• D10：全天武陵源国家森林公园游览</w:t>
+        <w:t xml:space="preserve">• D10：大足石刻（宝顶山）一日游，傍晚返渝</w:t>
       </w:r>
     </w:p>
     <w:p>
@@ -176,7 +176,7 @@
           <w:sz w:val="32"/>
           <w:szCs w:val="32"/>
         </w:rPr>
-        <w:t xml:space="preserve">在中国访问中国境外的应用</w:t>
+        <w:t xml:space="preserve">在中国使用境外应用（无需 VPN）</w:t>
       </w:r>
     </w:p>
     <w:p>
@@ -192,7 +192,7 @@
           <w:sz w:val="22"/>
           <w:szCs w:val="22"/>
         </w:rPr>
-        <w:t xml:space="preserve">无需 VPN，出发前完成以下任一操作即可：</w:t>
+        <w:t xml:space="preserve">中国内地网络无法直接访问多数境外应用。出发前请选择以下任一合法方式：</w:t>
       </w:r>
     </w:p>
     <w:p>
@@ -206,7 +206,7 @@
           <w:sz w:val="21"/>
           <w:szCs w:val="21"/>
         </w:rPr>
-        <w:t xml:space="preserve">• 开通美国运营商国际漫游，落地中国后自动使用 Google、Instagram 等</w:t>
+        <w:t xml:space="preserve">• 开通美国运营商国际漫游，落地后通过母网使用 Google、Instagram、Gmail 等</w:t>
       </w:r>
     </w:p>
     <w:p>
@@ -220,7 +220,7 @@
           <w:sz w:val="21"/>
           <w:szCs w:val="21"/>
         </w:rPr>
-        <w:t xml:space="preserve">• 购买国际通用 eSIM 卡，合法使用境外平台，无网络限制、无法律风险</w:t>
+        <w:t xml:space="preserve">• 购买国际旅行 eSIM（如 Holafly、Airalo 等），独立数据线路合法访问境外平台，勿使用翻墙 VPN</w:t>
       </w:r>
     </w:p>
     <w:p>
@@ -283,7 +283,7 @@
           <w:sz w:val="21"/>
           <w:szCs w:val="21"/>
         </w:rPr>
-        <w:t xml:space="preserve">绑定 Visa/Mastercard 扫码支付，拍照/语音翻译菜单与路牌。</w:t>
+        <w:t xml:space="preserve">绑定 Visa/Mastercard 用于微信支付；拍照与语音翻译可读懂菜单和路牌。</w:t>
       </w:r>
     </w:p>
     <w:p>
@@ -323,7 +323,7 @@
           <w:sz w:val="21"/>
           <w:szCs w:val="21"/>
         </w:rPr>
-        <w:t xml:space="preserve">外卡绑定简便，TourPass 可购三星堆、九寨沟、武隆电子票。</w:t>
+        <w:t xml:space="preserve">外卡绑定简便；可通过 TourPass 购买三星堆、九寨沟、武隆等电子门票。</w:t>
       </w:r>
     </w:p>
     <w:p>
@@ -363,7 +363,7 @@
           <w:sz w:val="21"/>
           <w:szCs w:val="21"/>
         </w:rPr>
-        <w:t xml:space="preserve">中国内地英文叫车软件，与高德打车互为备用。</w:t>
+        <w:t xml:space="preserve">中国内地英文叫车应用；高德叫车不便时可作备用。</w:t>
       </w:r>
     </w:p>
     <w:p>
@@ -403,7 +403,7 @@
           <w:sz w:val="21"/>
           <w:szCs w:val="21"/>
         </w:rPr>
-        <w:t xml:space="preserve">完整英文界面与导航语音，九寨沟可离线地图，美国手机号即可注册。</w:t>
+        <w:t xml:space="preserve">完整英文地图与语音导航；前往九寨沟前建议下载离线地图；可用美国手机号注册。</w:t>
       </w:r>
     </w:p>
     <w:p>
@@ -443,7 +443,7 @@
           <w:sz w:val="21"/>
           <w:szCs w:val="21"/>
         </w:rPr>
-        <w:t xml:space="preserve">iPhone 自带，底层高德数据，无需额外下载。</w:t>
+        <w:t xml:space="preserve">iPhone 自带，底层高德数据；熟悉路线时可作备用。</w:t>
       </w:r>
     </w:p>
     <w:p>
@@ -483,7 +483,7 @@
           <w:sz w:val="21"/>
           <w:szCs w:val="21"/>
         </w:rPr>
-        <w:t xml:space="preserve">无需 VPN，拍照翻译菜单与景区介绍。</w:t>
+        <w:t xml:space="preserve">国内网络可用，无需 VPN；对准菜单或展品说明即可拍照翻译。</w:t>
       </w:r>
     </w:p>
     <w:p>
@@ -827,7 +827,7 @@
           <w:sz w:val="22"/>
           <w:szCs w:val="22"/>
         </w:rPr>
-        <w:t xml:space="preserve">著名创造与首创</w:t>
+        <w:t xml:space="preserve">著名创造与传统</w:t>
       </w:r>
     </w:p>
     <w:p>
@@ -1065,35 +1065,6 @@
           <w:szCs w:val="21"/>
         </w:rPr>
         <w:t xml:space="preserve">四川博物院</w:t>
-      </w:r>
-      <w:r>
-        <w:rPr>
-          <w:rFonts w:ascii="Microsoft YaHei" w:cs="Microsoft YaHei" w:eastAsia="Microsoft YaHei" w:hAnsi="Microsoft YaHei"/>
-          <w:color w:val="7BAE5C"/>
-          <w:sz w:val="20"/>
-          <w:szCs w:val="20"/>
-        </w:rPr>
-        <w:t xml:space="preserve">（第7天）</w:t>
-      </w:r>
-      <w:r>
-        <w:rPr>
-          <w:rFonts w:ascii="Microsoft YaHei" w:cs="Microsoft YaHei" w:eastAsia="Microsoft YaHei" w:hAnsi="Microsoft YaHei"/>
-          <w:color w:val="3D5038"/>
-          <w:sz w:val="21"/>
-          <w:szCs w:val="21"/>
-        </w:rPr>
-        <w:t xml:space="preserve">、</w:t>
-      </w:r>
-      <w:r>
-        <w:rPr>
-          <w:rFonts w:ascii="Microsoft YaHei" w:cs="Microsoft YaHei" w:eastAsia="Microsoft YaHei" w:hAnsi="Microsoft YaHei"/>
-          <w:b/>
-          <w:bCs/>
-          <w:color w:val="4A7A38"/>
-          <w:sz w:val="21"/>
-          <w:szCs w:val="21"/>
-        </w:rPr>
-        <w:t xml:space="preserve">成都博物馆</w:t>
       </w:r>
       <w:r>
         <w:rPr>
@@ -1350,7 +1321,7 @@
           <w:sz w:val="21"/>
           <w:szCs w:val="21"/>
         </w:rPr>
-        <w:t xml:space="preserve">中国西部的「生活型都会」——少些金融 hustle，多些美食、茶馆与熊猫；类似波特兰或奥斯汀那种「会生活」气质。</w:t>
+        <w:t xml:space="preserve">中国西部的「生活型都会」——少些商务节奏，多些美食、茶馆与熊猫；类似波特兰或奥斯汀那种「会生活」气质。</w:t>
       </w:r>
     </w:p>
     <w:p>
@@ -1396,7 +1367,7 @@
           <w:sz w:val="22"/>
           <w:szCs w:val="22"/>
         </w:rPr>
-        <w:t xml:space="preserve">著名创造与首创</w:t>
+        <w:t xml:space="preserve">著名创造与传统</w:t>
       </w:r>
     </w:p>
     <w:p>
@@ -1785,35 +1756,6 @@
           <w:szCs w:val="21"/>
         </w:rPr>
         <w:t xml:space="preserve">四川博物院</w:t>
-      </w:r>
-      <w:r>
-        <w:rPr>
-          <w:rFonts w:ascii="Microsoft YaHei" w:cs="Microsoft YaHei" w:eastAsia="Microsoft YaHei" w:hAnsi="Microsoft YaHei"/>
-          <w:color w:val="7BAE5C"/>
-          <w:sz w:val="20"/>
-          <w:szCs w:val="20"/>
-        </w:rPr>
-        <w:t xml:space="preserve">（第7天）</w:t>
-      </w:r>
-      <w:r>
-        <w:rPr>
-          <w:rFonts w:ascii="Microsoft YaHei" w:cs="Microsoft YaHei" w:eastAsia="Microsoft YaHei" w:hAnsi="Microsoft YaHei"/>
-          <w:color w:val="3D5038"/>
-          <w:sz w:val="21"/>
-          <w:szCs w:val="21"/>
-        </w:rPr>
-        <w:t xml:space="preserve">、</w:t>
-      </w:r>
-      <w:r>
-        <w:rPr>
-          <w:rFonts w:ascii="Microsoft YaHei" w:cs="Microsoft YaHei" w:eastAsia="Microsoft YaHei" w:hAnsi="Microsoft YaHei"/>
-          <w:b/>
-          <w:bCs/>
-          <w:color w:val="4A7A38"/>
-          <w:sz w:val="21"/>
-          <w:szCs w:val="21"/>
-        </w:rPr>
-        <w:t xml:space="preserve">成都博物馆</w:t>
       </w:r>
       <w:r>
         <w:rPr>
@@ -2165,7 +2107,7 @@
           <w:sz w:val="22"/>
           <w:szCs w:val="22"/>
         </w:rPr>
-        <w:t xml:space="preserve">著名创造与首创</w:t>
+        <w:t xml:space="preserve">著名创造与传统</w:t>
       </w:r>
     </w:p>
     <w:p>
@@ -2283,7 +2225,7 @@
           <w:sz w:val="21"/>
           <w:szCs w:val="21"/>
         </w:rPr>
-        <w:t xml:space="preserve">、索道与层叠江桥</w:t>
+        <w:t xml:space="preserve">与层叠江桥</w:t>
       </w:r>
     </w:p>
     <w:p>
@@ -2347,7 +2289,7 @@
           <w:sz w:val="21"/>
           <w:szCs w:val="21"/>
         </w:rPr>
-        <w:t xml:space="preserve">成都熊猫高铁</w:t>
+        <w:t xml:space="preserve">成都高铁赴渝</w:t>
       </w:r>
       <w:r>
         <w:rPr>
@@ -2376,6 +2318,35 @@
           <w:sz w:val="21"/>
           <w:szCs w:val="21"/>
         </w:rPr>
+        <w:t xml:space="preserve">花市豌杂面</w:t>
+      </w:r>
+      <w:r>
+        <w:rPr>
+          <w:rFonts w:ascii="Microsoft YaHei" w:cs="Microsoft YaHei" w:eastAsia="Microsoft YaHei" w:hAnsi="Microsoft YaHei"/>
+          <w:color w:val="7BAE5C"/>
+          <w:sz w:val="20"/>
+          <w:szCs w:val="20"/>
+        </w:rPr>
+        <w:t xml:space="preserve">（第7天）</w:t>
+      </w:r>
+      <w:r>
+        <w:rPr>
+          <w:rFonts w:ascii="Microsoft YaHei" w:cs="Microsoft YaHei" w:eastAsia="Microsoft YaHei" w:hAnsi="Microsoft YaHei"/>
+          <w:color w:val="3D5038"/>
+          <w:sz w:val="21"/>
+          <w:szCs w:val="21"/>
+        </w:rPr>
+        <w:t xml:space="preserve">（第 7 天），</w:t>
+      </w:r>
+      <w:r>
+        <w:rPr>
+          <w:rFonts w:ascii="Microsoft YaHei" w:cs="Microsoft YaHei" w:eastAsia="Microsoft YaHei" w:hAnsi="Microsoft YaHei"/>
+          <w:b/>
+          <w:bCs/>
+          <w:color w:val="4A7A38"/>
+          <w:sz w:val="21"/>
+          <w:szCs w:val="21"/>
+        </w:rPr>
         <w:t xml:space="preserve">洪崖洞</w:t>
       </w:r>
       <w:r>
@@ -2385,7 +2356,7 @@
           <w:sz w:val="20"/>
           <w:szCs w:val="20"/>
         </w:rPr>
-        <w:t xml:space="preserve">（第7天）</w:t>
+        <w:t xml:space="preserve">（第9天）</w:t>
       </w:r>
       <w:r>
         <w:rPr>
@@ -2434,7 +2405,7 @@
           <w:sz w:val="21"/>
           <w:szCs w:val="21"/>
         </w:rPr>
-        <w:t xml:space="preserve">花市豌杂面</w:t>
+        <w:t xml:space="preserve">武隆喀斯特</w:t>
       </w:r>
       <w:r>
         <w:rPr>
@@ -2443,16 +2414,16 @@
           <w:sz w:val="20"/>
           <w:szCs w:val="20"/>
         </w:rPr>
-        <w:t xml:space="preserve">（第7天）</w:t>
-      </w:r>
-      <w:r>
-        <w:rPr>
-          <w:rFonts w:ascii="Microsoft YaHei" w:cs="Microsoft YaHei" w:eastAsia="Microsoft YaHei" w:hAnsi="Microsoft YaHei"/>
-          <w:color w:val="3D5038"/>
-          <w:sz w:val="21"/>
-          <w:szCs w:val="21"/>
-        </w:rPr>
-        <w:t xml:space="preserve">（第 7 天），</w:t>
+        <w:t xml:space="preserve">（第8天）</w:t>
+      </w:r>
+      <w:r>
+        <w:rPr>
+          <w:rFonts w:ascii="Microsoft YaHei" w:cs="Microsoft YaHei" w:eastAsia="Microsoft YaHei" w:hAnsi="Microsoft YaHei"/>
+          <w:color w:val="3D5038"/>
+          <w:sz w:val="21"/>
+          <w:szCs w:val="21"/>
+        </w:rPr>
+        <w:t xml:space="preserve">（第 8 天），</w:t>
       </w:r>
       <w:r>
         <w:rPr>
@@ -2463,7 +2434,7 @@
           <w:sz w:val="21"/>
           <w:szCs w:val="21"/>
         </w:rPr>
-        <w:t xml:space="preserve">武隆喀斯特</w:t>
+        <w:t xml:space="preserve">大足石刻</w:t>
       </w:r>
       <w:r>
         <w:rPr>
@@ -2472,16 +2443,16 @@
           <w:sz w:val="20"/>
           <w:szCs w:val="20"/>
         </w:rPr>
-        <w:t xml:space="preserve">（第8天）</w:t>
-      </w:r>
-      <w:r>
-        <w:rPr>
-          <w:rFonts w:ascii="Microsoft YaHei" w:cs="Microsoft YaHei" w:eastAsia="Microsoft YaHei" w:hAnsi="Microsoft YaHei"/>
-          <w:color w:val="3D5038"/>
-          <w:sz w:val="21"/>
-          <w:szCs w:val="21"/>
-        </w:rPr>
-        <w:t xml:space="preserve">（第 8 天）。</w:t>
+        <w:t xml:space="preserve">（第10天）</w:t>
+      </w:r>
+      <w:r>
+        <w:rPr>
+          <w:rFonts w:ascii="Microsoft YaHei" w:cs="Microsoft YaHei" w:eastAsia="Microsoft YaHei" w:hAnsi="Microsoft YaHei"/>
+          <w:color w:val="3D5038"/>
+          <w:sz w:val="21"/>
+          <w:szCs w:val="21"/>
+        </w:rPr>
+        <w:t xml:space="preserve">（第 10 天）。</w:t>
       </w:r>
     </w:p>
     <w:p>
@@ -2653,7 +2624,7 @@
               </w:rPr>
               <w:t xml:space="preserve">熊猫很困酒店
 春熙路太古里店
-熊猫主题客房 · 24h 洗衣健身房 · 免费行李寄存 · 不含早餐（38元/人/天）</w:t>
+熊猫主题客房 · 24 小时洗衣与健身房 · 免费行李寄存 · 不含早餐（38 元/人/天）</w:t>
             </w:r>
           </w:p>
         </w:tc>
@@ -2728,7 +2699,7 @@
               </w:rPr>
               <w:t xml:space="preserve">星宇国际大酒店
 挂牌 4 星涉外酒店
-山景大床 · 含双早 · 免费藏服拍照 · 全屋供氧 · 免费景区接驳</w:t>
+山景大床 · 含双人早餐 · 免费藏服拍照 · 全屋供氧 · 免费景区接驳</w:t>
             </w:r>
           </w:p>
         </w:tc>
@@ -2803,7 +2774,7 @@
               </w:rPr>
               <w:t xml:space="preserve">开元名庭酒店（解放碑）
 渝中区民族路1号 · 解放碑核心 · 步行3分钟至洪崖洞
-每日双人早餐 · 唐风国潮设计 · 小什字地铁口 · 自助洗衣健身房</w:t>
+每日双人早餐 · 唐风国潮设计 · 小什字地铁口 · 自助洗衣与健身房</w:t>
             </w:r>
           </w:p>
         </w:tc>
@@ -2924,7 +2895,7 @@
           <w:sz w:val="21"/>
           <w:szCs w:val="21"/>
         </w:rPr>
-        <w:t xml:space="preserve">1218 CNY / $179.9</w:t>
+        <w:t xml:space="preserve">1208 CNY / $178.42</w:t>
       </w:r>
     </w:p>
     <w:p>
@@ -2940,7 +2911,7 @@
           <w:sz w:val="21"/>
           <w:szCs w:val="21"/>
         </w:rPr>
-        <w:t xml:space="preserve">熊猫基地 → IFS 下午茶 → 锦里 → 九眼桥</w:t>
+        <w:t xml:space="preserve">熊猫基地 → IFS 下午茶 → 锦里 → 回酒店（可选：九眼桥）</w:t>
       </w:r>
     </w:p>
     <w:p>
@@ -3123,49 +3094,6 @@
     </w:p>
     <w:p>
       <w:pPr>
-        <w:spacing w:after="60"/>
-      </w:pPr>
-      <w:r>
-        <w:rPr>
-          <w:rFonts w:ascii="Microsoft YaHei" w:cs="Microsoft YaHei" w:eastAsia="Microsoft YaHei" w:hAnsi="Microsoft YaHei"/>
-          <w:b/>
-          <w:bCs/>
-          <w:color w:val="7BAE5C"/>
-          <w:sz w:val="22"/>
-          <w:szCs w:val="22"/>
-        </w:rPr>
-        <w:t xml:space="preserve">13:30</w:t>
-      </w:r>
-      <w:r>
-        <w:rPr>
-          <w:sz w:val="22"/>
-          <w:szCs w:val="22"/>
-        </w:rPr>
-        <w:t xml:space="preserve">  </w:t>
-      </w:r>
-      <w:r>
-        <w:rPr>
-          <w:rFonts w:ascii="Microsoft YaHei" w:cs="Microsoft YaHei" w:eastAsia="Microsoft YaHei" w:hAnsi="Microsoft YaHei"/>
-          <w:b/>
-          <w:bCs/>
-          <w:color w:val="3D5038"/>
-          <w:sz w:val="22"/>
-          <w:szCs w:val="22"/>
-        </w:rPr>
-        <w:t xml:space="preserve">直通车返回 IFS</w:t>
-      </w:r>
-      <w:r>
-        <w:rPr>
-          <w:rFonts w:ascii="Microsoft YaHei" w:cs="Microsoft YaHei" w:eastAsia="Microsoft YaHei" w:hAnsi="Microsoft YaHei"/>
-          <w:color w:val="6B8062"/>
-          <w:sz w:val="20"/>
-          <w:szCs w:val="20"/>
-        </w:rPr>
-        <w:t xml:space="preserve"> — 10 CNY / $1.48 (单人单程)</w:t>
-      </w:r>
-    </w:p>
-    <w:p>
-      <w:pPr>
         <w:spacing w:after="120"/>
         <w:ind w:left="360"/>
       </w:pPr>
@@ -3176,6 +3104,64 @@
           <w:sz w:val="20"/>
           <w:szCs w:val="20"/>
         </w:rPr>
+        <w:t xml:space="preserve">基地内唯一全景餐厅，落地窗外即是熊猫活动区，有无辣菜品可选。</w:t>
+      </w:r>
+    </w:p>
+    <w:p>
+      <w:pPr>
+        <w:spacing w:after="60"/>
+      </w:pPr>
+      <w:r>
+        <w:rPr>
+          <w:rFonts w:ascii="Microsoft YaHei" w:cs="Microsoft YaHei" w:eastAsia="Microsoft YaHei" w:hAnsi="Microsoft YaHei"/>
+          <w:b/>
+          <w:bCs/>
+          <w:color w:val="7BAE5C"/>
+          <w:sz w:val="22"/>
+          <w:szCs w:val="22"/>
+        </w:rPr>
+        <w:t xml:space="preserve">13:30</w:t>
+      </w:r>
+      <w:r>
+        <w:rPr>
+          <w:sz w:val="22"/>
+          <w:szCs w:val="22"/>
+        </w:rPr>
+        <w:t xml:space="preserve">  </w:t>
+      </w:r>
+      <w:r>
+        <w:rPr>
+          <w:rFonts w:ascii="Microsoft YaHei" w:cs="Microsoft YaHei" w:eastAsia="Microsoft YaHei" w:hAnsi="Microsoft YaHei"/>
+          <w:b/>
+          <w:bCs/>
+          <w:color w:val="3D5038"/>
+          <w:sz w:val="22"/>
+          <w:szCs w:val="22"/>
+        </w:rPr>
+        <w:t xml:space="preserve">直通车返回 IFS</w:t>
+      </w:r>
+      <w:r>
+        <w:rPr>
+          <w:rFonts w:ascii="Microsoft YaHei" w:cs="Microsoft YaHei" w:eastAsia="Microsoft YaHei" w:hAnsi="Microsoft YaHei"/>
+          <w:color w:val="6B8062"/>
+          <w:sz w:val="20"/>
+          <w:szCs w:val="20"/>
+        </w:rPr>
+        <w:t xml:space="preserve"> — 10 CNY / $1.48 (单人单程)</w:t>
+      </w:r>
+    </w:p>
+    <w:p>
+      <w:pPr>
+        <w:spacing w:after="120"/>
+        <w:ind w:left="360"/>
+      </w:pPr>
+      <w:r>
+        <w:rPr>
+          <w:rFonts w:ascii="Microsoft YaHei" w:cs="Microsoft YaHei" w:eastAsia="Microsoft YaHei" w:hAnsi="Microsoft YaHei"/>
+          <w:color w:val="6B8062"/>
+          <w:sz w:val="20"/>
+          <w:szCs w:val="20"/>
+        </w:rPr>
         <w:t xml:space="preserve">原车直通车返回 IFS</w:t>
       </w:r>
     </w:p>
@@ -3241,6 +3227,21 @@
     </w:p>
     <w:p>
       <w:pPr>
+        <w:spacing w:after="120"/>
+        <w:ind w:left="360"/>
+      </w:pPr>
+      <w:r>
+        <w:rPr>
+          <w:rFonts w:ascii="Microsoft YaHei" w:cs="Microsoft YaHei" w:eastAsia="Microsoft YaHei" w:hAnsi="Microsoft YaHei"/>
+          <w:color w:val="6B8062"/>
+          <w:sz w:val="20"/>
+          <w:szCs w:val="20"/>
+        </w:rPr>
+        <w:t xml:space="preserve">IFS 7 楼熊猫主题下午茶，紧邻网红爬墙大熊猫雕塑</w:t>
+      </w:r>
+    </w:p>
+    <w:p>
+      <w:pPr>
         <w:spacing w:after="60"/>
       </w:pPr>
       <w:r>
@@ -3638,16 +3639,16 @@
           <w:sz w:val="22"/>
           <w:szCs w:val="22"/>
         </w:rPr>
-        <w:t xml:space="preserve">打车：锦里 → 九眼桥</w:t>
-      </w:r>
-      <w:r>
-        <w:rPr>
-          <w:rFonts w:ascii="Microsoft YaHei" w:cs="Microsoft YaHei" w:eastAsia="Microsoft YaHei" w:hAnsi="Microsoft YaHei"/>
-          <w:color w:val="6B8062"/>
-          <w:sz w:val="20"/>
-          <w:szCs w:val="20"/>
-        </w:rPr>
-        <w:t xml:space="preserve"> — 10 CNY / $1.48 (单程)</w:t>
+        <w:t xml:space="preserve">打车：锦里 → 酒店</w:t>
+      </w:r>
+      <w:r>
+        <w:rPr>
+          <w:rFonts w:ascii="Microsoft YaHei" w:cs="Microsoft YaHei" w:eastAsia="Microsoft YaHei" w:hAnsi="Microsoft YaHei"/>
+          <w:color w:val="6B8062"/>
+          <w:sz w:val="20"/>
+          <w:szCs w:val="20"/>
+        </w:rPr>
+        <w:t xml:space="preserve"> — 9 CNY / $1.33 (单程)</w:t>
       </w:r>
     </w:p>
     <w:p>
@@ -3662,7 +3663,7 @@
           <w:sz w:val="20"/>
           <w:szCs w:val="20"/>
         </w:rPr>
-        <w:t xml:space="preserve">打车：锦里 → 九眼桥。</w:t>
+        <w:t xml:space="preserve">锦里结束后返回熊猫很困酒店，首日建议早点休息。</w:t>
       </w:r>
     </w:p>
     <w:p>
@@ -3678,7 +3679,7 @@
           <w:sz w:val="22"/>
           <w:szCs w:val="22"/>
         </w:rPr>
-        <w:t xml:space="preserve">20:50–22:40</w:t>
+        <w:t xml:space="preserve">Optional · 20:40+</w:t>
       </w:r>
       <w:r>
         <w:rPr>
@@ -3696,7 +3697,65 @@
           <w:sz w:val="22"/>
           <w:szCs w:val="22"/>
         </w:rPr>
-        <w:t xml:space="preserve">九眼桥安顺廊桥清吧</w:t>
+        <w:t xml:space="preserve">【可选】 打车：锦里 → 九眼桥（可选）</w:t>
+      </w:r>
+      <w:r>
+        <w:rPr>
+          <w:rFonts w:ascii="Microsoft YaHei" w:cs="Microsoft YaHei" w:eastAsia="Microsoft YaHei" w:hAnsi="Microsoft YaHei"/>
+          <w:color w:val="6B8062"/>
+          <w:sz w:val="20"/>
+          <w:szCs w:val="20"/>
+        </w:rPr>
+        <w:t xml:space="preserve"> — 10 CNY / $1.48 (单程)</w:t>
+      </w:r>
+    </w:p>
+    <w:p>
+      <w:pPr>
+        <w:spacing w:after="120"/>
+        <w:ind w:left="360"/>
+      </w:pPr>
+      <w:r>
+        <w:rPr>
+          <w:rFonts w:ascii="Microsoft YaHei" w:cs="Microsoft YaHei" w:eastAsia="Microsoft YaHei" w:hAnsi="Microsoft YaHei"/>
+          <w:color w:val="6B8062"/>
+          <w:sz w:val="20"/>
+          <w:szCs w:val="20"/>
+        </w:rPr>
+        <w:t xml:space="preserve">体力允许时可延长晚间；若跳过，请改乘上方锦里→酒店打车。</w:t>
+      </w:r>
+    </w:p>
+    <w:p>
+      <w:pPr>
+        <w:spacing w:after="60"/>
+      </w:pPr>
+      <w:r>
+        <w:rPr>
+          <w:rFonts w:ascii="Microsoft YaHei" w:cs="Microsoft YaHei" w:eastAsia="Microsoft YaHei" w:hAnsi="Microsoft YaHei"/>
+          <w:b/>
+          <w:bCs/>
+          <w:color w:val="7BAE5C"/>
+          <w:sz w:val="22"/>
+          <w:szCs w:val="22"/>
+        </w:rPr>
+        <w:t xml:space="preserve">Optional · 20:50+</w:t>
+      </w:r>
+      <w:r>
+        <w:rPr>
+          <w:sz w:val="22"/>
+          <w:szCs w:val="22"/>
+        </w:rPr>
+        <w:t xml:space="preserve">  </w:t>
+      </w:r>
+      <w:r>
+        <w:rPr>
+          <w:rFonts w:ascii="Microsoft YaHei" w:cs="Microsoft YaHei" w:eastAsia="Microsoft YaHei" w:hAnsi="Microsoft YaHei"/>
+          <w:b/>
+          <w:bCs/>
+          <w:color w:val="3D5038"/>
+          <w:sz w:val="22"/>
+          <w:szCs w:val="22"/>
+        </w:rPr>
+        <w:t xml:space="preserve">【可选】 九眼桥安顺廊桥清吧（可选）</w:t>
       </w:r>
       <w:r>
         <w:rPr>
@@ -3727,49 +3786,6 @@
     </w:p>
     <w:p>
       <w:pPr>
-        <w:spacing w:after="60"/>
-      </w:pPr>
-      <w:r>
-        <w:rPr>
-          <w:rFonts w:ascii="Microsoft YaHei" w:cs="Microsoft YaHei" w:eastAsia="Microsoft YaHei" w:hAnsi="Microsoft YaHei"/>
-          <w:b/>
-          <w:bCs/>
-          <w:color w:val="7BAE5C"/>
-          <w:sz w:val="22"/>
-          <w:szCs w:val="22"/>
-        </w:rPr>
-        <w:t xml:space="preserve">22:40</w:t>
-      </w:r>
-      <w:r>
-        <w:rPr>
-          <w:sz w:val="22"/>
-          <w:szCs w:val="22"/>
-        </w:rPr>
-        <w:t xml:space="preserve">  </w:t>
-      </w:r>
-      <w:r>
-        <w:rPr>
-          <w:rFonts w:ascii="Microsoft YaHei" w:cs="Microsoft YaHei" w:eastAsia="Microsoft YaHei" w:hAnsi="Microsoft YaHei"/>
-          <w:b/>
-          <w:bCs/>
-          <w:color w:val="3D5038"/>
-          <w:sz w:val="22"/>
-          <w:szCs w:val="22"/>
-        </w:rPr>
-        <w:t xml:space="preserve">打车返回酒店</w:t>
-      </w:r>
-      <w:r>
-        <w:rPr>
-          <w:rFonts w:ascii="Microsoft YaHei" w:cs="Microsoft YaHei" w:eastAsia="Microsoft YaHei" w:hAnsi="Microsoft YaHei"/>
-          <w:color w:val="6B8062"/>
-          <w:sz w:val="20"/>
-          <w:szCs w:val="20"/>
-        </w:rPr>
-        <w:t xml:space="preserve"> — 9 CNY / $1.33 (单程)</w:t>
-      </w:r>
-    </w:p>
-    <w:p>
-      <w:pPr>
         <w:spacing w:after="120"/>
         <w:ind w:left="360"/>
       </w:pPr>
@@ -3780,7 +3796,65 @@
           <w:sz w:val="20"/>
           <w:szCs w:val="20"/>
         </w:rPr>
-        <w:t xml:space="preserve">打车返回酒店。</w:t>
+        <w:t xml:space="preserve">安顺廊桥夜景与沿岸民谣清吧，可听 live 音乐、选清淡果酒；不计入固定花费。</w:t>
+      </w:r>
+    </w:p>
+    <w:p>
+      <w:pPr>
+        <w:spacing w:after="60"/>
+      </w:pPr>
+      <w:r>
+        <w:rPr>
+          <w:rFonts w:ascii="Microsoft YaHei" w:cs="Microsoft YaHei" w:eastAsia="Microsoft YaHei" w:hAnsi="Microsoft YaHei"/>
+          <w:b/>
+          <w:bCs/>
+          <w:color w:val="7BAE5C"/>
+          <w:sz w:val="22"/>
+          <w:szCs w:val="22"/>
+        </w:rPr>
+        <w:t xml:space="preserve">Optional · 22:40+</w:t>
+      </w:r>
+      <w:r>
+        <w:rPr>
+          <w:sz w:val="22"/>
+          <w:szCs w:val="22"/>
+        </w:rPr>
+        <w:t xml:space="preserve">  </w:t>
+      </w:r>
+      <w:r>
+        <w:rPr>
+          <w:rFonts w:ascii="Microsoft YaHei" w:cs="Microsoft YaHei" w:eastAsia="Microsoft YaHei" w:hAnsi="Microsoft YaHei"/>
+          <w:b/>
+          <w:bCs/>
+          <w:color w:val="3D5038"/>
+          <w:sz w:val="22"/>
+          <w:szCs w:val="22"/>
+        </w:rPr>
+        <w:t xml:space="preserve">【可选】 打车：九眼桥 → 酒店（可选）</w:t>
+      </w:r>
+      <w:r>
+        <w:rPr>
+          <w:rFonts w:ascii="Microsoft YaHei" w:cs="Microsoft YaHei" w:eastAsia="Microsoft YaHei" w:hAnsi="Microsoft YaHei"/>
+          <w:color w:val="6B8062"/>
+          <w:sz w:val="20"/>
+          <w:szCs w:val="20"/>
+        </w:rPr>
+        <w:t xml:space="preserve"> — 9 CNY / $1.33 (单程)</w:t>
+      </w:r>
+    </w:p>
+    <w:p>
+      <w:pPr>
+        <w:spacing w:after="120"/>
+        <w:ind w:left="360"/>
+      </w:pPr>
+      <w:r>
+        <w:rPr>
+          <w:rFonts w:ascii="Microsoft YaHei" w:cs="Microsoft YaHei" w:eastAsia="Microsoft YaHei" w:hAnsi="Microsoft YaHei"/>
+          <w:color w:val="6B8062"/>
+          <w:sz w:val="20"/>
+          <w:szCs w:val="20"/>
+        </w:rPr>
+        <w:t xml:space="preserve">仅在选择九眼桥清吧时需要。</w:t>
       </w:r>
     </w:p>
     <w:p>
@@ -4110,49 +4184,6 @@
     </w:p>
     <w:p>
       <w:pPr>
-        <w:spacing w:after="60"/>
-      </w:pPr>
-      <w:r>
-        <w:rPr>
-          <w:rFonts w:ascii="Microsoft YaHei" w:cs="Microsoft YaHei" w:eastAsia="Microsoft YaHei" w:hAnsi="Microsoft YaHei"/>
-          <w:b/>
-          <w:bCs/>
-          <w:color w:val="7BAE5C"/>
-          <w:sz w:val="22"/>
-          <w:szCs w:val="22"/>
-        </w:rPr>
-        <w:t xml:space="preserve">15:00</w:t>
-      </w:r>
-      <w:r>
-        <w:rPr>
-          <w:sz w:val="22"/>
-          <w:szCs w:val="22"/>
-        </w:rPr>
-        <w:t xml:space="preserve">  </w:t>
-      </w:r>
-      <w:r>
-        <w:rPr>
-          <w:rFonts w:ascii="Microsoft YaHei" w:cs="Microsoft YaHei" w:eastAsia="Microsoft YaHei" w:hAnsi="Microsoft YaHei"/>
-          <w:b/>
-          <w:bCs/>
-          <w:color w:val="3D5038"/>
-          <w:sz w:val="22"/>
-          <w:szCs w:val="22"/>
-        </w:rPr>
-        <w:t xml:space="preserve">打车：宽窄巷子 → 金沙遗址</w:t>
-      </w:r>
-      <w:r>
-        <w:rPr>
-          <w:rFonts w:ascii="Microsoft YaHei" w:cs="Microsoft YaHei" w:eastAsia="Microsoft YaHei" w:hAnsi="Microsoft YaHei"/>
-          <w:color w:val="6B8062"/>
-          <w:sz w:val="20"/>
-          <w:szCs w:val="20"/>
-        </w:rPr>
-        <w:t xml:space="preserve"> — 20 CNY / $2.95 (单程)</w:t>
-      </w:r>
-    </w:p>
-    <w:p>
-      <w:pPr>
         <w:spacing w:after="120"/>
         <w:ind w:left="360"/>
       </w:pPr>
@@ -4163,6 +4194,64 @@
           <w:sz w:val="20"/>
           <w:szCs w:val="20"/>
         </w:rPr>
+        <w:t xml:space="preserve">清代院落私房菜，熊猫造型创意菜可全桌无辣定制。</w:t>
+      </w:r>
+    </w:p>
+    <w:p>
+      <w:pPr>
+        <w:spacing w:after="60"/>
+      </w:pPr>
+      <w:r>
+        <w:rPr>
+          <w:rFonts w:ascii="Microsoft YaHei" w:cs="Microsoft YaHei" w:eastAsia="Microsoft YaHei" w:hAnsi="Microsoft YaHei"/>
+          <w:b/>
+          <w:bCs/>
+          <w:color w:val="7BAE5C"/>
+          <w:sz w:val="22"/>
+          <w:szCs w:val="22"/>
+        </w:rPr>
+        <w:t xml:space="preserve">15:00</w:t>
+      </w:r>
+      <w:r>
+        <w:rPr>
+          <w:sz w:val="22"/>
+          <w:szCs w:val="22"/>
+        </w:rPr>
+        <w:t xml:space="preserve">  </w:t>
+      </w:r>
+      <w:r>
+        <w:rPr>
+          <w:rFonts w:ascii="Microsoft YaHei" w:cs="Microsoft YaHei" w:eastAsia="Microsoft YaHei" w:hAnsi="Microsoft YaHei"/>
+          <w:b/>
+          <w:bCs/>
+          <w:color w:val="3D5038"/>
+          <w:sz w:val="22"/>
+          <w:szCs w:val="22"/>
+        </w:rPr>
+        <w:t xml:space="preserve">打车：宽窄巷子 → 金沙遗址</w:t>
+      </w:r>
+      <w:r>
+        <w:rPr>
+          <w:rFonts w:ascii="Microsoft YaHei" w:cs="Microsoft YaHei" w:eastAsia="Microsoft YaHei" w:hAnsi="Microsoft YaHei"/>
+          <w:color w:val="6B8062"/>
+          <w:sz w:val="20"/>
+          <w:szCs w:val="20"/>
+        </w:rPr>
+        <w:t xml:space="preserve"> — 20 CNY / $2.95 (单程)</w:t>
+      </w:r>
+    </w:p>
+    <w:p>
+      <w:pPr>
+        <w:spacing w:after="120"/>
+        <w:ind w:left="360"/>
+      </w:pPr>
+      <w:r>
+        <w:rPr>
+          <w:rFonts w:ascii="Microsoft YaHei" w:cs="Microsoft YaHei" w:eastAsia="Microsoft YaHei" w:hAnsi="Microsoft YaHei"/>
+          <w:color w:val="6B8062"/>
+          <w:sz w:val="20"/>
+          <w:szCs w:val="20"/>
+        </w:rPr>
         <w:t xml:space="preserve">打车：宽窄巷子 → 金沙遗址博物馆。</w:t>
       </w:r>
     </w:p>
@@ -4238,7 +4327,7 @@
           <w:sz w:val="20"/>
           <w:szCs w:val="20"/>
         </w:rPr>
-        <w:t xml:space="preserve">可租</w:t>
+        <w:t xml:space="preserve">可租英文讲解器。</w:t>
       </w:r>
     </w:p>
     <w:p>
@@ -5667,7 +5756,7 @@
           <w:sz w:val="32"/>
           <w:szCs w:val="32"/>
         </w:rPr>
-        <w:t xml:space="preserve">D7 成都 → 重庆｜双博物馆 + 熊猫高铁</w:t>
+        <w:t xml:space="preserve">D7 成都 → 重庆｜川博 + 高铁赴渝</w:t>
       </w:r>
     </w:p>
     <w:p>
@@ -5720,7 +5809,7 @@
           <w:sz w:val="21"/>
           <w:szCs w:val="21"/>
         </w:rPr>
-        <w:t xml:space="preserve">704 CNY / $103.99</w:t>
+        <w:t xml:space="preserve">714 CNY / $105.46</w:t>
       </w:r>
     </w:p>
     <w:p>
@@ -5736,7 +5825,7 @@
           <w:sz w:val="21"/>
           <w:szCs w:val="21"/>
         </w:rPr>
-        <w:t xml:space="preserve">川博 → 成博 → 重庆 → 花市豌杂面 → 洪崖洞</w:t>
+        <w:t xml:space="preserve">川博 → 高铁赴渝 → 花市豌杂面</w:t>
       </w:r>
     </w:p>
     <w:p>
@@ -5845,7 +5934,7 @@
           <w:sz w:val="20"/>
           <w:szCs w:val="20"/>
         </w:rPr>
-        <w:t xml:space="preserve">概述: 四川省顶级综合博物馆，免费预约，古蜀文物、藏文化、张大千书画收藏突出，与成都博物馆为不同场馆。</w:t>
+        <w:t xml:space="preserve">概述: 四川省顶级综合博物馆，免费预约，古蜀文物、藏文化、张大千书画收藏突出。</w:t>
       </w:r>
     </w:p>
     <w:p>
@@ -5860,7 +5949,7 @@
           <w:sz w:val="20"/>
           <w:szCs w:val="20"/>
         </w:rPr>
-        <w:t xml:space="preserve">需线上预约。</w:t>
+        <w:t xml:space="preserve">需线上预约，今日只游川博，不必赶场。</w:t>
       </w:r>
     </w:p>
     <w:p>
@@ -5876,7 +5965,7 @@
           <w:sz w:val="22"/>
           <w:szCs w:val="22"/>
         </w:rPr>
-        <w:t xml:space="preserve">12:30</w:t>
+        <w:t xml:space="preserve">12:30–14:00</w:t>
       </w:r>
       <w:r>
         <w:rPr>
@@ -5894,16 +5983,16 @@
           <w:sz w:val="22"/>
           <w:szCs w:val="22"/>
         </w:rPr>
-        <w:t xml:space="preserve">打车：川博 → 成都博物馆</w:t>
-      </w:r>
-      <w:r>
-        <w:rPr>
-          <w:rFonts w:ascii="Microsoft YaHei" w:cs="Microsoft YaHei" w:eastAsia="Microsoft YaHei" w:hAnsi="Microsoft YaHei"/>
-          <w:color w:val="6B8062"/>
-          <w:sz w:val="20"/>
-          <w:szCs w:val="20"/>
-        </w:rPr>
-        <w:t xml:space="preserve"> — 10 CNY / $1.48 (单程)</w:t>
+        <w:t xml:space="preserve">午餐 + 打车至成都东站</w:t>
+      </w:r>
+      <w:r>
+        <w:rPr>
+          <w:rFonts w:ascii="Microsoft YaHei" w:cs="Microsoft YaHei" w:eastAsia="Microsoft YaHei" w:hAnsi="Microsoft YaHei"/>
+          <w:color w:val="6B8062"/>
+          <w:sz w:val="20"/>
+          <w:szCs w:val="20"/>
+        </w:rPr>
+        <w:t xml:space="preserve"> — 20 CNY / $2.95 (打车单程)</w:t>
       </w:r>
     </w:p>
     <w:p>
@@ -5918,7 +6007,7 @@
           <w:sz w:val="20"/>
           <w:szCs w:val="20"/>
         </w:rPr>
-        <w:t xml:space="preserve">打车：川博 → 天府广场成都博物馆。</w:t>
+        <w:t xml:space="preserve">川博附近或车站简餐，打车前往成都东站。</w:t>
       </w:r>
     </w:p>
     <w:p>
@@ -5934,7 +6023,7 @@
           <w:sz w:val="22"/>
           <w:szCs w:val="22"/>
         </w:rPr>
-        <w:t xml:space="preserve">13:00–15:00</w:t>
+        <w:t xml:space="preserve">15:00</w:t>
       </w:r>
       <w:r>
         <w:rPr>
@@ -5952,7 +6041,123 @@
           <w:sz w:val="22"/>
           <w:szCs w:val="22"/>
         </w:rPr>
-        <w:t xml:space="preserve">成都博物馆</w:t>
+        <w:t xml:space="preserve">高铁赴重庆</w:t>
+      </w:r>
+      <w:r>
+        <w:rPr>
+          <w:rFonts w:ascii="Microsoft YaHei" w:cs="Microsoft YaHei" w:eastAsia="Microsoft YaHei" w:hAnsi="Microsoft YaHei"/>
+          <w:color w:val="6B8062"/>
+          <w:sz w:val="20"/>
+          <w:szCs w:val="20"/>
+        </w:rPr>
+        <w:t xml:space="preserve"> — 148 CNY / $21.86 (二等座/人)</w:t>
+      </w:r>
+    </w:p>
+    <w:p>
+      <w:pPr>
+        <w:spacing w:after="120"/>
+        <w:ind w:left="360"/>
+      </w:pPr>
+      <w:r>
+        <w:rPr>
+          <w:rFonts w:ascii="Microsoft YaHei" w:cs="Microsoft YaHei" w:eastAsia="Microsoft YaHei" w:hAnsi="Microsoft YaHei"/>
+          <w:color w:val="6B8062"/>
+          <w:sz w:val="20"/>
+          <w:szCs w:val="20"/>
+        </w:rPr>
+        <w:t xml:space="preserve">成都东 → 重庆西成渝高铁，车程约 1 小时 20 分。线路偶有熊猫主题涂装列车，但不保证班次，任意 G/D 车次均可。</w:t>
+      </w:r>
+    </w:p>
+    <w:p>
+      <w:pPr>
+        <w:spacing w:after="60"/>
+      </w:pPr>
+      <w:r>
+        <w:rPr>
+          <w:rFonts w:ascii="Microsoft YaHei" w:cs="Microsoft YaHei" w:eastAsia="Microsoft YaHei" w:hAnsi="Microsoft YaHei"/>
+          <w:b/>
+          <w:bCs/>
+          <w:color w:val="7BAE5C"/>
+          <w:sz w:val="22"/>
+          <w:szCs w:val="22"/>
+        </w:rPr>
+        <w:t xml:space="preserve">18:00</w:t>
+      </w:r>
+      <w:r>
+        <w:rPr>
+          <w:sz w:val="22"/>
+          <w:szCs w:val="22"/>
+        </w:rPr>
+        <w:t xml:space="preserve">  </w:t>
+      </w:r>
+      <w:r>
+        <w:rPr>
+          <w:rFonts w:ascii="Microsoft YaHei" w:cs="Microsoft YaHei" w:eastAsia="Microsoft YaHei" w:hAnsi="Microsoft YaHei"/>
+          <w:b/>
+          <w:bCs/>
+          <w:color w:val="3D5038"/>
+          <w:sz w:val="22"/>
+          <w:szCs w:val="22"/>
+        </w:rPr>
+        <w:t xml:space="preserve">地铁：重庆西 → 解放碑</w:t>
+      </w:r>
+      <w:r>
+        <w:rPr>
+          <w:rFonts w:ascii="Microsoft YaHei" w:cs="Microsoft YaHei" w:eastAsia="Microsoft YaHei" w:hAnsi="Microsoft YaHei"/>
+          <w:color w:val="6B8062"/>
+          <w:sz w:val="20"/>
+          <w:szCs w:val="20"/>
+        </w:rPr>
+        <w:t xml:space="preserve"> — 3 CNY / $0.44 (单人)</w:t>
+      </w:r>
+    </w:p>
+    <w:p>
+      <w:pPr>
+        <w:spacing w:after="120"/>
+        <w:ind w:left="360"/>
+      </w:pPr>
+      <w:r>
+        <w:rPr>
+          <w:rFonts w:ascii="Microsoft YaHei" w:cs="Microsoft YaHei" w:eastAsia="Microsoft YaHei" w:hAnsi="Microsoft YaHei"/>
+          <w:color w:val="6B8062"/>
+          <w:sz w:val="20"/>
+          <w:szCs w:val="20"/>
+        </w:rPr>
+        <w:t xml:space="preserve">地铁重庆西站 → 解放碑，办理开元名庭入住（每日双人自助早餐已包含）。</w:t>
+      </w:r>
+    </w:p>
+    <w:p>
+      <w:pPr>
+        <w:spacing w:after="60"/>
+      </w:pPr>
+      <w:r>
+        <w:rPr>
+          <w:rFonts w:ascii="Microsoft YaHei" w:cs="Microsoft YaHei" w:eastAsia="Microsoft YaHei" w:hAnsi="Microsoft YaHei"/>
+          <w:b/>
+          <w:bCs/>
+          <w:color w:val="7BAE5C"/>
+          <w:sz w:val="22"/>
+          <w:szCs w:val="22"/>
+        </w:rPr>
+        <w:t xml:space="preserve">Evening</w:t>
+      </w:r>
+      <w:r>
+        <w:rPr>
+          <w:sz w:val="22"/>
+          <w:szCs w:val="22"/>
+        </w:rPr>
+        <w:t xml:space="preserve">  </w:t>
+      </w:r>
+      <w:r>
+        <w:rPr>
+          <w:rFonts w:ascii="Microsoft YaHei" w:cs="Microsoft YaHei" w:eastAsia="Microsoft YaHei" w:hAnsi="Microsoft YaHei"/>
+          <w:b/>
+          <w:bCs/>
+          <w:color w:val="3D5038"/>
+          <w:sz w:val="22"/>
+          <w:szCs w:val="22"/>
+        </w:rPr>
+        <w:t xml:space="preserve">白象居 · 十八梯 · 花市豌杂面</w:t>
       </w:r>
     </w:p>
     <w:p>
@@ -5969,7 +6174,7 @@
           <w:sz w:val="20"/>
           <w:szCs w:val="20"/>
         </w:rPr>
-        <w:t xml:space="preserve">概述: 天府广场免费城市博物馆，从4500 年前古蜀到现代茶馆文化，互动展陈讲述成都城市通史。</w:t>
+        <w:t xml:space="preserve">概述: 花市豌杂面是重庆招牌干溜豌杂面，可不要辣；搭配白象居魔幻楼群与十八梯老街步行，感受立体山城。</w:t>
       </w:r>
     </w:p>
     <w:p>
@@ -5984,255 +6189,7 @@
           <w:sz w:val="20"/>
           <w:szCs w:val="20"/>
         </w:rPr>
-        <w:t xml:space="preserve">免费入馆，与川博为两处独立场馆，同日连游。</w:t>
-      </w:r>
-    </w:p>
-    <w:p>
-      <w:pPr>
-        <w:spacing w:after="60"/>
-      </w:pPr>
-      <w:r>
-        <w:rPr>
-          <w:rFonts w:ascii="Microsoft YaHei" w:cs="Microsoft YaHei" w:eastAsia="Microsoft YaHei" w:hAnsi="Microsoft YaHei"/>
-          <w:b/>
-          <w:bCs/>
-          <w:color w:val="7BAE5C"/>
-          <w:sz w:val="22"/>
-          <w:szCs w:val="22"/>
-        </w:rPr>
-        <w:t xml:space="preserve">16:30</w:t>
-      </w:r>
-      <w:r>
-        <w:rPr>
-          <w:sz w:val="22"/>
-          <w:szCs w:val="22"/>
-        </w:rPr>
-        <w:t xml:space="preserve">  </w:t>
-      </w:r>
-      <w:r>
-        <w:rPr>
-          <w:rFonts w:ascii="Microsoft YaHei" w:cs="Microsoft YaHei" w:eastAsia="Microsoft YaHei" w:hAnsi="Microsoft YaHei"/>
-          <w:b/>
-          <w:bCs/>
-          <w:color w:val="3D5038"/>
-          <w:sz w:val="22"/>
-          <w:szCs w:val="22"/>
-        </w:rPr>
-        <w:t xml:space="preserve">熊猫涂装高铁</w:t>
-      </w:r>
-      <w:r>
-        <w:rPr>
-          <w:rFonts w:ascii="Microsoft YaHei" w:cs="Microsoft YaHei" w:eastAsia="Microsoft YaHei" w:hAnsi="Microsoft YaHei"/>
-          <w:color w:val="6B8062"/>
-          <w:sz w:val="20"/>
-          <w:szCs w:val="20"/>
-        </w:rPr>
-        <w:t xml:space="preserve"> — 148 CNY / $21.86 (二等座/人)</w:t>
-      </w:r>
-    </w:p>
-    <w:p>
-      <w:pPr>
-        <w:spacing w:after="120"/>
-        <w:ind w:left="360"/>
-      </w:pPr>
-      <w:r>
-        <w:rPr>
-          <w:rFonts w:ascii="Microsoft YaHei" w:cs="Microsoft YaHei" w:eastAsia="Microsoft YaHei" w:hAnsi="Microsoft YaHei"/>
-          <w:color w:val="6B8062"/>
-          <w:sz w:val="20"/>
-          <w:szCs w:val="20"/>
-        </w:rPr>
-        <w:t xml:space="preserve">成都东 → 重庆西熊猫涂装高铁，车程 1 小时 20 分</w:t>
-      </w:r>
-    </w:p>
-    <w:p>
-      <w:pPr>
-        <w:spacing w:after="60"/>
-      </w:pPr>
-      <w:r>
-        <w:rPr>
-          <w:rFonts w:ascii="Microsoft YaHei" w:cs="Microsoft YaHei" w:eastAsia="Microsoft YaHei" w:hAnsi="Microsoft YaHei"/>
-          <w:b/>
-          <w:bCs/>
-          <w:color w:val="7BAE5C"/>
-          <w:sz w:val="22"/>
-          <w:szCs w:val="22"/>
-        </w:rPr>
-        <w:t xml:space="preserve">18:00</w:t>
-      </w:r>
-      <w:r>
-        <w:rPr>
-          <w:sz w:val="22"/>
-          <w:szCs w:val="22"/>
-        </w:rPr>
-        <w:t xml:space="preserve">  </w:t>
-      </w:r>
-      <w:r>
-        <w:rPr>
-          <w:rFonts w:ascii="Microsoft YaHei" w:cs="Microsoft YaHei" w:eastAsia="Microsoft YaHei" w:hAnsi="Microsoft YaHei"/>
-          <w:b/>
-          <w:bCs/>
-          <w:color w:val="3D5038"/>
-          <w:sz w:val="22"/>
-          <w:szCs w:val="22"/>
-        </w:rPr>
-        <w:t xml:space="preserve">地铁：重庆西 → 解放碑</w:t>
-      </w:r>
-      <w:r>
-        <w:rPr>
-          <w:rFonts w:ascii="Microsoft YaHei" w:cs="Microsoft YaHei" w:eastAsia="Microsoft YaHei" w:hAnsi="Microsoft YaHei"/>
-          <w:color w:val="6B8062"/>
-          <w:sz w:val="20"/>
-          <w:szCs w:val="20"/>
-        </w:rPr>
-        <w:t xml:space="preserve"> — 3 CNY / $0.44 (单人)</w:t>
-      </w:r>
-    </w:p>
-    <w:p>
-      <w:pPr>
-        <w:spacing w:after="120"/>
-        <w:ind w:left="360"/>
-      </w:pPr>
-      <w:r>
-        <w:rPr>
-          <w:rFonts w:ascii="Microsoft YaHei" w:cs="Microsoft YaHei" w:eastAsia="Microsoft YaHei" w:hAnsi="Microsoft YaHei"/>
-          <w:color w:val="6B8062"/>
-          <w:sz w:val="20"/>
-          <w:szCs w:val="20"/>
-        </w:rPr>
-        <w:t xml:space="preserve">地铁重庆西站 → 解放碑，办理开元名庭入住（每日双人自助早餐已包含）。</w:t>
-      </w:r>
-    </w:p>
-    <w:p>
-      <w:pPr>
-        <w:spacing w:after="60"/>
-      </w:pPr>
-      <w:r>
-        <w:rPr>
-          <w:rFonts w:ascii="Microsoft YaHei" w:cs="Microsoft YaHei" w:eastAsia="Microsoft YaHei" w:hAnsi="Microsoft YaHei"/>
-          <w:b/>
-          <w:bCs/>
-          <w:color w:val="7BAE5C"/>
-          <w:sz w:val="22"/>
-          <w:szCs w:val="22"/>
-        </w:rPr>
-        <w:t xml:space="preserve">Evening</w:t>
-      </w:r>
-      <w:r>
-        <w:rPr>
-          <w:sz w:val="22"/>
-          <w:szCs w:val="22"/>
-        </w:rPr>
-        <w:t xml:space="preserve">  </w:t>
-      </w:r>
-      <w:r>
-        <w:rPr>
-          <w:rFonts w:ascii="Microsoft YaHei" w:cs="Microsoft YaHei" w:eastAsia="Microsoft YaHei" w:hAnsi="Microsoft YaHei"/>
-          <w:b/>
-          <w:bCs/>
-          <w:color w:val="3D5038"/>
-          <w:sz w:val="22"/>
-          <w:szCs w:val="22"/>
-        </w:rPr>
-        <w:t xml:space="preserve">白象居 · 十八梯 · 花市豌杂面</w:t>
-      </w:r>
-    </w:p>
-    <w:p>
-      <w:pPr>
-        <w:spacing w:after="80"/>
-        <w:ind w:left="360"/>
-      </w:pPr>
-      <w:r>
-        <w:rPr>
-          <w:rFonts w:ascii="Microsoft YaHei" w:cs="Microsoft YaHei" w:eastAsia="Microsoft YaHei" w:hAnsi="Microsoft YaHei"/>
-          <w:i/>
-          <w:iCs/>
-          <w:color w:val="3D5038"/>
-          <w:sz w:val="20"/>
-          <w:szCs w:val="20"/>
-        </w:rPr>
-        <w:t xml:space="preserve">概述: 花市豌杂面是重庆招牌干溜豌杂面，可不要辣；搭配白象居魔幻楼群与十八梯老街步行，感受立体山城。</w:t>
-      </w:r>
-    </w:p>
-    <w:p>
-      <w:pPr>
-        <w:spacing w:after="120"/>
-        <w:ind w:left="360"/>
-      </w:pPr>
-      <w:r>
-        <w:rPr>
-          <w:rFonts w:ascii="Microsoft YaHei" w:cs="Microsoft YaHei" w:eastAsia="Microsoft YaHei" w:hAnsi="Microsoft YaHei"/>
-          <w:color w:val="6B8062"/>
-          <w:sz w:val="20"/>
-          <w:szCs w:val="20"/>
-        </w:rPr>
-        <w:t xml:space="preserve">从酒店步行 5 分钟（自费，不计入固定花费），两碗干溜豌杂面不要辣、各加溏心煎蛋</w:t>
-      </w:r>
-    </w:p>
-    <w:p>
-      <w:pPr>
-        <w:spacing w:after="60"/>
-      </w:pPr>
-      <w:r>
-        <w:rPr>
-          <w:rFonts w:ascii="Microsoft YaHei" w:cs="Microsoft YaHei" w:eastAsia="Microsoft YaHei" w:hAnsi="Microsoft YaHei"/>
-          <w:b/>
-          <w:bCs/>
-          <w:color w:val="7BAE5C"/>
-          <w:sz w:val="22"/>
-          <w:szCs w:val="22"/>
-        </w:rPr>
-        <w:t xml:space="preserve">19:00</w:t>
-      </w:r>
-      <w:r>
-        <w:rPr>
-          <w:sz w:val="22"/>
-          <w:szCs w:val="22"/>
-        </w:rPr>
-        <w:t xml:space="preserve">  </w:t>
-      </w:r>
-      <w:r>
-        <w:rPr>
-          <w:rFonts w:ascii="Microsoft YaHei" w:cs="Microsoft YaHei" w:eastAsia="Microsoft YaHei" w:hAnsi="Microsoft YaHei"/>
-          <w:b/>
-          <w:bCs/>
-          <w:color w:val="3D5038"/>
-          <w:sz w:val="22"/>
-          <w:szCs w:val="22"/>
-        </w:rPr>
-        <w:t xml:space="preserve">洪崖洞夜景</w:t>
-      </w:r>
-    </w:p>
-    <w:p>
-      <w:pPr>
-        <w:spacing w:after="80"/>
-        <w:ind w:left="360"/>
-      </w:pPr>
-      <w:r>
-        <w:rPr>
-          <w:rFonts w:ascii="Microsoft YaHei" w:cs="Microsoft YaHei" w:eastAsia="Microsoft YaHei" w:hAnsi="Microsoft YaHei"/>
-          <w:i/>
-          <w:iCs/>
-          <w:color w:val="3D5038"/>
-          <w:sz w:val="20"/>
-          <w:szCs w:val="20"/>
-        </w:rPr>
-        <w:t xml:space="preserve">概述: 重庆标志性吊脚楼群，嘉陵江畔亮灯后如《千与千寻》场景，免费参观，黄昏至夜间最佳。</w:t>
-      </w:r>
-    </w:p>
-    <w:p>
-      <w:pPr>
-        <w:spacing w:after="120"/>
-        <w:ind w:left="360"/>
-      </w:pPr>
-      <w:r>
-        <w:rPr>
-          <w:rFonts w:ascii="Microsoft YaHei" w:cs="Microsoft YaHei" w:eastAsia="Microsoft YaHei" w:hAnsi="Microsoft YaHei"/>
-          <w:color w:val="6B8062"/>
-          <w:sz w:val="20"/>
-          <w:szCs w:val="20"/>
-        </w:rPr>
-        <w:t xml:space="preserve">从酒店步行 8 分钟；解放碑步行街 19:00–21:30 广场舞，步行 3 分钟可达。</w:t>
+        <w:t xml:space="preserve">从酒店步行 5 分钟（自费，不计入固定花费），两碗干溜豌杂面不要辣、各加溏心煎蛋。</w:t>
       </w:r>
     </w:p>
     <w:p>
@@ -6308,7 +6265,7 @@
           <w:sz w:val="21"/>
           <w:szCs w:val="21"/>
         </w:rPr>
-        <w:t xml:space="preserve">1168 CNY / $172.52</w:t>
+        <w:t xml:space="preserve">958 CNY / $141.5</w:t>
       </w:r>
     </w:p>
     <w:p>
@@ -6324,7 +6281,7 @@
           <w:sz w:val="21"/>
           <w:szCs w:val="21"/>
         </w:rPr>
-        <w:t xml:space="preserve">天生三桥 + 龙水峡地缝</w:t>
+        <w:t xml:space="preserve">天生三桥（不含地缝）</w:t>
       </w:r>
     </w:p>
     <w:p>
@@ -6447,66 +6404,6 @@
     </w:p>
     <w:p>
       <w:pPr>
-        <w:spacing w:after="60"/>
-      </w:pPr>
-      <w:r>
-        <w:rPr>
-          <w:rFonts w:ascii="Microsoft YaHei" w:cs="Microsoft YaHei" w:eastAsia="Microsoft YaHei" w:hAnsi="Microsoft YaHei"/>
-          <w:b/>
-          <w:bCs/>
-          <w:color w:val="7BAE5C"/>
-          <w:sz w:val="22"/>
-          <w:szCs w:val="22"/>
-        </w:rPr>
-        <w:t xml:space="preserve">13:30</w:t>
-      </w:r>
-      <w:r>
-        <w:rPr>
-          <w:sz w:val="22"/>
-          <w:szCs w:val="22"/>
-        </w:rPr>
-        <w:t xml:space="preserve">  </w:t>
-      </w:r>
-      <w:r>
-        <w:rPr>
-          <w:rFonts w:ascii="Microsoft YaHei" w:cs="Microsoft YaHei" w:eastAsia="Microsoft YaHei" w:hAnsi="Microsoft YaHei"/>
-          <w:b/>
-          <w:bCs/>
-          <w:color w:val="3D5038"/>
-          <w:sz w:val="22"/>
-          <w:szCs w:val="22"/>
-        </w:rPr>
-        <w:t xml:space="preserve">龙水峡地缝</w:t>
-      </w:r>
-      <w:r>
-        <w:rPr>
-          <w:rFonts w:ascii="Microsoft YaHei" w:cs="Microsoft YaHei" w:eastAsia="Microsoft YaHei" w:hAnsi="Microsoft YaHei"/>
-          <w:color w:val="6B8062"/>
-          <w:sz w:val="20"/>
-          <w:szCs w:val="20"/>
-        </w:rPr>
-        <w:t xml:space="preserve"> — 105 CNY / $15.51 (人均)</w:t>
-      </w:r>
-    </w:p>
-    <w:p>
-      <w:pPr>
-        <w:spacing w:after="80"/>
-        <w:ind w:left="360"/>
-      </w:pPr>
-      <w:r>
-        <w:rPr>
-          <w:rFonts w:ascii="Microsoft YaHei" w:cs="Microsoft YaHei" w:eastAsia="Microsoft YaHei" w:hAnsi="Microsoft YaHei"/>
-          <w:i/>
-          <w:iCs/>
-          <w:color w:val="3D5038"/>
-          <w:sz w:val="20"/>
-          <w:szCs w:val="20"/>
-        </w:rPr>
-        <w:t xml:space="preserve">概述: 窄缝式石灰岩峡谷，电梯下谷、平缓下坡栈道，银河飞瀑壮观；比天生三桥更清凉人少。</w:t>
-      </w:r>
-    </w:p>
-    <w:p>
-      <w:pPr>
         <w:spacing w:after="120"/>
         <w:ind w:left="360"/>
       </w:pPr>
@@ -6517,7 +6414,7 @@
           <w:sz w:val="20"/>
           <w:szCs w:val="20"/>
         </w:rPr>
-        <w:t xml:space="preserve">从中转车前往，完整游览 1.5–2 小时</w:t>
+        <w:t xml:space="preserve">世界自然遗产喀斯特奇观，三座天生石拱桥，观光电梯减少爬坡；今日不含龙水峡地缝，便于早返。</w:t>
       </w:r>
     </w:p>
     <w:p>
@@ -6533,7 +6430,7 @@
           <w:sz w:val="22"/>
           <w:szCs w:val="22"/>
         </w:rPr>
-        <w:t xml:space="preserve">17:00</w:t>
+        <w:t xml:space="preserve">15:00</w:t>
       </w:r>
       <w:r>
         <w:rPr>
@@ -6566,7 +6463,7 @@
           <w:sz w:val="20"/>
           <w:szCs w:val="20"/>
         </w:rPr>
-        <w:t xml:space="preserve">16:00 返回仙女镇游客中心，17:00 直通车返程解放碑，20:00 抵达酒店。</w:t>
+        <w:t xml:space="preserve">直通车返程解放碑，仅游天生三桥时约 18:00–19:00 抵达酒店。</w:t>
       </w:r>
     </w:p>
     <w:p>
@@ -6589,7 +6486,7 @@
           <w:sz w:val="32"/>
           <w:szCs w:val="32"/>
         </w:rPr>
-        <w:t xml:space="preserve">D9 重庆｜山城打卡</w:t>
+        <w:t xml:space="preserve">D9 重庆｜山城打卡 + 洪崖洞</w:t>
       </w:r>
     </w:p>
     <w:p>
@@ -6642,7 +6539,7 @@
           <w:sz w:val="21"/>
           <w:szCs w:val="21"/>
         </w:rPr>
-        <w:t xml:space="preserve">500 CNY / $73.85</w:t>
+        <w:t xml:space="preserve">400 CNY / $59.08</w:t>
       </w:r>
     </w:p>
     <w:p>
@@ -6658,7 +6555,7 @@
           <w:sz w:val="21"/>
           <w:szCs w:val="21"/>
         </w:rPr>
-        <w:t xml:space="preserve">熊猫轻轨 → 索道 → 南滨路</w:t>
+        <w:t xml:space="preserve">李子坝 → 南滨路日落 → 洪崖洞</w:t>
       </w:r>
     </w:p>
     <w:p>
@@ -6714,6 +6611,21 @@
     </w:p>
     <w:p>
       <w:pPr>
+        <w:spacing w:after="120"/>
+        <w:ind w:left="360"/>
+      </w:pPr>
+      <w:r>
+        <w:rPr>
+          <w:rFonts w:ascii="Microsoft YaHei" w:cs="Microsoft YaHei" w:eastAsia="Microsoft YaHei" w:hAnsi="Microsoft YaHei"/>
+          <w:color w:val="6B8062"/>
+          <w:sz w:val="20"/>
+          <w:szCs w:val="20"/>
+        </w:rPr>
+        <w:t xml:space="preserve">开元名庭免费自助早餐。</w:t>
+      </w:r>
+    </w:p>
+    <w:p>
+      <w:pPr>
         <w:spacing w:after="60"/>
       </w:pPr>
       <w:r>
@@ -6800,50 +6712,7 @@
           <w:sz w:val="22"/>
           <w:szCs w:val="22"/>
         </w:rPr>
-        <w:t xml:space="preserve">11:00</w:t>
-      </w:r>
-      <w:r>
-        <w:rPr>
-          <w:sz w:val="22"/>
-          <w:szCs w:val="22"/>
-        </w:rPr>
-        <w:t xml:space="preserve">  </w:t>
-      </w:r>
-      <w:r>
-        <w:rPr>
-          <w:rFonts w:ascii="Microsoft YaHei" w:cs="Microsoft YaHei" w:eastAsia="Microsoft YaHei" w:hAnsi="Microsoft YaHei"/>
-          <w:b/>
-          <w:bCs/>
-          <w:color w:val="3D5038"/>
-          <w:sz w:val="22"/>
-          <w:szCs w:val="22"/>
-        </w:rPr>
-        <w:t xml:space="preserve">长江索道</w:t>
-      </w:r>
-      <w:r>
-        <w:rPr>
-          <w:rFonts w:ascii="Microsoft YaHei" w:cs="Microsoft YaHei" w:eastAsia="Microsoft YaHei" w:hAnsi="Microsoft YaHei"/>
-          <w:color w:val="6B8062"/>
-          <w:sz w:val="20"/>
-          <w:szCs w:val="20"/>
-        </w:rPr>
-        <w:t xml:space="preserve"> — 50 CNY / $7.39 (往返/人)</w:t>
-      </w:r>
-    </w:p>
-    <w:p>
-      <w:pPr>
-        <w:spacing w:after="60"/>
-      </w:pPr>
-      <w:r>
-        <w:rPr>
-          <w:rFonts w:ascii="Microsoft YaHei" w:cs="Microsoft YaHei" w:eastAsia="Microsoft YaHei" w:hAnsi="Microsoft YaHei"/>
-          <w:b/>
-          <w:bCs/>
-          <w:color w:val="7BAE5C"/>
-          <w:sz w:val="22"/>
-          <w:szCs w:val="22"/>
-        </w:rPr>
-        <w:t xml:space="preserve">13:00</w:t>
+        <w:t xml:space="preserve">11:30</w:t>
       </w:r>
       <w:r>
         <w:rPr>
@@ -6893,7 +6762,7 @@
           <w:sz w:val="20"/>
           <w:szCs w:val="20"/>
         </w:rPr>
-        <w:t xml:space="preserve">自费，不计入固定花费</w:t>
+        <w:t xml:space="preserve">自费，不计入固定花费 — 南滨路附近清淡老鸭汤。</w:t>
       </w:r>
     </w:p>
     <w:p>
@@ -6909,7 +6778,7 @@
           <w:sz w:val="22"/>
           <w:szCs w:val="22"/>
         </w:rPr>
-        <w:t xml:space="preserve">15:00</w:t>
+        <w:t xml:space="preserve">14:00</w:t>
       </w:r>
       <w:r>
         <w:rPr>
@@ -6967,7 +6836,7 @@
           <w:sz w:val="22"/>
           <w:szCs w:val="22"/>
         </w:rPr>
-        <w:t xml:space="preserve">16:00–19:00</w:t>
+        <w:t xml:space="preserve">15:00–18:00</w:t>
       </w:r>
       <w:r>
         <w:rPr>
@@ -7066,7 +6935,73 @@
           <w:sz w:val="20"/>
           <w:szCs w:val="20"/>
         </w:rPr>
-        <w:t xml:space="preserve">打车返回解放碑自由晚餐休息。</w:t>
+        <w:t xml:space="preserve">打车返回解放碑，回酒店稍作休整后前往洪崖洞。</w:t>
+      </w:r>
+    </w:p>
+    <w:p>
+      <w:pPr>
+        <w:spacing w:after="60"/>
+      </w:pPr>
+      <w:r>
+        <w:rPr>
+          <w:rFonts w:ascii="Microsoft YaHei" w:cs="Microsoft YaHei" w:eastAsia="Microsoft YaHei" w:hAnsi="Microsoft YaHei"/>
+          <w:b/>
+          <w:bCs/>
+          <w:color w:val="7BAE5C"/>
+          <w:sz w:val="22"/>
+          <w:szCs w:val="22"/>
+        </w:rPr>
+        <w:t xml:space="preserve">20:00–21:30</w:t>
+      </w:r>
+      <w:r>
+        <w:rPr>
+          <w:sz w:val="22"/>
+          <w:szCs w:val="22"/>
+        </w:rPr>
+        <w:t xml:space="preserve">  </w:t>
+      </w:r>
+      <w:r>
+        <w:rPr>
+          <w:rFonts w:ascii="Microsoft YaHei" w:cs="Microsoft YaHei" w:eastAsia="Microsoft YaHei" w:hAnsi="Microsoft YaHei"/>
+          <w:b/>
+          <w:bCs/>
+          <w:color w:val="3D5038"/>
+          <w:sz w:val="22"/>
+          <w:szCs w:val="22"/>
+        </w:rPr>
+        <w:t xml:space="preserve">洪崖洞夜景</w:t>
+      </w:r>
+    </w:p>
+    <w:p>
+      <w:pPr>
+        <w:spacing w:after="80"/>
+        <w:ind w:left="360"/>
+      </w:pPr>
+      <w:r>
+        <w:rPr>
+          <w:rFonts w:ascii="Microsoft YaHei" w:cs="Microsoft YaHei" w:eastAsia="Microsoft YaHei" w:hAnsi="Microsoft YaHei"/>
+          <w:i/>
+          <w:iCs/>
+          <w:color w:val="3D5038"/>
+          <w:sz w:val="20"/>
+          <w:szCs w:val="20"/>
+        </w:rPr>
+        <w:t xml:space="preserve">概述: 重庆标志性吊脚楼群，嘉陵江畔亮灯后如《千与千寻》场景，免费参观，黄昏至夜间最佳。</w:t>
+      </w:r>
+    </w:p>
+    <w:p>
+      <w:pPr>
+        <w:spacing w:after="120"/>
+        <w:ind w:left="360"/>
+      </w:pPr>
+      <w:r>
+        <w:rPr>
+          <w:rFonts w:ascii="Microsoft YaHei" w:cs="Microsoft YaHei" w:eastAsia="Microsoft YaHei" w:hAnsi="Microsoft YaHei"/>
+          <w:color w:val="6B8062"/>
+          <w:sz w:val="20"/>
+          <w:szCs w:val="20"/>
+        </w:rPr>
+        <w:t xml:space="preserve">从酒店步行 8 分钟，吊脚楼亮灯后最佳；解放碑步行街 19:00–21:30 广场舞，步行 3 分钟可达。</w:t>
       </w:r>
     </w:p>
     <w:p>
@@ -7089,7 +7024,7 @@
           <w:sz w:val="32"/>
           <w:szCs w:val="32"/>
         </w:rPr>
-        <w:t xml:space="preserve">D10 重庆｜武陵源国家森林公园</w:t>
+        <w:t xml:space="preserve">D10 重庆 → 大足｜大足石刻一日游</w:t>
       </w:r>
     </w:p>
     <w:p>
@@ -7142,7 +7077,7 @@
           <w:sz w:val="21"/>
           <w:szCs w:val="21"/>
         </w:rPr>
-        <w:t xml:space="preserve">2029 CNY / $299.68</w:t>
+        <w:t xml:space="preserve">900 CNY / $132.94</w:t>
       </w:r>
     </w:p>
     <w:p>
@@ -7158,7 +7093,7 @@
           <w:sz w:val="21"/>
           <w:szCs w:val="21"/>
         </w:rPr>
-        <w:t xml:space="preserve">张家界武陵源全天游览</w:t>
+        <w:t xml:space="preserve">宝顶山世界遗产 · 傍晚返渝</w:t>
       </w:r>
     </w:p>
     <w:p>
@@ -7174,7 +7109,7 @@
           <w:sz w:val="22"/>
           <w:szCs w:val="22"/>
         </w:rPr>
-        <w:t xml:space="preserve">07:00</w:t>
+        <w:t xml:space="preserve">08:00</w:t>
       </w:r>
       <w:r>
         <w:rPr>
@@ -7192,7 +7127,7 @@
           <w:sz w:val="22"/>
           <w:szCs w:val="22"/>
         </w:rPr>
-        <w:t xml:space="preserve">酒店早餐出发</w:t>
+        <w:t xml:space="preserve">酒店早餐</w:t>
       </w:r>
     </w:p>
     <w:p>
@@ -7209,50 +7144,7 @@
           <w:sz w:val="20"/>
           <w:szCs w:val="20"/>
         </w:rPr>
-        <w:t xml:space="preserve">概述: 武陵源长途一日游前的酒店自助早餐，已含在住宿内。</w:t>
-      </w:r>
-    </w:p>
-    <w:p>
-      <w:pPr>
-        <w:spacing w:after="60"/>
-      </w:pPr>
-      <w:r>
-        <w:rPr>
-          <w:rFonts w:ascii="Microsoft YaHei" w:cs="Microsoft YaHei" w:eastAsia="Microsoft YaHei" w:hAnsi="Microsoft YaHei"/>
-          <w:b/>
-          <w:bCs/>
-          <w:color w:val="7BAE5C"/>
-          <w:sz w:val="22"/>
-          <w:szCs w:val="22"/>
-        </w:rPr>
-        <w:t xml:space="preserve">07:00</w:t>
-      </w:r>
-      <w:r>
-        <w:rPr>
-          <w:sz w:val="22"/>
-          <w:szCs w:val="22"/>
-        </w:rPr>
-        <w:t xml:space="preserve">  </w:t>
-      </w:r>
-      <w:r>
-        <w:rPr>
-          <w:rFonts w:ascii="Microsoft YaHei" w:cs="Microsoft YaHei" w:eastAsia="Microsoft YaHei" w:hAnsi="Microsoft YaHei"/>
-          <w:b/>
-          <w:bCs/>
-          <w:color w:val="3D5038"/>
-          <w:sz w:val="22"/>
-          <w:szCs w:val="22"/>
-        </w:rPr>
-        <w:t xml:space="preserve">打车：解放碑 → 重庆东</w:t>
-      </w:r>
-      <w:r>
-        <w:rPr>
-          <w:rFonts w:ascii="Microsoft YaHei" w:cs="Microsoft YaHei" w:eastAsia="Microsoft YaHei" w:hAnsi="Microsoft YaHei"/>
-          <w:color w:val="6B8062"/>
-          <w:sz w:val="20"/>
-          <w:szCs w:val="20"/>
-        </w:rPr>
-        <w:t xml:space="preserve"> — 15 CNY / $2.22 (单程)</w:t>
+        <w:t xml:space="preserve">概述: 开元名庭免费自助早餐，为山城全天打卡补充能量。</w:t>
       </w:r>
     </w:p>
     <w:p>
@@ -7267,7 +7159,7 @@
           <w:sz w:val="20"/>
           <w:szCs w:val="20"/>
         </w:rPr>
-        <w:t xml:space="preserve">打车：解放碑 → 重庆东站。</w:t>
+        <w:t xml:space="preserve">大足一日游前的酒店自助早餐，已含在住宿内。</w:t>
       </w:r>
     </w:p>
     <w:p>
@@ -7283,7 +7175,7 @@
           <w:sz w:val="22"/>
           <w:szCs w:val="22"/>
         </w:rPr>
-        <w:t xml:space="preserve">07:40</w:t>
+        <w:t xml:space="preserve">08:30</w:t>
       </w:r>
       <w:r>
         <w:rPr>
@@ -7301,16 +7193,16 @@
           <w:sz w:val="22"/>
           <w:szCs w:val="22"/>
         </w:rPr>
-        <w:t xml:space="preserve">高铁至张家界西</w:t>
-      </w:r>
-      <w:r>
-        <w:rPr>
-          <w:rFonts w:ascii="Microsoft YaHei" w:cs="Microsoft YaHei" w:eastAsia="Microsoft YaHei" w:hAnsi="Microsoft YaHei"/>
-          <w:color w:val="6B8062"/>
-          <w:sz w:val="20"/>
-          <w:szCs w:val="20"/>
-        </w:rPr>
-        <w:t xml:space="preserve"> — 226 CNY / $33.38 (二等座/人)</w:t>
+        <w:t xml:space="preserve">打车：解放碑 → 重庆西站</w:t>
+      </w:r>
+      <w:r>
+        <w:rPr>
+          <w:rFonts w:ascii="Microsoft YaHei" w:cs="Microsoft YaHei" w:eastAsia="Microsoft YaHei" w:hAnsi="Microsoft YaHei"/>
+          <w:color w:val="6B8062"/>
+          <w:sz w:val="20"/>
+          <w:szCs w:val="20"/>
+        </w:rPr>
+        <w:t xml:space="preserve"> — 15 CNY / $2.22 (单程)</w:t>
       </w:r>
     </w:p>
     <w:p>
@@ -7325,7 +7217,7 @@
           <w:sz w:val="20"/>
           <w:szCs w:val="20"/>
         </w:rPr>
-        <w:t xml:space="preserve">重庆东 → 张家界西高铁，最快 2 小时 02 分，多班次可选</w:t>
+        <w:t xml:space="preserve">打车：解放碑 → 重庆西站。</w:t>
       </w:r>
     </w:p>
     <w:p>
@@ -7341,7 +7233,7 @@
           <w:sz w:val="22"/>
           <w:szCs w:val="22"/>
         </w:rPr>
-        <w:t xml:space="preserve">10:00</w:t>
+        <w:t xml:space="preserve">09:30</w:t>
       </w:r>
       <w:r>
         <w:rPr>
@@ -7359,16 +7251,16 @@
           <w:sz w:val="22"/>
           <w:szCs w:val="22"/>
         </w:rPr>
-        <w:t xml:space="preserve">专线大巴至武陵源</w:t>
-      </w:r>
-      <w:r>
-        <w:rPr>
-          <w:rFonts w:ascii="Microsoft YaHei" w:cs="Microsoft YaHei" w:eastAsia="Microsoft YaHei" w:hAnsi="Microsoft YaHei"/>
-          <w:color w:val="6B8062"/>
-          <w:sz w:val="20"/>
-          <w:szCs w:val="20"/>
-        </w:rPr>
-        <w:t xml:space="preserve"> — 40 CNY / $5.91 (单人)</w:t>
+        <w:t xml:space="preserve">高铁至大足南站</w:t>
+      </w:r>
+      <w:r>
+        <w:rPr>
+          <w:rFonts w:ascii="Microsoft YaHei" w:cs="Microsoft YaHei" w:eastAsia="Microsoft YaHei" w:hAnsi="Microsoft YaHei"/>
+          <w:color w:val="6B8062"/>
+          <w:sz w:val="20"/>
+          <w:szCs w:val="20"/>
+        </w:rPr>
+        <w:t xml:space="preserve"> — 48 CNY / $7.09 (二等座/人)</w:t>
       </w:r>
     </w:p>
     <w:p>
@@ -7383,7 +7275,7 @@
           <w:sz w:val="20"/>
           <w:szCs w:val="20"/>
         </w:rPr>
-        <w:t xml:space="preserve">张家界西站景区专线大巴前往武陵源大门，车程 40 分钟</w:t>
+        <w:t xml:space="preserve">重庆西 → 大足南站成渝高铁，车程约 50 分钟。</w:t>
       </w:r>
     </w:p>
     <w:p>
@@ -7399,7 +7291,7 @@
           <w:sz w:val="22"/>
           <w:szCs w:val="22"/>
         </w:rPr>
-        <w:t xml:space="preserve">10:40</w:t>
+        <w:t xml:space="preserve">10:30</w:t>
       </w:r>
       <w:r>
         <w:rPr>
@@ -7417,16 +7309,74 @@
           <w:sz w:val="22"/>
           <w:szCs w:val="22"/>
         </w:rPr>
-        <w:t xml:space="preserve">武陵源国家森林公园</w:t>
-      </w:r>
-      <w:r>
-        <w:rPr>
-          <w:rFonts w:ascii="Microsoft YaHei" w:cs="Microsoft YaHei" w:eastAsia="Microsoft YaHei" w:hAnsi="Microsoft YaHei"/>
-          <w:color w:val="6B8062"/>
-          <w:sz w:val="20"/>
-          <w:szCs w:val="20"/>
-        </w:rPr>
-        <w:t xml:space="preserve"> — 301 CNY / $44.46 (236 门票环保车联票+百龙天梯 65/人)</w:t>
+        <w:t xml:space="preserve">打车：大足南站 → 宝顶山</w:t>
+      </w:r>
+      <w:r>
+        <w:rPr>
+          <w:rFonts w:ascii="Microsoft YaHei" w:cs="Microsoft YaHei" w:eastAsia="Microsoft YaHei" w:hAnsi="Microsoft YaHei"/>
+          <w:color w:val="6B8062"/>
+          <w:sz w:val="20"/>
+          <w:szCs w:val="20"/>
+        </w:rPr>
+        <w:t xml:space="preserve"> — 30 CNY / $4.43 (单程)</w:t>
+      </w:r>
+    </w:p>
+    <w:p>
+      <w:pPr>
+        <w:spacing w:after="120"/>
+        <w:ind w:left="360"/>
+      </w:pPr>
+      <w:r>
+        <w:rPr>
+          <w:rFonts w:ascii="Microsoft YaHei" w:cs="Microsoft YaHei" w:eastAsia="Microsoft YaHei" w:hAnsi="Microsoft YaHei"/>
+          <w:color w:val="6B8062"/>
+          <w:sz w:val="20"/>
+          <w:szCs w:val="20"/>
+        </w:rPr>
+        <w:t xml:space="preserve">大足南站 → 宝顶山景区，车程约 25 分钟。</w:t>
+      </w:r>
+    </w:p>
+    <w:p>
+      <w:pPr>
+        <w:spacing w:after="60"/>
+      </w:pPr>
+      <w:r>
+        <w:rPr>
+          <w:rFonts w:ascii="Microsoft YaHei" w:cs="Microsoft YaHei" w:eastAsia="Microsoft YaHei" w:hAnsi="Microsoft YaHei"/>
+          <w:b/>
+          <w:bCs/>
+          <w:color w:val="7BAE5C"/>
+          <w:sz w:val="22"/>
+          <w:szCs w:val="22"/>
+        </w:rPr>
+        <w:t xml:space="preserve">11:00–14:30</w:t>
+      </w:r>
+      <w:r>
+        <w:rPr>
+          <w:sz w:val="22"/>
+          <w:szCs w:val="22"/>
+        </w:rPr>
+        <w:t xml:space="preserve">  </w:t>
+      </w:r>
+      <w:r>
+        <w:rPr>
+          <w:rFonts w:ascii="Microsoft YaHei" w:cs="Microsoft YaHei" w:eastAsia="Microsoft YaHei" w:hAnsi="Microsoft YaHei"/>
+          <w:b/>
+          <w:bCs/>
+          <w:color w:val="3D5038"/>
+          <w:sz w:val="22"/>
+          <w:szCs w:val="22"/>
+        </w:rPr>
+        <w:t xml:space="preserve">大足石刻（宝顶山）</w:t>
+      </w:r>
+      <w:r>
+        <w:rPr>
+          <w:rFonts w:ascii="Microsoft YaHei" w:cs="Microsoft YaHei" w:eastAsia="Microsoft YaHei" w:hAnsi="Microsoft YaHei"/>
+          <w:color w:val="6B8062"/>
+          <w:sz w:val="20"/>
+          <w:szCs w:val="20"/>
+        </w:rPr>
+        <w:t xml:space="preserve"> — 115 CNY / $16.99 (宝顶山/人)</w:t>
       </w:r>
     </w:p>
     <w:p>
@@ -7443,7 +7393,7 @@
           <w:sz w:val="20"/>
           <w:szCs w:val="20"/>
         </w:rPr>
-        <w:t xml:space="preserve">概述: 张家界武陵源石英砂岩峰林，《阿凡达》悬浮山原型；百龙天梯直升崖顶，森林奇景一览无遗。</w:t>
+        <w:t xml:space="preserve">概述: 9–13 世纪世界遗产摩崖造像 — 宝顶山千手观音等石窟群为中国佛教石刻艺术巅峰之一。</w:t>
       </w:r>
     </w:p>
     <w:p>
@@ -7458,7 +7408,7 @@
           <w:sz w:val="20"/>
           <w:szCs w:val="20"/>
         </w:rPr>
-        <w:t xml:space="preserve">17:00 停止入园，18:00 园内观光车停运。</w:t>
+        <w:t xml:space="preserve">世界遗产石窟群 — 千手观音等摩崖造像，景区内观光车，步道平缓。</w:t>
       </w:r>
     </w:p>
     <w:p>
@@ -7474,7 +7424,7 @@
           <w:sz w:val="22"/>
           <w:szCs w:val="22"/>
         </w:rPr>
-        <w:t xml:space="preserve">17:20</w:t>
+        <w:t xml:space="preserve">15:00</w:t>
       </w:r>
       <w:r>
         <w:rPr>
@@ -7492,16 +7442,16 @@
           <w:sz w:val="22"/>
           <w:szCs w:val="22"/>
         </w:rPr>
-        <w:t xml:space="preserve">专线大巴返回张家界西</w:t>
-      </w:r>
-      <w:r>
-        <w:rPr>
-          <w:rFonts w:ascii="Microsoft YaHei" w:cs="Microsoft YaHei" w:eastAsia="Microsoft YaHei" w:hAnsi="Microsoft YaHei"/>
-          <w:color w:val="6B8062"/>
-          <w:sz w:val="20"/>
-          <w:szCs w:val="20"/>
-        </w:rPr>
-        <w:t xml:space="preserve"> — 40 CNY / $5.91 (单人)</w:t>
+        <w:t xml:space="preserve">打车：宝顶山 → 大足南站</w:t>
+      </w:r>
+      <w:r>
+        <w:rPr>
+          <w:rFonts w:ascii="Microsoft YaHei" w:cs="Microsoft YaHei" w:eastAsia="Microsoft YaHei" w:hAnsi="Microsoft YaHei"/>
+          <w:color w:val="6B8062"/>
+          <w:sz w:val="20"/>
+          <w:szCs w:val="20"/>
+        </w:rPr>
+        <w:t xml:space="preserve"> — 30 CNY / $4.43 (单程)</w:t>
       </w:r>
     </w:p>
     <w:p>
@@ -7516,7 +7466,7 @@
           <w:sz w:val="20"/>
           <w:szCs w:val="20"/>
         </w:rPr>
-        <w:t xml:space="preserve">乘坐武陵源景区专线大巴返回张家界西站，车程 40 分钟，18:00 抵达车站</w:t>
+        <w:t xml:space="preserve">返回大足南站，搭乘下午返程高铁。</w:t>
       </w:r>
     </w:p>
     <w:p>
@@ -7532,7 +7482,7 @@
           <w:sz w:val="22"/>
           <w:szCs w:val="22"/>
         </w:rPr>
-        <w:t xml:space="preserve">20:48</w:t>
+        <w:t xml:space="preserve">16:30</w:t>
       </w:r>
       <w:r>
         <w:rPr>
@@ -7550,16 +7500,16 @@
           <w:sz w:val="22"/>
           <w:szCs w:val="22"/>
         </w:rPr>
-        <w:t xml:space="preserve">G2442 高铁返程重庆东</w:t>
-      </w:r>
-      <w:r>
-        <w:rPr>
-          <w:rFonts w:ascii="Microsoft YaHei" w:cs="Microsoft YaHei" w:eastAsia="Microsoft YaHei" w:hAnsi="Microsoft YaHei"/>
-          <w:color w:val="6B8062"/>
-          <w:sz w:val="20"/>
-          <w:szCs w:val="20"/>
-        </w:rPr>
-        <w:t xml:space="preserve"> — 206 CNY / $30.43 (二等座/人)</w:t>
+        <w:t xml:space="preserve">高铁返重庆西</w:t>
+      </w:r>
+      <w:r>
+        <w:rPr>
+          <w:rFonts w:ascii="Microsoft YaHei" w:cs="Microsoft YaHei" w:eastAsia="Microsoft YaHei" w:hAnsi="Microsoft YaHei"/>
+          <w:color w:val="6B8062"/>
+          <w:sz w:val="20"/>
+          <w:szCs w:val="20"/>
+        </w:rPr>
+        <w:t xml:space="preserve"> — 48 CNY / $7.09 (二等座/人)</w:t>
       </w:r>
     </w:p>
     <w:p>
@@ -7574,7 +7524,7 @@
           <w:sz w:val="20"/>
           <w:szCs w:val="20"/>
         </w:rPr>
-        <w:t xml:space="preserve">G2442 次高铁张家界西站返程重庆东，行程 2 小时 07 分，22:55 抵达重庆东站，全部行程正式完结</w:t>
+        <w:t xml:space="preserve">大足南站 → 重庆西，车程约 50 分钟。</w:t>
       </w:r>
     </w:p>
     <w:p>
@@ -7590,7 +7540,7 @@
           <w:sz w:val="22"/>
           <w:szCs w:val="22"/>
         </w:rPr>
-        <w:t xml:space="preserve">23:00</w:t>
+        <w:t xml:space="preserve">18:00</w:t>
       </w:r>
       <w:r>
         <w:rPr>
@@ -7608,16 +7558,16 @@
           <w:sz w:val="22"/>
           <w:szCs w:val="22"/>
         </w:rPr>
-        <w:t xml:space="preserve">开元名庭酒店住宿</w:t>
-      </w:r>
-      <w:r>
-        <w:rPr>
-          <w:rFonts w:ascii="Microsoft YaHei" w:cs="Microsoft YaHei" w:eastAsia="Microsoft YaHei" w:hAnsi="Microsoft YaHei"/>
-          <w:color w:val="6B8062"/>
-          <w:sz w:val="20"/>
-          <w:szCs w:val="20"/>
-        </w:rPr>
-        <w:t xml:space="preserve"> — 388 CNY / $57.31 (两晚分摊)</w:t>
+        <w:t xml:space="preserve">打车：重庆西 → 解放碑</w:t>
+      </w:r>
+      <w:r>
+        <w:rPr>
+          <w:rFonts w:ascii="Microsoft YaHei" w:cs="Microsoft YaHei" w:eastAsia="Microsoft YaHei" w:hAnsi="Microsoft YaHei"/>
+          <w:color w:val="6B8062"/>
+          <w:sz w:val="20"/>
+          <w:szCs w:val="20"/>
+        </w:rPr>
+        <w:t xml:space="preserve"> — 15 CNY / $2.22 (单程)</w:t>
       </w:r>
     </w:p>
     <w:p>
@@ -7632,7 +7582,7 @@
           <w:sz w:val="20"/>
           <w:szCs w:val="20"/>
         </w:rPr>
-        <w:t xml:space="preserve">武陵源一日游结束后返回开元名庭酒店。</w:t>
+        <w:t xml:space="preserve">返回开元名庭酒店，全部行程正式完结。</w:t>
       </w:r>
     </w:p>
     <w:p>
@@ -7727,7 +7677,7 @@
           <w:sz w:val="21"/>
           <w:szCs w:val="21"/>
         </w:rPr>
-        <w:t xml:space="preserve">• 重庆至武陵源高铁省时省力</w:t>
+        <w:t xml:space="preserve">• 成渝高铁赴渝；大足石刻可乘重庆西↔大足南高铁当日往返</w:t>
       </w:r>
     </w:p>
     <w:p>
@@ -7799,7 +7749,7 @@
           <w:sz w:val="21"/>
           <w:szCs w:val="21"/>
         </w:rPr>
-        <w:t xml:space="preserve">• D7 春熙路龙抄手总店</w:t>
+        <w:t xml:space="preserve">• D7 花市豌杂面（白象居 · 十八梯）</w:t>
       </w:r>
     </w:p>
     <w:p>
@@ -7829,7 +7779,7 @@
           <w:sz w:val="21"/>
           <w:szCs w:val="21"/>
         </w:rPr>
-        <w:t xml:space="preserve">• 龙水峡地缝：电梯直达谷底，10–15 分钟看见瀑布，全程下坡无陡坡</w:t>
+        <w:t xml:space="preserve">• D8 武隆仅游天生三桥（不含地缝），约 18:00–19:00 返酒店</w:t>
       </w:r>
     </w:p>
     <w:p>
@@ -7887,7 +7837,7 @@
           <w:sz w:val="21"/>
           <w:szCs w:val="21"/>
         </w:rPr>
-        <w:t xml:space="preserve">• D1 九眼桥江景清吧</w:t>
+        <w:t xml:space="preserve">• D1 九眼桥清吧为可选延长（锦里后可直接回酒店）</w:t>
       </w:r>
     </w:p>
     <w:p>
@@ -7915,21 +7865,7 @@
           <w:sz w:val="21"/>
           <w:szCs w:val="21"/>
         </w:rPr>
-        <w:t xml:space="preserve">• D7 洪崖洞夜景、解放碑大型广场舞</w:t>
-      </w:r>
-    </w:p>
-    <w:p>
-      <w:pPr>
-        <w:spacing w:after="80"/>
-      </w:pPr>
-      <w:r>
-        <w:rPr>
-          <w:rFonts w:ascii="Microsoft YaHei" w:cs="Microsoft YaHei" w:eastAsia="Microsoft YaHei" w:hAnsi="Microsoft YaHei"/>
-          <w:color w:val="3D5038"/>
-          <w:sz w:val="21"/>
-          <w:szCs w:val="21"/>
-        </w:rPr>
-        <w:t xml:space="preserve">• D9 南滨路 + 下浩里山城日落</w:t>
+        <w:t xml:space="preserve">• D9 洪崖洞夜景 + 南滨路 / 下浩里日落</w:t>
       </w:r>
     </w:p>
     <w:p>
@@ -7959,7 +7895,7 @@
           <w:sz w:val="21"/>
           <w:szCs w:val="21"/>
         </w:rPr>
-        <w:t xml:space="preserve">• 出发前开通国际漫游或购买国际 eSIM，合法使用海外社交软件，禁止私自使用翻墙 VPN</w:t>
+        <w:t xml:space="preserve">• 出发前开通美国运营商国际漫游，或购买 Holafly、Airalo 等国际 eSIM；合法访问 Google、Instagram 等，勿使用翻墙 VPN</w:t>
       </w:r>
     </w:p>
     <w:p>
@@ -7973,7 +7909,7 @@
           <w:sz w:val="21"/>
           <w:szCs w:val="21"/>
         </w:rPr>
-        <w:t xml:space="preserve">• 全程使用支付宝、微信扫码支付，支持美国 Visa/Mastercard 绑定，少量现金备用即可</w:t>
+        <w:t xml:space="preserve">• 落地前完成微信、支付宝外卡绑定；全程扫码支付为主，少量现金备用即可</w:t>
       </w:r>
     </w:p>
     <w:p>
@@ -8535,7 +8471,7 @@
                 <w:sz w:val="20"/>
                 <w:szCs w:val="20"/>
               </w:rPr>
-              <w:t xml:space="preserve">打车（酒店→锦里→九眼桥→酒店）</w:t>
+              <w:t xml:space="preserve">打车（酒店→锦里→酒店）</w:t>
             </w:r>
           </w:p>
         </w:tc>
@@ -8561,7 +8497,7 @@
                 <w:sz w:val="20"/>
                 <w:szCs w:val="20"/>
               </w:rPr>
-              <w:t xml:space="preserve">28</w:t>
+              <w:t xml:space="preserve">18</w:t>
             </w:r>
           </w:p>
         </w:tc>
@@ -8587,7 +8523,7 @@
                 <w:sz w:val="20"/>
                 <w:szCs w:val="20"/>
               </w:rPr>
-              <w:t xml:space="preserve">4.14</w:t>
+              <w:t xml:space="preserve">2.66</w:t>
             </w:r>
           </w:p>
         </w:tc>
@@ -8721,7 +8657,7 @@
                 <w:sz w:val="20"/>
                 <w:szCs w:val="20"/>
               </w:rPr>
-              <w:t xml:space="preserve">1218</w:t>
+              <w:t xml:space="preserve">1208</w:t>
             </w:r>
           </w:p>
         </w:tc>
@@ -8750,7 +8686,7 @@
                 <w:sz w:val="20"/>
                 <w:szCs w:val="20"/>
               </w:rPr>
-              <w:t xml:space="preserve">179.9</w:t>
+              <w:t xml:space="preserve">178.42</w:t>
             </w:r>
           </w:p>
         </w:tc>
@@ -11206,7 +11142,7 @@
           <w:sz w:val="26"/>
           <w:szCs w:val="26"/>
         </w:rPr>
-        <w:t xml:space="preserve">D7 双博物馆→重庆</w:t>
+        <w:t xml:space="preserve">D7 川博→重庆</w:t>
       </w:r>
     </w:p>
     <w:tbl>
@@ -11406,7 +11342,7 @@
                 <w:sz w:val="20"/>
                 <w:szCs w:val="20"/>
               </w:rPr>
-              <w:t xml:space="preserve">打车：川博→成都博物馆</w:t>
+              <w:t xml:space="preserve">打车至成都东站</w:t>
             </w:r>
           </w:p>
         </w:tc>
@@ -11432,7 +11368,7 @@
                 <w:sz w:val="20"/>
                 <w:szCs w:val="20"/>
               </w:rPr>
-              <w:t xml:space="preserve">10</w:t>
+              <w:t xml:space="preserve">20</w:t>
             </w:r>
           </w:p>
         </w:tc>
@@ -11458,7 +11394,7 @@
                 <w:sz w:val="20"/>
                 <w:szCs w:val="20"/>
               </w:rPr>
-              <w:t xml:space="preserve">1.48</w:t>
+              <w:t xml:space="preserve">2.95</w:t>
             </w:r>
           </w:p>
         </w:tc>
@@ -11746,7 +11682,7 @@
                 <w:sz w:val="20"/>
                 <w:szCs w:val="20"/>
               </w:rPr>
-              <w:t xml:space="preserve">704</w:t>
+              <w:t xml:space="preserve">714</w:t>
             </w:r>
           </w:p>
         </w:tc>
@@ -11775,7 +11711,7 @@
                 <w:sz w:val="20"/>
                 <w:szCs w:val="20"/>
               </w:rPr>
-              <w:t xml:space="preserve">103.99</w:t>
+              <w:t xml:space="preserve">105.46</w:t>
             </w:r>
           </w:p>
         </w:tc>
@@ -12077,7 +12013,7 @@
                 <w:sz w:val="20"/>
                 <w:szCs w:val="20"/>
               </w:rPr>
-              <w:t xml:space="preserve">龙水峡地缝门票（×2）</w:t>
+              <w:t xml:space="preserve">开元名庭单日分摊房价</w:t>
             </w:r>
           </w:p>
         </w:tc>
@@ -12103,7 +12039,7 @@
                 <w:sz w:val="20"/>
                 <w:szCs w:val="20"/>
               </w:rPr>
-              <w:t xml:space="preserve">210</w:t>
+              <w:t xml:space="preserve">388</w:t>
             </w:r>
           </w:p>
         </w:tc>
@@ -12129,7 +12065,7 @@
                 <w:sz w:val="20"/>
                 <w:szCs w:val="20"/>
               </w:rPr>
-              <w:t xml:space="preserve">31.02</w:t>
+              <w:t xml:space="preserve">57.31</w:t>
             </w:r>
           </w:p>
         </w:tc>
@@ -12138,29 +12074,33 @@
         <w:tc>
           <w:tcPr>
             <w:tcW w:type="pct" w:w="60%"/>
-            <w:tcMar>
-              <w:top w:type="dxa" w:w="80"/>
-              <w:left w:type="dxa" w:w="120"/>
-              <w:bottom w:type="dxa" w:w="80"/>
-              <w:right w:type="dxa" w:w="120"/>
-            </w:tcMar>
-            <w:vAlign w:val="center"/>
-          </w:tcPr>
-          <w:p>
-            <w:r>
-              <w:rPr>
-                <w:rFonts w:ascii="Microsoft YaHei" w:cs="Microsoft YaHei" w:eastAsia="Microsoft YaHei" w:hAnsi="Microsoft YaHei"/>
-                <w:color w:val="3D5038"/>
-                <w:sz w:val="20"/>
-                <w:szCs w:val="20"/>
-              </w:rPr>
-              <w:t xml:space="preserve">开元名庭单日分摊房价</w:t>
+            <w:shd w:fill="E4F0D4" w:val="clear"/>
+            <w:tcMar>
+              <w:top w:type="dxa" w:w="80"/>
+              <w:left w:type="dxa" w:w="120"/>
+              <w:bottom w:type="dxa" w:w="80"/>
+              <w:right w:type="dxa" w:w="120"/>
+            </w:tcMar>
+            <w:vAlign w:val="center"/>
+          </w:tcPr>
+          <w:p>
+            <w:r>
+              <w:rPr>
+                <w:rFonts w:ascii="Microsoft YaHei" w:cs="Microsoft YaHei" w:eastAsia="Microsoft YaHei" w:hAnsi="Microsoft YaHei"/>
+                <w:b/>
+                <w:bCs/>
+                <w:color w:val="3D5038"/>
+                <w:sz w:val="20"/>
+                <w:szCs w:val="20"/>
+              </w:rPr>
+              <w:t xml:space="preserve">当日合计</w:t>
             </w:r>
           </w:p>
         </w:tc>
         <w:tc>
           <w:tcPr>
             <w:tcW w:type="pct" w:w="20%"/>
+            <w:shd w:fill="E4F0D4" w:val="clear"/>
             <w:tcMar>
               <w:top w:type="dxa" w:w="80"/>
               <w:left w:type="dxa" w:w="120"/>
@@ -12176,17 +12116,20 @@
             <w:r>
               <w:rPr>
                 <w:rFonts w:ascii="Microsoft YaHei" w:cs="Microsoft YaHei" w:eastAsia="Microsoft YaHei" w:hAnsi="Microsoft YaHei"/>
-                <w:color w:val="3D5038"/>
-                <w:sz w:val="20"/>
-                <w:szCs w:val="20"/>
-              </w:rPr>
-              <w:t xml:space="preserve">388</w:t>
+                <w:b/>
+                <w:bCs/>
+                <w:color w:val="3D5038"/>
+                <w:sz w:val="20"/>
+                <w:szCs w:val="20"/>
+              </w:rPr>
+              <w:t xml:space="preserve">958</w:t>
             </w:r>
           </w:p>
         </w:tc>
         <w:tc>
           <w:tcPr>
             <w:tcW w:type="pct" w:w="20%"/>
+            <w:shd w:fill="E4F0D4" w:val="clear"/>
             <w:tcMar>
               <w:top w:type="dxa" w:w="80"/>
               <w:left w:type="dxa" w:w="120"/>
@@ -12202,97 +12145,13 @@
             <w:r>
               <w:rPr>
                 <w:rFonts w:ascii="Microsoft YaHei" w:cs="Microsoft YaHei" w:eastAsia="Microsoft YaHei" w:hAnsi="Microsoft YaHei"/>
-                <w:color w:val="3D5038"/>
-                <w:sz w:val="20"/>
-                <w:szCs w:val="20"/>
-              </w:rPr>
-              <w:t xml:space="preserve">57.31</w:t>
-            </w:r>
-          </w:p>
-        </w:tc>
-      </w:tr>
-      <w:tr>
-        <w:tc>
-          <w:tcPr>
-            <w:tcW w:type="pct" w:w="60%"/>
-            <w:shd w:fill="E4F0D4" w:val="clear"/>
-            <w:tcMar>
-              <w:top w:type="dxa" w:w="80"/>
-              <w:left w:type="dxa" w:w="120"/>
-              <w:bottom w:type="dxa" w:w="80"/>
-              <w:right w:type="dxa" w:w="120"/>
-            </w:tcMar>
-            <w:vAlign w:val="center"/>
-          </w:tcPr>
-          <w:p>
-            <w:r>
-              <w:rPr>
-                <w:rFonts w:ascii="Microsoft YaHei" w:cs="Microsoft YaHei" w:eastAsia="Microsoft YaHei" w:hAnsi="Microsoft YaHei"/>
                 <w:b/>
                 <w:bCs/>
                 <w:color w:val="3D5038"/>
                 <w:sz w:val="20"/>
                 <w:szCs w:val="20"/>
               </w:rPr>
-              <w:t xml:space="preserve">当日合计</w:t>
-            </w:r>
-          </w:p>
-        </w:tc>
-        <w:tc>
-          <w:tcPr>
-            <w:tcW w:type="pct" w:w="20%"/>
-            <w:shd w:fill="E4F0D4" w:val="clear"/>
-            <w:tcMar>
-              <w:top w:type="dxa" w:w="80"/>
-              <w:left w:type="dxa" w:w="120"/>
-              <w:bottom w:type="dxa" w:w="80"/>
-              <w:right w:type="dxa" w:w="120"/>
-            </w:tcMar>
-            <w:vAlign w:val="center"/>
-          </w:tcPr>
-          <w:p>
-            <w:pPr>
-              <w:jc w:val="right"/>
-            </w:pPr>
-            <w:r>
-              <w:rPr>
-                <w:rFonts w:ascii="Microsoft YaHei" w:cs="Microsoft YaHei" w:eastAsia="Microsoft YaHei" w:hAnsi="Microsoft YaHei"/>
-                <w:b/>
-                <w:bCs/>
-                <w:color w:val="3D5038"/>
-                <w:sz w:val="20"/>
-                <w:szCs w:val="20"/>
-              </w:rPr>
-              <w:t xml:space="preserve">1168</w:t>
-            </w:r>
-          </w:p>
-        </w:tc>
-        <w:tc>
-          <w:tcPr>
-            <w:tcW w:type="pct" w:w="20%"/>
-            <w:shd w:fill="E4F0D4" w:val="clear"/>
-            <w:tcMar>
-              <w:top w:type="dxa" w:w="80"/>
-              <w:left w:type="dxa" w:w="120"/>
-              <w:bottom w:type="dxa" w:w="80"/>
-              <w:right w:type="dxa" w:w="120"/>
-            </w:tcMar>
-            <w:vAlign w:val="center"/>
-          </w:tcPr>
-          <w:p>
-            <w:pPr>
-              <w:jc w:val="right"/>
-            </w:pPr>
-            <w:r>
-              <w:rPr>
-                <w:rFonts w:ascii="Microsoft YaHei" w:cs="Microsoft YaHei" w:eastAsia="Microsoft YaHei" w:hAnsi="Microsoft YaHei"/>
-                <w:b/>
-                <w:bCs/>
-                <w:color w:val="3D5038"/>
-                <w:sz w:val="20"/>
-                <w:szCs w:val="20"/>
-              </w:rPr>
-              <w:t xml:space="preserve">172.52</w:t>
+              <w:t xml:space="preserve">141.5</w:t>
             </w:r>
           </w:p>
         </w:tc>
@@ -12517,7 +12376,7 @@
                 <w:sz w:val="20"/>
                 <w:szCs w:val="20"/>
               </w:rPr>
-              <w:t xml:space="preserve">长江索道往返（×2）</w:t>
+              <w:t xml:space="preserve">打车：解放碑→南滨路</w:t>
             </w:r>
           </w:p>
         </w:tc>
@@ -12543,7 +12402,7 @@
                 <w:sz w:val="20"/>
                 <w:szCs w:val="20"/>
               </w:rPr>
-              <w:t xml:space="preserve">100</w:t>
+              <w:t xml:space="preserve">8</w:t>
             </w:r>
           </w:p>
         </w:tc>
@@ -12569,7 +12428,7 @@
                 <w:sz w:val="20"/>
                 <w:szCs w:val="20"/>
               </w:rPr>
-              <w:t xml:space="preserve">14.77</w:t>
+              <w:t xml:space="preserve">1.18</w:t>
             </w:r>
           </w:p>
         </w:tc>
@@ -12594,7 +12453,7 @@
                 <w:sz w:val="20"/>
                 <w:szCs w:val="20"/>
               </w:rPr>
-              <w:t xml:space="preserve">打车：解放碑→南滨路</w:t>
+              <w:t xml:space="preserve">开元名庭单日分摊房价</w:t>
             </w:r>
           </w:p>
         </w:tc>
@@ -12620,7 +12479,7 @@
                 <w:sz w:val="20"/>
                 <w:szCs w:val="20"/>
               </w:rPr>
-              <w:t xml:space="preserve">8</w:t>
+              <w:t xml:space="preserve">388</w:t>
             </w:r>
           </w:p>
         </w:tc>
@@ -12646,7 +12505,7 @@
                 <w:sz w:val="20"/>
                 <w:szCs w:val="20"/>
               </w:rPr>
-              <w:t xml:space="preserve">1.18</w:t>
+              <w:t xml:space="preserve">57.31</w:t>
             </w:r>
           </w:p>
         </w:tc>
@@ -12655,29 +12514,33 @@
         <w:tc>
           <w:tcPr>
             <w:tcW w:type="pct" w:w="60%"/>
-            <w:tcMar>
-              <w:top w:type="dxa" w:w="80"/>
-              <w:left w:type="dxa" w:w="120"/>
-              <w:bottom w:type="dxa" w:w="80"/>
-              <w:right w:type="dxa" w:w="120"/>
-            </w:tcMar>
-            <w:vAlign w:val="center"/>
-          </w:tcPr>
-          <w:p>
-            <w:r>
-              <w:rPr>
-                <w:rFonts w:ascii="Microsoft YaHei" w:cs="Microsoft YaHei" w:eastAsia="Microsoft YaHei" w:hAnsi="Microsoft YaHei"/>
-                <w:color w:val="3D5038"/>
-                <w:sz w:val="20"/>
-                <w:szCs w:val="20"/>
-              </w:rPr>
-              <w:t xml:space="preserve">开元名庭单日分摊房价</w:t>
+            <w:shd w:fill="E4F0D4" w:val="clear"/>
+            <w:tcMar>
+              <w:top w:type="dxa" w:w="80"/>
+              <w:left w:type="dxa" w:w="120"/>
+              <w:bottom w:type="dxa" w:w="80"/>
+              <w:right w:type="dxa" w:w="120"/>
+            </w:tcMar>
+            <w:vAlign w:val="center"/>
+          </w:tcPr>
+          <w:p>
+            <w:r>
+              <w:rPr>
+                <w:rFonts w:ascii="Microsoft YaHei" w:cs="Microsoft YaHei" w:eastAsia="Microsoft YaHei" w:hAnsi="Microsoft YaHei"/>
+                <w:b/>
+                <w:bCs/>
+                <w:color w:val="3D5038"/>
+                <w:sz w:val="20"/>
+                <w:szCs w:val="20"/>
+              </w:rPr>
+              <w:t xml:space="preserve">当日合计</w:t>
             </w:r>
           </w:p>
         </w:tc>
         <w:tc>
           <w:tcPr>
             <w:tcW w:type="pct" w:w="20%"/>
+            <w:shd w:fill="E4F0D4" w:val="clear"/>
             <w:tcMar>
               <w:top w:type="dxa" w:w="80"/>
               <w:left w:type="dxa" w:w="120"/>
@@ -12693,17 +12556,20 @@
             <w:r>
               <w:rPr>
                 <w:rFonts w:ascii="Microsoft YaHei" w:cs="Microsoft YaHei" w:eastAsia="Microsoft YaHei" w:hAnsi="Microsoft YaHei"/>
-                <w:color w:val="3D5038"/>
-                <w:sz w:val="20"/>
-                <w:szCs w:val="20"/>
-              </w:rPr>
-              <w:t xml:space="preserve">388</w:t>
+                <w:b/>
+                <w:bCs/>
+                <w:color w:val="3D5038"/>
+                <w:sz w:val="20"/>
+                <w:szCs w:val="20"/>
+              </w:rPr>
+              <w:t xml:space="preserve">400</w:t>
             </w:r>
           </w:p>
         </w:tc>
         <w:tc>
           <w:tcPr>
             <w:tcW w:type="pct" w:w="20%"/>
+            <w:shd w:fill="E4F0D4" w:val="clear"/>
             <w:tcMar>
               <w:top w:type="dxa" w:w="80"/>
               <w:left w:type="dxa" w:w="120"/>
@@ -12719,97 +12585,13 @@
             <w:r>
               <w:rPr>
                 <w:rFonts w:ascii="Microsoft YaHei" w:cs="Microsoft YaHei" w:eastAsia="Microsoft YaHei" w:hAnsi="Microsoft YaHei"/>
-                <w:color w:val="3D5038"/>
-                <w:sz w:val="20"/>
-                <w:szCs w:val="20"/>
-              </w:rPr>
-              <w:t xml:space="preserve">57.31</w:t>
-            </w:r>
-          </w:p>
-        </w:tc>
-      </w:tr>
-      <w:tr>
-        <w:tc>
-          <w:tcPr>
-            <w:tcW w:type="pct" w:w="60%"/>
-            <w:shd w:fill="E4F0D4" w:val="clear"/>
-            <w:tcMar>
-              <w:top w:type="dxa" w:w="80"/>
-              <w:left w:type="dxa" w:w="120"/>
-              <w:bottom w:type="dxa" w:w="80"/>
-              <w:right w:type="dxa" w:w="120"/>
-            </w:tcMar>
-            <w:vAlign w:val="center"/>
-          </w:tcPr>
-          <w:p>
-            <w:r>
-              <w:rPr>
-                <w:rFonts w:ascii="Microsoft YaHei" w:cs="Microsoft YaHei" w:eastAsia="Microsoft YaHei" w:hAnsi="Microsoft YaHei"/>
                 <w:b/>
                 <w:bCs/>
                 <w:color w:val="3D5038"/>
                 <w:sz w:val="20"/>
                 <w:szCs w:val="20"/>
               </w:rPr>
-              <w:t xml:space="preserve">当日合计</w:t>
-            </w:r>
-          </w:p>
-        </w:tc>
-        <w:tc>
-          <w:tcPr>
-            <w:tcW w:type="pct" w:w="20%"/>
-            <w:shd w:fill="E4F0D4" w:val="clear"/>
-            <w:tcMar>
-              <w:top w:type="dxa" w:w="80"/>
-              <w:left w:type="dxa" w:w="120"/>
-              <w:bottom w:type="dxa" w:w="80"/>
-              <w:right w:type="dxa" w:w="120"/>
-            </w:tcMar>
-            <w:vAlign w:val="center"/>
-          </w:tcPr>
-          <w:p>
-            <w:pPr>
-              <w:jc w:val="right"/>
-            </w:pPr>
-            <w:r>
-              <w:rPr>
-                <w:rFonts w:ascii="Microsoft YaHei" w:cs="Microsoft YaHei" w:eastAsia="Microsoft YaHei" w:hAnsi="Microsoft YaHei"/>
-                <w:b/>
-                <w:bCs/>
-                <w:color w:val="3D5038"/>
-                <w:sz w:val="20"/>
-                <w:szCs w:val="20"/>
-              </w:rPr>
-              <w:t xml:space="preserve">500</w:t>
-            </w:r>
-          </w:p>
-        </w:tc>
-        <w:tc>
-          <w:tcPr>
-            <w:tcW w:type="pct" w:w="20%"/>
-            <w:shd w:fill="E4F0D4" w:val="clear"/>
-            <w:tcMar>
-              <w:top w:type="dxa" w:w="80"/>
-              <w:left w:type="dxa" w:w="120"/>
-              <w:bottom w:type="dxa" w:w="80"/>
-              <w:right w:type="dxa" w:w="120"/>
-            </w:tcMar>
-            <w:vAlign w:val="center"/>
-          </w:tcPr>
-          <w:p>
-            <w:pPr>
-              <w:jc w:val="right"/>
-            </w:pPr>
-            <w:r>
-              <w:rPr>
-                <w:rFonts w:ascii="Microsoft YaHei" w:cs="Microsoft YaHei" w:eastAsia="Microsoft YaHei" w:hAnsi="Microsoft YaHei"/>
-                <w:b/>
-                <w:bCs/>
-                <w:color w:val="3D5038"/>
-                <w:sz w:val="20"/>
-                <w:szCs w:val="20"/>
-              </w:rPr>
-              <w:t xml:space="preserve">73.85</w:t>
+              <w:t xml:space="preserve">59.08</w:t>
             </w:r>
           </w:p>
         </w:tc>
@@ -12834,7 +12616,7 @@
           <w:sz w:val="26"/>
           <w:szCs w:val="26"/>
         </w:rPr>
-        <w:t xml:space="preserve">D10 武陵源全天</w:t>
+        <w:t xml:space="preserve">D10 大足石刻一日游</w:t>
       </w:r>
     </w:p>
     <w:tbl>
@@ -12957,7 +12739,7 @@
                 <w:sz w:val="20"/>
                 <w:szCs w:val="20"/>
               </w:rPr>
-              <w:t xml:space="preserve">打车：解放碑→重庆东</w:t>
+              <w:t xml:space="preserve">打车：解放碑→重庆西</w:t>
             </w:r>
           </w:p>
         </w:tc>
@@ -13034,7 +12816,7 @@
                 <w:sz w:val="20"/>
                 <w:szCs w:val="20"/>
               </w:rPr>
-              <w:t xml:space="preserve">重庆东→张家界西高铁（×2）</w:t>
+              <w:t xml:space="preserve">重庆西→大足南高铁（×2）</w:t>
             </w:r>
           </w:p>
         </w:tc>
@@ -13060,7 +12842,7 @@
                 <w:sz w:val="20"/>
                 <w:szCs w:val="20"/>
               </w:rPr>
-              <w:t xml:space="preserve">452</w:t>
+              <w:t xml:space="preserve">96</w:t>
             </w:r>
           </w:p>
         </w:tc>
@@ -13086,7 +12868,7 @@
                 <w:sz w:val="20"/>
                 <w:szCs w:val="20"/>
               </w:rPr>
-              <w:t xml:space="preserve">66.76</w:t>
+              <w:t xml:space="preserve">14.18</w:t>
             </w:r>
           </w:p>
         </w:tc>
@@ -13111,7 +12893,7 @@
                 <w:sz w:val="20"/>
                 <w:szCs w:val="20"/>
               </w:rPr>
-              <w:t xml:space="preserve">张家界西→武陵源专线（×2）</w:t>
+              <w:t xml:space="preserve">大足南↔宝顶山打车往返</w:t>
             </w:r>
           </w:p>
         </w:tc>
@@ -13137,7 +12919,7 @@
                 <w:sz w:val="20"/>
                 <w:szCs w:val="20"/>
               </w:rPr>
-              <w:t xml:space="preserve">80</w:t>
+              <w:t xml:space="preserve">60</w:t>
             </w:r>
           </w:p>
         </w:tc>
@@ -13163,7 +12945,7 @@
                 <w:sz w:val="20"/>
                 <w:szCs w:val="20"/>
               </w:rPr>
-              <w:t xml:space="preserve">11.82</w:t>
+              <w:t xml:space="preserve">8.86</w:t>
             </w:r>
           </w:p>
         </w:tc>
@@ -13188,7 +12970,7 @@
                 <w:sz w:val="20"/>
                 <w:szCs w:val="20"/>
               </w:rPr>
-              <w:t xml:space="preserve">武陵源门票+环保车+百龙天梯（×2）</w:t>
+              <w:t xml:space="preserve">宝顶山门票（×2）</w:t>
             </w:r>
           </w:p>
         </w:tc>
@@ -13214,7 +12996,7 @@
                 <w:sz w:val="20"/>
                 <w:szCs w:val="20"/>
               </w:rPr>
-              <w:t xml:space="preserve">602</w:t>
+              <w:t xml:space="preserve">230</w:t>
             </w:r>
           </w:p>
         </w:tc>
@@ -13240,7 +13022,7 @@
                 <w:sz w:val="20"/>
                 <w:szCs w:val="20"/>
               </w:rPr>
-              <w:t xml:space="preserve">88.9</w:t>
+              <w:t xml:space="preserve">33.97</w:t>
             </w:r>
           </w:p>
         </w:tc>
@@ -13265,7 +13047,7 @@
                 <w:sz w:val="20"/>
                 <w:szCs w:val="20"/>
               </w:rPr>
-              <w:t xml:space="preserve">武陵源→张家界西专线（×2）</w:t>
+              <w:t xml:space="preserve">大足南→重庆西高铁（×2）</w:t>
             </w:r>
           </w:p>
         </w:tc>
@@ -13291,7 +13073,7 @@
                 <w:sz w:val="20"/>
                 <w:szCs w:val="20"/>
               </w:rPr>
-              <w:t xml:space="preserve">80</w:t>
+              <w:t xml:space="preserve">96</w:t>
             </w:r>
           </w:p>
         </w:tc>
@@ -13317,7 +13099,7 @@
                 <w:sz w:val="20"/>
                 <w:szCs w:val="20"/>
               </w:rPr>
-              <w:t xml:space="preserve">11.82</w:t>
+              <w:t xml:space="preserve">14.18</w:t>
             </w:r>
           </w:p>
         </w:tc>
@@ -13342,7 +13124,7 @@
                 <w:sz w:val="20"/>
                 <w:szCs w:val="20"/>
               </w:rPr>
-              <w:t xml:space="preserve">张家界西→重庆东高铁（×2）</w:t>
+              <w:t xml:space="preserve">打车：重庆西→解放碑</w:t>
             </w:r>
           </w:p>
         </w:tc>
@@ -13368,7 +13150,7 @@
                 <w:sz w:val="20"/>
                 <w:szCs w:val="20"/>
               </w:rPr>
-              <w:t xml:space="preserve">412</w:t>
+              <w:t xml:space="preserve">15</w:t>
             </w:r>
           </w:p>
         </w:tc>
@@ -13394,7 +13176,7 @@
                 <w:sz w:val="20"/>
                 <w:szCs w:val="20"/>
               </w:rPr>
-              <w:t xml:space="preserve">60.85</w:t>
+              <w:t xml:space="preserve">2.22</w:t>
             </w:r>
           </w:p>
         </w:tc>
@@ -13419,7 +13201,7 @@
                 <w:sz w:val="20"/>
                 <w:szCs w:val="20"/>
               </w:rPr>
-              <w:t xml:space="preserve">开元名庭两晚分摊房价</w:t>
+              <w:t xml:space="preserve">开元名庭单日分摊房价</w:t>
             </w:r>
           </w:p>
         </w:tc>
@@ -13528,7 +13310,7 @@
                 <w:sz w:val="20"/>
                 <w:szCs w:val="20"/>
               </w:rPr>
-              <w:t xml:space="preserve">2029</w:t>
+              <w:t xml:space="preserve">900</w:t>
             </w:r>
           </w:p>
         </w:tc>
@@ -13557,7 +13339,7 @@
                 <w:sz w:val="20"/>
                 <w:szCs w:val="20"/>
               </w:rPr>
-              <w:t xml:space="preserve">299.68</w:t>
+              <w:t xml:space="preserve">132.94</w:t>
             </w:r>
           </w:p>
         </w:tc>
@@ -13586,7 +13368,7 @@
           <w:sz w:val="28"/>
           <w:szCs w:val="28"/>
         </w:rPr>
-        <w:t xml:space="preserve">全行程固定总花费（双人）：9390 CNY / $1386.92</w:t>
+        <w:t xml:space="preserve">全行程固定总花费（双人）：7951 CNY / $1174.36</w:t>
       </w:r>
     </w:p>
     <w:p>
@@ -13600,7 +13382,7 @@
           <w:sz w:val="21"/>
           <w:szCs w:val="21"/>
         </w:rPr>
-        <w:t xml:space="preserve">预算上限 9820 CNY，剩余 430 CNY / $62.49 可用于自选消费</w:t>
+        <w:t xml:space="preserve">预算上限 9820 CNY，剩余 1869 CNY / $275.05 可用于自选消费</w:t>
       </w:r>
     </w:p>
     <w:p>
@@ -13646,7 +13428,7 @@
           <w:sz w:val="21"/>
           <w:szCs w:val="21"/>
         </w:rPr>
-        <w:t xml:space="preserve">• D1 九眼桥清吧酒水</w:t>
+        <w:t xml:space="preserve">• D1 九眼桥可选晚间：清吧人均约 80 CNY + 酒水 + 打车</w:t>
       </w:r>
     </w:p>
     <w:p>
@@ -13688,6 +13470,48 @@
           <w:sz w:val="21"/>
           <w:szCs w:val="21"/>
         </w:rPr>
+        <w:t xml:space="preserve">• 重庆鸳鸯火锅（清汤/微辣）— 渝期间任一晚间自选</w:t>
+      </w:r>
+    </w:p>
+    <w:p>
+      <w:pPr>
+        <w:spacing w:after="80"/>
+      </w:pPr>
+      <w:r>
+        <w:rPr>
+          <w:rFonts w:ascii="Microsoft YaHei" w:cs="Microsoft YaHei" w:eastAsia="Microsoft YaHei" w:hAnsi="Microsoft YaHei"/>
+          <w:color w:val="3D5038"/>
+          <w:sz w:val="21"/>
+          <w:szCs w:val="21"/>
+        </w:rPr>
+        <w:t xml:space="preserve">• D9 长江索道往返（×2）：约 100 CNY / 14.77 USD</w:t>
+      </w:r>
+    </w:p>
+    <w:p>
+      <w:pPr>
+        <w:spacing w:after="80"/>
+      </w:pPr>
+      <w:r>
+        <w:rPr>
+          <w:rFonts w:ascii="Microsoft YaHei" w:cs="Microsoft YaHei" w:eastAsia="Microsoft YaHei" w:hAnsi="Microsoft YaHei"/>
+          <w:color w:val="3D5038"/>
+          <w:sz w:val="21"/>
+          <w:szCs w:val="21"/>
+        </w:rPr>
+        <w:t xml:space="preserve">• D8 龙水峡地缝加游（若补游武隆）：双人约 210 CNY / 31.02 USD</w:t>
+      </w:r>
+    </w:p>
+    <w:p>
+      <w:pPr>
+        <w:spacing w:after="80"/>
+      </w:pPr>
+      <w:r>
+        <w:rPr>
+          <w:rFonts w:ascii="Microsoft YaHei" w:cs="Microsoft YaHei" w:eastAsia="Microsoft YaHei" w:hAnsi="Microsoft YaHei"/>
+          <w:color w:val="3D5038"/>
+          <w:sz w:val="21"/>
+          <w:szCs w:val="21"/>
+        </w:rPr>
         <w:t xml:space="preserve">• D3 四川特产伴手礼</w:t>
       </w:r>
     </w:p>
@@ -13744,7 +13568,7 @@
           <w:sz w:val="21"/>
           <w:szCs w:val="21"/>
         </w:rPr>
-        <w:t xml:space="preserve">• D10 武陵源额外索道</w:t>
+        <w:t xml:space="preserve">• D10 大足景区附近午餐</w:t>
       </w:r>
     </w:p>
     <w:p>
@@ -13781,7 +13605,7 @@
           <w:sz w:val="21"/>
           <w:szCs w:val="21"/>
         </w:rPr>
-        <w:t xml:space="preserve">美国往返中国须办 L 类旅游签证 — 美国不在中国单方面免签国名单</w:t>
+        <w:t xml:space="preserve">美国往返中国须办 L 类旅游签证 — 美国护照不在中国单方面免签范围内</w:t>
       </w:r>
     </w:p>
     <w:p>
@@ -13911,7 +13735,7 @@
           <w:sz w:val="21"/>
           <w:szCs w:val="21"/>
         </w:rPr>
-        <w:t xml:space="preserve">• 护照有效期 6 个月以上，至少 2 页空白签证页</w:t>
+        <w:t xml:space="preserve">• 护照有效期距行程结束 6 个月以上，至少 2 页空白签证页</w:t>
       </w:r>
     </w:p>
     <w:p>
@@ -13969,7 +13793,7 @@
           <w:sz w:val="21"/>
           <w:szCs w:val="21"/>
         </w:rPr>
-        <w:t xml:space="preserve">自 2024年1月1日起 — 美国 L 类旅游签通常无需：</w:t>
+        <w:t xml:space="preserve">自 2024年1月1日起 — 在美国申请 L 类旅游签通常无需：</w:t>
       </w:r>
     </w:p>
     <w:p>

--- a/downloads/itinerary-zh.docx
+++ b/downloads/itinerary-zh.docx
@@ -3029,7 +3029,7 @@
           <w:sz w:val="20"/>
           <w:szCs w:val="20"/>
         </w:rPr>
-        <w:t xml:space="preserve">概述: 世界知名大熊猫科研基地，可近距离观赏成年熊猫与月亮产房幼崽；上午熊猫活动最活跃，宜早到。</w:t>
+        <w:t xml:space="preserve">概述: 世界知名大熊猫科研基地，可近距离观赏成年熊猫与月亮产房幼崽；上午活动最活跃，园区观光车费用已含于门票。</w:t>
       </w:r>
     </w:p>
     <w:p>
@@ -3094,6 +3094,49 @@
     </w:p>
     <w:p>
       <w:pPr>
+        <w:spacing w:after="60"/>
+      </w:pPr>
+      <w:r>
+        <w:rPr>
+          <w:rFonts w:ascii="Microsoft YaHei" w:cs="Microsoft YaHei" w:eastAsia="Microsoft YaHei" w:hAnsi="Microsoft YaHei"/>
+          <w:b/>
+          <w:bCs/>
+          <w:color w:val="7BAE5C"/>
+          <w:sz w:val="22"/>
+          <w:szCs w:val="22"/>
+        </w:rPr>
+        <w:t xml:space="preserve">13:30</w:t>
+      </w:r>
+      <w:r>
+        <w:rPr>
+          <w:sz w:val="22"/>
+          <w:szCs w:val="22"/>
+        </w:rPr>
+        <w:t xml:space="preserve">  </w:t>
+      </w:r>
+      <w:r>
+        <w:rPr>
+          <w:rFonts w:ascii="Microsoft YaHei" w:cs="Microsoft YaHei" w:eastAsia="Microsoft YaHei" w:hAnsi="Microsoft YaHei"/>
+          <w:b/>
+          <w:bCs/>
+          <w:color w:val="3D5038"/>
+          <w:sz w:val="22"/>
+          <w:szCs w:val="22"/>
+        </w:rPr>
+        <w:t xml:space="preserve">直通车返回 IFS</w:t>
+      </w:r>
+      <w:r>
+        <w:rPr>
+          <w:rFonts w:ascii="Microsoft YaHei" w:cs="Microsoft YaHei" w:eastAsia="Microsoft YaHei" w:hAnsi="Microsoft YaHei"/>
+          <w:color w:val="6B8062"/>
+          <w:sz w:val="20"/>
+          <w:szCs w:val="20"/>
+        </w:rPr>
+        <w:t xml:space="preserve"> — 10 CNY / $1.48 (单人单程)</w:t>
+      </w:r>
+    </w:p>
+    <w:p>
+      <w:pPr>
         <w:spacing w:after="120"/>
         <w:ind w:left="360"/>
       </w:pPr>
@@ -3104,7 +3147,7 @@
           <w:sz w:val="20"/>
           <w:szCs w:val="20"/>
         </w:rPr>
-        <w:t xml:space="preserve">基地内唯一全景餐厅，落地窗外即是熊猫活动区，有无辣菜品可选。</w:t>
+        <w:t xml:space="preserve">原车直通车返回 IFS</w:t>
       </w:r>
     </w:p>
     <w:p>
@@ -3120,7 +3163,7 @@
           <w:sz w:val="22"/>
           <w:szCs w:val="22"/>
         </w:rPr>
-        <w:t xml:space="preserve">13:30</w:t>
+        <w:t xml:space="preserve">14:00</w:t>
       </w:r>
       <w:r>
         <w:rPr>
@@ -3138,7 +3181,7 @@
           <w:sz w:val="22"/>
           <w:szCs w:val="22"/>
         </w:rPr>
-        <w:t xml:space="preserve">直通车返回 IFS</w:t>
+        <w:t xml:space="preserve">落日餐吧熊猫下午茶</w:t>
       </w:r>
       <w:r>
         <w:rPr>
@@ -3147,7 +3190,195 @@
           <w:sz w:val="20"/>
           <w:szCs w:val="20"/>
         </w:rPr>
-        <w:t xml:space="preserve"> — 10 CNY / $1.48 (单人单程)</w:t>
+        <w:t xml:space="preserve"> — 260 CNY / $38.4 (双人套餐)</w:t>
+      </w:r>
+    </w:p>
+    <w:p>
+      <w:pPr>
+        <w:spacing w:after="80"/>
+        <w:ind w:left="360"/>
+      </w:pPr>
+      <w:r>
+        <w:rPr>
+          <w:rFonts w:ascii="Microsoft YaHei" w:cs="Microsoft YaHei" w:eastAsia="Microsoft YaHei" w:hAnsi="Microsoft YaHei"/>
+          <w:i/>
+          <w:iCs/>
+          <w:color w:val="3D5038"/>
+          <w:sz w:val="20"/>
+          <w:szCs w:val="20"/>
+        </w:rPr>
+        <w:t xml:space="preserve">概述: IFS 7 楼熊猫主题下午茶，紧邻网红爬墙大熊猫雕塑，套餐精致上镜，是成都地标式体验。</w:t>
+      </w:r>
+    </w:p>
+    <w:p>
+      <w:pPr>
+        <w:spacing w:after="60"/>
+      </w:pPr>
+      <w:r>
+        <w:rPr>
+          <w:rFonts w:ascii="Microsoft YaHei" w:cs="Microsoft YaHei" w:eastAsia="Microsoft YaHei" w:hAnsi="Microsoft YaHei"/>
+          <w:b/>
+          <w:bCs/>
+          <w:color w:val="7BAE5C"/>
+          <w:sz w:val="22"/>
+          <w:szCs w:val="22"/>
+        </w:rPr>
+        <w:t xml:space="preserve">16:00</w:t>
+      </w:r>
+      <w:r>
+        <w:rPr>
+          <w:sz w:val="22"/>
+          <w:szCs w:val="22"/>
+        </w:rPr>
+        <w:t xml:space="preserve">  </w:t>
+      </w:r>
+      <w:r>
+        <w:rPr>
+          <w:rFonts w:ascii="Microsoft YaHei" w:cs="Microsoft YaHei" w:eastAsia="Microsoft YaHei" w:hAnsi="Microsoft YaHei"/>
+          <w:b/>
+          <w:bCs/>
+          <w:color w:val="3D5038"/>
+          <w:sz w:val="22"/>
+          <w:szCs w:val="22"/>
+        </w:rPr>
+        <w:t xml:space="preserve">时代广场A座熊猫文创</w:t>
+      </w:r>
+    </w:p>
+    <w:p>
+      <w:pPr>
+        <w:spacing w:after="80"/>
+        <w:ind w:left="360"/>
+      </w:pPr>
+      <w:r>
+        <w:rPr>
+          <w:rFonts w:ascii="Microsoft YaHei" w:cs="Microsoft YaHei" w:eastAsia="Microsoft YaHei" w:hAnsi="Microsoft YaHei"/>
+          <w:i/>
+          <w:iCs/>
+          <w:color w:val="3D5038"/>
+          <w:sz w:val="20"/>
+          <w:szCs w:val="20"/>
+        </w:rPr>
+        <w:t xml:space="preserve">概述: IFS 旁隐藏的熊猫文创批发楼，正版公仔、盲盒、四川特产齐全，价格约为景区街边的三分之一。</w:t>
+      </w:r>
+    </w:p>
+    <w:p>
+      <w:pPr>
+        <w:spacing w:after="40"/>
+        <w:ind w:left="360"/>
+      </w:pPr>
+      <w:r>
+        <w:rPr>
+          <w:rFonts w:ascii="Microsoft YaHei" w:cs="Microsoft YaHei" w:eastAsia="Microsoft YaHei" w:hAnsi="Microsoft YaHei"/>
+          <w:color w:val="6B8062"/>
+          <w:sz w:val="20"/>
+          <w:szCs w:val="20"/>
+        </w:rPr>
+        <w:t xml:space="preserve">伴手礼自费。</w:t>
+      </w:r>
+    </w:p>
+    <w:p>
+      <w:pPr>
+        <w:spacing w:after="40"/>
+        <w:ind w:left="360"/>
+      </w:pPr>
+      <w:r>
+        <w:rPr>
+          <w:rFonts w:ascii="Microsoft YaHei" w:cs="Microsoft YaHei" w:eastAsia="Microsoft YaHei" w:hAnsi="Microsoft YaHei"/>
+          <w:color w:val="6B8062"/>
+          <w:sz w:val="20"/>
+          <w:szCs w:val="20"/>
+        </w:rPr>
+        <w:t xml:space="preserve">导航：IFS 外墙巨型熊猫屁股，斜对面波司登侧边小巷进入时代广场 A 座，电梯分低层 / 高层分开乘坐。</w:t>
+      </w:r>
+    </w:p>
+    <w:p>
+      <w:pPr>
+        <w:spacing w:after="40"/>
+        <w:ind w:left="360"/>
+      </w:pPr>
+      <w:r>
+        <w:rPr>
+          <w:rFonts w:ascii="Microsoft YaHei" w:cs="Microsoft YaHei" w:eastAsia="Microsoft YaHei" w:hAnsi="Microsoft YaHei"/>
+          <w:color w:val="6B8062"/>
+          <w:sz w:val="20"/>
+          <w:szCs w:val="20"/>
+        </w:rPr>
+        <w:t xml:space="preserve">1）15 楼｜泡泡熊猫工厂（低层电梯）</w:t>
+      </w:r>
+    </w:p>
+    <w:p>
+      <w:pPr>
+        <w:spacing w:after="40"/>
+        <w:ind w:left="360"/>
+      </w:pPr>
+      <w:r>
+        <w:rPr>
+          <w:rFonts w:ascii="Microsoft YaHei" w:cs="Microsoft YaHei" w:eastAsia="Microsoft YaHei" w:hAnsi="Microsoft YaHei"/>
+          <w:color w:val="6B8062"/>
+          <w:sz w:val="20"/>
+          <w:szCs w:val="20"/>
+        </w:rPr>
+        <w:t xml:space="preserve">主打平价小文创：1.2 元熊猫发箍、1.5 元冰箱贴、针织小包、全套熊猫文具，60 + 款免费纪念印章，小件伴手礼首选。</w:t>
+      </w:r>
+    </w:p>
+    <w:p>
+      <w:pPr>
+        <w:spacing w:after="40"/>
+        <w:ind w:left="360"/>
+      </w:pPr>
+      <w:r>
+        <w:rPr>
+          <w:rFonts w:ascii="Microsoft YaHei" w:cs="Microsoft YaHei" w:eastAsia="Microsoft YaHei" w:hAnsi="Microsoft YaHei"/>
+          <w:color w:val="6B8062"/>
+          <w:sz w:val="20"/>
+          <w:szCs w:val="20"/>
+        </w:rPr>
+        <w:t xml:space="preserve">2）28 楼｜一川二蜀熊猫特产（高层电梯）</w:t>
+      </w:r>
+    </w:p>
+    <w:p>
+      <w:pPr>
+        <w:spacing w:after="40"/>
+        <w:ind w:left="360"/>
+      </w:pPr>
+      <w:r>
+        <w:rPr>
+          <w:rFonts w:ascii="Microsoft YaHei" w:cs="Microsoft YaHei" w:eastAsia="Microsoft YaHei" w:hAnsi="Microsoft YaHei"/>
+          <w:color w:val="6B8062"/>
+          <w:sz w:val="20"/>
+          <w:szCs w:val="20"/>
+        </w:rPr>
+        <w:t xml:space="preserve">店面最大，正版花花公仔、熊猫盲盒、摆件齐全，同时售卖四川本地特产（无辣牛肉、糕点、茶叶），一站式买文创 + 美食伴手礼。</w:t>
+      </w:r>
+    </w:p>
+    <w:p>
+      <w:pPr>
+        <w:spacing w:after="40"/>
+        <w:ind w:left="360"/>
+      </w:pPr>
+      <w:r>
+        <w:rPr>
+          <w:rFonts w:ascii="Microsoft YaHei" w:cs="Microsoft YaHei" w:eastAsia="Microsoft YaHei" w:hAnsi="Microsoft YaHei"/>
+          <w:color w:val="6B8062"/>
+          <w:sz w:val="20"/>
+          <w:szCs w:val="20"/>
+        </w:rPr>
+        <w:t xml:space="preserve">3）30 楼｜福福 / 故屿熊猫（高层电梯）</w:t>
+      </w:r>
+    </w:p>
+    <w:p>
+      <w:pPr>
+        <w:spacing w:after="40"/>
+        <w:ind w:left="360"/>
+      </w:pPr>
+      <w:r>
+        <w:rPr>
+          <w:rFonts w:ascii="Microsoft YaHei" w:cs="Microsoft YaHei" w:eastAsia="Microsoft YaHei" w:hAnsi="Microsoft YaHei"/>
+          <w:color w:val="6B8062"/>
+          <w:sz w:val="20"/>
+          <w:szCs w:val="20"/>
+        </w:rPr>
+        <w:t xml:space="preserve">低价盲盒、三星堆联名熊猫周边、纪念币，满额可免费邮寄回国，适合大量采购送人。</w:t>
       </w:r>
     </w:p>
     <w:p>
@@ -3162,7 +3393,7 @@
           <w:sz w:val="20"/>
           <w:szCs w:val="20"/>
         </w:rPr>
-        <w:t xml:space="preserve">原车直通车返回 IFS</w:t>
+        <w:t xml:space="preserve">• 核心优势：街边景区同款价格仅 1/3，一件也按批发价；店内有座椅可歇脚，明码标价无宰客，支持微信 / 支付宝。</w:t>
       </w:r>
     </w:p>
     <w:p>
@@ -3178,7 +3409,7 @@
           <w:sz w:val="22"/>
           <w:szCs w:val="22"/>
         </w:rPr>
-        <w:t xml:space="preserve">14:00</w:t>
+        <w:t xml:space="preserve">18:00</w:t>
       </w:r>
       <w:r>
         <w:rPr>
@@ -3196,7 +3427,7 @@
           <w:sz w:val="22"/>
           <w:szCs w:val="22"/>
         </w:rPr>
-        <w:t xml:space="preserve">落日餐吧熊猫下午茶</w:t>
+        <w:t xml:space="preserve">熊猫很困酒店入住</w:t>
       </w:r>
       <w:r>
         <w:rPr>
@@ -3205,7 +3436,114 @@
           <w:sz w:val="20"/>
           <w:szCs w:val="20"/>
         </w:rPr>
-        <w:t xml:space="preserve"> — 260 CNY / $38.4 (双人套餐)</w:t>
+        <w:t xml:space="preserve"> — 600 CNY / $88.62 (两晚分摊)</w:t>
+      </w:r>
+    </w:p>
+    <w:p>
+      <w:pPr>
+        <w:spacing w:after="120"/>
+        <w:ind w:left="360"/>
+      </w:pPr>
+      <w:r>
+        <w:rPr>
+          <w:rFonts w:ascii="Microsoft YaHei" w:cs="Microsoft YaHei" w:eastAsia="Microsoft YaHei" w:hAnsi="Microsoft YaHei"/>
+          <w:color w:val="6B8062"/>
+          <w:sz w:val="20"/>
+          <w:szCs w:val="20"/>
+        </w:rPr>
+        <w:t xml:space="preserve">步行回熊猫很困酒店办理入住休整。</w:t>
+      </w:r>
+    </w:p>
+    <w:p>
+      <w:pPr>
+        <w:spacing w:after="60"/>
+      </w:pPr>
+      <w:r>
+        <w:rPr>
+          <w:rFonts w:ascii="Microsoft YaHei" w:cs="Microsoft YaHei" w:eastAsia="Microsoft YaHei" w:hAnsi="Microsoft YaHei"/>
+          <w:b/>
+          <w:bCs/>
+          <w:color w:val="7BAE5C"/>
+          <w:sz w:val="22"/>
+          <w:szCs w:val="22"/>
+        </w:rPr>
+        <w:t xml:space="preserve">19:00</w:t>
+      </w:r>
+      <w:r>
+        <w:rPr>
+          <w:sz w:val="22"/>
+          <w:szCs w:val="22"/>
+        </w:rPr>
+        <w:t xml:space="preserve">  </w:t>
+      </w:r>
+      <w:r>
+        <w:rPr>
+          <w:rFonts w:ascii="Microsoft YaHei" w:cs="Microsoft YaHei" w:eastAsia="Microsoft YaHei" w:hAnsi="Microsoft YaHei"/>
+          <w:b/>
+          <w:bCs/>
+          <w:color w:val="3D5038"/>
+          <w:sz w:val="22"/>
+          <w:szCs w:val="22"/>
+        </w:rPr>
+        <w:t xml:space="preserve">打车：酒店 → 锦里</w:t>
+      </w:r>
+      <w:r>
+        <w:rPr>
+          <w:rFonts w:ascii="Microsoft YaHei" w:cs="Microsoft YaHei" w:eastAsia="Microsoft YaHei" w:hAnsi="Microsoft YaHei"/>
+          <w:color w:val="6B8062"/>
+          <w:sz w:val="20"/>
+          <w:szCs w:val="20"/>
+        </w:rPr>
+        <w:t xml:space="preserve"> — 9 CNY / $1.33 (单程)</w:t>
+      </w:r>
+    </w:p>
+    <w:p>
+      <w:pPr>
+        <w:spacing w:after="120"/>
+        <w:ind w:left="360"/>
+      </w:pPr>
+      <w:r>
+        <w:rPr>
+          <w:rFonts w:ascii="Microsoft YaHei" w:cs="Microsoft YaHei" w:eastAsia="Microsoft YaHei" w:hAnsi="Microsoft YaHei"/>
+          <w:color w:val="6B8062"/>
+          <w:sz w:val="20"/>
+          <w:szCs w:val="20"/>
+        </w:rPr>
+        <w:t xml:space="preserve">打车：酒店 → 锦里古街。</w:t>
+      </w:r>
+    </w:p>
+    <w:p>
+      <w:pPr>
+        <w:spacing w:after="60"/>
+      </w:pPr>
+      <w:r>
+        <w:rPr>
+          <w:rFonts w:ascii="Microsoft YaHei" w:cs="Microsoft YaHei" w:eastAsia="Microsoft YaHei" w:hAnsi="Microsoft YaHei"/>
+          <w:b/>
+          <w:bCs/>
+          <w:color w:val="7BAE5C"/>
+          <w:sz w:val="22"/>
+          <w:szCs w:val="22"/>
+        </w:rPr>
+        <w:t xml:space="preserve">19:20–20:30</w:t>
+      </w:r>
+      <w:r>
+        <w:rPr>
+          <w:sz w:val="22"/>
+          <w:szCs w:val="22"/>
+        </w:rPr>
+        <w:t xml:space="preserve">  </w:t>
+      </w:r>
+      <w:r>
+        <w:rPr>
+          <w:rFonts w:ascii="Microsoft YaHei" w:cs="Microsoft YaHei" w:eastAsia="Microsoft YaHei" w:hAnsi="Microsoft YaHei"/>
+          <w:b/>
+          <w:bCs/>
+          <w:color w:val="3D5038"/>
+          <w:sz w:val="22"/>
+          <w:szCs w:val="22"/>
+        </w:rPr>
+        <w:t xml:space="preserve">锦里古街</w:t>
       </w:r>
     </w:p>
     <w:p>
@@ -3222,7 +3560,7 @@
           <w:sz w:val="20"/>
           <w:szCs w:val="20"/>
         </w:rPr>
-        <w:t xml:space="preserve">概述: IFS 7 楼熊猫主题下午茶，紧邻网红爬墙大熊猫雕塑，套餐精致上镜，是成都地标式体验。</w:t>
+        <w:t xml:space="preserve">概述: 武侯祠旁明清风格古街，红灯笼、民间手艺与成都小吃云集，华灯初上时最有氛围。</w:t>
       </w:r>
     </w:p>
     <w:p>
@@ -3237,7 +3575,7 @@
           <w:sz w:val="20"/>
           <w:szCs w:val="20"/>
         </w:rPr>
-        <w:t xml:space="preserve">IFS 7 楼熊猫主题下午茶，紧邻网红爬墙大熊猫雕塑</w:t>
+        <w:t xml:space="preserve">小吃与购物自费。</w:t>
       </w:r>
     </w:p>
     <w:p>
@@ -3253,7 +3591,7 @@
           <w:sz w:val="22"/>
           <w:szCs w:val="22"/>
         </w:rPr>
-        <w:t xml:space="preserve">16:00</w:t>
+        <w:t xml:space="preserve">20:40</w:t>
       </w:r>
       <w:r>
         <w:rPr>
@@ -3271,7 +3609,132 @@
           <w:sz w:val="22"/>
           <w:szCs w:val="22"/>
         </w:rPr>
-        <w:t xml:space="preserve">时代广场A座熊猫文创</w:t>
+        <w:t xml:space="preserve">打车：锦里 → 酒店</w:t>
+      </w:r>
+      <w:r>
+        <w:rPr>
+          <w:rFonts w:ascii="Microsoft YaHei" w:cs="Microsoft YaHei" w:eastAsia="Microsoft YaHei" w:hAnsi="Microsoft YaHei"/>
+          <w:color w:val="6B8062"/>
+          <w:sz w:val="20"/>
+          <w:szCs w:val="20"/>
+        </w:rPr>
+        <w:t xml:space="preserve"> — 9 CNY / $1.33 (单程)</w:t>
+      </w:r>
+    </w:p>
+    <w:p>
+      <w:pPr>
+        <w:spacing w:after="120"/>
+        <w:ind w:left="360"/>
+      </w:pPr>
+      <w:r>
+        <w:rPr>
+          <w:rFonts w:ascii="Microsoft YaHei" w:cs="Microsoft YaHei" w:eastAsia="Microsoft YaHei" w:hAnsi="Microsoft YaHei"/>
+          <w:color w:val="6B8062"/>
+          <w:sz w:val="20"/>
+          <w:szCs w:val="20"/>
+        </w:rPr>
+        <w:t xml:space="preserve">锦里结束后返回熊猫很困酒店，首日建议早点休息。</w:t>
+      </w:r>
+    </w:p>
+    <w:p>
+      <w:pPr>
+        <w:spacing w:after="60"/>
+      </w:pPr>
+      <w:r>
+        <w:rPr>
+          <w:rFonts w:ascii="Microsoft YaHei" w:cs="Microsoft YaHei" w:eastAsia="Microsoft YaHei" w:hAnsi="Microsoft YaHei"/>
+          <w:b/>
+          <w:bCs/>
+          <w:color w:val="7BAE5C"/>
+          <w:sz w:val="22"/>
+          <w:szCs w:val="22"/>
+        </w:rPr>
+        <w:t xml:space="preserve">Optional · 20:40+</w:t>
+      </w:r>
+      <w:r>
+        <w:rPr>
+          <w:sz w:val="22"/>
+          <w:szCs w:val="22"/>
+        </w:rPr>
+        <w:t xml:space="preserve">  </w:t>
+      </w:r>
+      <w:r>
+        <w:rPr>
+          <w:rFonts w:ascii="Microsoft YaHei" w:cs="Microsoft YaHei" w:eastAsia="Microsoft YaHei" w:hAnsi="Microsoft YaHei"/>
+          <w:b/>
+          <w:bCs/>
+          <w:color w:val="3D5038"/>
+          <w:sz w:val="22"/>
+          <w:szCs w:val="22"/>
+        </w:rPr>
+        <w:t xml:space="preserve">【可选】 打车：锦里 → 九眼桥（可选）</w:t>
+      </w:r>
+      <w:r>
+        <w:rPr>
+          <w:rFonts w:ascii="Microsoft YaHei" w:cs="Microsoft YaHei" w:eastAsia="Microsoft YaHei" w:hAnsi="Microsoft YaHei"/>
+          <w:color w:val="6B8062"/>
+          <w:sz w:val="20"/>
+          <w:szCs w:val="20"/>
+        </w:rPr>
+        <w:t xml:space="preserve"> — 10 CNY / $1.48 (单程)</w:t>
+      </w:r>
+    </w:p>
+    <w:p>
+      <w:pPr>
+        <w:spacing w:after="120"/>
+        <w:ind w:left="360"/>
+      </w:pPr>
+      <w:r>
+        <w:rPr>
+          <w:rFonts w:ascii="Microsoft YaHei" w:cs="Microsoft YaHei" w:eastAsia="Microsoft YaHei" w:hAnsi="Microsoft YaHei"/>
+          <w:color w:val="6B8062"/>
+          <w:sz w:val="20"/>
+          <w:szCs w:val="20"/>
+        </w:rPr>
+        <w:t xml:space="preserve">体力允许时可延长晚间；若跳过，请改乘上方锦里→酒店打车。</w:t>
+      </w:r>
+    </w:p>
+    <w:p>
+      <w:pPr>
+        <w:spacing w:after="60"/>
+      </w:pPr>
+      <w:r>
+        <w:rPr>
+          <w:rFonts w:ascii="Microsoft YaHei" w:cs="Microsoft YaHei" w:eastAsia="Microsoft YaHei" w:hAnsi="Microsoft YaHei"/>
+          <w:b/>
+          <w:bCs/>
+          <w:color w:val="7BAE5C"/>
+          <w:sz w:val="22"/>
+          <w:szCs w:val="22"/>
+        </w:rPr>
+        <w:t xml:space="preserve">Optional · 20:50+</w:t>
+      </w:r>
+      <w:r>
+        <w:rPr>
+          <w:sz w:val="22"/>
+          <w:szCs w:val="22"/>
+        </w:rPr>
+        <w:t xml:space="preserve">  </w:t>
+      </w:r>
+      <w:r>
+        <w:rPr>
+          <w:rFonts w:ascii="Microsoft YaHei" w:cs="Microsoft YaHei" w:eastAsia="Microsoft YaHei" w:hAnsi="Microsoft YaHei"/>
+          <w:b/>
+          <w:bCs/>
+          <w:color w:val="3D5038"/>
+          <w:sz w:val="22"/>
+          <w:szCs w:val="22"/>
+        </w:rPr>
+        <w:t xml:space="preserve">【可选】 九眼桥安顺廊桥清吧（可选）</w:t>
+      </w:r>
+      <w:r>
+        <w:rPr>
+          <w:rFonts w:ascii="Microsoft YaHei" w:cs="Microsoft YaHei" w:eastAsia="Microsoft YaHei" w:hAnsi="Microsoft YaHei"/>
+          <w:color w:val="6B8062"/>
+          <w:sz w:val="20"/>
+          <w:szCs w:val="20"/>
+        </w:rPr>
+        <w:t xml:space="preserve"> — 80 CNY / $11.82 (清吧人均)</w:t>
       </w:r>
     </w:p>
     <w:p>
@@ -3288,127 +3751,7 @@
           <w:sz w:val="20"/>
           <w:szCs w:val="20"/>
         </w:rPr>
-        <w:t xml:space="preserve">概述: IFS 旁隐藏的熊猫文创批发楼，正版公仔、盲盒、四川特产齐全，价格约为景区街边的三分之一。</w:t>
-      </w:r>
-    </w:p>
-    <w:p>
-      <w:pPr>
-        <w:spacing w:after="40"/>
-        <w:ind w:left="360"/>
-      </w:pPr>
-      <w:r>
-        <w:rPr>
-          <w:rFonts w:ascii="Microsoft YaHei" w:cs="Microsoft YaHei" w:eastAsia="Microsoft YaHei" w:hAnsi="Microsoft YaHei"/>
-          <w:color w:val="6B8062"/>
-          <w:sz w:val="20"/>
-          <w:szCs w:val="20"/>
-        </w:rPr>
-        <w:t xml:space="preserve">伴手礼自费。</w:t>
-      </w:r>
-    </w:p>
-    <w:p>
-      <w:pPr>
-        <w:spacing w:after="40"/>
-        <w:ind w:left="360"/>
-      </w:pPr>
-      <w:r>
-        <w:rPr>
-          <w:rFonts w:ascii="Microsoft YaHei" w:cs="Microsoft YaHei" w:eastAsia="Microsoft YaHei" w:hAnsi="Microsoft YaHei"/>
-          <w:color w:val="6B8062"/>
-          <w:sz w:val="20"/>
-          <w:szCs w:val="20"/>
-        </w:rPr>
-        <w:t xml:space="preserve">导航：IFS 外墙巨型熊猫屁股，斜对面波司登侧边小巷进入时代广场 A 座，电梯分低层 / 高层分开乘坐。</w:t>
-      </w:r>
-    </w:p>
-    <w:p>
-      <w:pPr>
-        <w:spacing w:after="40"/>
-        <w:ind w:left="360"/>
-      </w:pPr>
-      <w:r>
-        <w:rPr>
-          <w:rFonts w:ascii="Microsoft YaHei" w:cs="Microsoft YaHei" w:eastAsia="Microsoft YaHei" w:hAnsi="Microsoft YaHei"/>
-          <w:color w:val="6B8062"/>
-          <w:sz w:val="20"/>
-          <w:szCs w:val="20"/>
-        </w:rPr>
-        <w:t xml:space="preserve">1）15 楼｜泡泡熊猫工厂（低层电梯）</w:t>
-      </w:r>
-    </w:p>
-    <w:p>
-      <w:pPr>
-        <w:spacing w:after="40"/>
-        <w:ind w:left="360"/>
-      </w:pPr>
-      <w:r>
-        <w:rPr>
-          <w:rFonts w:ascii="Microsoft YaHei" w:cs="Microsoft YaHei" w:eastAsia="Microsoft YaHei" w:hAnsi="Microsoft YaHei"/>
-          <w:color w:val="6B8062"/>
-          <w:sz w:val="20"/>
-          <w:szCs w:val="20"/>
-        </w:rPr>
-        <w:t xml:space="preserve">主打平价小文创：1.2 元熊猫发箍、1.5 元冰箱贴、针织小包、全套熊猫文具，60 + 款免费纪念印章，小件伴手礼首选。</w:t>
-      </w:r>
-    </w:p>
-    <w:p>
-      <w:pPr>
-        <w:spacing w:after="40"/>
-        <w:ind w:left="360"/>
-      </w:pPr>
-      <w:r>
-        <w:rPr>
-          <w:rFonts w:ascii="Microsoft YaHei" w:cs="Microsoft YaHei" w:eastAsia="Microsoft YaHei" w:hAnsi="Microsoft YaHei"/>
-          <w:color w:val="6B8062"/>
-          <w:sz w:val="20"/>
-          <w:szCs w:val="20"/>
-        </w:rPr>
-        <w:t xml:space="preserve">2）28 楼｜一川二蜀熊猫特产（高层电梯）</w:t>
-      </w:r>
-    </w:p>
-    <w:p>
-      <w:pPr>
-        <w:spacing w:after="40"/>
-        <w:ind w:left="360"/>
-      </w:pPr>
-      <w:r>
-        <w:rPr>
-          <w:rFonts w:ascii="Microsoft YaHei" w:cs="Microsoft YaHei" w:eastAsia="Microsoft YaHei" w:hAnsi="Microsoft YaHei"/>
-          <w:color w:val="6B8062"/>
-          <w:sz w:val="20"/>
-          <w:szCs w:val="20"/>
-        </w:rPr>
-        <w:t xml:space="preserve">店面最大，正版花花公仔、熊猫盲盒、摆件齐全，同时售卖四川本地特产（无辣牛肉、糕点、茶叶），一站式买文创 + 美食伴手礼。</w:t>
-      </w:r>
-    </w:p>
-    <w:p>
-      <w:pPr>
-        <w:spacing w:after="40"/>
-        <w:ind w:left="360"/>
-      </w:pPr>
-      <w:r>
-        <w:rPr>
-          <w:rFonts w:ascii="Microsoft YaHei" w:cs="Microsoft YaHei" w:eastAsia="Microsoft YaHei" w:hAnsi="Microsoft YaHei"/>
-          <w:color w:val="6B8062"/>
-          <w:sz w:val="20"/>
-          <w:szCs w:val="20"/>
-        </w:rPr>
-        <w:t xml:space="preserve">3）30 楼｜福福 / 故屿熊猫（高层电梯）</w:t>
-      </w:r>
-    </w:p>
-    <w:p>
-      <w:pPr>
-        <w:spacing w:after="40"/>
-        <w:ind w:left="360"/>
-      </w:pPr>
-      <w:r>
-        <w:rPr>
-          <w:rFonts w:ascii="Microsoft YaHei" w:cs="Microsoft YaHei" w:eastAsia="Microsoft YaHei" w:hAnsi="Microsoft YaHei"/>
-          <w:color w:val="6B8062"/>
-          <w:sz w:val="20"/>
-          <w:szCs w:val="20"/>
-        </w:rPr>
-        <w:t xml:space="preserve">低价盲盒、三星堆联名熊猫周边、纪念币，满额可免费邮寄回国，适合大量采购送人。</w:t>
+        <w:t xml:space="preserve">概述: 安顺廊桥横跨锦江，夜景灯光倒映江面；沿岸民谣清吧可听 live 音乐，果酒清淡，氛围轻松本地。</w:t>
       </w:r>
     </w:p>
     <w:p>
@@ -3423,380 +3766,7 @@
           <w:sz w:val="20"/>
           <w:szCs w:val="20"/>
         </w:rPr>
-        <w:t xml:space="preserve">• 核心优势：街边景区同款价格仅 1/3，一件也按批发价；店内有座椅可歇脚，明码标价无宰客，支持微信 / 支付宝。</w:t>
-      </w:r>
-    </w:p>
-    <w:p>
-      <w:pPr>
-        <w:spacing w:after="60"/>
-      </w:pPr>
-      <w:r>
-        <w:rPr>
-          <w:rFonts w:ascii="Microsoft YaHei" w:cs="Microsoft YaHei" w:eastAsia="Microsoft YaHei" w:hAnsi="Microsoft YaHei"/>
-          <w:b/>
-          <w:bCs/>
-          <w:color w:val="7BAE5C"/>
-          <w:sz w:val="22"/>
-          <w:szCs w:val="22"/>
-        </w:rPr>
-        <w:t xml:space="preserve">18:00</w:t>
-      </w:r>
-      <w:r>
-        <w:rPr>
-          <w:sz w:val="22"/>
-          <w:szCs w:val="22"/>
-        </w:rPr>
-        <w:t xml:space="preserve">  </w:t>
-      </w:r>
-      <w:r>
-        <w:rPr>
-          <w:rFonts w:ascii="Microsoft YaHei" w:cs="Microsoft YaHei" w:eastAsia="Microsoft YaHei" w:hAnsi="Microsoft YaHei"/>
-          <w:b/>
-          <w:bCs/>
-          <w:color w:val="3D5038"/>
-          <w:sz w:val="22"/>
-          <w:szCs w:val="22"/>
-        </w:rPr>
-        <w:t xml:space="preserve">熊猫很困酒店入住</w:t>
-      </w:r>
-      <w:r>
-        <w:rPr>
-          <w:rFonts w:ascii="Microsoft YaHei" w:cs="Microsoft YaHei" w:eastAsia="Microsoft YaHei" w:hAnsi="Microsoft YaHei"/>
-          <w:color w:val="6B8062"/>
-          <w:sz w:val="20"/>
-          <w:szCs w:val="20"/>
-        </w:rPr>
-        <w:t xml:space="preserve"> — 600 CNY / $88.62 (两晚分摊)</w:t>
-      </w:r>
-    </w:p>
-    <w:p>
-      <w:pPr>
-        <w:spacing w:after="120"/>
-        <w:ind w:left="360"/>
-      </w:pPr>
-      <w:r>
-        <w:rPr>
-          <w:rFonts w:ascii="Microsoft YaHei" w:cs="Microsoft YaHei" w:eastAsia="Microsoft YaHei" w:hAnsi="Microsoft YaHei"/>
-          <w:color w:val="6B8062"/>
-          <w:sz w:val="20"/>
-          <w:szCs w:val="20"/>
-        </w:rPr>
-        <w:t xml:space="preserve">步行回熊猫很困酒店办理入住休整。</w:t>
-      </w:r>
-    </w:p>
-    <w:p>
-      <w:pPr>
-        <w:spacing w:after="60"/>
-      </w:pPr>
-      <w:r>
-        <w:rPr>
-          <w:rFonts w:ascii="Microsoft YaHei" w:cs="Microsoft YaHei" w:eastAsia="Microsoft YaHei" w:hAnsi="Microsoft YaHei"/>
-          <w:b/>
-          <w:bCs/>
-          <w:color w:val="7BAE5C"/>
-          <w:sz w:val="22"/>
-          <w:szCs w:val="22"/>
-        </w:rPr>
-        <w:t xml:space="preserve">19:00</w:t>
-      </w:r>
-      <w:r>
-        <w:rPr>
-          <w:sz w:val="22"/>
-          <w:szCs w:val="22"/>
-        </w:rPr>
-        <w:t xml:space="preserve">  </w:t>
-      </w:r>
-      <w:r>
-        <w:rPr>
-          <w:rFonts w:ascii="Microsoft YaHei" w:cs="Microsoft YaHei" w:eastAsia="Microsoft YaHei" w:hAnsi="Microsoft YaHei"/>
-          <w:b/>
-          <w:bCs/>
-          <w:color w:val="3D5038"/>
-          <w:sz w:val="22"/>
-          <w:szCs w:val="22"/>
-        </w:rPr>
-        <w:t xml:space="preserve">打车：酒店 → 锦里</w:t>
-      </w:r>
-      <w:r>
-        <w:rPr>
-          <w:rFonts w:ascii="Microsoft YaHei" w:cs="Microsoft YaHei" w:eastAsia="Microsoft YaHei" w:hAnsi="Microsoft YaHei"/>
-          <w:color w:val="6B8062"/>
-          <w:sz w:val="20"/>
-          <w:szCs w:val="20"/>
-        </w:rPr>
-        <w:t xml:space="preserve"> — 9 CNY / $1.33 (单程)</w:t>
-      </w:r>
-    </w:p>
-    <w:p>
-      <w:pPr>
-        <w:spacing w:after="120"/>
-        <w:ind w:left="360"/>
-      </w:pPr>
-      <w:r>
-        <w:rPr>
-          <w:rFonts w:ascii="Microsoft YaHei" w:cs="Microsoft YaHei" w:eastAsia="Microsoft YaHei" w:hAnsi="Microsoft YaHei"/>
-          <w:color w:val="6B8062"/>
-          <w:sz w:val="20"/>
-          <w:szCs w:val="20"/>
-        </w:rPr>
-        <w:t xml:space="preserve">打车：酒店 → 锦里古街。</w:t>
-      </w:r>
-    </w:p>
-    <w:p>
-      <w:pPr>
-        <w:spacing w:after="60"/>
-      </w:pPr>
-      <w:r>
-        <w:rPr>
-          <w:rFonts w:ascii="Microsoft YaHei" w:cs="Microsoft YaHei" w:eastAsia="Microsoft YaHei" w:hAnsi="Microsoft YaHei"/>
-          <w:b/>
-          <w:bCs/>
-          <w:color w:val="7BAE5C"/>
-          <w:sz w:val="22"/>
-          <w:szCs w:val="22"/>
-        </w:rPr>
-        <w:t xml:space="preserve">19:20–20:30</w:t>
-      </w:r>
-      <w:r>
-        <w:rPr>
-          <w:sz w:val="22"/>
-          <w:szCs w:val="22"/>
-        </w:rPr>
-        <w:t xml:space="preserve">  </w:t>
-      </w:r>
-      <w:r>
-        <w:rPr>
-          <w:rFonts w:ascii="Microsoft YaHei" w:cs="Microsoft YaHei" w:eastAsia="Microsoft YaHei" w:hAnsi="Microsoft YaHei"/>
-          <w:b/>
-          <w:bCs/>
-          <w:color w:val="3D5038"/>
-          <w:sz w:val="22"/>
-          <w:szCs w:val="22"/>
-        </w:rPr>
-        <w:t xml:space="preserve">锦里古街</w:t>
-      </w:r>
-    </w:p>
-    <w:p>
-      <w:pPr>
-        <w:spacing w:after="80"/>
-        <w:ind w:left="360"/>
-      </w:pPr>
-      <w:r>
-        <w:rPr>
-          <w:rFonts w:ascii="Microsoft YaHei" w:cs="Microsoft YaHei" w:eastAsia="Microsoft YaHei" w:hAnsi="Microsoft YaHei"/>
-          <w:i/>
-          <w:iCs/>
-          <w:color w:val="3D5038"/>
-          <w:sz w:val="20"/>
-          <w:szCs w:val="20"/>
-        </w:rPr>
-        <w:t xml:space="preserve">概述: 武侯祠旁明清风格古街，红灯笼、民间手艺与成都小吃云集，华灯初上时最有氛围。</w:t>
-      </w:r>
-    </w:p>
-    <w:p>
-      <w:pPr>
-        <w:spacing w:after="120"/>
-        <w:ind w:left="360"/>
-      </w:pPr>
-      <w:r>
-        <w:rPr>
-          <w:rFonts w:ascii="Microsoft YaHei" w:cs="Microsoft YaHei" w:eastAsia="Microsoft YaHei" w:hAnsi="Microsoft YaHei"/>
-          <w:color w:val="6B8062"/>
-          <w:sz w:val="20"/>
-          <w:szCs w:val="20"/>
-        </w:rPr>
-        <w:t xml:space="preserve">清淡小吃自费。</w:t>
-      </w:r>
-    </w:p>
-    <w:p>
-      <w:pPr>
-        <w:spacing w:after="60"/>
-      </w:pPr>
-      <w:r>
-        <w:rPr>
-          <w:rFonts w:ascii="Microsoft YaHei" w:cs="Microsoft YaHei" w:eastAsia="Microsoft YaHei" w:hAnsi="Microsoft YaHei"/>
-          <w:b/>
-          <w:bCs/>
-          <w:color w:val="7BAE5C"/>
-          <w:sz w:val="22"/>
-          <w:szCs w:val="22"/>
-        </w:rPr>
-        <w:t xml:space="preserve">20:40</w:t>
-      </w:r>
-      <w:r>
-        <w:rPr>
-          <w:sz w:val="22"/>
-          <w:szCs w:val="22"/>
-        </w:rPr>
-        <w:t xml:space="preserve">  </w:t>
-      </w:r>
-      <w:r>
-        <w:rPr>
-          <w:rFonts w:ascii="Microsoft YaHei" w:cs="Microsoft YaHei" w:eastAsia="Microsoft YaHei" w:hAnsi="Microsoft YaHei"/>
-          <w:b/>
-          <w:bCs/>
-          <w:color w:val="3D5038"/>
-          <w:sz w:val="22"/>
-          <w:szCs w:val="22"/>
-        </w:rPr>
-        <w:t xml:space="preserve">打车：锦里 → 酒店</w:t>
-      </w:r>
-      <w:r>
-        <w:rPr>
-          <w:rFonts w:ascii="Microsoft YaHei" w:cs="Microsoft YaHei" w:eastAsia="Microsoft YaHei" w:hAnsi="Microsoft YaHei"/>
-          <w:color w:val="6B8062"/>
-          <w:sz w:val="20"/>
-          <w:szCs w:val="20"/>
-        </w:rPr>
-        <w:t xml:space="preserve"> — 9 CNY / $1.33 (单程)</w:t>
-      </w:r>
-    </w:p>
-    <w:p>
-      <w:pPr>
-        <w:spacing w:after="120"/>
-        <w:ind w:left="360"/>
-      </w:pPr>
-      <w:r>
-        <w:rPr>
-          <w:rFonts w:ascii="Microsoft YaHei" w:cs="Microsoft YaHei" w:eastAsia="Microsoft YaHei" w:hAnsi="Microsoft YaHei"/>
-          <w:color w:val="6B8062"/>
-          <w:sz w:val="20"/>
-          <w:szCs w:val="20"/>
-        </w:rPr>
-        <w:t xml:space="preserve">锦里结束后返回熊猫很困酒店，首日建议早点休息。</w:t>
-      </w:r>
-    </w:p>
-    <w:p>
-      <w:pPr>
-        <w:spacing w:after="60"/>
-      </w:pPr>
-      <w:r>
-        <w:rPr>
-          <w:rFonts w:ascii="Microsoft YaHei" w:cs="Microsoft YaHei" w:eastAsia="Microsoft YaHei" w:hAnsi="Microsoft YaHei"/>
-          <w:b/>
-          <w:bCs/>
-          <w:color w:val="7BAE5C"/>
-          <w:sz w:val="22"/>
-          <w:szCs w:val="22"/>
-        </w:rPr>
-        <w:t xml:space="preserve">Optional · 20:40+</w:t>
-      </w:r>
-      <w:r>
-        <w:rPr>
-          <w:sz w:val="22"/>
-          <w:szCs w:val="22"/>
-        </w:rPr>
-        <w:t xml:space="preserve">  </w:t>
-      </w:r>
-      <w:r>
-        <w:rPr>
-          <w:rFonts w:ascii="Microsoft YaHei" w:cs="Microsoft YaHei" w:eastAsia="Microsoft YaHei" w:hAnsi="Microsoft YaHei"/>
-          <w:b/>
-          <w:bCs/>
-          <w:color w:val="3D5038"/>
-          <w:sz w:val="22"/>
-          <w:szCs w:val="22"/>
-        </w:rPr>
-        <w:t xml:space="preserve">【可选】 打车：锦里 → 九眼桥（可选）</w:t>
-      </w:r>
-      <w:r>
-        <w:rPr>
-          <w:rFonts w:ascii="Microsoft YaHei" w:cs="Microsoft YaHei" w:eastAsia="Microsoft YaHei" w:hAnsi="Microsoft YaHei"/>
-          <w:color w:val="6B8062"/>
-          <w:sz w:val="20"/>
-          <w:szCs w:val="20"/>
-        </w:rPr>
-        <w:t xml:space="preserve"> — 10 CNY / $1.48 (单程)</w:t>
-      </w:r>
-    </w:p>
-    <w:p>
-      <w:pPr>
-        <w:spacing w:after="120"/>
-        <w:ind w:left="360"/>
-      </w:pPr>
-      <w:r>
-        <w:rPr>
-          <w:rFonts w:ascii="Microsoft YaHei" w:cs="Microsoft YaHei" w:eastAsia="Microsoft YaHei" w:hAnsi="Microsoft YaHei"/>
-          <w:color w:val="6B8062"/>
-          <w:sz w:val="20"/>
-          <w:szCs w:val="20"/>
-        </w:rPr>
-        <w:t xml:space="preserve">体力允许时可延长晚间；若跳过，请改乘上方锦里→酒店打车。</w:t>
-      </w:r>
-    </w:p>
-    <w:p>
-      <w:pPr>
-        <w:spacing w:after="60"/>
-      </w:pPr>
-      <w:r>
-        <w:rPr>
-          <w:rFonts w:ascii="Microsoft YaHei" w:cs="Microsoft YaHei" w:eastAsia="Microsoft YaHei" w:hAnsi="Microsoft YaHei"/>
-          <w:b/>
-          <w:bCs/>
-          <w:color w:val="7BAE5C"/>
-          <w:sz w:val="22"/>
-          <w:szCs w:val="22"/>
-        </w:rPr>
-        <w:t xml:space="preserve">Optional · 20:50+</w:t>
-      </w:r>
-      <w:r>
-        <w:rPr>
-          <w:sz w:val="22"/>
-          <w:szCs w:val="22"/>
-        </w:rPr>
-        <w:t xml:space="preserve">  </w:t>
-      </w:r>
-      <w:r>
-        <w:rPr>
-          <w:rFonts w:ascii="Microsoft YaHei" w:cs="Microsoft YaHei" w:eastAsia="Microsoft YaHei" w:hAnsi="Microsoft YaHei"/>
-          <w:b/>
-          <w:bCs/>
-          <w:color w:val="3D5038"/>
-          <w:sz w:val="22"/>
-          <w:szCs w:val="22"/>
-        </w:rPr>
-        <w:t xml:space="preserve">【可选】 九眼桥安顺廊桥清吧（可选）</w:t>
-      </w:r>
-      <w:r>
-        <w:rPr>
-          <w:rFonts w:ascii="Microsoft YaHei" w:cs="Microsoft YaHei" w:eastAsia="Microsoft YaHei" w:hAnsi="Microsoft YaHei"/>
-          <w:color w:val="6B8062"/>
-          <w:sz w:val="20"/>
-          <w:szCs w:val="20"/>
-        </w:rPr>
-        <w:t xml:space="preserve"> — 80 CNY / $11.82 (清吧人均)</w:t>
-      </w:r>
-    </w:p>
-    <w:p>
-      <w:pPr>
-        <w:spacing w:after="80"/>
-        <w:ind w:left="360"/>
-      </w:pPr>
-      <w:r>
-        <w:rPr>
-          <w:rFonts w:ascii="Microsoft YaHei" w:cs="Microsoft YaHei" w:eastAsia="Microsoft YaHei" w:hAnsi="Microsoft YaHei"/>
-          <w:i/>
-          <w:iCs/>
-          <w:color w:val="3D5038"/>
-          <w:sz w:val="20"/>
-          <w:szCs w:val="20"/>
-        </w:rPr>
-        <w:t xml:space="preserve">概述: 安顺廊桥横跨锦江，夜景灯光倒映江面；沿岸民谣清吧可听 live 音乐，果酒清淡，氛围轻松本地。</w:t>
-      </w:r>
-    </w:p>
-    <w:p>
-      <w:pPr>
-        <w:spacing w:after="120"/>
-        <w:ind w:left="360"/>
-      </w:pPr>
-      <w:r>
-        <w:rPr>
-          <w:rFonts w:ascii="Microsoft YaHei" w:cs="Microsoft YaHei" w:eastAsia="Microsoft YaHei" w:hAnsi="Microsoft YaHei"/>
-          <w:color w:val="6B8062"/>
-          <w:sz w:val="20"/>
-          <w:szCs w:val="20"/>
-        </w:rPr>
-        <w:t xml:space="preserve">安顺廊桥夜景与沿岸民谣清吧，可听 live 音乐、选清淡果酒；不计入固定花费。</w:t>
+        <w:t xml:space="preserve">不计入固定花费。</w:t>
       </w:r>
     </w:p>
     <w:p>
@@ -4184,6 +4154,49 @@
     </w:p>
     <w:p>
       <w:pPr>
+        <w:spacing w:after="60"/>
+      </w:pPr>
+      <w:r>
+        <w:rPr>
+          <w:rFonts w:ascii="Microsoft YaHei" w:cs="Microsoft YaHei" w:eastAsia="Microsoft YaHei" w:hAnsi="Microsoft YaHei"/>
+          <w:b/>
+          <w:bCs/>
+          <w:color w:val="7BAE5C"/>
+          <w:sz w:val="22"/>
+          <w:szCs w:val="22"/>
+        </w:rPr>
+        <w:t xml:space="preserve">15:00</w:t>
+      </w:r>
+      <w:r>
+        <w:rPr>
+          <w:sz w:val="22"/>
+          <w:szCs w:val="22"/>
+        </w:rPr>
+        <w:t xml:space="preserve">  </w:t>
+      </w:r>
+      <w:r>
+        <w:rPr>
+          <w:rFonts w:ascii="Microsoft YaHei" w:cs="Microsoft YaHei" w:eastAsia="Microsoft YaHei" w:hAnsi="Microsoft YaHei"/>
+          <w:b/>
+          <w:bCs/>
+          <w:color w:val="3D5038"/>
+          <w:sz w:val="22"/>
+          <w:szCs w:val="22"/>
+        </w:rPr>
+        <w:t xml:space="preserve">打车：宽窄巷子 → 金沙遗址</w:t>
+      </w:r>
+      <w:r>
+        <w:rPr>
+          <w:rFonts w:ascii="Microsoft YaHei" w:cs="Microsoft YaHei" w:eastAsia="Microsoft YaHei" w:hAnsi="Microsoft YaHei"/>
+          <w:color w:val="6B8062"/>
+          <w:sz w:val="20"/>
+          <w:szCs w:val="20"/>
+        </w:rPr>
+        <w:t xml:space="preserve"> — 20 CNY / $2.95 (单程)</w:t>
+      </w:r>
+    </w:p>
+    <w:p>
+      <w:pPr>
         <w:spacing w:after="120"/>
         <w:ind w:left="360"/>
       </w:pPr>
@@ -4194,7 +4207,7 @@
           <w:sz w:val="20"/>
           <w:szCs w:val="20"/>
         </w:rPr>
-        <w:t xml:space="preserve">清代院落私房菜，熊猫造型创意菜可全桌无辣定制。</w:t>
+        <w:t xml:space="preserve">打车：宽窄巷子 → 金沙遗址博物馆。</w:t>
       </w:r>
     </w:p>
     <w:p>
@@ -4210,7 +4223,7 @@
           <w:sz w:val="22"/>
           <w:szCs w:val="22"/>
         </w:rPr>
-        <w:t xml:space="preserve">15:00</w:t>
+        <w:t xml:space="preserve">15:20–18:00</w:t>
       </w:r>
       <w:r>
         <w:rPr>
@@ -4228,7 +4241,7 @@
           <w:sz w:val="22"/>
           <w:szCs w:val="22"/>
         </w:rPr>
-        <w:t xml:space="preserve">打车：宽窄巷子 → 金沙遗址</w:t>
+        <w:t xml:space="preserve">金沙遗址博物馆</w:t>
       </w:r>
       <w:r>
         <w:rPr>
@@ -4237,7 +4250,24 @@
           <w:sz w:val="20"/>
           <w:szCs w:val="20"/>
         </w:rPr>
-        <w:t xml:space="preserve"> — 20 CNY / $2.95 (单程)</w:t>
+        <w:t xml:space="preserve"> — 70 CNY / $10.34 (门票/人 + 讲解 30)</w:t>
+      </w:r>
+    </w:p>
+    <w:p>
+      <w:pPr>
+        <w:spacing w:after="80"/>
+        <w:ind w:left="360"/>
+      </w:pPr>
+      <w:r>
+        <w:rPr>
+          <w:rFonts w:ascii="Microsoft YaHei" w:cs="Microsoft YaHei" w:eastAsia="Microsoft YaHei" w:hAnsi="Microsoft YaHei"/>
+          <w:i/>
+          <w:iCs/>
+          <w:color w:val="3D5038"/>
+          <w:sz w:val="20"/>
+          <w:szCs w:val="20"/>
+        </w:rPr>
+        <w:t xml:space="preserve">概述: 三千年古蜀文明遗址，出土太阳神鸟金饰（中国文化遗产标志）及精美玉器、金器，是成都文明的源头。</w:t>
       </w:r>
     </w:p>
     <w:p>
@@ -4252,7 +4282,7 @@
           <w:sz w:val="20"/>
           <w:szCs w:val="20"/>
         </w:rPr>
-        <w:t xml:space="preserve">打车：宽窄巷子 → 金沙遗址博物馆。</w:t>
+        <w:t xml:space="preserve">可租英文讲解器。</w:t>
       </w:r>
     </w:p>
     <w:p>
@@ -4268,7 +4298,7 @@
           <w:sz w:val="22"/>
           <w:szCs w:val="22"/>
         </w:rPr>
-        <w:t xml:space="preserve">15:20–18:00</w:t>
+        <w:t xml:space="preserve">18:30</w:t>
       </w:r>
       <w:r>
         <w:rPr>
@@ -4286,7 +4316,7 @@
           <w:sz w:val="22"/>
           <w:szCs w:val="22"/>
         </w:rPr>
-        <w:t xml:space="preserve">金沙遗址博物馆</w:t>
+        <w:t xml:space="preserve">地铁 7 号线：金沙博物馆 → 文殊院</w:t>
       </w:r>
       <w:r>
         <w:rPr>
@@ -4295,7 +4325,65 @@
           <w:sz w:val="20"/>
           <w:szCs w:val="20"/>
         </w:rPr>
-        <w:t xml:space="preserve"> — 70 CNY / $10.34 (门票/人 + 讲解 30)</w:t>
+        <w:t xml:space="preserve"> — 2 CNY / $0.3 (单人)</w:t>
+      </w:r>
+    </w:p>
+    <w:p>
+      <w:pPr>
+        <w:spacing w:after="120"/>
+        <w:ind w:left="360"/>
+      </w:pPr>
+      <w:r>
+        <w:rPr>
+          <w:rFonts w:ascii="Microsoft YaHei" w:cs="Microsoft YaHei" w:eastAsia="Microsoft YaHei" w:hAnsi="Microsoft YaHei"/>
+          <w:color w:val="6B8062"/>
+          <w:sz w:val="20"/>
+          <w:szCs w:val="20"/>
+        </w:rPr>
+        <w:t xml:space="preserve">地铁 7 号线金沙博物馆站 → 文殊院站。</w:t>
+      </w:r>
+    </w:p>
+    <w:p>
+      <w:pPr>
+        <w:spacing w:after="60"/>
+      </w:pPr>
+      <w:r>
+        <w:rPr>
+          <w:rFonts w:ascii="Microsoft YaHei" w:cs="Microsoft YaHei" w:eastAsia="Microsoft YaHei" w:hAnsi="Microsoft YaHei"/>
+          <w:b/>
+          <w:bCs/>
+          <w:color w:val="7BAE5C"/>
+          <w:sz w:val="22"/>
+          <w:szCs w:val="22"/>
+        </w:rPr>
+        <w:t xml:space="preserve">19:00</w:t>
+      </w:r>
+      <w:r>
+        <w:rPr>
+          <w:sz w:val="22"/>
+          <w:szCs w:val="22"/>
+        </w:rPr>
+        <w:t xml:space="preserve">  </w:t>
+      </w:r>
+      <w:r>
+        <w:rPr>
+          <w:rFonts w:ascii="Microsoft YaHei" w:cs="Microsoft YaHei" w:eastAsia="Microsoft YaHei" w:hAnsi="Microsoft YaHei"/>
+          <w:b/>
+          <w:bCs/>
+          <w:color w:val="3D5038"/>
+          <w:sz w:val="22"/>
+          <w:szCs w:val="22"/>
+        </w:rPr>
+        <w:t xml:space="preserve">龙抄手（文殊院分店）</w:t>
+      </w:r>
+      <w:r>
+        <w:rPr>
+          <w:rFonts w:ascii="Microsoft YaHei" w:cs="Microsoft YaHei" w:eastAsia="Microsoft YaHei" w:hAnsi="Microsoft YaHei"/>
+          <w:color w:val="6B8062"/>
+          <w:sz w:val="20"/>
+          <w:szCs w:val="20"/>
+        </w:rPr>
+        <w:t xml:space="preserve"> — 25 CNY / $3.69 (人均)</w:t>
       </w:r>
     </w:p>
     <w:p>
@@ -4312,7 +4400,67 @@
           <w:sz w:val="20"/>
           <w:szCs w:val="20"/>
         </w:rPr>
-        <w:t xml:space="preserve">概述: 三千年古蜀文明遗址，出土太阳神鸟金饰（中国文化遗产标志）及精美玉器、金器，是成都文明的源头。</w:t>
+        <w:t xml:space="preserve">概述: 1941 年创立的老字号龙抄手，清汤抄手清淡鲜美，适合文殊院附近的无辣本地晚餐。</w:t>
+      </w:r>
+    </w:p>
+    <w:p>
+      <w:pPr>
+        <w:spacing w:after="60"/>
+      </w:pPr>
+      <w:r>
+        <w:rPr>
+          <w:rFonts w:ascii="Microsoft YaHei" w:cs="Microsoft YaHei" w:eastAsia="Microsoft YaHei" w:hAnsi="Microsoft YaHei"/>
+          <w:b/>
+          <w:bCs/>
+          <w:color w:val="7BAE5C"/>
+          <w:sz w:val="22"/>
+          <w:szCs w:val="22"/>
+        </w:rPr>
+        <w:t xml:space="preserve">20:00–21:10</w:t>
+      </w:r>
+      <w:r>
+        <w:rPr>
+          <w:sz w:val="22"/>
+          <w:szCs w:val="22"/>
+        </w:rPr>
+        <w:t xml:space="preserve">  </w:t>
+      </w:r>
+      <w:r>
+        <w:rPr>
+          <w:rFonts w:ascii="Microsoft YaHei" w:cs="Microsoft YaHei" w:eastAsia="Microsoft YaHei" w:hAnsi="Microsoft YaHei"/>
+          <w:b/>
+          <w:bCs/>
+          <w:color w:val="3D5038"/>
+          <w:sz w:val="22"/>
+          <w:szCs w:val="22"/>
+        </w:rPr>
+        <w:t xml:space="preserve">梨园会馆文殊院店川剧变脸</w:t>
+      </w:r>
+      <w:r>
+        <w:rPr>
+          <w:rFonts w:ascii="Microsoft YaHei" w:cs="Microsoft YaHei" w:eastAsia="Microsoft YaHei" w:hAnsi="Microsoft YaHei"/>
+          <w:color w:val="6B8062"/>
+          <w:sz w:val="20"/>
+          <w:szCs w:val="20"/>
+        </w:rPr>
+        <w:t xml:space="preserve"> — 99 CNY / $14.61 (双人套票)</w:t>
+      </w:r>
+    </w:p>
+    <w:p>
+      <w:pPr>
+        <w:spacing w:after="80"/>
+        <w:ind w:left="360"/>
+      </w:pPr>
+      <w:r>
+        <w:rPr>
+          <w:rFonts w:ascii="Microsoft YaHei" w:cs="Microsoft YaHei" w:eastAsia="Microsoft YaHei" w:hAnsi="Microsoft YaHei"/>
+          <w:i/>
+          <w:iCs/>
+          <w:color w:val="3D5038"/>
+          <w:sz w:val="20"/>
+          <w:szCs w:val="20"/>
+        </w:rPr>
+        <w:t xml:space="preserve">概述: 70 分钟精品川剧，变脸、吐火、长嘴壶茶艺一网打尽，在小剧场近距离欣赏非遗技艺。</w:t>
       </w:r>
     </w:p>
     <w:p>
@@ -4327,185 +4475,7 @@
           <w:sz w:val="20"/>
           <w:szCs w:val="20"/>
         </w:rPr>
-        <w:t xml:space="preserve">可租英文讲解器。</w:t>
-      </w:r>
-    </w:p>
-    <w:p>
-      <w:pPr>
-        <w:spacing w:after="60"/>
-      </w:pPr>
-      <w:r>
-        <w:rPr>
-          <w:rFonts w:ascii="Microsoft YaHei" w:cs="Microsoft YaHei" w:eastAsia="Microsoft YaHei" w:hAnsi="Microsoft YaHei"/>
-          <w:b/>
-          <w:bCs/>
-          <w:color w:val="7BAE5C"/>
-          <w:sz w:val="22"/>
-          <w:szCs w:val="22"/>
-        </w:rPr>
-        <w:t xml:space="preserve">18:30</w:t>
-      </w:r>
-      <w:r>
-        <w:rPr>
-          <w:sz w:val="22"/>
-          <w:szCs w:val="22"/>
-        </w:rPr>
-        <w:t xml:space="preserve">  </w:t>
-      </w:r>
-      <w:r>
-        <w:rPr>
-          <w:rFonts w:ascii="Microsoft YaHei" w:cs="Microsoft YaHei" w:eastAsia="Microsoft YaHei" w:hAnsi="Microsoft YaHei"/>
-          <w:b/>
-          <w:bCs/>
-          <w:color w:val="3D5038"/>
-          <w:sz w:val="22"/>
-          <w:szCs w:val="22"/>
-        </w:rPr>
-        <w:t xml:space="preserve">地铁 7 号线：金沙博物馆 → 文殊院</w:t>
-      </w:r>
-      <w:r>
-        <w:rPr>
-          <w:rFonts w:ascii="Microsoft YaHei" w:cs="Microsoft YaHei" w:eastAsia="Microsoft YaHei" w:hAnsi="Microsoft YaHei"/>
-          <w:color w:val="6B8062"/>
-          <w:sz w:val="20"/>
-          <w:szCs w:val="20"/>
-        </w:rPr>
-        <w:t xml:space="preserve"> — 2 CNY / $0.3 (单人)</w:t>
-      </w:r>
-    </w:p>
-    <w:p>
-      <w:pPr>
-        <w:spacing w:after="120"/>
-        <w:ind w:left="360"/>
-      </w:pPr>
-      <w:r>
-        <w:rPr>
-          <w:rFonts w:ascii="Microsoft YaHei" w:cs="Microsoft YaHei" w:eastAsia="Microsoft YaHei" w:hAnsi="Microsoft YaHei"/>
-          <w:color w:val="6B8062"/>
-          <w:sz w:val="20"/>
-          <w:szCs w:val="20"/>
-        </w:rPr>
-        <w:t xml:space="preserve">地铁 7 号线金沙博物馆站 → 文殊院站。</w:t>
-      </w:r>
-    </w:p>
-    <w:p>
-      <w:pPr>
-        <w:spacing w:after="60"/>
-      </w:pPr>
-      <w:r>
-        <w:rPr>
-          <w:rFonts w:ascii="Microsoft YaHei" w:cs="Microsoft YaHei" w:eastAsia="Microsoft YaHei" w:hAnsi="Microsoft YaHei"/>
-          <w:b/>
-          <w:bCs/>
-          <w:color w:val="7BAE5C"/>
-          <w:sz w:val="22"/>
-          <w:szCs w:val="22"/>
-        </w:rPr>
-        <w:t xml:space="preserve">19:00</w:t>
-      </w:r>
-      <w:r>
-        <w:rPr>
-          <w:sz w:val="22"/>
-          <w:szCs w:val="22"/>
-        </w:rPr>
-        <w:t xml:space="preserve">  </w:t>
-      </w:r>
-      <w:r>
-        <w:rPr>
-          <w:rFonts w:ascii="Microsoft YaHei" w:cs="Microsoft YaHei" w:eastAsia="Microsoft YaHei" w:hAnsi="Microsoft YaHei"/>
-          <w:b/>
-          <w:bCs/>
-          <w:color w:val="3D5038"/>
-          <w:sz w:val="22"/>
-          <w:szCs w:val="22"/>
-        </w:rPr>
-        <w:t xml:space="preserve">龙抄手（文殊院分店）</w:t>
-      </w:r>
-      <w:r>
-        <w:rPr>
-          <w:rFonts w:ascii="Microsoft YaHei" w:cs="Microsoft YaHei" w:eastAsia="Microsoft YaHei" w:hAnsi="Microsoft YaHei"/>
-          <w:color w:val="6B8062"/>
-          <w:sz w:val="20"/>
-          <w:szCs w:val="20"/>
-        </w:rPr>
-        <w:t xml:space="preserve"> — 25 CNY / $3.69 (人均)</w:t>
-      </w:r>
-    </w:p>
-    <w:p>
-      <w:pPr>
-        <w:spacing w:after="80"/>
-        <w:ind w:left="360"/>
-      </w:pPr>
-      <w:r>
-        <w:rPr>
-          <w:rFonts w:ascii="Microsoft YaHei" w:cs="Microsoft YaHei" w:eastAsia="Microsoft YaHei" w:hAnsi="Microsoft YaHei"/>
-          <w:i/>
-          <w:iCs/>
-          <w:color w:val="3D5038"/>
-          <w:sz w:val="20"/>
-          <w:szCs w:val="20"/>
-        </w:rPr>
-        <w:t xml:space="preserve">概述: 1941 年创立的老字号龙抄手，清汤抄手清淡鲜美，适合文殊院附近的无辣本地晚餐。</w:t>
-      </w:r>
-    </w:p>
-    <w:p>
-      <w:pPr>
-        <w:spacing w:after="60"/>
-      </w:pPr>
-      <w:r>
-        <w:rPr>
-          <w:rFonts w:ascii="Microsoft YaHei" w:cs="Microsoft YaHei" w:eastAsia="Microsoft YaHei" w:hAnsi="Microsoft YaHei"/>
-          <w:b/>
-          <w:bCs/>
-          <w:color w:val="7BAE5C"/>
-          <w:sz w:val="22"/>
-          <w:szCs w:val="22"/>
-        </w:rPr>
-        <w:t xml:space="preserve">20:00–21:10</w:t>
-      </w:r>
-      <w:r>
-        <w:rPr>
-          <w:sz w:val="22"/>
-          <w:szCs w:val="22"/>
-        </w:rPr>
-        <w:t xml:space="preserve">  </w:t>
-      </w:r>
-      <w:r>
-        <w:rPr>
-          <w:rFonts w:ascii="Microsoft YaHei" w:cs="Microsoft YaHei" w:eastAsia="Microsoft YaHei" w:hAnsi="Microsoft YaHei"/>
-          <w:b/>
-          <w:bCs/>
-          <w:color w:val="3D5038"/>
-          <w:sz w:val="22"/>
-          <w:szCs w:val="22"/>
-        </w:rPr>
-        <w:t xml:space="preserve">梨园会馆文殊院店川剧变脸</w:t>
-      </w:r>
-      <w:r>
-        <w:rPr>
-          <w:rFonts w:ascii="Microsoft YaHei" w:cs="Microsoft YaHei" w:eastAsia="Microsoft YaHei" w:hAnsi="Microsoft YaHei"/>
-          <w:color w:val="6B8062"/>
-          <w:sz w:val="20"/>
-          <w:szCs w:val="20"/>
-        </w:rPr>
-        <w:t xml:space="preserve"> — 99 CNY / $14.61 (双人套票)</w:t>
-      </w:r>
-    </w:p>
-    <w:p>
-      <w:pPr>
-        <w:spacing w:after="80"/>
-        <w:ind w:left="360"/>
-      </w:pPr>
-      <w:r>
-        <w:rPr>
-          <w:rFonts w:ascii="Microsoft YaHei" w:cs="Microsoft YaHei" w:eastAsia="Microsoft YaHei" w:hAnsi="Microsoft YaHei"/>
-          <w:i/>
-          <w:iCs/>
-          <w:color w:val="3D5038"/>
-          <w:sz w:val="20"/>
-          <w:szCs w:val="20"/>
-        </w:rPr>
-        <w:t xml:space="preserve">概述: 70 分钟精品川剧，变脸、吐火、长嘴壶茶艺一网打尽，非遗技艺在小剧场近距离呈现。</w:t>
+        <w:t xml:space="preserve">建议提前订位。</w:t>
       </w:r>
     </w:p>
     <w:p>
@@ -5467,7 +5437,7 @@
           <w:sz w:val="20"/>
           <w:szCs w:val="20"/>
         </w:rPr>
-        <w:t xml:space="preserve">概述: 联合国遗产级钙华海子与瀑布群，9 月色彩层次丰富；观光车与木栈道覆盖全沟，无需高强度徒步。</w:t>
+        <w:t xml:space="preserve">概述: 钙华海子与瀑布群，9 月色彩层次丰富；观光车与木栈道覆盖全沟，无需高强度徒步。</w:t>
       </w:r>
     </w:p>
     <w:p>
@@ -6399,7 +6369,7 @@
           <w:sz w:val="20"/>
           <w:szCs w:val="20"/>
         </w:rPr>
-        <w:t xml:space="preserve">概述: 世界自然遗产喀斯特奇观，三座天生石拱桥横跨峡谷；观光电梯减少爬坡，适合慢行观赏。</w:t>
+        <w:t xml:space="preserve">概述: 三座天生石拱桥横跨峡谷；观光电梯减少爬坡，适合慢行观赏。</w:t>
       </w:r>
     </w:p>
     <w:p>
@@ -6414,7 +6384,7 @@
           <w:sz w:val="20"/>
           <w:szCs w:val="20"/>
         </w:rPr>
-        <w:t xml:space="preserve">世界自然遗产喀斯特奇观，三座天生石拱桥，观光电梯减少爬坡；今日不含龙水峡地缝，便于早返。</w:t>
+        <w:t xml:space="preserve">今日不含龙水峡地缝，便于早返。</w:t>
       </w:r>
     </w:p>
     <w:p>
@@ -7093,7 +7063,7 @@
           <w:sz w:val="21"/>
           <w:szCs w:val="21"/>
         </w:rPr>
-        <w:t xml:space="preserve">宝顶山世界遗产 · 傍晚返渝</w:t>
+        <w:t xml:space="preserve">宝顶山石窟 · 傍晚返渝</w:t>
       </w:r>
     </w:p>
     <w:p>
@@ -7393,22 +7363,7 @@
           <w:sz w:val="20"/>
           <w:szCs w:val="20"/>
         </w:rPr>
-        <w:t xml:space="preserve">概述: 9–13 世纪世界遗产摩崖造像 — 宝顶山千手观音等石窟群为中国佛教石刻艺术巅峰之一。</w:t>
-      </w:r>
-    </w:p>
-    <w:p>
-      <w:pPr>
-        <w:spacing w:after="120"/>
-        <w:ind w:left="360"/>
-      </w:pPr>
-      <w:r>
-        <w:rPr>
-          <w:rFonts w:ascii="Microsoft YaHei" w:cs="Microsoft YaHei" w:eastAsia="Microsoft YaHei" w:hAnsi="Microsoft YaHei"/>
-          <w:color w:val="6B8062"/>
-          <w:sz w:val="20"/>
-          <w:szCs w:val="20"/>
-        </w:rPr>
-        <w:t xml:space="preserve">世界遗产石窟群 — 千手观音等摩崖造像，景区内观光车，步道平缓。</w:t>
+        <w:t xml:space="preserve">概述: 9–13 世纪摩崖造像 — 宝顶山千手观音等石窟群为中国佛教石刻艺术巅峰之一。</w:t>
       </w:r>
     </w:p>
     <w:p>
@@ -13456,7 +13411,7 @@
           <w:sz w:val="21"/>
           <w:szCs w:val="21"/>
         </w:rPr>
-        <w:t xml:space="preserve">• D1–D10 各地普通正餐、小吃、江湖菜</w:t>
+        <w:t xml:space="preserve">• D1–D10 日常餐饮：正餐、小吃、饮品及江湖菜</w:t>
       </w:r>
     </w:p>
     <w:p>
@@ -13541,20 +13496,6 @@
           <w:szCs w:val="21"/>
         </w:rPr>
         <w:t xml:space="preserve">• D9 毛哥老鸭汤（临江门店）双人午餐：140 CNY / 20.68 USD</w:t>
-      </w:r>
-    </w:p>
-    <w:p>
-      <w:pPr>
-        <w:spacing w:after="80"/>
-      </w:pPr>
-      <w:r>
-        <w:rPr>
-          <w:rFonts w:ascii="Microsoft YaHei" w:cs="Microsoft YaHei" w:eastAsia="Microsoft YaHei" w:hAnsi="Microsoft YaHei"/>
-          <w:color w:val="3D5038"/>
-          <w:sz w:val="21"/>
-          <w:szCs w:val="21"/>
-        </w:rPr>
-        <w:t xml:space="preserve">• D1–D10 个人零食饮品</w:t>
       </w:r>
     </w:p>
     <w:p>

--- a/downloads/itinerary-zh.docx
+++ b/downloads/itinerary-zh.docx
@@ -5169,7 +5169,7 @@
           <w:sz w:val="20"/>
           <w:szCs w:val="20"/>
         </w:rPr>
-        <w:t xml:space="preserve">推荐早班 C5782：06:45 成都东站发车，08:24 抵达黄龙九寨站，备选 08:12/10:06/11:46/15:45/18:36，1 小时 39 分</w:t>
+        <w:t xml:space="preserve">推荐早班 C5782：06:45 成都东站发车，08:24 抵达黄龙九寨站（Huanglongjiuzhai，九寨沟高铁站名）。备选 08:12/10:06/11:46/15:45/18:36，1 小时 39 分</w:t>
       </w:r>
     </w:p>
     <w:p>
@@ -5227,7 +5227,7 @@
           <w:sz w:val="20"/>
           <w:szCs w:val="20"/>
         </w:rPr>
-        <w:t xml:space="preserve">出站换乘景区直通接驳大巴直达九寨沟口，滚动发车，车程 2 小时</w:t>
+        <w:t xml:space="preserve">自黄龙九寨站（Huanglongjiuzhai）出站，换乘景区直通接驳大巴直达九寨沟口，滚动发车，车程 2 小时</w:t>
       </w:r>
     </w:p>
     <w:p>
@@ -5587,7 +5587,7 @@
           <w:sz w:val="20"/>
           <w:szCs w:val="20"/>
         </w:rPr>
-        <w:t xml:space="preserve">九寨沟口接驳大巴返回黄龙九寨高铁站</w:t>
+        <w:t xml:space="preserve">九寨沟口接驳大巴返回黄龙九寨站（Huanglongjiuzhai，九寨沟高铁站）</w:t>
       </w:r>
     </w:p>
     <w:p>
@@ -5645,7 +5645,7 @@
           <w:sz w:val="20"/>
           <w:szCs w:val="20"/>
         </w:rPr>
-        <w:t xml:space="preserve">午间高铁返回成都东站，晚间抵达春熙路，整理行李，准备次日前往重庆</w:t>
+        <w:t xml:space="preserve">黄龙九寨站（Huanglongjiuzhai）午间高铁返回成都东，晚间抵达春熙路，整理行李，准备次日前往重庆</w:t>
       </w:r>
     </w:p>
     <w:p>

--- a/downloads/itinerary-zh.docx
+++ b/downloads/itinerary-zh.docx
@@ -811,7 +811,7 @@
           <w:sz w:val="21"/>
           <w:szCs w:val="21"/>
         </w:rPr>
-        <w:t xml:space="preserve">古巴蜀文明、三国蜀汉、抗战大后方；公元前 256 年建成的都江堰至今仍在灌溉成都平原。</w:t>
+        <w:t xml:space="preserve">古巴蜀王国（约公元前 11 世纪–前 316 年）、三国蜀汉（221–263 年）、抗战大后方（1937–1945 年）；公元前 256 年建成的都江堰至今仍在灌溉成都平原。</w:t>
       </w:r>
     </w:p>
     <w:p>
@@ -850,7 +850,7 @@
           <w:sz w:val="21"/>
           <w:szCs w:val="21"/>
         </w:rPr>
-        <w:t xml:space="preserve">交子 — 常被视作世界最早纸币，11 世纪由成都商人发行</w:t>
+        <w:t xml:space="preserve">交子 — 常被视作世界最早纸币，北宋（960–1127 年）由成都商人发行</w:t>
       </w:r>
     </w:p>
     <w:p>
@@ -919,7 +919,7 @@
           <w:sz w:val="21"/>
           <w:szCs w:val="21"/>
         </w:rPr>
-        <w:t xml:space="preserve">蜀锦 — 自汉代丝路贸易以来闻名的丝织工艺</w:t>
+        <w:t xml:space="preserve">蜀锦 — 自汉代（公元前 206 年–公元 220 年）丝路贸易以来闻名的丝织工艺</w:t>
       </w:r>
     </w:p>
     <w:p>
@@ -1351,7 +1351,7 @@
           <w:sz w:val="21"/>
           <w:szCs w:val="21"/>
         </w:rPr>
-        <w:t xml:space="preserve">从金沙、三星堆到唐宋「锦官城」；唐代（618–907 年）有「扬一益二」之说，益州（成都）为全国第二繁华都会，仅次于扬州；是世界上少数数千年未迁城址的大都会之一。</w:t>
+        <w:t xml:space="preserve">从金沙（约公元前 1200–650 年）、三星堆（约公元前 1200–1000 年）到唐宋「锦官城」（唐 618–907 年；宋 960–1279 年）；唐代（618–907 年）有「扬一益二」之说，益州（成都）为全国第二繁华都会，仅次于扬州；是世界上少数数千年未迁城址的大都会之一。</w:t>
       </w:r>
     </w:p>
     <w:p>
@@ -1390,7 +1390,7 @@
           <w:sz w:val="21"/>
           <w:szCs w:val="21"/>
         </w:rPr>
-        <w:t xml:space="preserve">交子纸币诞生地，宋代商贸与印刷重镇</w:t>
+        <w:t xml:space="preserve">交子纸币诞生地，宋代（960–1279 年）商贸与印刷重镇</w:t>
       </w:r>
     </w:p>
     <w:p>
@@ -2774,7 +2774,7 @@
               </w:rPr>
               <w:t xml:space="preserve">开元名庭酒店（解放碑）
 渝中区民族路1号 · 解放碑核心 · 步行3分钟至洪崖洞
-每日双人早餐 · 唐风国潮设计 · 小什字地铁口 · 自助洗衣与健身房</w:t>
+每日双人早餐 · 唐风国潮设计（唐代 618–907 年）· 小什字地铁口 · 自助洗衣与健身房</w:t>
             </w:r>
           </w:p>
         </w:tc>
@@ -3560,7 +3560,7 @@
           <w:sz w:val="20"/>
           <w:szCs w:val="20"/>
         </w:rPr>
-        <w:t xml:space="preserve">概述: 武侯祠旁明清风格古街，红灯笼、民间手艺与成都小吃云集，华灯初上时最有氛围。</w:t>
+        <w:t xml:space="preserve">概述: 武侯祠旁明清风格古街（明 1368–1644 年；清 1644–1912 年），红灯笼、民间手艺与成都小吃云集，华灯初上时最有氛围。</w:t>
       </w:r>
     </w:p>
     <w:p>
@@ -4149,7 +4149,7 @@
           <w:sz w:val="20"/>
           <w:szCs w:val="20"/>
         </w:rPr>
-        <w:t xml:space="preserve">概述: 宽窄巷子内私房菜馆，熊猫造型创意菜可全桌无辣定制，在清代院落环境中用餐，仪式感强。</w:t>
+        <w:t xml:space="preserve">概述: 宽窄巷子内私房菜馆，熊猫造型创意菜可全桌无辣定制，在清代（1644–1912 年）院落环境中用餐，仪式感强。</w:t>
       </w:r>
     </w:p>
     <w:p>
@@ -4267,7 +4267,7 @@
           <w:sz w:val="20"/>
           <w:szCs w:val="20"/>
         </w:rPr>
-        <w:t xml:space="preserve">概述: 三千年古蜀文明遗址，出土太阳神鸟金饰（中国文化遗产标志）及精美玉器、金器，是成都文明的源头。</w:t>
+        <w:t xml:space="preserve">概述: 古蜀王国遗址（约公元前 1200–650 年），出土太阳神鸟金饰（中国文化遗产标志）及精美玉器、金器，是成都文明的源头。</w:t>
       </w:r>
     </w:p>
     <w:p>
@@ -4792,7 +4792,7 @@
           <w:sz w:val="20"/>
           <w:szCs w:val="20"/>
         </w:rPr>
-        <w:t xml:space="preserve">概述: 中国考古最震撼发现之一，青铜大面具、金杖与神秘古蜀文明，视觉冲击力极强。</w:t>
+        <w:t xml:space="preserve">概述: 中国考古最震撼发现之一（三星堆文化，约公元前 1200–1000 年），青铜大面具、金杖与神秘古蜀文明，视觉冲击力极强。</w:t>
       </w:r>
     </w:p>
     <w:p>
@@ -4912,7 +4912,7 @@
           <w:sz w:val="20"/>
           <w:szCs w:val="20"/>
         </w:rPr>
-        <w:t xml:space="preserve">特色：AR 动画还原古蜀场景，适合喜欢沉浸式体验游客</w:t>
+        <w:t xml:space="preserve">特色：AR 动画还原古蜀场景（约公元前 1200–1000 年），适合喜欢沉浸式体验游客</w:t>
       </w:r>
     </w:p>
     <w:p>
@@ -7363,7 +7363,7 @@
           <w:sz w:val="20"/>
           <w:szCs w:val="20"/>
         </w:rPr>
-        <w:t xml:space="preserve">概述: 9–13 世纪摩崖造像 — 宝顶山千手观音等石窟群为中国佛教石刻艺术巅峰之一。</w:t>
+        <w:t xml:space="preserve">概述: 唐至宋代（9–13 世纪；唐 618–907 年，宋 960–1279 年）摩崖造像 — 宝顶山千手观音等石窟群为中国佛教石刻艺术巅峰之一。</w:t>
       </w:r>
     </w:p>
     <w:p>

--- a/downloads/itinerary-zh.docx
+++ b/downloads/itinerary-zh.docx
@@ -65,7 +65,7 @@
           <w:sz w:val="22"/>
           <w:szCs w:val="22"/>
         </w:rPr>
-        <w:t xml:space="preserve">一场属于两个人的难忘旅程 · 清淡饮食 · 轻松慢行 · 九月</w:t>
+        <w:t xml:space="preserve">一场属于两个人的难忘旅程 · 清淡饮食 · 轻松慢行 · 10 月 15–30 日</w:t>
       </w:r>
     </w:p>
     <w:p>
@@ -97,7 +97,7 @@
           <w:sz w:val="21"/>
           <w:szCs w:val="21"/>
         </w:rPr>
-        <w:t xml:space="preserve">• 出行季节：9 月出行，气温舒适</w:t>
+        <w:t xml:space="preserve">• 出行季节：10 月 15–30 日，九寨沟彩林正盛，早晚较凉</w:t>
       </w:r>
     </w:p>
     <w:p>
@@ -5437,7 +5437,82 @@
           <w:sz w:val="20"/>
           <w:szCs w:val="20"/>
         </w:rPr>
-        <w:t xml:space="preserve">概述: 钙华海子与瀑布群，9 月色彩层次丰富；观光车与木栈道覆盖全沟，无需高强度徒步。</w:t>
+        <w:t xml:space="preserve">概述: 九寨沟位于阿坝藏族羌族自治州，沟名来自沟内九个藏族村寨；沟口可见藏式建筑，D4 酒店含免费藏服拍照。1992 年世界自然遗产；2008 年汶川大地震波及本区，后经修复现正常开放。钙华海子碧蓝；本行程在 10 月 15–30 日，彩林正盛。观光车与木栈道覆盖全沟，无需高强度徒步，早晚较凉请添衣。</w:t>
+      </w:r>
+    </w:p>
+    <w:p>
+      <w:pPr>
+        <w:spacing w:after="60"/>
+      </w:pPr>
+      <w:r>
+        <w:rPr>
+          <w:rFonts w:ascii="Microsoft YaHei" w:cs="Microsoft YaHei" w:eastAsia="Microsoft YaHei" w:hAnsi="Microsoft YaHei"/>
+          <w:b/>
+          <w:bCs/>
+          <w:color w:val="7BAE5C"/>
+          <w:sz w:val="22"/>
+          <w:szCs w:val="22"/>
+        </w:rPr>
+        <w:t xml:space="preserve">Optional · Evening</w:t>
+      </w:r>
+      <w:r>
+        <w:rPr>
+          <w:sz w:val="22"/>
+          <w:szCs w:val="22"/>
+        </w:rPr>
+        <w:t xml:space="preserve">  </w:t>
+      </w:r>
+      <w:r>
+        <w:rPr>
+          <w:rFonts w:ascii="Microsoft YaHei" w:cs="Microsoft YaHei" w:eastAsia="Microsoft YaHei" w:hAnsi="Microsoft YaHei"/>
+          <w:b/>
+          <w:bCs/>
+          <w:color w:val="3D5038"/>
+          <w:sz w:val="22"/>
+          <w:szCs w:val="22"/>
+        </w:rPr>
+        <w:t xml:space="preserve">【可选】 《九寨千古情》藏羌歌舞（可选）</w:t>
+      </w:r>
+      <w:r>
+        <w:rPr>
+          <w:rFonts w:ascii="Microsoft YaHei" w:cs="Microsoft YaHei" w:eastAsia="Microsoft YaHei" w:hAnsi="Microsoft YaHei"/>
+          <w:color w:val="6B8062"/>
+          <w:sz w:val="20"/>
+          <w:szCs w:val="20"/>
+        </w:rPr>
+        <w:t xml:space="preserve"> — 270 CNY / $39.88 (观众席/人)</w:t>
+      </w:r>
+    </w:p>
+    <w:p>
+      <w:pPr>
+        <w:spacing w:after="80"/>
+        <w:ind w:left="360"/>
+      </w:pPr>
+      <w:r>
+        <w:rPr>
+          <w:rFonts w:ascii="Microsoft YaHei" w:cs="Microsoft YaHei" w:eastAsia="Microsoft YaHei" w:hAnsi="Microsoft YaHei"/>
+          <w:i/>
+          <w:iCs/>
+          <w:color w:val="3D5038"/>
+          <w:sz w:val="20"/>
+          <w:szCs w:val="20"/>
+        </w:rPr>
+        <w:t xml:space="preserve">概述: 宋城《九寨千古情》（九寨千古情景区）为沟口口碑最佳的晚间演出，TripAdvisor 4.4 分、1,300+ 条评价。约 1 小时 5D 藏羌歌舞，座椅互动与实景特效；分九寨传说、文成公主、汶川抗震等篇章。景区毗邻沟口漳扎镇，门票含主题园游览。</w:t>
+      </w:r>
+    </w:p>
+    <w:p>
+      <w:pPr>
+        <w:spacing w:after="120"/>
+        <w:ind w:left="360"/>
+      </w:pPr>
+      <w:r>
+        <w:rPr>
+          <w:rFonts w:ascii="Microsoft YaHei" w:cs="Microsoft YaHei" w:eastAsia="Microsoft YaHei" w:hAnsi="Microsoft YaHei"/>
+          <w:color w:val="6B8062"/>
+          <w:sz w:val="20"/>
+          <w:szCs w:val="20"/>
+        </w:rPr>
+        <w:t xml:space="preserve">不计入固定花费。TripAdvisor 4.4 分（1,300+ 条评价）— 沟口口碑最佳的晚间演出。宋城九寨千古情景区：5D 藏羌歌舞约 1 小时，常见场次 17:30 或 19:00（以预约为准），含景区入园，建议提前 30 分钟入场。星宇酒店班车或短途打车可达，旺季请提前预约。</w:t>
       </w:r>
     </w:p>
     <w:p>
@@ -13468,6 +13543,20 @@
           <w:szCs w:val="21"/>
         </w:rPr>
         <w:t xml:space="preserve">• D3 四川特产伴手礼</w:t>
+      </w:r>
+    </w:p>
+    <w:p>
+      <w:pPr>
+        <w:spacing w:after="80"/>
+      </w:pPr>
+      <w:r>
+        <w:rPr>
+          <w:rFonts w:ascii="Microsoft YaHei" w:cs="Microsoft YaHei" w:eastAsia="Microsoft YaHei" w:hAnsi="Microsoft YaHei"/>
+          <w:color w:val="3D5038"/>
+          <w:sz w:val="21"/>
+          <w:szCs w:val="21"/>
+        </w:rPr>
+        <w:t xml:space="preserve">• D5 晚间《九寨千古情》藏羌歌舞（双人观众席）：约 540 CNY / 79.76 USD（TripAdvisor 4.4 分，旺季提前预约）</w:t>
       </w:r>
     </w:p>
     <w:p>

--- a/downloads/itinerary-zh.docx
+++ b/downloads/itinerary-zh.docx
@@ -65,7 +65,7 @@
           <w:sz w:val="22"/>
           <w:szCs w:val="22"/>
         </w:rPr>
-        <w:t xml:space="preserve">一场属于两个人的难忘旅程 · 清淡饮食 · 轻松慢行 · 10 月 15–30 日</w:t>
+        <w:t xml:space="preserve">两个人的难忘旅程 · 清淡少辣 · 轻松慢行 · 10 月 15–30 日</w:t>
       </w:r>
     </w:p>
     <w:p>
@@ -5377,7 +5377,7 @@
           <w:sz w:val="21"/>
           <w:szCs w:val="21"/>
         </w:rPr>
-        <w:t xml:space="preserve">五彩湖泊 · 观光车全覆盖</w:t>
+        <w:t xml:space="preserve">五彩湖泊 · 观光车全覆盖 · 晚间可选千古情</w:t>
       </w:r>
     </w:p>
     <w:p>
@@ -5442,6 +5442,21 @@
     </w:p>
     <w:p>
       <w:pPr>
+        <w:spacing w:after="120"/>
+        <w:ind w:left="360"/>
+      </w:pPr>
+      <w:r>
+        <w:rPr>
+          <w:rFonts w:ascii="Microsoft YaHei" w:cs="Microsoft YaHei" w:eastAsia="Microsoft YaHei" w:hAnsi="Microsoft YaHei"/>
+          <w:color w:val="6B8062"/>
+          <w:sz w:val="20"/>
+          <w:szCs w:val="20"/>
+        </w:rPr>
+        <w:t xml:space="preserve">提示：晚间《九寨千古情》（主题园+主秀）为可选自费，地点与门票均不同于本项。</w:t>
+      </w:r>
+    </w:p>
+    <w:p>
+      <w:pPr>
         <w:spacing w:after="60"/>
       </w:pPr>
       <w:r>
@@ -5480,7 +5495,7 @@
           <w:sz w:val="20"/>
           <w:szCs w:val="20"/>
         </w:rPr>
-        <w:t xml:space="preserve"> — 270 CNY / $39.88 (观众席/人)</w:t>
+        <w:t xml:space="preserve"> — 270 CNY / $39.88 (观众席/人（含主题园+主秀）)</w:t>
       </w:r>
     </w:p>
     <w:p>
@@ -5497,7 +5512,112 @@
           <w:sz w:val="20"/>
           <w:szCs w:val="20"/>
         </w:rPr>
-        <w:t xml:space="preserve">概述: 宋城《九寨千古情》（九寨千古情景区）为沟口口碑最佳的晚间演出，TripAdvisor 4.4 分、1,300+ 条评价。约 1 小时 5D 藏羌歌舞，座椅互动与实景特效；分九寨传说、文成公主、汶川抗震等篇章。景区毗邻沟口漳扎镇，门票含主题园游览。</w:t>
+        <w:t xml:space="preserve">概述: 宋城在沟口漳扎镇打造的藏羌主题园，与九寨沟国家公园相邻但门票独立；园内有藏羌街景、快闪小演出与小吃街，以平路为主。</w:t>
+      </w:r>
+    </w:p>
+    <w:p>
+      <w:pPr>
+        <w:spacing w:after="40"/>
+        <w:ind w:left="360"/>
+      </w:pPr>
+      <w:r>
+        <w:rPr>
+          <w:rFonts w:ascii="Microsoft YaHei" w:cs="Microsoft YaHei" w:eastAsia="Microsoft YaHei" w:hAnsi="Microsoft YaHei"/>
+          <w:color w:val="6B8062"/>
+          <w:sz w:val="20"/>
+          <w:szCs w:val="20"/>
+        </w:rPr>
+        <w:t xml:space="preserve">不计入固定花费。</w:t>
+      </w:r>
+    </w:p>
+    <w:p>
+      <w:pPr>
+        <w:spacing w:after="40"/>
+        <w:ind w:left="360"/>
+      </w:pPr>
+      <w:r>
+        <w:rPr>
+          <w:rFonts w:ascii="Microsoft YaHei" w:cs="Microsoft YaHei" w:eastAsia="Microsoft YaHei" w:hAnsi="Microsoft YaHei"/>
+          <w:color w:val="6B8062"/>
+          <w:sz w:val="20"/>
+          <w:szCs w:val="20"/>
+        </w:rPr>
+        <w:t xml:space="preserve">• 与白天「九寨沟风景区」不同地点、不同门票</w:t>
+      </w:r>
+    </w:p>
+    <w:p>
+      <w:pPr>
+        <w:spacing w:after="40"/>
+        <w:ind w:left="360"/>
+      </w:pPr>
+      <w:r>
+        <w:rPr>
+          <w:rFonts w:ascii="Microsoft YaHei" w:cs="Microsoft YaHei" w:eastAsia="Microsoft YaHei" w:hAnsi="Microsoft YaHei"/>
+          <w:color w:val="6B8062"/>
+          <w:sz w:val="20"/>
+          <w:szCs w:val="20"/>
+        </w:rPr>
+        <w:t xml:space="preserve">• 本票含：九寨千古情主题园入园 + 主秀（约 1 小时）</w:t>
+      </w:r>
+    </w:p>
+    <w:p>
+      <w:pPr>
+        <w:spacing w:after="40"/>
+        <w:ind w:left="360"/>
+      </w:pPr>
+      <w:r>
+        <w:rPr>
+          <w:rFonts w:ascii="Microsoft YaHei" w:cs="Microsoft YaHei" w:eastAsia="Microsoft YaHei" w:hAnsi="Microsoft YaHei"/>
+          <w:color w:val="6B8062"/>
+          <w:sz w:val="20"/>
+          <w:szCs w:val="20"/>
+        </w:rPr>
+        <w:t xml:space="preserve">• 不含：国家公园门票（白天固定花费已含）</w:t>
+      </w:r>
+    </w:p>
+    <w:p>
+      <w:pPr>
+        <w:spacing w:after="40"/>
+        <w:ind w:left="360"/>
+      </w:pPr>
+      <w:r>
+        <w:rPr>
+          <w:rFonts w:ascii="Microsoft YaHei" w:cs="Microsoft YaHei" w:eastAsia="Microsoft YaHei" w:hAnsi="Microsoft YaHei"/>
+          <w:color w:val="6B8062"/>
+          <w:sz w:val="20"/>
+          <w:szCs w:val="20"/>
+        </w:rPr>
+        <w:t xml:space="preserve">• 主题园快速逛：提前 30–60 分钟入园</w:t>
+      </w:r>
+    </w:p>
+    <w:p>
+      <w:pPr>
+        <w:spacing w:after="40"/>
+        <w:ind w:left="360"/>
+      </w:pPr>
+      <w:r>
+        <w:rPr>
+          <w:rFonts w:ascii="Microsoft YaHei" w:cs="Microsoft YaHei" w:eastAsia="Microsoft YaHei" w:hAnsi="Microsoft YaHei"/>
+          <w:color w:val="6B8062"/>
+          <w:sz w:val="20"/>
+          <w:szCs w:val="20"/>
+        </w:rPr>
+        <w:t xml:space="preserve">• 主题园深度逛：约 1–1.5 小时</w:t>
+      </w:r>
+    </w:p>
+    <w:p>
+      <w:pPr>
+        <w:spacing w:after="40"/>
+        <w:ind w:left="360"/>
+      </w:pPr>
+      <w:r>
+        <w:rPr>
+          <w:rFonts w:ascii="Microsoft YaHei" w:cs="Microsoft YaHei" w:eastAsia="Microsoft YaHei" w:hAnsi="Microsoft YaHei"/>
+          <w:color w:val="6B8062"/>
+          <w:sz w:val="20"/>
+          <w:szCs w:val="20"/>
+        </w:rPr>
+        <w:t xml:space="preserve">• 连主秀整晚：通常 2–3 小时</w:t>
       </w:r>
     </w:p>
     <w:p>
@@ -5512,7 +5632,7 @@
           <w:sz w:val="20"/>
           <w:szCs w:val="20"/>
         </w:rPr>
-        <w:t xml:space="preserve">不计入固定花费。TripAdvisor 4.4 分（1,300+ 条评价）— 沟口口碑最佳的晚间演出。宋城九寨千古情景区：5D 藏羌歌舞约 1 小时，常见场次 17:30 或 19:00（以预约为准），含景区入园，建议提前 30 分钟入场。星宇酒店班车或短途打车可达，旺季请提前预约。</w:t>
+        <w:t xml:space="preserve">常见场次 17:30 或 19:00（以预约为准）。TripAdvisor 4.4 分。星宇酒店班车或短途打车；旺季提前预约。</w:t>
       </w:r>
     </w:p>
     <w:p>
@@ -13556,7 +13676,7 @@
           <w:sz w:val="21"/>
           <w:szCs w:val="21"/>
         </w:rPr>
-        <w:t xml:space="preserve">• D5 晚间《九寨千古情》藏羌歌舞（双人观众席）：约 540 CNY / 79.76 USD（TripAdvisor 4.4 分，旺季提前预约）</w:t>
+        <w:t xml:space="preserve">• D5 晚间《九寨千古情》（主题园+主秀，双人观众席）：约 540 CNY / 79.76 USD（与白天国家公园门票无关，旺季提前预约）</w:t>
       </w:r>
     </w:p>
     <w:p>

--- a/downloads/itinerary-zh.docx
+++ b/downloads/itinerary-zh.docx
@@ -13606,119 +13606,119 @@
           <w:sz w:val="21"/>
           <w:szCs w:val="21"/>
         </w:rPr>
+        <w:t xml:space="preserve">• D3 四川特产伴手礼</w:t>
+      </w:r>
+    </w:p>
+    <w:p>
+      <w:pPr>
+        <w:spacing w:after="80"/>
+      </w:pPr>
+      <w:r>
+        <w:rPr>
+          <w:rFonts w:ascii="Microsoft YaHei" w:cs="Microsoft YaHei" w:eastAsia="Microsoft YaHei" w:hAnsi="Microsoft YaHei"/>
+          <w:color w:val="3D5038"/>
+          <w:sz w:val="21"/>
+          <w:szCs w:val="21"/>
+        </w:rPr>
+        <w:t xml:space="preserve">• D5 晚间《九寨千古情》藏羌歌舞（主题园+主秀，双人观众席）：约 540 CNY / 79.76 USD（与白天国家公园门票无关，旺季提前预约）</w:t>
+      </w:r>
+    </w:p>
+    <w:p>
+      <w:pPr>
+        <w:spacing w:after="80"/>
+      </w:pPr>
+      <w:r>
+        <w:rPr>
+          <w:rFonts w:ascii="Microsoft YaHei" w:cs="Microsoft YaHei" w:eastAsia="Microsoft YaHei" w:hAnsi="Microsoft YaHei"/>
+          <w:color w:val="3D5038"/>
+          <w:sz w:val="21"/>
+          <w:szCs w:val="21"/>
+        </w:rPr>
+        <w:t xml:space="preserve">• D7 花市豌杂面（民生路总店）双人 34 CNY：两碗干溜豌杂面、不要辣、各加溏心煎蛋</w:t>
+      </w:r>
+    </w:p>
+    <w:p>
+      <w:pPr>
+        <w:spacing w:after="80"/>
+      </w:pPr>
+      <w:r>
+        <w:rPr>
+          <w:rFonts w:ascii="Microsoft YaHei" w:cs="Microsoft YaHei" w:eastAsia="Microsoft YaHei" w:hAnsi="Microsoft YaHei"/>
+          <w:color w:val="3D5038"/>
+          <w:sz w:val="21"/>
+          <w:szCs w:val="21"/>
+        </w:rPr>
+        <w:t xml:space="preserve">• D8 龙水峡地缝加游（若补游武隆）：双人约 210 CNY / 31.02 USD</w:t>
+      </w:r>
+    </w:p>
+    <w:p>
+      <w:pPr>
+        <w:spacing w:after="80"/>
+      </w:pPr>
+      <w:r>
+        <w:rPr>
+          <w:rFonts w:ascii="Microsoft YaHei" w:cs="Microsoft YaHei" w:eastAsia="Microsoft YaHei" w:hAnsi="Microsoft YaHei"/>
+          <w:color w:val="3D5038"/>
+          <w:sz w:val="21"/>
+          <w:szCs w:val="21"/>
+        </w:rPr>
+        <w:t xml:space="preserve">• 重庆鸳鸯火锅（清汤/微辣）— D8–D10 渝期间任一晚间自选</w:t>
+      </w:r>
+    </w:p>
+    <w:p>
+      <w:pPr>
+        <w:spacing w:after="80"/>
+      </w:pPr>
+      <w:r>
+        <w:rPr>
+          <w:rFonts w:ascii="Microsoft YaHei" w:cs="Microsoft YaHei" w:eastAsia="Microsoft YaHei" w:hAnsi="Microsoft YaHei"/>
+          <w:color w:val="3D5038"/>
+          <w:sz w:val="21"/>
+          <w:szCs w:val="21"/>
+        </w:rPr>
+        <w:t xml:space="preserve">• D9 长江索道往返（×2）：约 100 CNY / 14.77 USD</w:t>
+      </w:r>
+    </w:p>
+    <w:p>
+      <w:pPr>
+        <w:spacing w:after="80"/>
+      </w:pPr>
+      <w:r>
+        <w:rPr>
+          <w:rFonts w:ascii="Microsoft YaHei" w:cs="Microsoft YaHei" w:eastAsia="Microsoft YaHei" w:hAnsi="Microsoft YaHei"/>
+          <w:color w:val="3D5038"/>
+          <w:sz w:val="21"/>
+          <w:szCs w:val="21"/>
+        </w:rPr>
+        <w:t xml:space="preserve">• D9 毛哥老鸭汤（临江门店）双人午餐：140 CNY / 20.68 USD</w:t>
+      </w:r>
+    </w:p>
+    <w:p>
+      <w:pPr>
+        <w:spacing w:after="80"/>
+      </w:pPr>
+      <w:r>
+        <w:rPr>
+          <w:rFonts w:ascii="Microsoft YaHei" w:cs="Microsoft YaHei" w:eastAsia="Microsoft YaHei" w:hAnsi="Microsoft YaHei"/>
+          <w:color w:val="3D5038"/>
+          <w:sz w:val="21"/>
+          <w:szCs w:val="21"/>
+        </w:rPr>
+        <w:t xml:space="preserve">• D10 大足景区附近午餐</w:t>
+      </w:r>
+    </w:p>
+    <w:p>
+      <w:pPr>
+        <w:spacing w:after="80"/>
+      </w:pPr>
+      <w:r>
+        <w:rPr>
+          <w:rFonts w:ascii="Microsoft YaHei" w:cs="Microsoft YaHei" w:eastAsia="Microsoft YaHei" w:hAnsi="Microsoft YaHei"/>
+          <w:color w:val="3D5038"/>
+          <w:sz w:val="21"/>
+          <w:szCs w:val="21"/>
+        </w:rPr>
         <w:t xml:space="preserve">• D1–D10 日常餐饮：正餐、小吃、饮品及江湖菜</w:t>
-      </w:r>
-    </w:p>
-    <w:p>
-      <w:pPr>
-        <w:spacing w:after="80"/>
-      </w:pPr>
-      <w:r>
-        <w:rPr>
-          <w:rFonts w:ascii="Microsoft YaHei" w:cs="Microsoft YaHei" w:eastAsia="Microsoft YaHei" w:hAnsi="Microsoft YaHei"/>
-          <w:color w:val="3D5038"/>
-          <w:sz w:val="21"/>
-          <w:szCs w:val="21"/>
-        </w:rPr>
-        <w:t xml:space="preserve">• 重庆鸳鸯火锅（清汤/微辣）— 渝期间任一晚间自选</w:t>
-      </w:r>
-    </w:p>
-    <w:p>
-      <w:pPr>
-        <w:spacing w:after="80"/>
-      </w:pPr>
-      <w:r>
-        <w:rPr>
-          <w:rFonts w:ascii="Microsoft YaHei" w:cs="Microsoft YaHei" w:eastAsia="Microsoft YaHei" w:hAnsi="Microsoft YaHei"/>
-          <w:color w:val="3D5038"/>
-          <w:sz w:val="21"/>
-          <w:szCs w:val="21"/>
-        </w:rPr>
-        <w:t xml:space="preserve">• D9 长江索道往返（×2）：约 100 CNY / 14.77 USD</w:t>
-      </w:r>
-    </w:p>
-    <w:p>
-      <w:pPr>
-        <w:spacing w:after="80"/>
-      </w:pPr>
-      <w:r>
-        <w:rPr>
-          <w:rFonts w:ascii="Microsoft YaHei" w:cs="Microsoft YaHei" w:eastAsia="Microsoft YaHei" w:hAnsi="Microsoft YaHei"/>
-          <w:color w:val="3D5038"/>
-          <w:sz w:val="21"/>
-          <w:szCs w:val="21"/>
-        </w:rPr>
-        <w:t xml:space="preserve">• D8 龙水峡地缝加游（若补游武隆）：双人约 210 CNY / 31.02 USD</w:t>
-      </w:r>
-    </w:p>
-    <w:p>
-      <w:pPr>
-        <w:spacing w:after="80"/>
-      </w:pPr>
-      <w:r>
-        <w:rPr>
-          <w:rFonts w:ascii="Microsoft YaHei" w:cs="Microsoft YaHei" w:eastAsia="Microsoft YaHei" w:hAnsi="Microsoft YaHei"/>
-          <w:color w:val="3D5038"/>
-          <w:sz w:val="21"/>
-          <w:szCs w:val="21"/>
-        </w:rPr>
-        <w:t xml:space="preserve">• D3 四川特产伴手礼</w:t>
-      </w:r>
-    </w:p>
-    <w:p>
-      <w:pPr>
-        <w:spacing w:after="80"/>
-      </w:pPr>
-      <w:r>
-        <w:rPr>
-          <w:rFonts w:ascii="Microsoft YaHei" w:cs="Microsoft YaHei" w:eastAsia="Microsoft YaHei" w:hAnsi="Microsoft YaHei"/>
-          <w:color w:val="3D5038"/>
-          <w:sz w:val="21"/>
-          <w:szCs w:val="21"/>
-        </w:rPr>
-        <w:t xml:space="preserve">• D5 晚间《九寨千古情》（主题园+主秀，双人观众席）：约 540 CNY / 79.76 USD（与白天国家公园门票无关，旺季提前预约）</w:t>
-      </w:r>
-    </w:p>
-    <w:p>
-      <w:pPr>
-        <w:spacing w:after="80"/>
-      </w:pPr>
-      <w:r>
-        <w:rPr>
-          <w:rFonts w:ascii="Microsoft YaHei" w:cs="Microsoft YaHei" w:eastAsia="Microsoft YaHei" w:hAnsi="Microsoft YaHei"/>
-          <w:color w:val="3D5038"/>
-          <w:sz w:val="21"/>
-          <w:szCs w:val="21"/>
-        </w:rPr>
-        <w:t xml:space="preserve">• D7 花市豌杂面（民生路总店）双人 34 CNY：两碗干溜豌杂面、不要辣、各加溏心煎蛋</w:t>
-      </w:r>
-    </w:p>
-    <w:p>
-      <w:pPr>
-        <w:spacing w:after="80"/>
-      </w:pPr>
-      <w:r>
-        <w:rPr>
-          <w:rFonts w:ascii="Microsoft YaHei" w:cs="Microsoft YaHei" w:eastAsia="Microsoft YaHei" w:hAnsi="Microsoft YaHei"/>
-          <w:color w:val="3D5038"/>
-          <w:sz w:val="21"/>
-          <w:szCs w:val="21"/>
-        </w:rPr>
-        <w:t xml:space="preserve">• D9 毛哥老鸭汤（临江门店）双人午餐：140 CNY / 20.68 USD</w:t>
-      </w:r>
-    </w:p>
-    <w:p>
-      <w:pPr>
-        <w:spacing w:after="80"/>
-      </w:pPr>
-      <w:r>
-        <w:rPr>
-          <w:rFonts w:ascii="Microsoft YaHei" w:cs="Microsoft YaHei" w:eastAsia="Microsoft YaHei" w:hAnsi="Microsoft YaHei"/>
-          <w:color w:val="3D5038"/>
-          <w:sz w:val="21"/>
-          <w:szCs w:val="21"/>
-        </w:rPr>
-        <w:t xml:space="preserve">• D10 大足景区附近午餐</w:t>
       </w:r>
     </w:p>
     <w:p>

--- a/downloads/itinerary-zh.docx
+++ b/downloads/itinerary-zh.docx
@@ -51,7 +51,7 @@
           <w:sz w:val="24"/>
           <w:szCs w:val="24"/>
         </w:rPr>
-        <w:t xml:space="preserve">固定总花费 7951 CNY / $1174.36</w:t>
+        <w:t xml:space="preserve">固定总花费 7825 CNY / $1155.65</w:t>
       </w:r>
     </w:p>
     <w:p>
@@ -7242,7 +7242,7 @@
           <w:sz w:val="21"/>
           <w:szCs w:val="21"/>
         </w:rPr>
-        <w:t xml:space="preserve">900 CNY / $132.94</w:t>
+        <w:t xml:space="preserve">774 CNY / $114.32</w:t>
       </w:r>
     </w:p>
     <w:p>
@@ -7258,7 +7258,7 @@
           <w:sz w:val="21"/>
           <w:szCs w:val="21"/>
         </w:rPr>
-        <w:t xml:space="preserve">宝顶山石窟 · 傍晚返渝</w:t>
+        <w:t xml:space="preserve">直通车往返 · 宝顶山 · 约 18:00 返酒店</w:t>
       </w:r>
     </w:p>
     <w:p>
@@ -7340,7 +7340,7 @@
           <w:sz w:val="22"/>
           <w:szCs w:val="22"/>
         </w:rPr>
-        <w:t xml:space="preserve">08:30</w:t>
+        <w:t xml:space="preserve">08:00</w:t>
       </w:r>
       <w:r>
         <w:rPr>
@@ -7358,16 +7358,16 @@
           <w:sz w:val="22"/>
           <w:szCs w:val="22"/>
         </w:rPr>
-        <w:t xml:space="preserve">打车：解放碑 → 重庆西站</w:t>
-      </w:r>
-      <w:r>
-        <w:rPr>
-          <w:rFonts w:ascii="Microsoft YaHei" w:cs="Microsoft YaHei" w:eastAsia="Microsoft YaHei" w:hAnsi="Microsoft YaHei"/>
-          <w:color w:val="6B8062"/>
-          <w:sz w:val="20"/>
-          <w:szCs w:val="20"/>
-        </w:rPr>
-        <w:t xml:space="preserve"> — 15 CNY / $2.22 (单程)</w:t>
+        <w:t xml:space="preserve">解放碑↔大足石刻直通车（往返）</w:t>
+      </w:r>
+      <w:r>
+        <w:rPr>
+          <w:rFonts w:ascii="Microsoft YaHei" w:cs="Microsoft YaHei" w:eastAsia="Microsoft YaHei" w:hAnsi="Microsoft YaHei"/>
+          <w:color w:val="6B8062"/>
+          <w:sz w:val="20"/>
+          <w:szCs w:val="20"/>
+        </w:rPr>
+        <w:t xml:space="preserve"> — 78 CNY / $11.52 (往返/人)</w:t>
       </w:r>
     </w:p>
     <w:p>
@@ -7382,7 +7382,7 @@
           <w:sz w:val="20"/>
           <w:szCs w:val="20"/>
         </w:rPr>
-        <w:t xml:space="preserve">打车：解放碑 → 重庆西站。</w:t>
+        <w:t xml:space="preserve">请提前 1 天在微信公众号「重庆自由行」或 cqzyx.net 预订往返车位（往返，单程约 48 元）。08:00 在解放碑大轰炸惨案遗址上车（八一路与磁器街交叉口西 50 米，地铁 6 号线小什字站 5A 口；距开元名庭步行约 5 分钟），08:30 经停红旗河沟。约 10:00 抵达宝顶山游客中心（车程约 2 小时）。16:00 原地上车返渝，约 18:00 回到解放碑。酒店出发一站直达，比高铁+多次转车更省心、更经济。</w:t>
       </w:r>
     </w:p>
     <w:p>
@@ -7398,7 +7398,7 @@
           <w:sz w:val="22"/>
           <w:szCs w:val="22"/>
         </w:rPr>
-        <w:t xml:space="preserve">09:30</w:t>
+        <w:t xml:space="preserve">10:00–14:30</w:t>
       </w:r>
       <w:r>
         <w:rPr>
@@ -7416,16 +7416,67 @@
           <w:sz w:val="22"/>
           <w:szCs w:val="22"/>
         </w:rPr>
-        <w:t xml:space="preserve">高铁至大足南站</w:t>
-      </w:r>
-      <w:r>
-        <w:rPr>
-          <w:rFonts w:ascii="Microsoft YaHei" w:cs="Microsoft YaHei" w:eastAsia="Microsoft YaHei" w:hAnsi="Microsoft YaHei"/>
-          <w:color w:val="6B8062"/>
-          <w:sz w:val="20"/>
-          <w:szCs w:val="20"/>
-        </w:rPr>
-        <w:t xml:space="preserve"> — 48 CNY / $7.09 (二等座/人)</w:t>
+        <w:t xml:space="preserve">大足石刻（宝顶山）</w:t>
+      </w:r>
+      <w:r>
+        <w:rPr>
+          <w:rFonts w:ascii="Microsoft YaHei" w:cs="Microsoft YaHei" w:eastAsia="Microsoft YaHei" w:hAnsi="Microsoft YaHei"/>
+          <w:color w:val="6B8062"/>
+          <w:sz w:val="20"/>
+          <w:szCs w:val="20"/>
+        </w:rPr>
+        <w:t xml:space="preserve"> — 115 CNY / $16.99 (宝顶山/人)</w:t>
+      </w:r>
+    </w:p>
+    <w:p>
+      <w:pPr>
+        <w:spacing w:after="80"/>
+        <w:ind w:left="360"/>
+      </w:pPr>
+      <w:r>
+        <w:rPr>
+          <w:rFonts w:ascii="Microsoft YaHei" w:cs="Microsoft YaHei" w:eastAsia="Microsoft YaHei" w:hAnsi="Microsoft YaHei"/>
+          <w:i/>
+          <w:iCs/>
+          <w:color w:val="3D5038"/>
+          <w:sz w:val="20"/>
+          <w:szCs w:val="20"/>
+        </w:rPr>
+        <w:t xml:space="preserve">概述: 唐至宋代（9–13 世纪；唐 618–907 年，宋 960–1279 年）摩崖造像 — 宝顶山千手观音等石窟群为中国佛教石刻艺术巅峰之一。</w:t>
+      </w:r>
+    </w:p>
+    <w:p>
+      <w:pPr>
+        <w:spacing w:after="60"/>
+      </w:pPr>
+      <w:r>
+        <w:rPr>
+          <w:rFonts w:ascii="Microsoft YaHei" w:cs="Microsoft YaHei" w:eastAsia="Microsoft YaHei" w:hAnsi="Microsoft YaHei"/>
+          <w:b/>
+          <w:bCs/>
+          <w:color w:val="7BAE5C"/>
+          <w:sz w:val="22"/>
+          <w:szCs w:val="22"/>
+        </w:rPr>
+        <w:t xml:space="preserve">16:00</w:t>
+      </w:r>
+      <w:r>
+        <w:rPr>
+          <w:sz w:val="22"/>
+          <w:szCs w:val="22"/>
+        </w:rPr>
+        <w:t xml:space="preserve">  </w:t>
+      </w:r>
+      <w:r>
+        <w:rPr>
+          <w:rFonts w:ascii="Microsoft YaHei" w:cs="Microsoft YaHei" w:eastAsia="Microsoft YaHei" w:hAnsi="Microsoft YaHei"/>
+          <w:b/>
+          <w:bCs/>
+          <w:color w:val="3D5038"/>
+          <w:sz w:val="22"/>
+          <w:szCs w:val="22"/>
+        </w:rPr>
+        <w:t xml:space="preserve">直通车返解放碑</w:t>
       </w:r>
     </w:p>
     <w:p>
@@ -7440,299 +7491,7 @@
           <w:sz w:val="20"/>
           <w:szCs w:val="20"/>
         </w:rPr>
-        <w:t xml:space="preserve">重庆西 → 大足南站成渝高铁，车程约 50 分钟。</w:t>
-      </w:r>
-    </w:p>
-    <w:p>
-      <w:pPr>
-        <w:spacing w:after="60"/>
-      </w:pPr>
-      <w:r>
-        <w:rPr>
-          <w:rFonts w:ascii="Microsoft YaHei" w:cs="Microsoft YaHei" w:eastAsia="Microsoft YaHei" w:hAnsi="Microsoft YaHei"/>
-          <w:b/>
-          <w:bCs/>
-          <w:color w:val="7BAE5C"/>
-          <w:sz w:val="22"/>
-          <w:szCs w:val="22"/>
-        </w:rPr>
-        <w:t xml:space="preserve">10:30</w:t>
-      </w:r>
-      <w:r>
-        <w:rPr>
-          <w:sz w:val="22"/>
-          <w:szCs w:val="22"/>
-        </w:rPr>
-        <w:t xml:space="preserve">  </w:t>
-      </w:r>
-      <w:r>
-        <w:rPr>
-          <w:rFonts w:ascii="Microsoft YaHei" w:cs="Microsoft YaHei" w:eastAsia="Microsoft YaHei" w:hAnsi="Microsoft YaHei"/>
-          <w:b/>
-          <w:bCs/>
-          <w:color w:val="3D5038"/>
-          <w:sz w:val="22"/>
-          <w:szCs w:val="22"/>
-        </w:rPr>
-        <w:t xml:space="preserve">打车：大足南站 → 宝顶山</w:t>
-      </w:r>
-      <w:r>
-        <w:rPr>
-          <w:rFonts w:ascii="Microsoft YaHei" w:cs="Microsoft YaHei" w:eastAsia="Microsoft YaHei" w:hAnsi="Microsoft YaHei"/>
-          <w:color w:val="6B8062"/>
-          <w:sz w:val="20"/>
-          <w:szCs w:val="20"/>
-        </w:rPr>
-        <w:t xml:space="preserve"> — 30 CNY / $4.43 (单程)</w:t>
-      </w:r>
-    </w:p>
-    <w:p>
-      <w:pPr>
-        <w:spacing w:after="120"/>
-        <w:ind w:left="360"/>
-      </w:pPr>
-      <w:r>
-        <w:rPr>
-          <w:rFonts w:ascii="Microsoft YaHei" w:cs="Microsoft YaHei" w:eastAsia="Microsoft YaHei" w:hAnsi="Microsoft YaHei"/>
-          <w:color w:val="6B8062"/>
-          <w:sz w:val="20"/>
-          <w:szCs w:val="20"/>
-        </w:rPr>
-        <w:t xml:space="preserve">大足南站 → 宝顶山景区，车程约 25 分钟。</w:t>
-      </w:r>
-    </w:p>
-    <w:p>
-      <w:pPr>
-        <w:spacing w:after="60"/>
-      </w:pPr>
-      <w:r>
-        <w:rPr>
-          <w:rFonts w:ascii="Microsoft YaHei" w:cs="Microsoft YaHei" w:eastAsia="Microsoft YaHei" w:hAnsi="Microsoft YaHei"/>
-          <w:b/>
-          <w:bCs/>
-          <w:color w:val="7BAE5C"/>
-          <w:sz w:val="22"/>
-          <w:szCs w:val="22"/>
-        </w:rPr>
-        <w:t xml:space="preserve">11:00–14:30</w:t>
-      </w:r>
-      <w:r>
-        <w:rPr>
-          <w:sz w:val="22"/>
-          <w:szCs w:val="22"/>
-        </w:rPr>
-        <w:t xml:space="preserve">  </w:t>
-      </w:r>
-      <w:r>
-        <w:rPr>
-          <w:rFonts w:ascii="Microsoft YaHei" w:cs="Microsoft YaHei" w:eastAsia="Microsoft YaHei" w:hAnsi="Microsoft YaHei"/>
-          <w:b/>
-          <w:bCs/>
-          <w:color w:val="3D5038"/>
-          <w:sz w:val="22"/>
-          <w:szCs w:val="22"/>
-        </w:rPr>
-        <w:t xml:space="preserve">大足石刻（宝顶山）</w:t>
-      </w:r>
-      <w:r>
-        <w:rPr>
-          <w:rFonts w:ascii="Microsoft YaHei" w:cs="Microsoft YaHei" w:eastAsia="Microsoft YaHei" w:hAnsi="Microsoft YaHei"/>
-          <w:color w:val="6B8062"/>
-          <w:sz w:val="20"/>
-          <w:szCs w:val="20"/>
-        </w:rPr>
-        <w:t xml:space="preserve"> — 115 CNY / $16.99 (宝顶山/人)</w:t>
-      </w:r>
-    </w:p>
-    <w:p>
-      <w:pPr>
-        <w:spacing w:after="80"/>
-        <w:ind w:left="360"/>
-      </w:pPr>
-      <w:r>
-        <w:rPr>
-          <w:rFonts w:ascii="Microsoft YaHei" w:cs="Microsoft YaHei" w:eastAsia="Microsoft YaHei" w:hAnsi="Microsoft YaHei"/>
-          <w:i/>
-          <w:iCs/>
-          <w:color w:val="3D5038"/>
-          <w:sz w:val="20"/>
-          <w:szCs w:val="20"/>
-        </w:rPr>
-        <w:t xml:space="preserve">概述: 唐至宋代（9–13 世纪；唐 618–907 年，宋 960–1279 年）摩崖造像 — 宝顶山千手观音等石窟群为中国佛教石刻艺术巅峰之一。</w:t>
-      </w:r>
-    </w:p>
-    <w:p>
-      <w:pPr>
-        <w:spacing w:after="60"/>
-      </w:pPr>
-      <w:r>
-        <w:rPr>
-          <w:rFonts w:ascii="Microsoft YaHei" w:cs="Microsoft YaHei" w:eastAsia="Microsoft YaHei" w:hAnsi="Microsoft YaHei"/>
-          <w:b/>
-          <w:bCs/>
-          <w:color w:val="7BAE5C"/>
-          <w:sz w:val="22"/>
-          <w:szCs w:val="22"/>
-        </w:rPr>
-        <w:t xml:space="preserve">15:00</w:t>
-      </w:r>
-      <w:r>
-        <w:rPr>
-          <w:sz w:val="22"/>
-          <w:szCs w:val="22"/>
-        </w:rPr>
-        <w:t xml:space="preserve">  </w:t>
-      </w:r>
-      <w:r>
-        <w:rPr>
-          <w:rFonts w:ascii="Microsoft YaHei" w:cs="Microsoft YaHei" w:eastAsia="Microsoft YaHei" w:hAnsi="Microsoft YaHei"/>
-          <w:b/>
-          <w:bCs/>
-          <w:color w:val="3D5038"/>
-          <w:sz w:val="22"/>
-          <w:szCs w:val="22"/>
-        </w:rPr>
-        <w:t xml:space="preserve">打车：宝顶山 → 大足南站</w:t>
-      </w:r>
-      <w:r>
-        <w:rPr>
-          <w:rFonts w:ascii="Microsoft YaHei" w:cs="Microsoft YaHei" w:eastAsia="Microsoft YaHei" w:hAnsi="Microsoft YaHei"/>
-          <w:color w:val="6B8062"/>
-          <w:sz w:val="20"/>
-          <w:szCs w:val="20"/>
-        </w:rPr>
-        <w:t xml:space="preserve"> — 30 CNY / $4.43 (单程)</w:t>
-      </w:r>
-    </w:p>
-    <w:p>
-      <w:pPr>
-        <w:spacing w:after="120"/>
-        <w:ind w:left="360"/>
-      </w:pPr>
-      <w:r>
-        <w:rPr>
-          <w:rFonts w:ascii="Microsoft YaHei" w:cs="Microsoft YaHei" w:eastAsia="Microsoft YaHei" w:hAnsi="Microsoft YaHei"/>
-          <w:color w:val="6B8062"/>
-          <w:sz w:val="20"/>
-          <w:szCs w:val="20"/>
-        </w:rPr>
-        <w:t xml:space="preserve">返回大足南站，搭乘下午返程高铁。</w:t>
-      </w:r>
-    </w:p>
-    <w:p>
-      <w:pPr>
-        <w:spacing w:after="60"/>
-      </w:pPr>
-      <w:r>
-        <w:rPr>
-          <w:rFonts w:ascii="Microsoft YaHei" w:cs="Microsoft YaHei" w:eastAsia="Microsoft YaHei" w:hAnsi="Microsoft YaHei"/>
-          <w:b/>
-          <w:bCs/>
-          <w:color w:val="7BAE5C"/>
-          <w:sz w:val="22"/>
-          <w:szCs w:val="22"/>
-        </w:rPr>
-        <w:t xml:space="preserve">16:30</w:t>
-      </w:r>
-      <w:r>
-        <w:rPr>
-          <w:sz w:val="22"/>
-          <w:szCs w:val="22"/>
-        </w:rPr>
-        <w:t xml:space="preserve">  </w:t>
-      </w:r>
-      <w:r>
-        <w:rPr>
-          <w:rFonts w:ascii="Microsoft YaHei" w:cs="Microsoft YaHei" w:eastAsia="Microsoft YaHei" w:hAnsi="Microsoft YaHei"/>
-          <w:b/>
-          <w:bCs/>
-          <w:color w:val="3D5038"/>
-          <w:sz w:val="22"/>
-          <w:szCs w:val="22"/>
-        </w:rPr>
-        <w:t xml:space="preserve">高铁返重庆西</w:t>
-      </w:r>
-      <w:r>
-        <w:rPr>
-          <w:rFonts w:ascii="Microsoft YaHei" w:cs="Microsoft YaHei" w:eastAsia="Microsoft YaHei" w:hAnsi="Microsoft YaHei"/>
-          <w:color w:val="6B8062"/>
-          <w:sz w:val="20"/>
-          <w:szCs w:val="20"/>
-        </w:rPr>
-        <w:t xml:space="preserve"> — 48 CNY / $7.09 (二等座/人)</w:t>
-      </w:r>
-    </w:p>
-    <w:p>
-      <w:pPr>
-        <w:spacing w:after="120"/>
-        <w:ind w:left="360"/>
-      </w:pPr>
-      <w:r>
-        <w:rPr>
-          <w:rFonts w:ascii="Microsoft YaHei" w:cs="Microsoft YaHei" w:eastAsia="Microsoft YaHei" w:hAnsi="Microsoft YaHei"/>
-          <w:color w:val="6B8062"/>
-          <w:sz w:val="20"/>
-          <w:szCs w:val="20"/>
-        </w:rPr>
-        <w:t xml:space="preserve">大足南站 → 重庆西，车程约 50 分钟。</w:t>
-      </w:r>
-    </w:p>
-    <w:p>
-      <w:pPr>
-        <w:spacing w:after="60"/>
-      </w:pPr>
-      <w:r>
-        <w:rPr>
-          <w:rFonts w:ascii="Microsoft YaHei" w:cs="Microsoft YaHei" w:eastAsia="Microsoft YaHei" w:hAnsi="Microsoft YaHei"/>
-          <w:b/>
-          <w:bCs/>
-          <w:color w:val="7BAE5C"/>
-          <w:sz w:val="22"/>
-          <w:szCs w:val="22"/>
-        </w:rPr>
-        <w:t xml:space="preserve">18:00</w:t>
-      </w:r>
-      <w:r>
-        <w:rPr>
-          <w:sz w:val="22"/>
-          <w:szCs w:val="22"/>
-        </w:rPr>
-        <w:t xml:space="preserve">  </w:t>
-      </w:r>
-      <w:r>
-        <w:rPr>
-          <w:rFonts w:ascii="Microsoft YaHei" w:cs="Microsoft YaHei" w:eastAsia="Microsoft YaHei" w:hAnsi="Microsoft YaHei"/>
-          <w:b/>
-          <w:bCs/>
-          <w:color w:val="3D5038"/>
-          <w:sz w:val="22"/>
-          <w:szCs w:val="22"/>
-        </w:rPr>
-        <w:t xml:space="preserve">打车：重庆西 → 解放碑</w:t>
-      </w:r>
-      <w:r>
-        <w:rPr>
-          <w:rFonts w:ascii="Microsoft YaHei" w:cs="Microsoft YaHei" w:eastAsia="Microsoft YaHei" w:hAnsi="Microsoft YaHei"/>
-          <w:color w:val="6B8062"/>
-          <w:sz w:val="20"/>
-          <w:szCs w:val="20"/>
-        </w:rPr>
-        <w:t xml:space="preserve"> — 15 CNY / $2.22 (单程)</w:t>
-      </w:r>
-    </w:p>
-    <w:p>
-      <w:pPr>
-        <w:spacing w:after="120"/>
-        <w:ind w:left="360"/>
-      </w:pPr>
-      <w:r>
-        <w:rPr>
-          <w:rFonts w:ascii="Microsoft YaHei" w:cs="Microsoft YaHei" w:eastAsia="Microsoft YaHei" w:hAnsi="Microsoft YaHei"/>
-          <w:color w:val="6B8062"/>
-          <w:sz w:val="20"/>
-          <w:szCs w:val="20"/>
-        </w:rPr>
-        <w:t xml:space="preserve">返回开元名庭酒店，全部行程正式完结。</w:t>
+        <w:t xml:space="preserve">已含在往返车票内，原地上车；约 18:00 抵达开元名庭附近，全部行程正式完结。</w:t>
       </w:r>
     </w:p>
     <w:p>
@@ -7827,7 +7586,7 @@
           <w:sz w:val="21"/>
           <w:szCs w:val="21"/>
         </w:rPr>
-        <w:t xml:space="preserve">• 成渝高铁赴渝；大足石刻可乘重庆西↔大足南高铁当日往返</w:t>
+        <w:t xml:space="preserve">• 成渝高铁赴渝；D10 大足石刻可乘解放碑大轰炸遗址直通车当日往返（比高铁+转车更省心）</w:t>
       </w:r>
     </w:p>
     <w:p>
@@ -12889,7 +12648,7 @@
                 <w:sz w:val="20"/>
                 <w:szCs w:val="20"/>
               </w:rPr>
-              <w:t xml:space="preserve">打车：解放碑→重庆西</w:t>
+              <w:t xml:space="preserve">解放碑↔大足石刻直通车往返（×2）</w:t>
             </w:r>
           </w:p>
         </w:tc>
@@ -12915,7 +12674,7 @@
                 <w:sz w:val="20"/>
                 <w:szCs w:val="20"/>
               </w:rPr>
-              <w:t xml:space="preserve">15</w:t>
+              <w:t xml:space="preserve">156</w:t>
             </w:r>
           </w:p>
         </w:tc>
@@ -12941,7 +12700,7 @@
                 <w:sz w:val="20"/>
                 <w:szCs w:val="20"/>
               </w:rPr>
-              <w:t xml:space="preserve">2.22</w:t>
+              <w:t xml:space="preserve">23.04</w:t>
             </w:r>
           </w:p>
         </w:tc>
@@ -12966,7 +12725,7 @@
                 <w:sz w:val="20"/>
                 <w:szCs w:val="20"/>
               </w:rPr>
-              <w:t xml:space="preserve">重庆西→大足南高铁（×2）</w:t>
+              <w:t xml:space="preserve">宝顶山门票（×2）</w:t>
             </w:r>
           </w:p>
         </w:tc>
@@ -12992,7 +12751,7 @@
                 <w:sz w:val="20"/>
                 <w:szCs w:val="20"/>
               </w:rPr>
-              <w:t xml:space="preserve">96</w:t>
+              <w:t xml:space="preserve">230</w:t>
             </w:r>
           </w:p>
         </w:tc>
@@ -13018,7 +12777,7 @@
                 <w:sz w:val="20"/>
                 <w:szCs w:val="20"/>
               </w:rPr>
-              <w:t xml:space="preserve">14.18</w:t>
+              <w:t xml:space="preserve">33.97</w:t>
             </w:r>
           </w:p>
         </w:tc>
@@ -13043,7 +12802,7 @@
                 <w:sz w:val="20"/>
                 <w:szCs w:val="20"/>
               </w:rPr>
-              <w:t xml:space="preserve">大足南↔宝顶山打车往返</w:t>
+              <w:t xml:space="preserve">开元名庭单日分摊房价</w:t>
             </w:r>
           </w:p>
         </w:tc>
@@ -13069,7 +12828,7 @@
                 <w:sz w:val="20"/>
                 <w:szCs w:val="20"/>
               </w:rPr>
-              <w:t xml:space="preserve">60</w:t>
+              <w:t xml:space="preserve">388</w:t>
             </w:r>
           </w:p>
         </w:tc>
@@ -13095,7 +12854,7 @@
                 <w:sz w:val="20"/>
                 <w:szCs w:val="20"/>
               </w:rPr>
-              <w:t xml:space="preserve">8.86</w:t>
+              <w:t xml:space="preserve">57.31</w:t>
             </w:r>
           </w:p>
         </w:tc>
@@ -13104,29 +12863,33 @@
         <w:tc>
           <w:tcPr>
             <w:tcW w:type="pct" w:w="60%"/>
-            <w:tcMar>
-              <w:top w:type="dxa" w:w="80"/>
-              <w:left w:type="dxa" w:w="120"/>
-              <w:bottom w:type="dxa" w:w="80"/>
-              <w:right w:type="dxa" w:w="120"/>
-            </w:tcMar>
-            <w:vAlign w:val="center"/>
-          </w:tcPr>
-          <w:p>
-            <w:r>
-              <w:rPr>
-                <w:rFonts w:ascii="Microsoft YaHei" w:cs="Microsoft YaHei" w:eastAsia="Microsoft YaHei" w:hAnsi="Microsoft YaHei"/>
-                <w:color w:val="3D5038"/>
-                <w:sz w:val="20"/>
-                <w:szCs w:val="20"/>
-              </w:rPr>
-              <w:t xml:space="preserve">宝顶山门票（×2）</w:t>
+            <w:shd w:fill="E4F0D4" w:val="clear"/>
+            <w:tcMar>
+              <w:top w:type="dxa" w:w="80"/>
+              <w:left w:type="dxa" w:w="120"/>
+              <w:bottom w:type="dxa" w:w="80"/>
+              <w:right w:type="dxa" w:w="120"/>
+            </w:tcMar>
+            <w:vAlign w:val="center"/>
+          </w:tcPr>
+          <w:p>
+            <w:r>
+              <w:rPr>
+                <w:rFonts w:ascii="Microsoft YaHei" w:cs="Microsoft YaHei" w:eastAsia="Microsoft YaHei" w:hAnsi="Microsoft YaHei"/>
+                <w:b/>
+                <w:bCs/>
+                <w:color w:val="3D5038"/>
+                <w:sz w:val="20"/>
+                <w:szCs w:val="20"/>
+              </w:rPr>
+              <w:t xml:space="preserve">当日合计</w:t>
             </w:r>
           </w:p>
         </w:tc>
         <w:tc>
           <w:tcPr>
             <w:tcW w:type="pct" w:w="20%"/>
+            <w:shd w:fill="E4F0D4" w:val="clear"/>
             <w:tcMar>
               <w:top w:type="dxa" w:w="80"/>
               <w:left w:type="dxa" w:w="120"/>
@@ -13142,17 +12905,20 @@
             <w:r>
               <w:rPr>
                 <w:rFonts w:ascii="Microsoft YaHei" w:cs="Microsoft YaHei" w:eastAsia="Microsoft YaHei" w:hAnsi="Microsoft YaHei"/>
-                <w:color w:val="3D5038"/>
-                <w:sz w:val="20"/>
-                <w:szCs w:val="20"/>
-              </w:rPr>
-              <w:t xml:space="preserve">230</w:t>
+                <w:b/>
+                <w:bCs/>
+                <w:color w:val="3D5038"/>
+                <w:sz w:val="20"/>
+                <w:szCs w:val="20"/>
+              </w:rPr>
+              <w:t xml:space="preserve">774</w:t>
             </w:r>
           </w:p>
         </w:tc>
         <w:tc>
           <w:tcPr>
             <w:tcW w:type="pct" w:w="20%"/>
+            <w:shd w:fill="E4F0D4" w:val="clear"/>
             <w:tcMar>
               <w:top w:type="dxa" w:w="80"/>
               <w:left w:type="dxa" w:w="120"/>
@@ -13168,328 +12934,13 @@
             <w:r>
               <w:rPr>
                 <w:rFonts w:ascii="Microsoft YaHei" w:cs="Microsoft YaHei" w:eastAsia="Microsoft YaHei" w:hAnsi="Microsoft YaHei"/>
-                <w:color w:val="3D5038"/>
-                <w:sz w:val="20"/>
-                <w:szCs w:val="20"/>
-              </w:rPr>
-              <w:t xml:space="preserve">33.97</w:t>
-            </w:r>
-          </w:p>
-        </w:tc>
-      </w:tr>
-      <w:tr>
-        <w:tc>
-          <w:tcPr>
-            <w:tcW w:type="pct" w:w="60%"/>
-            <w:tcMar>
-              <w:top w:type="dxa" w:w="80"/>
-              <w:left w:type="dxa" w:w="120"/>
-              <w:bottom w:type="dxa" w:w="80"/>
-              <w:right w:type="dxa" w:w="120"/>
-            </w:tcMar>
-            <w:vAlign w:val="center"/>
-          </w:tcPr>
-          <w:p>
-            <w:r>
-              <w:rPr>
-                <w:rFonts w:ascii="Microsoft YaHei" w:cs="Microsoft YaHei" w:eastAsia="Microsoft YaHei" w:hAnsi="Microsoft YaHei"/>
-                <w:color w:val="3D5038"/>
-                <w:sz w:val="20"/>
-                <w:szCs w:val="20"/>
-              </w:rPr>
-              <w:t xml:space="preserve">大足南→重庆西高铁（×2）</w:t>
-            </w:r>
-          </w:p>
-        </w:tc>
-        <w:tc>
-          <w:tcPr>
-            <w:tcW w:type="pct" w:w="20%"/>
-            <w:tcMar>
-              <w:top w:type="dxa" w:w="80"/>
-              <w:left w:type="dxa" w:w="120"/>
-              <w:bottom w:type="dxa" w:w="80"/>
-              <w:right w:type="dxa" w:w="120"/>
-            </w:tcMar>
-            <w:vAlign w:val="center"/>
-          </w:tcPr>
-          <w:p>
-            <w:pPr>
-              <w:jc w:val="right"/>
-            </w:pPr>
-            <w:r>
-              <w:rPr>
-                <w:rFonts w:ascii="Microsoft YaHei" w:cs="Microsoft YaHei" w:eastAsia="Microsoft YaHei" w:hAnsi="Microsoft YaHei"/>
-                <w:color w:val="3D5038"/>
-                <w:sz w:val="20"/>
-                <w:szCs w:val="20"/>
-              </w:rPr>
-              <w:t xml:space="preserve">96</w:t>
-            </w:r>
-          </w:p>
-        </w:tc>
-        <w:tc>
-          <w:tcPr>
-            <w:tcW w:type="pct" w:w="20%"/>
-            <w:tcMar>
-              <w:top w:type="dxa" w:w="80"/>
-              <w:left w:type="dxa" w:w="120"/>
-              <w:bottom w:type="dxa" w:w="80"/>
-              <w:right w:type="dxa" w:w="120"/>
-            </w:tcMar>
-            <w:vAlign w:val="center"/>
-          </w:tcPr>
-          <w:p>
-            <w:pPr>
-              <w:jc w:val="right"/>
-            </w:pPr>
-            <w:r>
-              <w:rPr>
-                <w:rFonts w:ascii="Microsoft YaHei" w:cs="Microsoft YaHei" w:eastAsia="Microsoft YaHei" w:hAnsi="Microsoft YaHei"/>
-                <w:color w:val="3D5038"/>
-                <w:sz w:val="20"/>
-                <w:szCs w:val="20"/>
-              </w:rPr>
-              <w:t xml:space="preserve">14.18</w:t>
-            </w:r>
-          </w:p>
-        </w:tc>
-      </w:tr>
-      <w:tr>
-        <w:tc>
-          <w:tcPr>
-            <w:tcW w:type="pct" w:w="60%"/>
-            <w:tcMar>
-              <w:top w:type="dxa" w:w="80"/>
-              <w:left w:type="dxa" w:w="120"/>
-              <w:bottom w:type="dxa" w:w="80"/>
-              <w:right w:type="dxa" w:w="120"/>
-            </w:tcMar>
-            <w:vAlign w:val="center"/>
-          </w:tcPr>
-          <w:p>
-            <w:r>
-              <w:rPr>
-                <w:rFonts w:ascii="Microsoft YaHei" w:cs="Microsoft YaHei" w:eastAsia="Microsoft YaHei" w:hAnsi="Microsoft YaHei"/>
-                <w:color w:val="3D5038"/>
-                <w:sz w:val="20"/>
-                <w:szCs w:val="20"/>
-              </w:rPr>
-              <w:t xml:space="preserve">打车：重庆西→解放碑</w:t>
-            </w:r>
-          </w:p>
-        </w:tc>
-        <w:tc>
-          <w:tcPr>
-            <w:tcW w:type="pct" w:w="20%"/>
-            <w:tcMar>
-              <w:top w:type="dxa" w:w="80"/>
-              <w:left w:type="dxa" w:w="120"/>
-              <w:bottom w:type="dxa" w:w="80"/>
-              <w:right w:type="dxa" w:w="120"/>
-            </w:tcMar>
-            <w:vAlign w:val="center"/>
-          </w:tcPr>
-          <w:p>
-            <w:pPr>
-              <w:jc w:val="right"/>
-            </w:pPr>
-            <w:r>
-              <w:rPr>
-                <w:rFonts w:ascii="Microsoft YaHei" w:cs="Microsoft YaHei" w:eastAsia="Microsoft YaHei" w:hAnsi="Microsoft YaHei"/>
-                <w:color w:val="3D5038"/>
-                <w:sz w:val="20"/>
-                <w:szCs w:val="20"/>
-              </w:rPr>
-              <w:t xml:space="preserve">15</w:t>
-            </w:r>
-          </w:p>
-        </w:tc>
-        <w:tc>
-          <w:tcPr>
-            <w:tcW w:type="pct" w:w="20%"/>
-            <w:tcMar>
-              <w:top w:type="dxa" w:w="80"/>
-              <w:left w:type="dxa" w:w="120"/>
-              <w:bottom w:type="dxa" w:w="80"/>
-              <w:right w:type="dxa" w:w="120"/>
-            </w:tcMar>
-            <w:vAlign w:val="center"/>
-          </w:tcPr>
-          <w:p>
-            <w:pPr>
-              <w:jc w:val="right"/>
-            </w:pPr>
-            <w:r>
-              <w:rPr>
-                <w:rFonts w:ascii="Microsoft YaHei" w:cs="Microsoft YaHei" w:eastAsia="Microsoft YaHei" w:hAnsi="Microsoft YaHei"/>
-                <w:color w:val="3D5038"/>
-                <w:sz w:val="20"/>
-                <w:szCs w:val="20"/>
-              </w:rPr>
-              <w:t xml:space="preserve">2.22</w:t>
-            </w:r>
-          </w:p>
-        </w:tc>
-      </w:tr>
-      <w:tr>
-        <w:tc>
-          <w:tcPr>
-            <w:tcW w:type="pct" w:w="60%"/>
-            <w:tcMar>
-              <w:top w:type="dxa" w:w="80"/>
-              <w:left w:type="dxa" w:w="120"/>
-              <w:bottom w:type="dxa" w:w="80"/>
-              <w:right w:type="dxa" w:w="120"/>
-            </w:tcMar>
-            <w:vAlign w:val="center"/>
-          </w:tcPr>
-          <w:p>
-            <w:r>
-              <w:rPr>
-                <w:rFonts w:ascii="Microsoft YaHei" w:cs="Microsoft YaHei" w:eastAsia="Microsoft YaHei" w:hAnsi="Microsoft YaHei"/>
-                <w:color w:val="3D5038"/>
-                <w:sz w:val="20"/>
-                <w:szCs w:val="20"/>
-              </w:rPr>
-              <w:t xml:space="preserve">开元名庭单日分摊房价</w:t>
-            </w:r>
-          </w:p>
-        </w:tc>
-        <w:tc>
-          <w:tcPr>
-            <w:tcW w:type="pct" w:w="20%"/>
-            <w:tcMar>
-              <w:top w:type="dxa" w:w="80"/>
-              <w:left w:type="dxa" w:w="120"/>
-              <w:bottom w:type="dxa" w:w="80"/>
-              <w:right w:type="dxa" w:w="120"/>
-            </w:tcMar>
-            <w:vAlign w:val="center"/>
-          </w:tcPr>
-          <w:p>
-            <w:pPr>
-              <w:jc w:val="right"/>
-            </w:pPr>
-            <w:r>
-              <w:rPr>
-                <w:rFonts w:ascii="Microsoft YaHei" w:cs="Microsoft YaHei" w:eastAsia="Microsoft YaHei" w:hAnsi="Microsoft YaHei"/>
-                <w:color w:val="3D5038"/>
-                <w:sz w:val="20"/>
-                <w:szCs w:val="20"/>
-              </w:rPr>
-              <w:t xml:space="preserve">388</w:t>
-            </w:r>
-          </w:p>
-        </w:tc>
-        <w:tc>
-          <w:tcPr>
-            <w:tcW w:type="pct" w:w="20%"/>
-            <w:tcMar>
-              <w:top w:type="dxa" w:w="80"/>
-              <w:left w:type="dxa" w:w="120"/>
-              <w:bottom w:type="dxa" w:w="80"/>
-              <w:right w:type="dxa" w:w="120"/>
-            </w:tcMar>
-            <w:vAlign w:val="center"/>
-          </w:tcPr>
-          <w:p>
-            <w:pPr>
-              <w:jc w:val="right"/>
-            </w:pPr>
-            <w:r>
-              <w:rPr>
-                <w:rFonts w:ascii="Microsoft YaHei" w:cs="Microsoft YaHei" w:eastAsia="Microsoft YaHei" w:hAnsi="Microsoft YaHei"/>
-                <w:color w:val="3D5038"/>
-                <w:sz w:val="20"/>
-                <w:szCs w:val="20"/>
-              </w:rPr>
-              <w:t xml:space="preserve">57.31</w:t>
-            </w:r>
-          </w:p>
-        </w:tc>
-      </w:tr>
-      <w:tr>
-        <w:tc>
-          <w:tcPr>
-            <w:tcW w:type="pct" w:w="60%"/>
-            <w:shd w:fill="E4F0D4" w:val="clear"/>
-            <w:tcMar>
-              <w:top w:type="dxa" w:w="80"/>
-              <w:left w:type="dxa" w:w="120"/>
-              <w:bottom w:type="dxa" w:w="80"/>
-              <w:right w:type="dxa" w:w="120"/>
-            </w:tcMar>
-            <w:vAlign w:val="center"/>
-          </w:tcPr>
-          <w:p>
-            <w:r>
-              <w:rPr>
-                <w:rFonts w:ascii="Microsoft YaHei" w:cs="Microsoft YaHei" w:eastAsia="Microsoft YaHei" w:hAnsi="Microsoft YaHei"/>
                 <w:b/>
                 <w:bCs/>
                 <w:color w:val="3D5038"/>
                 <w:sz w:val="20"/>
                 <w:szCs w:val="20"/>
               </w:rPr>
-              <w:t xml:space="preserve">当日合计</w:t>
-            </w:r>
-          </w:p>
-        </w:tc>
-        <w:tc>
-          <w:tcPr>
-            <w:tcW w:type="pct" w:w="20%"/>
-            <w:shd w:fill="E4F0D4" w:val="clear"/>
-            <w:tcMar>
-              <w:top w:type="dxa" w:w="80"/>
-              <w:left w:type="dxa" w:w="120"/>
-              <w:bottom w:type="dxa" w:w="80"/>
-              <w:right w:type="dxa" w:w="120"/>
-            </w:tcMar>
-            <w:vAlign w:val="center"/>
-          </w:tcPr>
-          <w:p>
-            <w:pPr>
-              <w:jc w:val="right"/>
-            </w:pPr>
-            <w:r>
-              <w:rPr>
-                <w:rFonts w:ascii="Microsoft YaHei" w:cs="Microsoft YaHei" w:eastAsia="Microsoft YaHei" w:hAnsi="Microsoft YaHei"/>
-                <w:b/>
-                <w:bCs/>
-                <w:color w:val="3D5038"/>
-                <w:sz w:val="20"/>
-                <w:szCs w:val="20"/>
-              </w:rPr>
-              <w:t xml:space="preserve">900</w:t>
-            </w:r>
-          </w:p>
-        </w:tc>
-        <w:tc>
-          <w:tcPr>
-            <w:tcW w:type="pct" w:w="20%"/>
-            <w:shd w:fill="E4F0D4" w:val="clear"/>
-            <w:tcMar>
-              <w:top w:type="dxa" w:w="80"/>
-              <w:left w:type="dxa" w:w="120"/>
-              <w:bottom w:type="dxa" w:w="80"/>
-              <w:right w:type="dxa" w:w="120"/>
-            </w:tcMar>
-            <w:vAlign w:val="center"/>
-          </w:tcPr>
-          <w:p>
-            <w:pPr>
-              <w:jc w:val="right"/>
-            </w:pPr>
-            <w:r>
-              <w:rPr>
-                <w:rFonts w:ascii="Microsoft YaHei" w:cs="Microsoft YaHei" w:eastAsia="Microsoft YaHei" w:hAnsi="Microsoft YaHei"/>
-                <w:b/>
-                <w:bCs/>
-                <w:color w:val="3D5038"/>
-                <w:sz w:val="20"/>
-                <w:szCs w:val="20"/>
-              </w:rPr>
-              <w:t xml:space="preserve">132.94</w:t>
+              <w:t xml:space="preserve">114.32</w:t>
             </w:r>
           </w:p>
         </w:tc>
@@ -13518,7 +12969,7 @@
           <w:sz w:val="28"/>
           <w:szCs w:val="28"/>
         </w:rPr>
-        <w:t xml:space="preserve">全行程固定总花费（双人）：7951 CNY / $1174.36</w:t>
+        <w:t xml:space="preserve">全行程固定总花费（双人）：7825 CNY / $1155.65</w:t>
       </w:r>
     </w:p>
     <w:p>
@@ -13532,7 +12983,7 @@
           <w:sz w:val="21"/>
           <w:szCs w:val="21"/>
         </w:rPr>
-        <w:t xml:space="preserve">预算上限 9820 CNY，剩余 1869 CNY / $275.05 可用于自选消费</w:t>
+        <w:t xml:space="preserve">预算上限 9820 CNY，剩余 1995 CNY / $294.66 可用于自选消费</w:t>
       </w:r>
     </w:p>
     <w:p>

--- a/downloads/itinerary-zh.docx
+++ b/downloads/itinerary-zh.docx
@@ -991,15 +991,6 @@
       <w:r>
         <w:rPr>
           <w:rFonts w:ascii="Microsoft YaHei" w:cs="Microsoft YaHei" w:eastAsia="Microsoft YaHei" w:hAnsi="Microsoft YaHei"/>
-          <w:color w:val="3D5038"/>
-          <w:sz w:val="21"/>
-          <w:szCs w:val="21"/>
-        </w:rPr>
-        <w:t xml:space="preserve">本行程：</w:t>
-      </w:r>
-      <w:r>
-        <w:rPr>
-          <w:rFonts w:ascii="Microsoft YaHei" w:cs="Microsoft YaHei" w:eastAsia="Microsoft YaHei" w:hAnsi="Microsoft YaHei"/>
           <w:b/>
           <w:bCs/>
           <w:color w:val="4A7A38"/>
@@ -1566,15 +1557,6 @@
       <w:r>
         <w:rPr>
           <w:rFonts w:ascii="Microsoft YaHei" w:cs="Microsoft YaHei" w:eastAsia="Microsoft YaHei" w:hAnsi="Microsoft YaHei"/>
-          <w:color w:val="3D5038"/>
-          <w:sz w:val="21"/>
-          <w:szCs w:val="21"/>
-        </w:rPr>
-        <w:t xml:space="preserve">本行程：</w:t>
-      </w:r>
-      <w:r>
-        <w:rPr>
-          <w:rFonts w:ascii="Microsoft YaHei" w:cs="Microsoft YaHei" w:eastAsia="Microsoft YaHei" w:hAnsi="Microsoft YaHei"/>
           <w:b/>
           <w:bCs/>
           <w:color w:val="4A7A38"/>
@@ -2271,15 +2253,6 @@
       <w:pPr>
         <w:spacing w:after="200"/>
       </w:pPr>
-      <w:r>
-        <w:rPr>
-          <w:rFonts w:ascii="Microsoft YaHei" w:cs="Microsoft YaHei" w:eastAsia="Microsoft YaHei" w:hAnsi="Microsoft YaHei"/>
-          <w:color w:val="3D5038"/>
-          <w:sz w:val="21"/>
-          <w:szCs w:val="21"/>
-        </w:rPr>
-        <w:t xml:space="preserve">本行程：</w:t>
-      </w:r>
       <w:r>
         <w:rPr>
           <w:rFonts w:ascii="Microsoft YaHei" w:cs="Microsoft YaHei" w:eastAsia="Microsoft YaHei" w:hAnsi="Microsoft YaHei"/>
@@ -13220,7 +13193,7 @@
           <w:sz w:val="21"/>
           <w:szCs w:val="21"/>
         </w:rPr>
-        <w:t xml:space="preserve">美国公民赴川渝 10 天行程须提前办理 L 类（旅游）签证，建议出发前 4–8 周申请。</w:t>
+        <w:t xml:space="preserve">美国公民赴川渝 10 天行程须提前办理 L 类（旅游）签证，建议出发前 4–8 周申请。伊利诺伊州居民请向芝加哥总领馆申请。</w:t>
       </w:r>
     </w:p>
     <w:p>
@@ -13250,7 +13223,7 @@
           <w:sz w:val="21"/>
           <w:szCs w:val="21"/>
         </w:rPr>
-        <w:t xml:space="preserve">1. 在美国驻华使领馆管辖范围内，通过 COVA 在线签证系统（2025年9月30日启用）填写申请</w:t>
+        <w:t xml:space="preserve">1. 通过 COVA 在线签证系统（2025年9月30日启用）向芝加哥总领馆提交申请</w:t>
       </w:r>
     </w:p>
     <w:p>
@@ -13478,35 +13451,7 @@
           <w:sz w:val="20"/>
           <w:szCs w:val="20"/>
         </w:rPr>
-        <w:t xml:space="preserve">纽约总领馆: https://newyork.china-consulate.gov.cn/eng/</w:t>
-      </w:r>
-    </w:p>
-    <w:p>
-      <w:pPr>
-        <w:spacing w:after="80"/>
-      </w:pPr>
-      <w:r>
-        <w:rPr>
-          <w:rFonts w:ascii="Microsoft YaHei" w:cs="Microsoft YaHei" w:eastAsia="Microsoft YaHei" w:hAnsi="Microsoft YaHei"/>
-          <w:color w:val="7BAE5C"/>
-          <w:sz w:val="20"/>
-          <w:szCs w:val="20"/>
-        </w:rPr>
-        <w:t xml:space="preserve">芝加哥总领馆: https://chicago.china-consulate.gov.cn/eng/</w:t>
-      </w:r>
-    </w:p>
-    <w:p>
-      <w:pPr>
-        <w:spacing w:after="80"/>
-      </w:pPr>
-      <w:r>
-        <w:rPr>
-          <w:rFonts w:ascii="Microsoft YaHei" w:cs="Microsoft YaHei" w:eastAsia="Microsoft YaHei" w:hAnsi="Microsoft YaHei"/>
-          <w:color w:val="7BAE5C"/>
-          <w:sz w:val="20"/>
-          <w:szCs w:val="20"/>
-        </w:rPr>
-        <w:t xml:space="preserve">旧金山总领馆: https://sanfrancisco.china-consulate.gov.cn/eng/</w:t>
+        <w:t xml:space="preserve">中国驻芝加哥总领馆（伊利诺伊州）: https://chicago.china-consulate.gov.cn/eng/</w:t>
       </w:r>
     </w:p>
     <w:p>
@@ -13520,7 +13465,7 @@
           <w:sz w:val="20"/>
           <w:szCs w:val="20"/>
         </w:rPr>
-        <w:t xml:space="preserve">签证审理因个案而异，请以所属领馆辖区最新要求为准。</w:t>
+        <w:t xml:space="preserve">签证审理因个案而异，请以芝加哥总领馆官网最新要求为准。</w:t>
       </w:r>
     </w:p>
     <w:sectPr>

--- a/downloads/itinerary-zh.docx
+++ b/downloads/itinerary-zh.docx
@@ -154,6 +154,1215 @@
           <w:szCs w:val="21"/>
         </w:rPr>
         <w:t xml:space="preserve">• D10：大足石刻（宝顶山）一日游，傍晚返渝</w:t>
+      </w:r>
+    </w:p>
+    <w:p>
+      <w:pPr>
+        <w:spacing w:after="80"/>
+      </w:pPr>
+    </w:p>
+    <w:p>
+      <w:pPr>
+        <w:pStyle w:val="Heading2"/>
+        <w:shd w:fill="E8F3DC" w:color="6A9B4E" w:val="clear"/>
+        <w:spacing w:after="160" w:before="240"/>
+      </w:pPr>
+      <w:r>
+        <w:rPr>
+          <w:rFonts w:ascii="Microsoft YaHei" w:cs="Microsoft YaHei" w:eastAsia="Microsoft YaHei" w:hAnsi="Microsoft YaHei"/>
+          <w:b/>
+          <w:bCs/>
+          <w:color w:val="4A7A38"/>
+          <w:sz w:val="32"/>
+          <w:szCs w:val="32"/>
+        </w:rPr>
+        <w:t xml:space="preserve">10 月 15–30 日天气与穿衣</w:t>
+      </w:r>
+    </w:p>
+    <w:p>
+      <w:pPr>
+        <w:spacing w:after="80"/>
+      </w:pPr>
+      <w:r>
+        <w:rPr>
+          <w:rFonts w:ascii="Microsoft YaHei" w:cs="Microsoft YaHei" w:eastAsia="Microsoft YaHei" w:hAnsi="Microsoft YaHei"/>
+          <w:color w:val="6B8062"/>
+          <w:sz w:val="21"/>
+          <w:szCs w:val="21"/>
+        </w:rPr>
+        <w:t xml:space="preserve">近五年（2021–2025）均值 · 实际温度与体感温度 · 含芝加哥参照</w:t>
+      </w:r>
+    </w:p>
+    <w:p>
+      <w:pPr>
+        <w:spacing w:after="80"/>
+      </w:pPr>
+      <w:r>
+        <w:rPr>
+          <w:rFonts w:ascii="Microsoft YaHei" w:cs="Microsoft YaHei" w:eastAsia="Microsoft YaHei" w:hAnsi="Microsoft YaHei"/>
+          <w:color w:val="6B8062"/>
+          <w:sz w:val="20"/>
+          <w:szCs w:val="20"/>
+        </w:rPr>
+        <w:t xml:space="preserve">数据来源：Open-Meteo 历史档案，2021–2025 年每年 10 月 15–30 日共 80 个样本日。「气象体感」= apparent temperature（风速+湿度公式），≠ 湿衣、无日照带来的阴冷感。</w:t>
+      </w:r>
+    </w:p>
+    <w:p>
+      <w:pPr>
+        <w:spacing w:after="80"/>
+      </w:pPr>
+      <w:r>
+        <w:rPr>
+          <w:rFonts w:ascii="Microsoft YaHei" w:cs="Microsoft YaHei" w:eastAsia="Microsoft YaHei" w:hAnsi="Microsoft YaHei"/>
+          <w:b/>
+          <w:bCs/>
+          <w:color w:val="3D5038"/>
+          <w:sz w:val="21"/>
+          <w:szCs w:val="21"/>
+        </w:rPr>
+        <w:t xml:space="preserve">成都/重庆：14–22°C 段公式对湿度几乎不扣分，气象体感≈实况。九寨沟：公式已扣风寒（表格有差距），但湿度约 84%、近 90% 日子有毛毛雨/雾雨，阴湿穿透感仍超出表格——全程最湿，不能等同较干的芝加哥。</w:t>
+      </w:r>
+    </w:p>
+    <w:p>
+      <w:pPr>
+        <w:spacing w:after="60"/>
+      </w:pPr>
+      <w:r>
+        <w:rPr>
+          <w:rFonts w:ascii="Microsoft YaHei" w:cs="Microsoft YaHei" w:eastAsia="Microsoft YaHei" w:hAnsi="Microsoft YaHei"/>
+          <w:b/>
+          <w:bCs/>
+          <w:color w:val="4A7A38"/>
+          <w:sz w:val="24"/>
+          <w:szCs w:val="24"/>
+        </w:rPr>
+        <w:t xml:space="preserve">阴湿穿衣参考</w:t>
+      </w:r>
+    </w:p>
+    <w:p>
+      <w:pPr>
+        <w:spacing w:after="60"/>
+      </w:pPr>
+      <w:r>
+        <w:rPr>
+          <w:rFonts w:ascii="Microsoft YaHei" w:cs="Microsoft YaHei" w:eastAsia="Microsoft YaHei" w:hAnsi="Microsoft YaHei"/>
+          <w:color w:val="3D5038"/>
+          <w:sz w:val="21"/>
+          <w:szCs w:val="21"/>
+        </w:rPr>
+        <w:t xml:space="preserve">• 成都 &amp; 重庆: 阴天/毛毛雨日，尤其夜间，按比表格低 3–5°C 备衣。表格「气象体感」未充分体现盆地阴湿。</w:t>
+      </w:r>
+    </w:p>
+    <w:p>
+      <w:pPr>
+        <w:spacing w:after="60"/>
+      </w:pPr>
+      <w:r>
+        <w:rPr>
+          <w:rFonts w:ascii="Microsoft YaHei" w:cs="Microsoft YaHei" w:eastAsia="Microsoft YaHei" w:hAnsi="Microsoft YaHei"/>
+          <w:color w:val="3D5038"/>
+          <w:sz w:val="21"/>
+          <w:szCs w:val="21"/>
+        </w:rPr>
+        <w:t xml:space="preserve">• 九寨沟: 以表格「气象体感」为底（风寒已计入：白天约 11°C、清晨约 3°C），再因雾雨、鞋袜潮多加一层；阴天/毛毛雨日另按气象体感再低 2–4°C 备衣。全程最湿（约 89% 日子有降水），不能按芝加哥方式只盯表格。</w:t>
+      </w:r>
+    </w:p>
+    <w:p>
+      <w:pPr>
+        <w:spacing w:after="60"/>
+      </w:pPr>
+      <w:r>
+        <w:rPr>
+          <w:rFonts w:ascii="Microsoft YaHei" w:cs="Microsoft YaHei" w:eastAsia="Microsoft YaHei" w:hAnsi="Microsoft YaHei"/>
+          <w:color w:val="3D5038"/>
+          <w:sz w:val="21"/>
+          <w:szCs w:val="21"/>
+        </w:rPr>
+        <w:t xml:space="preserve">• 芝加哥（参照）: 按「气象体感」即可——以风寒为主；雨日较少（约 43%）、湿度较低（约 71%）。本行程不含芝加哥。</w:t>
+      </w:r>
+    </w:p>
+    <w:p>
+      <w:pPr>
+        <w:spacing w:after="40"/>
+      </w:pPr>
+    </w:p>
+    <w:p>
+      <w:pPr>
+        <w:spacing w:after="80"/>
+      </w:pPr>
+      <w:r>
+        <w:rPr>
+          <w:rFonts w:ascii="Microsoft YaHei" w:cs="Microsoft YaHei" w:eastAsia="Microsoft YaHei" w:hAnsi="Microsoft YaHei"/>
+          <w:color w:val="3D5038"/>
+          <w:sz w:val="21"/>
+          <w:szCs w:val="21"/>
+        </w:rPr>
+        <w:t xml:space="preserve">本行程时段降水以微雨、毛毛雨为主（多数雨天 1–5 mm/天），带伞一般够用；下方雨量图例便于快速对照。</w:t>
+      </w:r>
+    </w:p>
+    <w:p>
+      <w:pPr>
+        <w:spacing w:after="140"/>
+      </w:pPr>
+      <w:r>
+        <w:rPr>
+          <w:rFonts w:ascii="Microsoft YaHei" w:cs="Microsoft YaHei" w:eastAsia="Microsoft YaHei" w:hAnsi="Microsoft YaHei"/>
+          <w:color w:val="3D5038"/>
+          <w:sz w:val="21"/>
+          <w:szCs w:val="21"/>
+        </w:rPr>
+        <w:t xml:space="preserve">按每日日照划分：日照较好（≥6 小时）、多云间晴（2–6 小时）、阴天/全天灰蒙（&lt;2 小时）。成都、重庆少见整天大晴天；九寨沟虽常毛毛雨，但出太阳时海子更亮。</w:t>
+      </w:r>
+    </w:p>
+    <w:tbl>
+      <w:tblPr>
+        <w:tblW w:type="pct" w:w="100%"/>
+        <w:tblBorders>
+          <w:top w:val="single" w:color="auto" w:sz="4"/>
+          <w:left w:val="single" w:color="auto" w:sz="4"/>
+          <w:bottom w:val="single" w:color="auto" w:sz="4"/>
+          <w:right w:val="single" w:color="auto" w:sz="4"/>
+          <w:insideH w:val="single" w:color="auto" w:sz="4"/>
+          <w:insideV w:val="single" w:color="auto" w:sz="4"/>
+        </w:tblBorders>
+      </w:tblPr>
+      <w:tblGrid>
+        <w:gridCol w:w="100"/>
+        <w:gridCol w:w="100"/>
+        <w:gridCol w:w="100"/>
+        <w:gridCol w:w="100"/>
+      </w:tblGrid>
+      <w:tr>
+        <w:tc>
+          <w:tcPr>
+            <w:shd w:fill="E8F3DC" w:val="clear"/>
+            <w:tcMar>
+              <w:top w:type="dxa" w:w="80"/>
+              <w:left w:type="dxa" w:w="120"/>
+              <w:bottom w:type="dxa" w:w="80"/>
+              <w:right w:type="dxa" w:w="120"/>
+            </w:tcMar>
+            <w:vAlign w:val="center"/>
+          </w:tcPr>
+          <w:p>
+            <w:r>
+              <w:rPr>
+                <w:rFonts w:ascii="Microsoft YaHei" w:cs="Microsoft YaHei" w:eastAsia="Microsoft YaHei" w:hAnsi="Microsoft YaHei"/>
+                <w:b/>
+                <w:bCs/>
+                <w:color w:val="3D5038"/>
+                <w:sz w:val="20"/>
+                <w:szCs w:val="20"/>
+              </w:rPr>
+              <w:t xml:space="preserve">城市</w:t>
+            </w:r>
+          </w:p>
+        </w:tc>
+        <w:tc>
+          <w:tcPr>
+            <w:shd w:fill="E8F3DC" w:val="clear"/>
+            <w:tcMar>
+              <w:top w:type="dxa" w:w="80"/>
+              <w:left w:type="dxa" w:w="120"/>
+              <w:bottom w:type="dxa" w:w="80"/>
+              <w:right w:type="dxa" w:w="120"/>
+            </w:tcMar>
+            <w:vAlign w:val="center"/>
+          </w:tcPr>
+          <w:p>
+            <w:r>
+              <w:rPr>
+                <w:rFonts w:ascii="Microsoft YaHei" w:cs="Microsoft YaHei" w:eastAsia="Microsoft YaHei" w:hAnsi="Microsoft YaHei"/>
+                <w:b/>
+                <w:bCs/>
+                <w:color w:val="3D5038"/>
+                <w:sz w:val="20"/>
+                <w:szCs w:val="20"/>
+              </w:rPr>
+              <w:t xml:space="preserve">日均最高（实际/气象体感）</w:t>
+            </w:r>
+          </w:p>
+        </w:tc>
+        <w:tc>
+          <w:tcPr>
+            <w:shd w:fill="E8F3DC" w:val="clear"/>
+            <w:tcMar>
+              <w:top w:type="dxa" w:w="80"/>
+              <w:left w:type="dxa" w:w="120"/>
+              <w:bottom w:type="dxa" w:w="80"/>
+              <w:right w:type="dxa" w:w="120"/>
+            </w:tcMar>
+            <w:vAlign w:val="center"/>
+          </w:tcPr>
+          <w:p>
+            <w:r>
+              <w:rPr>
+                <w:rFonts w:ascii="Microsoft YaHei" w:cs="Microsoft YaHei" w:eastAsia="Microsoft YaHei" w:hAnsi="Microsoft YaHei"/>
+                <w:b/>
+                <w:bCs/>
+                <w:color w:val="3D5038"/>
+                <w:sz w:val="20"/>
+                <w:szCs w:val="20"/>
+              </w:rPr>
+              <w:t xml:space="preserve">日均最低（实际/气象体感）</w:t>
+            </w:r>
+          </w:p>
+        </w:tc>
+        <w:tc>
+          <w:tcPr>
+            <w:shd w:fill="E8F3DC" w:val="clear"/>
+            <w:tcMar>
+              <w:top w:type="dxa" w:w="80"/>
+              <w:left w:type="dxa" w:w="120"/>
+              <w:bottom w:type="dxa" w:w="80"/>
+              <w:right w:type="dxa" w:w="120"/>
+            </w:tcMar>
+            <w:vAlign w:val="center"/>
+          </w:tcPr>
+          <w:p>
+            <w:r>
+              <w:rPr>
+                <w:rFonts w:ascii="Microsoft YaHei" w:cs="Microsoft YaHei" w:eastAsia="Microsoft YaHei" w:hAnsi="Microsoft YaHei"/>
+                <w:b/>
+                <w:bCs/>
+                <w:color w:val="3D5038"/>
+                <w:sz w:val="20"/>
+                <w:szCs w:val="20"/>
+              </w:rPr>
+              <w:t xml:space="preserve">日平均（实际/气象体感）</w:t>
+            </w:r>
+          </w:p>
+        </w:tc>
+      </w:tr>
+      <w:tr>
+        <w:tc>
+          <w:tcPr>
+            <w:tcMar>
+              <w:top w:type="dxa" w:w="80"/>
+              <w:left w:type="dxa" w:w="120"/>
+              <w:bottom w:type="dxa" w:w="80"/>
+              <w:right w:type="dxa" w:w="120"/>
+            </w:tcMar>
+            <w:vAlign w:val="center"/>
+          </w:tcPr>
+          <w:p>
+            <w:r>
+              <w:rPr>
+                <w:rFonts w:ascii="Microsoft YaHei" w:cs="Microsoft YaHei" w:eastAsia="Microsoft YaHei" w:hAnsi="Microsoft YaHei"/>
+                <w:b/>
+                <w:bCs/>
+                <w:color w:val="3D5038"/>
+                <w:sz w:val="20"/>
+                <w:szCs w:val="20"/>
+              </w:rPr>
+              <w:t xml:space="preserve">成都</w:t>
+            </w:r>
+          </w:p>
+        </w:tc>
+        <w:tc>
+          <w:tcPr>
+            <w:tcMar>
+              <w:top w:type="dxa" w:w="80"/>
+              <w:left w:type="dxa" w:w="120"/>
+              <w:bottom w:type="dxa" w:w="80"/>
+              <w:right w:type="dxa" w:w="120"/>
+            </w:tcMar>
+            <w:vAlign w:val="center"/>
+          </w:tcPr>
+          <w:p>
+            <w:r>
+              <w:rPr>
+                <w:rFonts w:ascii="Microsoft YaHei" w:cs="Microsoft YaHei" w:eastAsia="Microsoft YaHei" w:hAnsi="Microsoft YaHei"/>
+                <w:color w:val="3D5038"/>
+                <w:sz w:val="20"/>
+                <w:szCs w:val="20"/>
+              </w:rPr>
+              <w:t xml:space="preserve">20 / 20°C</w:t>
+            </w:r>
+          </w:p>
+        </w:tc>
+        <w:tc>
+          <w:tcPr>
+            <w:tcMar>
+              <w:top w:type="dxa" w:w="80"/>
+              <w:left w:type="dxa" w:w="120"/>
+              <w:bottom w:type="dxa" w:w="80"/>
+              <w:right w:type="dxa" w:w="120"/>
+            </w:tcMar>
+            <w:vAlign w:val="center"/>
+          </w:tcPr>
+          <w:p>
+            <w:r>
+              <w:rPr>
+                <w:rFonts w:ascii="Microsoft YaHei" w:cs="Microsoft YaHei" w:eastAsia="Microsoft YaHei" w:hAnsi="Microsoft YaHei"/>
+                <w:color w:val="3D5038"/>
+                <w:sz w:val="20"/>
+                <w:szCs w:val="20"/>
+              </w:rPr>
+              <w:t xml:space="preserve">14 / 14°C</w:t>
+            </w:r>
+          </w:p>
+        </w:tc>
+        <w:tc>
+          <w:tcPr>
+            <w:tcMar>
+              <w:top w:type="dxa" w:w="80"/>
+              <w:left w:type="dxa" w:w="120"/>
+              <w:bottom w:type="dxa" w:w="80"/>
+              <w:right w:type="dxa" w:w="120"/>
+            </w:tcMar>
+            <w:vAlign w:val="center"/>
+          </w:tcPr>
+          <w:p>
+            <w:r>
+              <w:rPr>
+                <w:rFonts w:ascii="Microsoft YaHei" w:cs="Microsoft YaHei" w:eastAsia="Microsoft YaHei" w:hAnsi="Microsoft YaHei"/>
+                <w:color w:val="3D5038"/>
+                <w:sz w:val="20"/>
+                <w:szCs w:val="20"/>
+              </w:rPr>
+              <w:t xml:space="preserve">17 / 17°C</w:t>
+            </w:r>
+          </w:p>
+        </w:tc>
+      </w:tr>
+      <w:tr>
+        <w:tc>
+          <w:tcPr>
+            <w:tcMar>
+              <w:top w:type="dxa" w:w="80"/>
+              <w:left w:type="dxa" w:w="120"/>
+              <w:bottom w:type="dxa" w:w="80"/>
+              <w:right w:type="dxa" w:w="120"/>
+            </w:tcMar>
+            <w:vAlign w:val="center"/>
+          </w:tcPr>
+          <w:p>
+            <w:r>
+              <w:rPr>
+                <w:rFonts w:ascii="Microsoft YaHei" w:cs="Microsoft YaHei" w:eastAsia="Microsoft YaHei" w:hAnsi="Microsoft YaHei"/>
+                <w:b/>
+                <w:bCs/>
+                <w:color w:val="3D5038"/>
+                <w:sz w:val="20"/>
+                <w:szCs w:val="20"/>
+              </w:rPr>
+              <w:t xml:space="preserve">重庆</w:t>
+            </w:r>
+          </w:p>
+        </w:tc>
+        <w:tc>
+          <w:tcPr>
+            <w:tcMar>
+              <w:top w:type="dxa" w:w="80"/>
+              <w:left w:type="dxa" w:w="120"/>
+              <w:bottom w:type="dxa" w:w="80"/>
+              <w:right w:type="dxa" w:w="120"/>
+            </w:tcMar>
+            <w:vAlign w:val="center"/>
+          </w:tcPr>
+          <w:p>
+            <w:r>
+              <w:rPr>
+                <w:rFonts w:ascii="Microsoft YaHei" w:cs="Microsoft YaHei" w:eastAsia="Microsoft YaHei" w:hAnsi="Microsoft YaHei"/>
+                <w:color w:val="3D5038"/>
+                <w:sz w:val="20"/>
+                <w:szCs w:val="20"/>
+              </w:rPr>
+              <w:t xml:space="preserve">22 / 23°C</w:t>
+            </w:r>
+          </w:p>
+        </w:tc>
+        <w:tc>
+          <w:tcPr>
+            <w:tcMar>
+              <w:top w:type="dxa" w:w="80"/>
+              <w:left w:type="dxa" w:w="120"/>
+              <w:bottom w:type="dxa" w:w="80"/>
+              <w:right w:type="dxa" w:w="120"/>
+            </w:tcMar>
+            <w:vAlign w:val="center"/>
+          </w:tcPr>
+          <w:p>
+            <w:r>
+              <w:rPr>
+                <w:rFonts w:ascii="Microsoft YaHei" w:cs="Microsoft YaHei" w:eastAsia="Microsoft YaHei" w:hAnsi="Microsoft YaHei"/>
+                <w:color w:val="3D5038"/>
+                <w:sz w:val="20"/>
+                <w:szCs w:val="20"/>
+              </w:rPr>
+              <w:t xml:space="preserve">16 / 16°C</w:t>
+            </w:r>
+          </w:p>
+        </w:tc>
+        <w:tc>
+          <w:tcPr>
+            <w:tcMar>
+              <w:top w:type="dxa" w:w="80"/>
+              <w:left w:type="dxa" w:w="120"/>
+              <w:bottom w:type="dxa" w:w="80"/>
+              <w:right w:type="dxa" w:w="120"/>
+            </w:tcMar>
+            <w:vAlign w:val="center"/>
+          </w:tcPr>
+          <w:p>
+            <w:r>
+              <w:rPr>
+                <w:rFonts w:ascii="Microsoft YaHei" w:cs="Microsoft YaHei" w:eastAsia="Microsoft YaHei" w:hAnsi="Microsoft YaHei"/>
+                <w:color w:val="3D5038"/>
+                <w:sz w:val="20"/>
+                <w:szCs w:val="20"/>
+              </w:rPr>
+              <w:t xml:space="preserve">18 / 19°C</w:t>
+            </w:r>
+          </w:p>
+        </w:tc>
+      </w:tr>
+      <w:tr>
+        <w:tc>
+          <w:tcPr>
+            <w:tcMar>
+              <w:top w:type="dxa" w:w="80"/>
+              <w:left w:type="dxa" w:w="120"/>
+              <w:bottom w:type="dxa" w:w="80"/>
+              <w:right w:type="dxa" w:w="120"/>
+            </w:tcMar>
+            <w:vAlign w:val="center"/>
+          </w:tcPr>
+          <w:p>
+            <w:r>
+              <w:rPr>
+                <w:rFonts w:ascii="Microsoft YaHei" w:cs="Microsoft YaHei" w:eastAsia="Microsoft YaHei" w:hAnsi="Microsoft YaHei"/>
+                <w:b/>
+                <w:bCs/>
+                <w:color w:val="3D5038"/>
+                <w:sz w:val="20"/>
+                <w:szCs w:val="20"/>
+              </w:rPr>
+              <w:t xml:space="preserve">九寨沟</w:t>
+            </w:r>
+          </w:p>
+        </w:tc>
+        <w:tc>
+          <w:tcPr>
+            <w:tcMar>
+              <w:top w:type="dxa" w:w="80"/>
+              <w:left w:type="dxa" w:w="120"/>
+              <w:bottom w:type="dxa" w:w="80"/>
+              <w:right w:type="dxa" w:w="120"/>
+            </w:tcMar>
+            <w:vAlign w:val="center"/>
+          </w:tcPr>
+          <w:p>
+            <w:r>
+              <w:rPr>
+                <w:rFonts w:ascii="Microsoft YaHei" w:cs="Microsoft YaHei" w:eastAsia="Microsoft YaHei" w:hAnsi="Microsoft YaHei"/>
+                <w:color w:val="3D5038"/>
+                <w:sz w:val="20"/>
+                <w:szCs w:val="20"/>
+              </w:rPr>
+              <w:t xml:space="preserve">13 / 11°C</w:t>
+            </w:r>
+          </w:p>
+        </w:tc>
+        <w:tc>
+          <w:tcPr>
+            <w:tcMar>
+              <w:top w:type="dxa" w:w="80"/>
+              <w:left w:type="dxa" w:w="120"/>
+              <w:bottom w:type="dxa" w:w="80"/>
+              <w:right w:type="dxa" w:w="120"/>
+            </w:tcMar>
+            <w:vAlign w:val="center"/>
+          </w:tcPr>
+          <w:p>
+            <w:r>
+              <w:rPr>
+                <w:rFonts w:ascii="Microsoft YaHei" w:cs="Microsoft YaHei" w:eastAsia="Microsoft YaHei" w:hAnsi="Microsoft YaHei"/>
+                <w:color w:val="3D5038"/>
+                <w:sz w:val="20"/>
+                <w:szCs w:val="20"/>
+              </w:rPr>
+              <w:t xml:space="preserve">5 / 3°C</w:t>
+            </w:r>
+          </w:p>
+        </w:tc>
+        <w:tc>
+          <w:tcPr>
+            <w:tcMar>
+              <w:top w:type="dxa" w:w="80"/>
+              <w:left w:type="dxa" w:w="120"/>
+              <w:bottom w:type="dxa" w:w="80"/>
+              <w:right w:type="dxa" w:w="120"/>
+            </w:tcMar>
+            <w:vAlign w:val="center"/>
+          </w:tcPr>
+          <w:p>
+            <w:r>
+              <w:rPr>
+                <w:rFonts w:ascii="Microsoft YaHei" w:cs="Microsoft YaHei" w:eastAsia="Microsoft YaHei" w:hAnsi="Microsoft YaHei"/>
+                <w:color w:val="3D5038"/>
+                <w:sz w:val="20"/>
+                <w:szCs w:val="20"/>
+              </w:rPr>
+              <w:t xml:space="preserve">8 / 7°C</w:t>
+            </w:r>
+          </w:p>
+        </w:tc>
+      </w:tr>
+      <w:tr>
+        <w:tc>
+          <w:tcPr>
+            <w:tcMar>
+              <w:top w:type="dxa" w:w="80"/>
+              <w:left w:type="dxa" w:w="120"/>
+              <w:bottom w:type="dxa" w:w="80"/>
+              <w:right w:type="dxa" w:w="120"/>
+            </w:tcMar>
+            <w:vAlign w:val="center"/>
+          </w:tcPr>
+          <w:p>
+            <w:r>
+              <w:rPr>
+                <w:rFonts w:ascii="Microsoft YaHei" w:cs="Microsoft YaHei" w:eastAsia="Microsoft YaHei" w:hAnsi="Microsoft YaHei"/>
+                <w:b/>
+                <w:bCs/>
+                <w:color w:val="3D5038"/>
+                <w:sz w:val="20"/>
+                <w:szCs w:val="20"/>
+              </w:rPr>
+              <w:t xml:space="preserve">芝加哥（参照）</w:t>
+            </w:r>
+          </w:p>
+        </w:tc>
+        <w:tc>
+          <w:tcPr>
+            <w:tcMar>
+              <w:top w:type="dxa" w:w="80"/>
+              <w:left w:type="dxa" w:w="120"/>
+              <w:bottom w:type="dxa" w:w="80"/>
+              <w:right w:type="dxa" w:w="120"/>
+            </w:tcMar>
+            <w:vAlign w:val="center"/>
+          </w:tcPr>
+          <w:p>
+            <w:r>
+              <w:rPr>
+                <w:rFonts w:ascii="Microsoft YaHei" w:cs="Microsoft YaHei" w:eastAsia="Microsoft YaHei" w:hAnsi="Microsoft YaHei"/>
+                <w:color w:val="3D5038"/>
+                <w:sz w:val="20"/>
+                <w:szCs w:val="20"/>
+              </w:rPr>
+              <w:t xml:space="preserve">16 / 12°C</w:t>
+            </w:r>
+          </w:p>
+        </w:tc>
+        <w:tc>
+          <w:tcPr>
+            <w:tcMar>
+              <w:top w:type="dxa" w:w="80"/>
+              <w:left w:type="dxa" w:w="120"/>
+              <w:bottom w:type="dxa" w:w="80"/>
+              <w:right w:type="dxa" w:w="120"/>
+            </w:tcMar>
+            <w:vAlign w:val="center"/>
+          </w:tcPr>
+          <w:p>
+            <w:r>
+              <w:rPr>
+                <w:rFonts w:ascii="Microsoft YaHei" w:cs="Microsoft YaHei" w:eastAsia="Microsoft YaHei" w:hAnsi="Microsoft YaHei"/>
+                <w:color w:val="3D5038"/>
+                <w:sz w:val="20"/>
+                <w:szCs w:val="20"/>
+              </w:rPr>
+              <w:t xml:space="preserve">8 / 4°C</w:t>
+            </w:r>
+          </w:p>
+        </w:tc>
+        <w:tc>
+          <w:tcPr>
+            <w:tcMar>
+              <w:top w:type="dxa" w:w="80"/>
+              <w:left w:type="dxa" w:w="120"/>
+              <w:bottom w:type="dxa" w:w="80"/>
+              <w:right w:type="dxa" w:w="120"/>
+            </w:tcMar>
+            <w:vAlign w:val="center"/>
+          </w:tcPr>
+          <w:p>
+            <w:r>
+              <w:rPr>
+                <w:rFonts w:ascii="Microsoft YaHei" w:cs="Microsoft YaHei" w:eastAsia="Microsoft YaHei" w:hAnsi="Microsoft YaHei"/>
+                <w:color w:val="3D5038"/>
+                <w:sz w:val="20"/>
+                <w:szCs w:val="20"/>
+              </w:rPr>
+              <w:t xml:space="preserve">12 / 8°C</w:t>
+            </w:r>
+          </w:p>
+        </w:tc>
+      </w:tr>
+    </w:tbl>
+    <w:p>
+      <w:pPr>
+        <w:spacing w:after="120"/>
+      </w:pPr>
+    </w:p>
+    <w:p>
+      <w:pPr>
+        <w:spacing w:after="80" w:before="120"/>
+      </w:pPr>
+      <w:r>
+        <w:rPr>
+          <w:rFonts w:ascii="Microsoft YaHei" w:cs="Microsoft YaHei" w:eastAsia="Microsoft YaHei" w:hAnsi="Microsoft YaHei"/>
+          <w:b/>
+          <w:bCs/>
+          <w:color w:val="4A7A38"/>
+          <w:sz w:val="24"/>
+          <w:szCs w:val="24"/>
+        </w:rPr>
+        <w:t xml:space="preserve">阴晴与降雨（2021–2025，10/15–30）</w:t>
+      </w:r>
+    </w:p>
+    <w:p>
+      <w:pPr>
+        <w:spacing w:after="60"/>
+      </w:pPr>
+      <w:r>
+        <w:rPr>
+          <w:rFonts w:ascii="Microsoft YaHei" w:cs="Microsoft YaHei" w:eastAsia="Microsoft YaHei" w:hAnsi="Microsoft YaHei"/>
+          <w:b/>
+          <w:bCs/>
+          <w:color w:val="4A7A38"/>
+          <w:sz w:val="22"/>
+          <w:szCs w:val="22"/>
+        </w:rPr>
+        <w:t xml:space="preserve">雨量图例</w:t>
+      </w:r>
+    </w:p>
+    <w:p>
+      <w:pPr>
+        <w:spacing w:after="40"/>
+      </w:pPr>
+      <w:r>
+        <w:rPr>
+          <w:rFonts w:ascii="Microsoft YaHei" w:cs="Microsoft YaHei" w:eastAsia="Microsoft YaHei" w:hAnsi="Microsoft YaHei"/>
+          <w:color w:val="3D5038"/>
+          <w:sz w:val="20"/>
+          <w:szCs w:val="20"/>
+        </w:rPr>
+        <w:t xml:space="preserve">🌫️ 微雨/雾雨 (&lt;1 mm/天) — 通常无需雨具</w:t>
+      </w:r>
+    </w:p>
+    <w:p>
+      <w:pPr>
+        <w:spacing w:after="40"/>
+      </w:pPr>
+      <w:r>
+        <w:rPr>
+          <w:rFonts w:ascii="Microsoft YaHei" w:cs="Microsoft YaHei" w:eastAsia="Microsoft YaHei" w:hAnsi="Microsoft YaHei"/>
+          <w:color w:val="3D5038"/>
+          <w:sz w:val="20"/>
+          <w:szCs w:val="20"/>
+        </w:rPr>
+        <w:t xml:space="preserve">🌦️ 毛毛雨 (1–5 mm/天) — ☂️ 折叠伞</w:t>
+      </w:r>
+    </w:p>
+    <w:p>
+      <w:pPr>
+        <w:spacing w:after="40"/>
+      </w:pPr>
+      <w:r>
+        <w:rPr>
+          <w:rFonts w:ascii="Microsoft YaHei" w:cs="Microsoft YaHei" w:eastAsia="Microsoft YaHei" w:hAnsi="Microsoft YaHei"/>
+          <w:color w:val="3D5038"/>
+          <w:sz w:val="20"/>
+          <w:szCs w:val="20"/>
+        </w:rPr>
+        <w:t xml:space="preserve">🌧️ 小雨 (5–15 mm/天) — ☂️ 折叠伞</w:t>
+      </w:r>
+    </w:p>
+    <w:p>
+      <w:pPr>
+        <w:spacing w:after="40"/>
+      </w:pPr>
+      <w:r>
+        <w:rPr>
+          <w:rFonts w:ascii="Microsoft YaHei" w:cs="Microsoft YaHei" w:eastAsia="Microsoft YaHei" w:hAnsi="Microsoft YaHei"/>
+          <w:color w:val="3D5038"/>
+          <w:sz w:val="20"/>
+          <w:szCs w:val="20"/>
+        </w:rPr>
+        <w:t xml:space="preserve">☔ 中雨 (15–30 mm/天) — 🧥 轻便雨衣</w:t>
+      </w:r>
+    </w:p>
+    <w:p>
+      <w:pPr>
+        <w:spacing w:after="40"/>
+      </w:pPr>
+      <w:r>
+        <w:rPr>
+          <w:rFonts w:ascii="Microsoft YaHei" w:cs="Microsoft YaHei" w:eastAsia="Microsoft YaHei" w:hAnsi="Microsoft YaHei"/>
+          <w:color w:val="3D5038"/>
+          <w:sz w:val="20"/>
+          <w:szCs w:val="20"/>
+        </w:rPr>
+        <w:t xml:space="preserve">⛈️ 大雨 (30+ mm/天) — 🧥 雨衣 + 防滑鞋</w:t>
+      </w:r>
+    </w:p>
+    <w:p>
+      <w:pPr>
+        <w:spacing w:after="40"/>
+      </w:pPr>
+    </w:p>
+    <w:p>
+      <w:pPr>
+        <w:spacing w:after="40" w:before="80"/>
+      </w:pPr>
+      <w:r>
+        <w:rPr>
+          <w:rFonts w:ascii="Microsoft YaHei" w:cs="Microsoft YaHei" w:eastAsia="Microsoft YaHei" w:hAnsi="Microsoft YaHei"/>
+          <w:b/>
+          <w:bCs/>
+          <w:color w:val="3D5038"/>
+          <w:sz w:val="22"/>
+          <w:szCs w:val="22"/>
+        </w:rPr>
+        <w:t xml:space="preserve">成都</w:t>
+      </w:r>
+    </w:p>
+    <w:p>
+      <w:pPr>
+        <w:spacing w:after="60"/>
+      </w:pPr>
+      <w:r>
+        <w:rPr>
+          <w:rFonts w:ascii="Microsoft YaHei" w:cs="Microsoft YaHei" w:eastAsia="Microsoft YaHei" w:hAnsi="Microsoft YaHei"/>
+          <w:color w:val="3D5038"/>
+          <w:sz w:val="21"/>
+          <w:szCs w:val="21"/>
+        </w:rPr>
+        <w:t xml:space="preserve">阴晴: 少见整天大晴天：日照较好约 30%，多云间晴约 26%，阴天/全天灰蒙约 44%——常阴而不必大雨（约 15% 为干阴天）；拍照光线偏柔和。 (日照较好 30% · 多云间晴 26% · 阴天 44%)</w:t>
+      </w:r>
+    </w:p>
+    <w:p>
+      <w:pPr>
+        <w:spacing w:after="60"/>
+      </w:pPr>
+      <w:r>
+        <w:rPr>
+          <w:rFonts w:ascii="Microsoft YaHei" w:cs="Microsoft YaHei" w:eastAsia="Microsoft YaHei" w:hAnsi="Microsoft YaHei"/>
+          <w:color w:val="3D5038"/>
+          <w:sz w:val="21"/>
+          <w:szCs w:val="21"/>
+        </w:rPr>
+        <w:t xml:space="preserve">时段: 盆地夜雨常见：约 59% 降水在 19:00–07:00。同时约 60% 的雨天在 9:00–17:00 也有降水，上午常阴湿，游览时仍需带伞。</w:t>
+      </w:r>
+    </w:p>
+    <w:p>
+      <w:pPr>
+        <w:spacing w:after="100"/>
+      </w:pPr>
+      <w:r>
+        <w:rPr>
+          <w:rFonts w:ascii="Microsoft YaHei" w:cs="Microsoft YaHei" w:eastAsia="Microsoft YaHei" w:hAnsi="Microsoft YaHei"/>
+          <w:color w:val="3D5038"/>
+          <w:sz w:val="21"/>
+          <w:szCs w:val="21"/>
+        </w:rPr>
+        <w:t xml:space="preserve">雨量: 🌦️毛毛雨·为主 · 🌧️小雨·偶有 — 16 天合计约 32 mm（日均约 2 mm）；约 73% 的日子有雨。</w:t>
+      </w:r>
+    </w:p>
+    <w:p>
+      <w:pPr>
+        <w:spacing w:after="40" w:before="80"/>
+      </w:pPr>
+      <w:r>
+        <w:rPr>
+          <w:rFonts w:ascii="Microsoft YaHei" w:cs="Microsoft YaHei" w:eastAsia="Microsoft YaHei" w:hAnsi="Microsoft YaHei"/>
+          <w:b/>
+          <w:bCs/>
+          <w:color w:val="3D5038"/>
+          <w:sz w:val="22"/>
+          <w:szCs w:val="22"/>
+        </w:rPr>
+        <w:t xml:space="preserve">重庆</w:t>
+      </w:r>
+    </w:p>
+    <w:p>
+      <w:pPr>
+        <w:spacing w:after="60"/>
+      </w:pPr>
+      <w:r>
+        <w:rPr>
+          <w:rFonts w:ascii="Microsoft YaHei" w:cs="Microsoft YaHei" w:eastAsia="Microsoft YaHei" w:hAnsi="Microsoft YaHei"/>
+          <w:color w:val="3D5038"/>
+          <w:sz w:val="21"/>
+          <w:szCs w:val="21"/>
+        </w:rPr>
+        <w:t xml:space="preserve">阴晴: 比成都略晴：日照较好约 41%，多云间晴约 21%，阴天约 38%；雾都名不虚传，但仍有约四成日子能见到较多阳光。 (日照较好 41% · 多云间晴 21% · 阴天 38%)</w:t>
+      </w:r>
+    </w:p>
+    <w:p>
+      <w:pPr>
+        <w:spacing w:after="60"/>
+      </w:pPr>
+      <w:r>
+        <w:rPr>
+          <w:rFonts w:ascii="Microsoft YaHei" w:cs="Microsoft YaHei" w:eastAsia="Microsoft YaHei" w:hAnsi="Microsoft YaHei"/>
+          <w:color w:val="3D5038"/>
+          <w:sz w:val="21"/>
+          <w:szCs w:val="21"/>
+        </w:rPr>
+        <w:t xml:space="preserve">时段: 昼夜降水时段大致各半；约 75% 的雨天在 9:00–17:00 有雨，白天淋雨概率高于成都，游览时请备好雨具。</w:t>
+      </w:r>
+    </w:p>
+    <w:p>
+      <w:pPr>
+        <w:spacing w:after="100"/>
+      </w:pPr>
+      <w:r>
+        <w:rPr>
+          <w:rFonts w:ascii="Microsoft YaHei" w:cs="Microsoft YaHei" w:eastAsia="Microsoft YaHei" w:hAnsi="Microsoft YaHei"/>
+          <w:color w:val="3D5038"/>
+          <w:sz w:val="21"/>
+          <w:szCs w:val="21"/>
+        </w:rPr>
+        <w:t xml:space="preserve">雨量: 🌦️毛毛雨·为主 · 🌧️小雨·常见 · ☔中雨·偶有 · ⛈️大雨·极少 — 16 天合计约 66 mm（日均约 4 mm）；约 59% 的日子有雨（雨日平均约 7 mm）。</w:t>
+      </w:r>
+    </w:p>
+    <w:p>
+      <w:pPr>
+        <w:spacing w:after="40" w:before="80"/>
+      </w:pPr>
+      <w:r>
+        <w:rPr>
+          <w:rFonts w:ascii="Microsoft YaHei" w:cs="Microsoft YaHei" w:eastAsia="Microsoft YaHei" w:hAnsi="Microsoft YaHei"/>
+          <w:b/>
+          <w:bCs/>
+          <w:color w:val="3D5038"/>
+          <w:sz w:val="22"/>
+          <w:szCs w:val="22"/>
+        </w:rPr>
+        <w:t xml:space="preserve">九寨沟</w:t>
+      </w:r>
+    </w:p>
+    <w:p>
+      <w:pPr>
+        <w:spacing w:after="60"/>
+      </w:pPr>
+      <w:r>
+        <w:rPr>
+          <w:rFonts w:ascii="Microsoft YaHei" w:cs="Microsoft YaHei" w:eastAsia="Microsoft YaHei" w:hAnsi="Microsoft YaHei"/>
+          <w:color w:val="3D5038"/>
+          <w:sz w:val="21"/>
+          <w:szCs w:val="21"/>
+        </w:rPr>
+        <w:t xml:space="preserve">阴晴: 三者中日照最好：日照较好约 53%，多云间晴约 19%，阴天雾蒙约 29%——可与毛毛雨并存，出太阳时海子颜色极美。 (日照较好 53% · 多云间晴 19% · 阴天 29%)</w:t>
+      </w:r>
+    </w:p>
+    <w:p>
+      <w:pPr>
+        <w:spacing w:after="60"/>
+      </w:pPr>
+      <w:r>
+        <w:rPr>
+          <w:rFonts w:ascii="Microsoft YaHei" w:cs="Microsoft YaHei" w:eastAsia="Microsoft YaHei" w:hAnsi="Microsoft YaHei"/>
+          <w:color w:val="3D5038"/>
+          <w:sz w:val="21"/>
+          <w:szCs w:val="21"/>
+        </w:rPr>
+        <w:t xml:space="preserve">时段: 10 月中下旬极湿，约 89% 样本日有降水。常见全天雾雨、间歇毛毛雨；约 61% 的雨天白天也有降水，沟内游览几乎天天需防雨。</w:t>
+      </w:r>
+    </w:p>
+    <w:p>
+      <w:pPr>
+        <w:spacing w:after="100"/>
+      </w:pPr>
+      <w:r>
+        <w:rPr>
+          <w:rFonts w:ascii="Microsoft YaHei" w:cs="Microsoft YaHei" w:eastAsia="Microsoft YaHei" w:hAnsi="Microsoft YaHei"/>
+          <w:color w:val="3D5038"/>
+          <w:sz w:val="21"/>
+          <w:szCs w:val="21"/>
+        </w:rPr>
+        <w:t xml:space="preserve">雨量: 🌫️微雨/雾雨·为主 · 🌦️毛毛雨·常见 · 🌧️小雨·偶有 — 16 天合计约 34 mm（日均约 2 mm）；约 89% 的日子有降水，几乎天天有。</w:t>
+      </w:r>
+    </w:p>
+    <w:p>
+      <w:pPr>
+        <w:spacing w:after="40" w:before="80"/>
+      </w:pPr>
+      <w:r>
+        <w:rPr>
+          <w:rFonts w:ascii="Microsoft YaHei" w:cs="Microsoft YaHei" w:eastAsia="Microsoft YaHei" w:hAnsi="Microsoft YaHei"/>
+          <w:b/>
+          <w:bCs/>
+          <w:color w:val="3D5038"/>
+          <w:sz w:val="22"/>
+          <w:szCs w:val="22"/>
+        </w:rPr>
+        <w:t xml:space="preserve">芝加哥（参照）</w:t>
+      </w:r>
+    </w:p>
+    <w:p>
+      <w:pPr>
+        <w:spacing w:after="60"/>
+      </w:pPr>
+      <w:r>
+        <w:rPr>
+          <w:rFonts w:ascii="Microsoft YaHei" w:cs="Microsoft YaHei" w:eastAsia="Microsoft YaHei" w:hAnsi="Microsoft YaHei"/>
+          <w:color w:val="3D5038"/>
+          <w:sz w:val="21"/>
+          <w:szCs w:val="21"/>
+        </w:rPr>
+        <w:t xml:space="preserve">阴晴: （参照）日照较好约 73%，多云间晴约 15%，仅约 13% 全天阴沉——明显比川渝晴朗。 (日照较好 73% · 多云间晴 15% · 阴天 13%)</w:t>
+      </w:r>
+    </w:p>
+    <w:p>
+      <w:pPr>
+        <w:spacing w:after="60"/>
+      </w:pPr>
+      <w:r>
+        <w:rPr>
+          <w:rFonts w:ascii="Microsoft YaHei" w:cs="Microsoft YaHei" w:eastAsia="Microsoft YaHei" w:hAnsi="Microsoft YaHei"/>
+          <w:color w:val="3D5038"/>
+          <w:sz w:val="21"/>
+          <w:szCs w:val="21"/>
+        </w:rPr>
+        <w:t xml:space="preserve">时段: 仅供对照——行程不含芝加哥。此期间芝加哥风大，体感低于温度计读数较明显。</w:t>
+      </w:r>
+    </w:p>
+    <w:p>
+      <w:pPr>
+        <w:spacing w:after="100"/>
+      </w:pPr>
+      <w:r>
+        <w:rPr>
+          <w:rFonts w:ascii="Microsoft YaHei" w:cs="Microsoft YaHei" w:eastAsia="Microsoft YaHei" w:hAnsi="Microsoft YaHei"/>
+          <w:color w:val="3D5038"/>
+          <w:sz w:val="21"/>
+          <w:szCs w:val="21"/>
+        </w:rPr>
+        <w:t xml:space="preserve">雨量: 🌧️小雨·常见 · ☔中雨·偶有 · ⛈️大雨·极少 — 16 天合计约 55 mm（日均约 3.4 mm）；约 43% 的日子有雨（雨日平均约 8 mm）。</w:t>
+      </w:r>
+    </w:p>
+    <w:p>
+      <w:pPr>
+        <w:spacing w:after="80" w:before="120"/>
+      </w:pPr>
+      <w:r>
+        <w:rPr>
+          <w:rFonts w:ascii="Microsoft YaHei" w:cs="Microsoft YaHei" w:eastAsia="Microsoft YaHei" w:hAnsi="Microsoft YaHei"/>
+          <w:b/>
+          <w:bCs/>
+          <w:color w:val="4A7A38"/>
+          <w:sz w:val="24"/>
+          <w:szCs w:val="24"/>
+        </w:rPr>
+        <w:t xml:space="preserve">建议携带</w:t>
+      </w:r>
+    </w:p>
+    <w:p>
+      <w:pPr>
+        <w:spacing w:after="60" w:before="80"/>
+      </w:pPr>
+      <w:r>
+        <w:rPr>
+          <w:rFonts w:ascii="Microsoft YaHei" w:cs="Microsoft YaHei" w:eastAsia="Microsoft YaHei" w:hAnsi="Microsoft YaHei"/>
+          <w:b/>
+          <w:bCs/>
+          <w:color w:val="3D5038"/>
+          <w:sz w:val="22"/>
+          <w:szCs w:val="22"/>
+        </w:rPr>
+        <w:t xml:space="preserve">成都 &amp; 重庆（D1–D3、D6–D10）</w:t>
+      </w:r>
+    </w:p>
+    <w:p>
+      <w:pPr>
+        <w:spacing w:after="80"/>
+      </w:pPr>
+      <w:r>
+        <w:rPr>
+          <w:rFonts w:ascii="Microsoft YaHei" w:cs="Microsoft YaHei" w:eastAsia="Microsoft YaHei" w:hAnsi="Microsoft YaHei"/>
+          <w:color w:val="3D5038"/>
+          <w:sz w:val="21"/>
+          <w:szCs w:val="21"/>
+        </w:rPr>
+        <w:t xml:space="preserve">• 白天：透气长袖或薄针织，备一件可随时穿脱的外层</w:t>
+      </w:r>
+    </w:p>
+    <w:p>
+      <w:pPr>
+        <w:spacing w:after="80"/>
+      </w:pPr>
+      <w:r>
+        <w:rPr>
+          <w:rFonts w:ascii="Microsoft YaHei" w:cs="Microsoft YaHei" w:eastAsia="Microsoft YaHei" w:hAnsi="Microsoft YaHei"/>
+          <w:color w:val="3D5038"/>
+          <w:sz w:val="21"/>
+          <w:szCs w:val="21"/>
+        </w:rPr>
+        <w:t xml:space="preserve">• 夜间 / 室内空调：轻便防风夹克或薄抓绒——阴天/毛毛雨日按比表格低 3–5°C 备衣（见上方阴湿穿衣参考）</w:t>
+      </w:r>
+    </w:p>
+    <w:p>
+      <w:pPr>
+        <w:spacing w:after="80"/>
+      </w:pPr>
+      <w:r>
+        <w:rPr>
+          <w:rFonts w:ascii="Microsoft YaHei" w:cs="Microsoft YaHei" w:eastAsia="Microsoft YaHei" w:hAnsi="Microsoft YaHei"/>
+          <w:color w:val="3D5038"/>
+          <w:sz w:val="21"/>
+          <w:szCs w:val="21"/>
+        </w:rPr>
+        <w:t xml:space="preserve">• 雨具：微雨、毛毛雨（1–5 mm）带折叠伞即可；重庆预报有中雨时备轻便雨衣</w:t>
+      </w:r>
+    </w:p>
+    <w:p>
+      <w:pPr>
+        <w:spacing w:after="80"/>
+      </w:pPr>
+      <w:r>
+        <w:rPr>
+          <w:rFonts w:ascii="Microsoft YaHei" w:cs="Microsoft YaHei" w:eastAsia="Microsoft YaHei" w:hAnsi="Microsoft YaHei"/>
+          <w:color w:val="3D5038"/>
+          <w:sz w:val="21"/>
+          <w:szCs w:val="21"/>
+        </w:rPr>
+        <w:t xml:space="preserve">• 鞋：防滑步行鞋；重庆台阶多，避免硬底新鞋</w:t>
+      </w:r>
+    </w:p>
+    <w:p>
+      <w:pPr>
+        <w:spacing w:after="60" w:before="80"/>
+      </w:pPr>
+      <w:r>
+        <w:rPr>
+          <w:rFonts w:ascii="Microsoft YaHei" w:cs="Microsoft YaHei" w:eastAsia="Microsoft YaHei" w:hAnsi="Microsoft YaHei"/>
+          <w:b/>
+          <w:bCs/>
+          <w:color w:val="3D5038"/>
+          <w:sz w:val="22"/>
+          <w:szCs w:val="22"/>
+        </w:rPr>
+        <w:t xml:space="preserve">九寨沟（D4–D6）</w:t>
+      </w:r>
+    </w:p>
+    <w:p>
+      <w:pPr>
+        <w:spacing w:after="80"/>
+      </w:pPr>
+      <w:r>
+        <w:rPr>
+          <w:rFonts w:ascii="Microsoft YaHei" w:cs="Microsoft YaHei" w:eastAsia="Microsoft YaHei" w:hAnsi="Microsoft YaHei"/>
+          <w:color w:val="3D5038"/>
+          <w:sz w:val="21"/>
+          <w:szCs w:val="21"/>
+        </w:rPr>
+        <w:t xml:space="preserve">• 沟内白天：按表格气象体感（约 11°C）穿打底 + 抓绒/毛衣 + 防风外套；雾雨打湿外层时再加一层（实际再低约 2–4°C）</w:t>
+      </w:r>
+    </w:p>
+    <w:p>
+      <w:pPr>
+        <w:spacing w:after="80"/>
+      </w:pPr>
+      <w:r>
+        <w:rPr>
+          <w:rFonts w:ascii="Microsoft YaHei" w:cs="Microsoft YaHei" w:eastAsia="Microsoft YaHei" w:hAnsi="Microsoft YaHei"/>
+          <w:color w:val="3D5038"/>
+          <w:sz w:val="21"/>
+          <w:szCs w:val="21"/>
+        </w:rPr>
+        <w:t xml:space="preserve">• 清晨 / 晚间（06:45 高铁）：按气象体感约 3°C 备薄羽绒或厚抓绒；围巾、薄手套——高海拔+湿冷比数字更刺骨</w:t>
+      </w:r>
+    </w:p>
+    <w:p>
+      <w:pPr>
+        <w:spacing w:after="80"/>
+      </w:pPr>
+      <w:r>
+        <w:rPr>
+          <w:rFonts w:ascii="Microsoft YaHei" w:cs="Microsoft YaHei" w:eastAsia="Microsoft YaHei" w:hAnsi="Microsoft YaHei"/>
+          <w:color w:val="3D5038"/>
+          <w:sz w:val="21"/>
+          <w:szCs w:val="21"/>
+        </w:rPr>
+        <w:t xml:space="preserve">• 防水防滑徒步鞋——持续性毛毛雨、雾雨，木栈道易滑</w:t>
+      </w:r>
+    </w:p>
+    <w:p>
+      <w:pPr>
+        <w:spacing w:after="80"/>
+      </w:pPr>
+      <w:r>
+        <w:rPr>
+          <w:rFonts w:ascii="Microsoft YaHei" w:cs="Microsoft YaHei" w:eastAsia="Microsoft YaHei" w:hAnsi="Microsoft YaHei"/>
+          <w:color w:val="3D5038"/>
+          <w:sz w:val="21"/>
+          <w:szCs w:val="21"/>
+        </w:rPr>
+        <w:t xml:space="preserve">• 墨镜与防晒——高海拔紫外线强，阴冷天也需防护</w:t>
+      </w:r>
+    </w:p>
+    <w:p>
+      <w:pPr>
+        <w:spacing w:after="60" w:before="80"/>
+      </w:pPr>
+      <w:r>
+        <w:rPr>
+          <w:rFonts w:ascii="Microsoft YaHei" w:cs="Microsoft YaHei" w:eastAsia="Microsoft YaHei" w:hAnsi="Microsoft YaHei"/>
+          <w:b/>
+          <w:bCs/>
+          <w:color w:val="3D5038"/>
+          <w:sz w:val="22"/>
+          <w:szCs w:val="22"/>
+        </w:rPr>
+        <w:t xml:space="preserve">通用</w:t>
+      </w:r>
+    </w:p>
+    <w:p>
+      <w:pPr>
+        <w:spacing w:after="80"/>
+      </w:pPr>
+      <w:r>
+        <w:rPr>
+          <w:rFonts w:ascii="Microsoft YaHei" w:cs="Microsoft YaHei" w:eastAsia="Microsoft YaHei" w:hAnsi="Microsoft YaHei"/>
+          <w:color w:val="3D5038"/>
+          <w:sz w:val="21"/>
+          <w:szCs w:val="21"/>
+        </w:rPr>
+        <w:t xml:space="preserve">• 速干打底优于纯棉——出汗或淋雨后更舒服</w:t>
+      </w:r>
+    </w:p>
+    <w:p>
+      <w:pPr>
+        <w:spacing w:after="80"/>
+      </w:pPr>
+      <w:r>
+        <w:rPr>
+          <w:rFonts w:ascii="Microsoft YaHei" w:cs="Microsoft YaHei" w:eastAsia="Microsoft YaHei" w:hAnsi="Microsoft YaHei"/>
+          <w:color w:val="3D5038"/>
+          <w:sz w:val="21"/>
+          <w:szCs w:val="21"/>
+        </w:rPr>
+        <w:t xml:space="preserve">• 1–2 套易洗易干换洗衣物；小密封袋装潮湿物品</w:t>
+      </w:r>
+    </w:p>
+    <w:p>
+      <w:pPr>
+        <w:spacing w:after="80"/>
+      </w:pPr>
+      <w:r>
+        <w:rPr>
+          <w:rFonts w:ascii="Microsoft YaHei" w:cs="Microsoft YaHei" w:eastAsia="Microsoft YaHei" w:hAnsi="Microsoft YaHei"/>
+          <w:color w:val="3D5038"/>
+          <w:sz w:val="21"/>
+          <w:szCs w:val="21"/>
+        </w:rPr>
+        <w:t xml:space="preserve">• 成都市内无需厚羽绒服；把行李空间留给九寨沟分层衣物</w:t>
       </w:r>
     </w:p>
     <w:p>
@@ -4934,7 +6143,7 @@
           <w:sz w:val="20"/>
           <w:szCs w:val="20"/>
         </w:rPr>
-        <w:t xml:space="preserve">直通车返程春熙路。晚间自由采购伴手礼，酒店免费寄存大件行李，整理九寨沟出行物资。</w:t>
+        <w:t xml:space="preserve">直通车返程春熙路。晚间自由采购伴手礼，酒店免费寄存大件行李，整理九寨沟出行物资（详见「10 月天气与穿衣」— 分层保暖 + 防水鞋）。</w:t>
       </w:r>
     </w:p>
     <w:p>
@@ -4992,7 +6201,7 @@
           <w:sz w:val="20"/>
           <w:szCs w:val="20"/>
         </w:rPr>
-        <w:t xml:space="preserve">晚间回熊猫很困酒店，免费寄存大件行李、整理九寨沟出行物资</w:t>
+        <w:t xml:space="preserve">晚间回熊猫很困酒店，免费寄存大件行李、整理九寨沟出行物资（见「10 月天气与穿衣」）</w:t>
       </w:r>
     </w:p>
     <w:p>

--- a/downloads/itinerary-zh.docx
+++ b/downloads/itinerary-zh.docx
@@ -379,7 +379,7 @@
                 <w:sz w:val="20"/>
                 <w:szCs w:val="20"/>
               </w:rPr>
-              <w:t xml:space="preserve">日均最高（实际/气象体感）</w:t>
+              <w:t xml:space="preserve">日均最高（实际 / 气象体感）</w:t>
             </w:r>
           </w:p>
         </w:tc>
@@ -404,7 +404,7 @@
                 <w:sz w:val="20"/>
                 <w:szCs w:val="20"/>
               </w:rPr>
-              <w:t xml:space="preserve">日均最低（实际/气象体感）</w:t>
+              <w:t xml:space="preserve">日均最低（实际 / 气象体感）</w:t>
             </w:r>
           </w:p>
         </w:tc>
@@ -429,7 +429,7 @@
                 <w:sz w:val="20"/>
                 <w:szCs w:val="20"/>
               </w:rPr>
-              <w:t xml:space="preserve">日平均（实际/气象体感）</w:t>
+              <w:t xml:space="preserve">日平均（实际 / 气象体感）</w:t>
             </w:r>
           </w:p>
         </w:tc>
